--- a/docs/ResumeForge_Applied_Software_Project_Report.docx
+++ b/docs/ResumeForge_Applied_Software_Project_Report.docx
@@ -1221,7 +1221,7 @@
                 <w:sz w:val="22"/>
                 <w:szCs w:val="22"/>
               </w:rPr>
-              <w:t xml:space="preserve">5.01</w:t>
+              <w:t xml:space="preserve">4.01</w:t>
             </w:r>
           </w:p>
         </w:tc>
@@ -1249,7 +1249,7 @@
                 <w:sz w:val="22"/>
                 <w:szCs w:val="22"/>
               </w:rPr>
-              <w:t xml:space="preserve">Database tables and their purpose</w:t>
+              <w:t xml:space="preserve">Design patterns used in the low-level design</w:t>
             </w:r>
           </w:p>
         </w:tc>
@@ -1307,7 +1307,7 @@
                 <w:sz w:val="22"/>
                 <w:szCs w:val="22"/>
               </w:rPr>
-              <w:t xml:space="preserve">5.02</w:t>
+              <w:t xml:space="preserve">5.01</w:t>
             </w:r>
           </w:p>
         </w:tc>
@@ -1335,7 +1335,7 @@
                 <w:sz w:val="22"/>
                 <w:szCs w:val="22"/>
               </w:rPr>
-              <w:t xml:space="preserve">Foreign key constraints</w:t>
+              <w:t xml:space="preserve">Database tables and their purpose</w:t>
             </w:r>
           </w:p>
         </w:tc>
@@ -1393,7 +1393,7 @@
                 <w:sz w:val="22"/>
                 <w:szCs w:val="22"/>
               </w:rPr>
-              <w:t xml:space="preserve">5.03</w:t>
+              <w:t xml:space="preserve">5.02</w:t>
             </w:r>
           </w:p>
         </w:tc>
@@ -1421,7 +1421,7 @@
                 <w:sz w:val="22"/>
                 <w:szCs w:val="22"/>
               </w:rPr>
-              <w:t xml:space="preserve">Cardinality of relations</w:t>
+              <w:t xml:space="preserve">Foreign key constraints</w:t>
             </w:r>
           </w:p>
         </w:tc>
@@ -1479,7 +1479,7 @@
                 <w:sz w:val="22"/>
                 <w:szCs w:val="22"/>
               </w:rPr>
-              <w:t xml:space="preserve">6.01</w:t>
+              <w:t xml:space="preserve">5.03</w:t>
             </w:r>
           </w:p>
         </w:tc>
@@ -1507,7 +1507,7 @@
                 <w:sz w:val="22"/>
                 <w:szCs w:val="22"/>
               </w:rPr>
-              <w:t xml:space="preserve">N+1 optimisation benchmark results</w:t>
+              <w:t xml:space="preserve">Cardinality of relations</w:t>
             </w:r>
           </w:p>
         </w:tc>
@@ -1565,7 +1565,179 @@
                 <w:sz w:val="22"/>
                 <w:szCs w:val="22"/>
               </w:rPr>
-              <w:t xml:space="preserve">8.01</w:t>
+              <w:t xml:space="preserve">6.01</w:t>
+            </w:r>
+          </w:p>
+        </w:tc>
+        <w:tc>
+          <w:tcPr>
+            <w:tcW w:type="dxa" w:w="5878"/>
+            <w:tcMar>
+              <w:top w:type="dxa" w:w="70"/>
+              <w:left w:type="dxa" w:w="110"/>
+              <w:bottom w:type="dxa" w:w="70"/>
+              <w:right w:type="dxa" w:w="110"/>
+            </w:tcMar>
+          </w:tcPr>
+          <w:p>
+            <w:pPr>
+              <w:spacing w:after="0" w:line="240"/>
+              <w:jc w:val="left"/>
+            </w:pPr>
+            <w:r>
+              <w:rPr>
+                <w:rFonts w:ascii="Times New Roman" w:cs="Times New Roman" w:eastAsia="Times New Roman" w:hAnsi="Times New Roman"/>
+                <w:b w:val="false"/>
+                <w:bCs w:val="false"/>
+                <w:color w:val="000000"/>
+                <w:sz w:val="22"/>
+                <w:szCs w:val="22"/>
+              </w:rPr>
+              <w:t xml:space="preserve">N+1 optimisation benchmark results</w:t>
+            </w:r>
+          </w:p>
+        </w:tc>
+        <w:tc>
+          <w:tcPr>
+            <w:tcW w:type="dxa" w:w="1411"/>
+            <w:tcMar>
+              <w:top w:type="dxa" w:w="70"/>
+              <w:left w:type="dxa" w:w="110"/>
+              <w:bottom w:type="dxa" w:w="70"/>
+              <w:right w:type="dxa" w:w="110"/>
+            </w:tcMar>
+          </w:tcPr>
+          <w:p>
+            <w:pPr>
+              <w:spacing w:after="0" w:line="240"/>
+              <w:jc w:val="left"/>
+            </w:pPr>
+            <w:r>
+              <w:rPr>
+                <w:rFonts w:ascii="Times New Roman" w:cs="Times New Roman" w:eastAsia="Times New Roman" w:hAnsi="Times New Roman"/>
+                <w:b w:val="false"/>
+                <w:bCs w:val="false"/>
+                <w:color w:val="000000"/>
+                <w:sz w:val="22"/>
+                <w:szCs w:val="22"/>
+              </w:rPr>
+              <w:t xml:space="preserve"/>
+            </w:r>
+          </w:p>
+        </w:tc>
+      </w:tr>
+      <w:tr>
+        <w:tc>
+          <w:tcPr>
+            <w:tcW w:type="dxa" w:w="1411"/>
+            <w:tcMar>
+              <w:top w:type="dxa" w:w="70"/>
+              <w:left w:type="dxa" w:w="110"/>
+              <w:bottom w:type="dxa" w:w="70"/>
+              <w:right w:type="dxa" w:w="110"/>
+            </w:tcMar>
+          </w:tcPr>
+          <w:p>
+            <w:pPr>
+              <w:spacing w:after="0" w:line="240"/>
+              <w:jc w:val="left"/>
+            </w:pPr>
+            <w:r>
+              <w:rPr>
+                <w:rFonts w:ascii="Times New Roman" w:cs="Times New Roman" w:eastAsia="Times New Roman" w:hAnsi="Times New Roman"/>
+                <w:b w:val="false"/>
+                <w:bCs w:val="false"/>
+                <w:color w:val="000000"/>
+                <w:sz w:val="22"/>
+                <w:szCs w:val="22"/>
+              </w:rPr>
+              <w:t xml:space="preserve">8.02</w:t>
+            </w:r>
+          </w:p>
+        </w:tc>
+        <w:tc>
+          <w:tcPr>
+            <w:tcW w:type="dxa" w:w="5878"/>
+            <w:tcMar>
+              <w:top w:type="dxa" w:w="70"/>
+              <w:left w:type="dxa" w:w="110"/>
+              <w:bottom w:type="dxa" w:w="70"/>
+              <w:right w:type="dxa" w:w="110"/>
+            </w:tcMar>
+          </w:tcPr>
+          <w:p>
+            <w:pPr>
+              <w:spacing w:after="0" w:line="240"/>
+              <w:jc w:val="left"/>
+            </w:pPr>
+            <w:r>
+              <w:rPr>
+                <w:rFonts w:ascii="Times New Roman" w:cs="Times New Roman" w:eastAsia="Times New Roman" w:hAnsi="Times New Roman"/>
+                <w:b w:val="false"/>
+                <w:bCs w:val="false"/>
+                <w:color w:val="000000"/>
+                <w:sz w:val="22"/>
+                <w:szCs w:val="22"/>
+              </w:rPr>
+              <w:t xml:space="preserve">Automated test suites</w:t>
+            </w:r>
+          </w:p>
+        </w:tc>
+        <w:tc>
+          <w:tcPr>
+            <w:tcW w:type="dxa" w:w="1411"/>
+            <w:tcMar>
+              <w:top w:type="dxa" w:w="70"/>
+              <w:left w:type="dxa" w:w="110"/>
+              <w:bottom w:type="dxa" w:w="70"/>
+              <w:right w:type="dxa" w:w="110"/>
+            </w:tcMar>
+          </w:tcPr>
+          <w:p>
+            <w:pPr>
+              <w:spacing w:after="0" w:line="240"/>
+              <w:jc w:val="left"/>
+            </w:pPr>
+            <w:r>
+              <w:rPr>
+                <w:rFonts w:ascii="Times New Roman" w:cs="Times New Roman" w:eastAsia="Times New Roman" w:hAnsi="Times New Roman"/>
+                <w:b w:val="false"/>
+                <w:bCs w:val="false"/>
+                <w:color w:val="000000"/>
+                <w:sz w:val="22"/>
+                <w:szCs w:val="22"/>
+              </w:rPr>
+              <w:t xml:space="preserve"/>
+            </w:r>
+          </w:p>
+        </w:tc>
+      </w:tr>
+      <w:tr>
+        <w:tc>
+          <w:tcPr>
+            <w:tcW w:type="dxa" w:w="1411"/>
+            <w:tcMar>
+              <w:top w:type="dxa" w:w="70"/>
+              <w:left w:type="dxa" w:w="110"/>
+              <w:bottom w:type="dxa" w:w="70"/>
+              <w:right w:type="dxa" w:w="110"/>
+            </w:tcMar>
+          </w:tcPr>
+          <w:p>
+            <w:pPr>
+              <w:spacing w:after="0" w:line="240"/>
+              <w:jc w:val="left"/>
+            </w:pPr>
+            <w:r>
+              <w:rPr>
+                <w:rFonts w:ascii="Times New Roman" w:cs="Times New Roman" w:eastAsia="Times New Roman" w:hAnsi="Times New Roman"/>
+                <w:b w:val="false"/>
+                <w:bCs w:val="false"/>
+                <w:color w:val="000000"/>
+                <w:sz w:val="22"/>
+                <w:szCs w:val="22"/>
+              </w:rPr>
+              <w:t xml:space="preserve">8.03</w:t>
             </w:r>
           </w:p>
         </w:tc>
@@ -2748,7 +2920,7 @@
           <w:sz w:val="24"/>
           <w:szCs w:val="24"/>
         </w:rPr>
-        <w:t xml:space="preserve">The results are a working system of fourteen REST endpoints with stateless JWT authentication and object-level authorisation enforced at the service layer, verified by an automated cross-tenant test suite. The project carries 77 automated tests with JaCoCo-measured coverage of 49.4% of lines on the primary service. A measured optimisation of the resume listing path reduced the query count from 31 to 1 and median latency from 3.487 ms to 1.126 ms.</w:t>
+        <w:t xml:space="preserve">The results are a working system of fourteen REST endpoints with stateless JWT authentication and object-level authorisation enforced at the service layer, verified by an automated cross-tenant test suite. The project carries 94 automated tests with JaCoCo-measured coverage of 64.6% of lines on the primary service. A measured optimisation of the resume listing path reduced the query count from 31 to 1 and median latency from 3.487 ms to 1.126 ms.</w:t>
       </w:r>
     </w:p>
     <w:p>
@@ -9540,6 +9712,883 @@
       </w:r>
     </w:p>
     <w:p>
+      <w:pPr>
+        <w:pStyle w:val="Heading2"/>
+        <w:spacing w:after="140" w:before="280" w:line="360"/>
+        <w:jc w:val="left"/>
+      </w:pPr>
+      <w:r>
+        <w:rPr>
+          <w:rFonts w:ascii="Times New Roman" w:cs="Times New Roman" w:eastAsia="Times New Roman" w:hAnsi="Times New Roman"/>
+          <w:b/>
+          <w:bCs/>
+          <w:color w:val="000000"/>
+          <w:sz w:val="28"/>
+          <w:szCs w:val="28"/>
+        </w:rPr>
+        <w:t xml:space="preserve">4.4 Design patterns applied</w:t>
+      </w:r>
+    </w:p>
+    <w:p>
+      <w:pPr>
+        <w:spacing w:after="120" w:line="360"/>
+        <w:jc w:val="both"/>
+      </w:pPr>
+      <w:r>
+        <w:rPr>
+          <w:rFonts w:ascii="Times New Roman" w:cs="Times New Roman" w:eastAsia="Times New Roman" w:hAnsi="Times New Roman"/>
+          <w:color w:val="000000"/>
+          <w:sz w:val="24"/>
+          <w:szCs w:val="24"/>
+        </w:rPr>
+        <w:t xml:space="preserve">The low-level design uses several established patterns. They are named here because the choice of pattern, and the reason for it, is part of the design rather than an accident of the framework.</w:t>
+      </w:r>
+    </w:p>
+    <w:p>
+      <w:pPr>
+        <w:spacing w:after="90" w:before="220" w:line="240"/>
+        <w:jc w:val="left"/>
+      </w:pPr>
+      <w:r>
+        <w:rPr>
+          <w:rFonts w:ascii="Times New Roman" w:cs="Times New Roman" w:eastAsia="Times New Roman" w:hAnsi="Times New Roman"/>
+          <w:b/>
+          <w:bCs/>
+          <w:color w:val="000000"/>
+          <w:sz w:val="22"/>
+          <w:szCs w:val="22"/>
+        </w:rPr>
+        <w:t xml:space="preserve">Table 4.01: Design patterns used in the low-level design</w:t>
+      </w:r>
+    </w:p>
+    <w:tbl>
+      <w:tblPr>
+        <w:tblW w:type="dxa" w:w="8700"/>
+        <w:tblBorders>
+          <w:top w:val="single" w:color="auto" w:sz="4"/>
+          <w:left w:val="single" w:color="auto" w:sz="4"/>
+          <w:bottom w:val="single" w:color="auto" w:sz="4"/>
+          <w:right w:val="single" w:color="auto" w:sz="4"/>
+          <w:insideH w:val="single" w:color="auto" w:sz="4"/>
+          <w:insideV w:val="single" w:color="auto" w:sz="4"/>
+        </w:tblBorders>
+      </w:tblPr>
+      <w:tblGrid>
+        <w:gridCol w:w="1450"/>
+        <w:gridCol w:w="2900"/>
+        <w:gridCol w:w="4350"/>
+      </w:tblGrid>
+      <w:tr>
+        <w:trPr>
+          <w:tblHeader/>
+        </w:trPr>
+        <w:tc>
+          <w:tcPr>
+            <w:tcW w:type="dxa" w:w="1450"/>
+            <w:shd w:fill="D9D9D9" w:val="clear"/>
+            <w:tcMar>
+              <w:top w:type="dxa" w:w="70"/>
+              <w:left w:type="dxa" w:w="110"/>
+              <w:bottom w:type="dxa" w:w="70"/>
+              <w:right w:type="dxa" w:w="110"/>
+            </w:tcMar>
+          </w:tcPr>
+          <w:p>
+            <w:pPr>
+              <w:spacing w:after="0" w:line="240"/>
+              <w:jc w:val="left"/>
+            </w:pPr>
+            <w:r>
+              <w:rPr>
+                <w:rFonts w:ascii="Times New Roman" w:cs="Times New Roman" w:eastAsia="Times New Roman" w:hAnsi="Times New Roman"/>
+                <w:b/>
+                <w:bCs/>
+                <w:color w:val="000000"/>
+                <w:sz w:val="22"/>
+                <w:szCs w:val="22"/>
+              </w:rPr>
+              <w:t xml:space="preserve">Pattern</w:t>
+            </w:r>
+          </w:p>
+        </w:tc>
+        <w:tc>
+          <w:tcPr>
+            <w:tcW w:type="dxa" w:w="2900"/>
+            <w:shd w:fill="D9D9D9" w:val="clear"/>
+            <w:tcMar>
+              <w:top w:type="dxa" w:w="70"/>
+              <w:left w:type="dxa" w:w="110"/>
+              <w:bottom w:type="dxa" w:w="70"/>
+              <w:right w:type="dxa" w:w="110"/>
+            </w:tcMar>
+          </w:tcPr>
+          <w:p>
+            <w:pPr>
+              <w:spacing w:after="0" w:line="240"/>
+              <w:jc w:val="left"/>
+            </w:pPr>
+            <w:r>
+              <w:rPr>
+                <w:rFonts w:ascii="Times New Roman" w:cs="Times New Roman" w:eastAsia="Times New Roman" w:hAnsi="Times New Roman"/>
+                <w:b/>
+                <w:bCs/>
+                <w:color w:val="000000"/>
+                <w:sz w:val="22"/>
+                <w:szCs w:val="22"/>
+              </w:rPr>
+              <w:t xml:space="preserve">Where it is applied</w:t>
+            </w:r>
+          </w:p>
+        </w:tc>
+        <w:tc>
+          <w:tcPr>
+            <w:tcW w:type="dxa" w:w="4350"/>
+            <w:shd w:fill="D9D9D9" w:val="clear"/>
+            <w:tcMar>
+              <w:top w:type="dxa" w:w="70"/>
+              <w:left w:type="dxa" w:w="110"/>
+              <w:bottom w:type="dxa" w:w="70"/>
+              <w:right w:type="dxa" w:w="110"/>
+            </w:tcMar>
+          </w:tcPr>
+          <w:p>
+            <w:pPr>
+              <w:spacing w:after="0" w:line="240"/>
+              <w:jc w:val="left"/>
+            </w:pPr>
+            <w:r>
+              <w:rPr>
+                <w:rFonts w:ascii="Times New Roman" w:cs="Times New Roman" w:eastAsia="Times New Roman" w:hAnsi="Times New Roman"/>
+                <w:b/>
+                <w:bCs/>
+                <w:color w:val="000000"/>
+                <w:sz w:val="22"/>
+                <w:szCs w:val="22"/>
+              </w:rPr>
+              <w:t xml:space="preserve">Why</w:t>
+            </w:r>
+          </w:p>
+        </w:tc>
+      </w:tr>
+      <w:tr>
+        <w:tc>
+          <w:tcPr>
+            <w:tcW w:type="dxa" w:w="1450"/>
+            <w:tcMar>
+              <w:top w:type="dxa" w:w="70"/>
+              <w:left w:type="dxa" w:w="110"/>
+              <w:bottom w:type="dxa" w:w="70"/>
+              <w:right w:type="dxa" w:w="110"/>
+            </w:tcMar>
+          </w:tcPr>
+          <w:p>
+            <w:pPr>
+              <w:spacing w:after="0" w:line="240"/>
+              <w:jc w:val="left"/>
+            </w:pPr>
+            <w:r>
+              <w:rPr>
+                <w:rFonts w:ascii="Times New Roman" w:cs="Times New Roman" w:eastAsia="Times New Roman" w:hAnsi="Times New Roman"/>
+                <w:b w:val="false"/>
+                <w:bCs w:val="false"/>
+                <w:color w:val="000000"/>
+                <w:sz w:val="22"/>
+                <w:szCs w:val="22"/>
+              </w:rPr>
+              <w:t xml:space="preserve">Repository</w:t>
+            </w:r>
+          </w:p>
+        </w:tc>
+        <w:tc>
+          <w:tcPr>
+            <w:tcW w:type="dxa" w:w="2900"/>
+            <w:tcMar>
+              <w:top w:type="dxa" w:w="70"/>
+              <w:left w:type="dxa" w:w="110"/>
+              <w:bottom w:type="dxa" w:w="70"/>
+              <w:right w:type="dxa" w:w="110"/>
+            </w:tcMar>
+          </w:tcPr>
+          <w:p>
+            <w:pPr>
+              <w:spacing w:after="0" w:line="240"/>
+              <w:jc w:val="left"/>
+            </w:pPr>
+            <w:r>
+              <w:rPr>
+                <w:rFonts w:ascii="Times New Roman" w:cs="Times New Roman" w:eastAsia="Times New Roman" w:hAnsi="Times New Roman"/>
+                <w:b w:val="false"/>
+                <w:bCs w:val="false"/>
+                <w:color w:val="000000"/>
+                <w:sz w:val="22"/>
+                <w:szCs w:val="22"/>
+              </w:rPr>
+              <w:t xml:space="preserve">MasterResumeRepository, TailoredResumeRepository, JobDescriptionRepository</w:t>
+            </w:r>
+          </w:p>
+        </w:tc>
+        <w:tc>
+          <w:tcPr>
+            <w:tcW w:type="dxa" w:w="4350"/>
+            <w:tcMar>
+              <w:top w:type="dxa" w:w="70"/>
+              <w:left w:type="dxa" w:w="110"/>
+              <w:bottom w:type="dxa" w:w="70"/>
+              <w:right w:type="dxa" w:w="110"/>
+            </w:tcMar>
+          </w:tcPr>
+          <w:p>
+            <w:pPr>
+              <w:spacing w:after="0" w:line="240"/>
+              <w:jc w:val="left"/>
+            </w:pPr>
+            <w:r>
+              <w:rPr>
+                <w:rFonts w:ascii="Times New Roman" w:cs="Times New Roman" w:eastAsia="Times New Roman" w:hAnsi="Times New Roman"/>
+                <w:b w:val="false"/>
+                <w:bCs w:val="false"/>
+                <w:color w:val="000000"/>
+                <w:sz w:val="22"/>
+                <w:szCs w:val="22"/>
+              </w:rPr>
+              <w:t xml:space="preserve">Separates the domain from persistence, so the service layer expresses business rules without embedding query mechanics. It is also what makes the service unit-testable, because a repository interface is trivial to substitute with a test double.</w:t>
+            </w:r>
+          </w:p>
+        </w:tc>
+      </w:tr>
+      <w:tr>
+        <w:tc>
+          <w:tcPr>
+            <w:tcW w:type="dxa" w:w="1450"/>
+            <w:tcMar>
+              <w:top w:type="dxa" w:w="70"/>
+              <w:left w:type="dxa" w:w="110"/>
+              <w:bottom w:type="dxa" w:w="70"/>
+              <w:right w:type="dxa" w:w="110"/>
+            </w:tcMar>
+          </w:tcPr>
+          <w:p>
+            <w:pPr>
+              <w:spacing w:after="0" w:line="240"/>
+              <w:jc w:val="left"/>
+            </w:pPr>
+            <w:r>
+              <w:rPr>
+                <w:rFonts w:ascii="Times New Roman" w:cs="Times New Roman" w:eastAsia="Times New Roman" w:hAnsi="Times New Roman"/>
+                <w:b w:val="false"/>
+                <w:bCs w:val="false"/>
+                <w:color w:val="000000"/>
+                <w:sz w:val="22"/>
+                <w:szCs w:val="22"/>
+              </w:rPr>
+              <w:t xml:space="preserve">Data Transfer Object</w:t>
+            </w:r>
+          </w:p>
+        </w:tc>
+        <w:tc>
+          <w:tcPr>
+            <w:tcW w:type="dxa" w:w="2900"/>
+            <w:tcMar>
+              <w:top w:type="dxa" w:w="70"/>
+              <w:left w:type="dxa" w:w="110"/>
+              <w:bottom w:type="dxa" w:w="70"/>
+              <w:right w:type="dxa" w:w="110"/>
+            </w:tcMar>
+          </w:tcPr>
+          <w:p>
+            <w:pPr>
+              <w:spacing w:after="0" w:line="240"/>
+              <w:jc w:val="left"/>
+            </w:pPr>
+            <w:r>
+              <w:rPr>
+                <w:rFonts w:ascii="Times New Roman" w:cs="Times New Roman" w:eastAsia="Times New Roman" w:hAnsi="Times New Roman"/>
+                <w:b w:val="false"/>
+                <w:bCs w:val="false"/>
+                <w:color w:val="000000"/>
+                <w:sz w:val="22"/>
+                <w:szCs w:val="22"/>
+              </w:rPr>
+              <w:t xml:space="preserve">CreateMasterResumeRequest, TailoredResumeResponse and the other DTOs</w:t>
+            </w:r>
+          </w:p>
+        </w:tc>
+        <w:tc>
+          <w:tcPr>
+            <w:tcW w:type="dxa" w:w="4350"/>
+            <w:tcMar>
+              <w:top w:type="dxa" w:w="70"/>
+              <w:left w:type="dxa" w:w="110"/>
+              <w:bottom w:type="dxa" w:w="70"/>
+              <w:right w:type="dxa" w:w="110"/>
+            </w:tcMar>
+          </w:tcPr>
+          <w:p>
+            <w:pPr>
+              <w:spacing w:after="0" w:line="240"/>
+              <w:jc w:val="left"/>
+            </w:pPr>
+            <w:r>
+              <w:rPr>
+                <w:rFonts w:ascii="Times New Roman" w:cs="Times New Roman" w:eastAsia="Times New Roman" w:hAnsi="Times New Roman"/>
+                <w:b w:val="false"/>
+                <w:bCs w:val="false"/>
+                <w:color w:val="000000"/>
+                <w:sz w:val="22"/>
+                <w:szCs w:val="22"/>
+              </w:rPr>
+              <w:t xml:space="preserve">Decouples the wire contract from the entity model, so the schema can change without altering the API and internal fields are never exposed accidentally.</w:t>
+            </w:r>
+          </w:p>
+        </w:tc>
+      </w:tr>
+      <w:tr>
+        <w:tc>
+          <w:tcPr>
+            <w:tcW w:type="dxa" w:w="1450"/>
+            <w:tcMar>
+              <w:top w:type="dxa" w:w="70"/>
+              <w:left w:type="dxa" w:w="110"/>
+              <w:bottom w:type="dxa" w:w="70"/>
+              <w:right w:type="dxa" w:w="110"/>
+            </w:tcMar>
+          </w:tcPr>
+          <w:p>
+            <w:pPr>
+              <w:spacing w:after="0" w:line="240"/>
+              <w:jc w:val="left"/>
+            </w:pPr>
+            <w:r>
+              <w:rPr>
+                <w:rFonts w:ascii="Times New Roman" w:cs="Times New Roman" w:eastAsia="Times New Roman" w:hAnsi="Times New Roman"/>
+                <w:b w:val="false"/>
+                <w:bCs w:val="false"/>
+                <w:color w:val="000000"/>
+                <w:sz w:val="22"/>
+                <w:szCs w:val="22"/>
+              </w:rPr>
+              <w:t xml:space="preserve">Producer–Consumer</w:t>
+            </w:r>
+          </w:p>
+        </w:tc>
+        <w:tc>
+          <w:tcPr>
+            <w:tcW w:type="dxa" w:w="2900"/>
+            <w:tcMar>
+              <w:top w:type="dxa" w:w="70"/>
+              <w:left w:type="dxa" w:w="110"/>
+              <w:bottom w:type="dxa" w:w="70"/>
+              <w:right w:type="dxa" w:w="110"/>
+            </w:tcMar>
+          </w:tcPr>
+          <w:p>
+            <w:pPr>
+              <w:spacing w:after="0" w:line="240"/>
+              <w:jc w:val="left"/>
+            </w:pPr>
+            <w:r>
+              <w:rPr>
+                <w:rFonts w:ascii="Times New Roman" w:cs="Times New Roman" w:eastAsia="Times New Roman" w:hAnsi="Times New Roman"/>
+                <w:b w:val="false"/>
+                <w:bCs w:val="false"/>
+                <w:color w:val="000000"/>
+                <w:sz w:val="22"/>
+                <w:szCs w:val="22"/>
+              </w:rPr>
+              <w:t xml:space="preserve">TailoringProducer and TailoringConsumer across the Kafka topic</w:t>
+            </w:r>
+          </w:p>
+        </w:tc>
+        <w:tc>
+          <w:tcPr>
+            <w:tcW w:type="dxa" w:w="4350"/>
+            <w:tcMar>
+              <w:top w:type="dxa" w:w="70"/>
+              <w:left w:type="dxa" w:w="110"/>
+              <w:bottom w:type="dxa" w:w="70"/>
+              <w:right w:type="dxa" w:w="110"/>
+            </w:tcMar>
+          </w:tcPr>
+          <w:p>
+            <w:pPr>
+              <w:spacing w:after="0" w:line="240"/>
+              <w:jc w:val="left"/>
+            </w:pPr>
+            <w:r>
+              <w:rPr>
+                <w:rFonts w:ascii="Times New Roman" w:cs="Times New Roman" w:eastAsia="Times New Roman" w:hAnsi="Times New Roman"/>
+                <w:b w:val="false"/>
+                <w:bCs w:val="false"/>
+                <w:color w:val="000000"/>
+                <w:sz w:val="22"/>
+                <w:szCs w:val="22"/>
+              </w:rPr>
+              <w:t xml:space="preserve">Decouples the two services in time as well as in code; the producer has no reference to the consumer and does not wait for it.</w:t>
+            </w:r>
+          </w:p>
+        </w:tc>
+      </w:tr>
+      <w:tr>
+        <w:tc>
+          <w:tcPr>
+            <w:tcW w:type="dxa" w:w="1450"/>
+            <w:tcMar>
+              <w:top w:type="dxa" w:w="70"/>
+              <w:left w:type="dxa" w:w="110"/>
+              <w:bottom w:type="dxa" w:w="70"/>
+              <w:right w:type="dxa" w:w="110"/>
+            </w:tcMar>
+          </w:tcPr>
+          <w:p>
+            <w:pPr>
+              <w:spacing w:after="0" w:line="240"/>
+              <w:jc w:val="left"/>
+            </w:pPr>
+            <w:r>
+              <w:rPr>
+                <w:rFonts w:ascii="Times New Roman" w:cs="Times New Roman" w:eastAsia="Times New Roman" w:hAnsi="Times New Roman"/>
+                <w:b w:val="false"/>
+                <w:bCs w:val="false"/>
+                <w:color w:val="000000"/>
+                <w:sz w:val="22"/>
+                <w:szCs w:val="22"/>
+              </w:rPr>
+              <w:t xml:space="preserve">Chain of Responsibility</w:t>
+            </w:r>
+          </w:p>
+        </w:tc>
+        <w:tc>
+          <w:tcPr>
+            <w:tcW w:type="dxa" w:w="2900"/>
+            <w:tcMar>
+              <w:top w:type="dxa" w:w="70"/>
+              <w:left w:type="dxa" w:w="110"/>
+              <w:bottom w:type="dxa" w:w="70"/>
+              <w:right w:type="dxa" w:w="110"/>
+            </w:tcMar>
+          </w:tcPr>
+          <w:p>
+            <w:pPr>
+              <w:spacing w:after="0" w:line="240"/>
+              <w:jc w:val="left"/>
+            </w:pPr>
+            <w:r>
+              <w:rPr>
+                <w:rFonts w:ascii="Times New Roman" w:cs="Times New Roman" w:eastAsia="Times New Roman" w:hAnsi="Times New Roman"/>
+                <w:b w:val="false"/>
+                <w:bCs w:val="false"/>
+                <w:color w:val="000000"/>
+                <w:sz w:val="22"/>
+                <w:szCs w:val="22"/>
+              </w:rPr>
+              <w:t xml:space="preserve">The Spring Security filter chain — RateLimitFilter then JwtAuthFilter</w:t>
+            </w:r>
+          </w:p>
+        </w:tc>
+        <w:tc>
+          <w:tcPr>
+            <w:tcW w:type="dxa" w:w="4350"/>
+            <w:tcMar>
+              <w:top w:type="dxa" w:w="70"/>
+              <w:left w:type="dxa" w:w="110"/>
+              <w:bottom w:type="dxa" w:w="70"/>
+              <w:right w:type="dxa" w:w="110"/>
+            </w:tcMar>
+          </w:tcPr>
+          <w:p>
+            <w:pPr>
+              <w:spacing w:after="0" w:line="240"/>
+              <w:jc w:val="left"/>
+            </w:pPr>
+            <w:r>
+              <w:rPr>
+                <w:rFonts w:ascii="Times New Roman" w:cs="Times New Roman" w:eastAsia="Times New Roman" w:hAnsi="Times New Roman"/>
+                <w:b w:val="false"/>
+                <w:bCs w:val="false"/>
+                <w:color w:val="000000"/>
+                <w:sz w:val="22"/>
+                <w:szCs w:val="22"/>
+              </w:rPr>
+              <w:t xml:space="preserve">Each filter handles one concern and either rejects the request or passes it on, so cross-cutting checks compose without any one filter knowing about the others.</w:t>
+            </w:r>
+          </w:p>
+        </w:tc>
+      </w:tr>
+      <w:tr>
+        <w:tc>
+          <w:tcPr>
+            <w:tcW w:type="dxa" w:w="1450"/>
+            <w:tcMar>
+              <w:top w:type="dxa" w:w="70"/>
+              <w:left w:type="dxa" w:w="110"/>
+              <w:bottom w:type="dxa" w:w="70"/>
+              <w:right w:type="dxa" w:w="110"/>
+            </w:tcMar>
+          </w:tcPr>
+          <w:p>
+            <w:pPr>
+              <w:spacing w:after="0" w:line="240"/>
+              <w:jc w:val="left"/>
+            </w:pPr>
+            <w:r>
+              <w:rPr>
+                <w:rFonts w:ascii="Times New Roman" w:cs="Times New Roman" w:eastAsia="Times New Roman" w:hAnsi="Times New Roman"/>
+                <w:b w:val="false"/>
+                <w:bCs w:val="false"/>
+                <w:color w:val="000000"/>
+                <w:sz w:val="22"/>
+                <w:szCs w:val="22"/>
+              </w:rPr>
+              <w:t xml:space="preserve">Proxy</w:t>
+            </w:r>
+          </w:p>
+        </w:tc>
+        <w:tc>
+          <w:tcPr>
+            <w:tcW w:type="dxa" w:w="2900"/>
+            <w:tcMar>
+              <w:top w:type="dxa" w:w="70"/>
+              <w:left w:type="dxa" w:w="110"/>
+              <w:bottom w:type="dxa" w:w="70"/>
+              <w:right w:type="dxa" w:w="110"/>
+            </w:tcMar>
+          </w:tcPr>
+          <w:p>
+            <w:pPr>
+              <w:spacing w:after="0" w:line="240"/>
+              <w:jc w:val="left"/>
+            </w:pPr>
+            <w:r>
+              <w:rPr>
+                <w:rFonts w:ascii="Times New Roman" w:cs="Times New Roman" w:eastAsia="Times New Roman" w:hAnsi="Times New Roman"/>
+                <w:b w:val="false"/>
+                <w:bCs w:val="false"/>
+                <w:color w:val="000000"/>
+                <w:sz w:val="22"/>
+                <w:szCs w:val="22"/>
+              </w:rPr>
+              <w:t xml:space="preserve">Resilience4j circuit breaker and retry on OllamaApiCaller</w:t>
+            </w:r>
+          </w:p>
+        </w:tc>
+        <w:tc>
+          <w:tcPr>
+            <w:tcW w:type="dxa" w:w="4350"/>
+            <w:tcMar>
+              <w:top w:type="dxa" w:w="70"/>
+              <w:left w:type="dxa" w:w="110"/>
+              <w:bottom w:type="dxa" w:w="70"/>
+              <w:right w:type="dxa" w:w="110"/>
+            </w:tcMar>
+          </w:tcPr>
+          <w:p>
+            <w:pPr>
+              <w:spacing w:after="0" w:line="240"/>
+              <w:jc w:val="left"/>
+            </w:pPr>
+            <w:r>
+              <w:rPr>
+                <w:rFonts w:ascii="Times New Roman" w:cs="Times New Roman" w:eastAsia="Times New Roman" w:hAnsi="Times New Roman"/>
+                <w:b w:val="false"/>
+                <w:bCs w:val="false"/>
+                <w:color w:val="000000"/>
+                <w:sz w:val="22"/>
+                <w:szCs w:val="22"/>
+              </w:rPr>
+              <w:t xml:space="preserve">The resilience policy wraps the call without the calling code knowing. This pattern is also the reason the annotation must sit on a public method of a separate bean, as Section 9.1 discusses.</w:t>
+            </w:r>
+          </w:p>
+        </w:tc>
+      </w:tr>
+      <w:tr>
+        <w:tc>
+          <w:tcPr>
+            <w:tcW w:type="dxa" w:w="1450"/>
+            <w:tcMar>
+              <w:top w:type="dxa" w:w="70"/>
+              <w:left w:type="dxa" w:w="110"/>
+              <w:bottom w:type="dxa" w:w="70"/>
+              <w:right w:type="dxa" w:w="110"/>
+            </w:tcMar>
+          </w:tcPr>
+          <w:p>
+            <w:pPr>
+              <w:spacing w:after="0" w:line="240"/>
+              <w:jc w:val="left"/>
+            </w:pPr>
+            <w:r>
+              <w:rPr>
+                <w:rFonts w:ascii="Times New Roman" w:cs="Times New Roman" w:eastAsia="Times New Roman" w:hAnsi="Times New Roman"/>
+                <w:b w:val="false"/>
+                <w:bCs w:val="false"/>
+                <w:color w:val="000000"/>
+                <w:sz w:val="22"/>
+                <w:szCs w:val="22"/>
+              </w:rPr>
+              <w:t xml:space="preserve">Facade</w:t>
+            </w:r>
+          </w:p>
+        </w:tc>
+        <w:tc>
+          <w:tcPr>
+            <w:tcW w:type="dxa" w:w="2900"/>
+            <w:tcMar>
+              <w:top w:type="dxa" w:w="70"/>
+              <w:left w:type="dxa" w:w="110"/>
+              <w:bottom w:type="dxa" w:w="70"/>
+              <w:right w:type="dxa" w:w="110"/>
+            </w:tcMar>
+          </w:tcPr>
+          <w:p>
+            <w:pPr>
+              <w:spacing w:after="0" w:line="240"/>
+              <w:jc w:val="left"/>
+            </w:pPr>
+            <w:r>
+              <w:rPr>
+                <w:rFonts w:ascii="Times New Roman" w:cs="Times New Roman" w:eastAsia="Times New Roman" w:hAnsi="Times New Roman"/>
+                <w:b w:val="false"/>
+                <w:bCs w:val="false"/>
+                <w:color w:val="000000"/>
+                <w:sz w:val="22"/>
+                <w:szCs w:val="22"/>
+              </w:rPr>
+              <w:t xml:space="preserve">OllamaClient over OllamaApiCaller</w:t>
+            </w:r>
+          </w:p>
+        </w:tc>
+        <w:tc>
+          <w:tcPr>
+            <w:tcW w:type="dxa" w:w="4350"/>
+            <w:tcMar>
+              <w:top w:type="dxa" w:w="70"/>
+              <w:left w:type="dxa" w:w="110"/>
+              <w:bottom w:type="dxa" w:w="70"/>
+              <w:right w:type="dxa" w:w="110"/>
+            </w:tcMar>
+          </w:tcPr>
+          <w:p>
+            <w:pPr>
+              <w:spacing w:after="0" w:line="240"/>
+              <w:jc w:val="left"/>
+            </w:pPr>
+            <w:r>
+              <w:rPr>
+                <w:rFonts w:ascii="Times New Roman" w:cs="Times New Roman" w:eastAsia="Times New Roman" w:hAnsi="Times New Roman"/>
+                <w:b w:val="false"/>
+                <w:bCs w:val="false"/>
+                <w:color w:val="000000"/>
+                <w:sz w:val="22"/>
+                <w:szCs w:val="22"/>
+              </w:rPr>
+              <w:t xml:space="preserve">Presents a single tailorResume operation while hiding prompt construction, truncation, the HTTP exchange and response parsing behind it.</w:t>
+            </w:r>
+          </w:p>
+        </w:tc>
+      </w:tr>
+      <w:tr>
+        <w:tc>
+          <w:tcPr>
+            <w:tcW w:type="dxa" w:w="1450"/>
+            <w:tcMar>
+              <w:top w:type="dxa" w:w="70"/>
+              <w:left w:type="dxa" w:w="110"/>
+              <w:bottom w:type="dxa" w:w="70"/>
+              <w:right w:type="dxa" w:w="110"/>
+            </w:tcMar>
+          </w:tcPr>
+          <w:p>
+            <w:pPr>
+              <w:spacing w:after="0" w:line="240"/>
+              <w:jc w:val="left"/>
+            </w:pPr>
+            <w:r>
+              <w:rPr>
+                <w:rFonts w:ascii="Times New Roman" w:cs="Times New Roman" w:eastAsia="Times New Roman" w:hAnsi="Times New Roman"/>
+                <w:b w:val="false"/>
+                <w:bCs w:val="false"/>
+                <w:color w:val="000000"/>
+                <w:sz w:val="22"/>
+                <w:szCs w:val="22"/>
+              </w:rPr>
+              <w:t xml:space="preserve">Guard Clause</w:t>
+            </w:r>
+          </w:p>
+        </w:tc>
+        <w:tc>
+          <w:tcPr>
+            <w:tcW w:type="dxa" w:w="2900"/>
+            <w:tcMar>
+              <w:top w:type="dxa" w:w="70"/>
+              <w:left w:type="dxa" w:w="110"/>
+              <w:bottom w:type="dxa" w:w="70"/>
+              <w:right w:type="dxa" w:w="110"/>
+            </w:tcMar>
+          </w:tcPr>
+          <w:p>
+            <w:pPr>
+              <w:spacing w:after="0" w:line="240"/>
+              <w:jc w:val="left"/>
+            </w:pPr>
+            <w:r>
+              <w:rPr>
+                <w:rFonts w:ascii="Times New Roman" w:cs="Times New Roman" w:eastAsia="Times New Roman" w:hAnsi="Times New Roman"/>
+                <w:b w:val="false"/>
+                <w:bCs w:val="false"/>
+                <w:color w:val="000000"/>
+                <w:sz w:val="22"/>
+                <w:szCs w:val="22"/>
+              </w:rPr>
+              <w:t xml:space="preserve">assertOwnership at the head of every data-touching service method</w:t>
+            </w:r>
+          </w:p>
+        </w:tc>
+        <w:tc>
+          <w:tcPr>
+            <w:tcW w:type="dxa" w:w="4350"/>
+            <w:tcMar>
+              <w:top w:type="dxa" w:w="70"/>
+              <w:left w:type="dxa" w:w="110"/>
+              <w:bottom w:type="dxa" w:w="70"/>
+              <w:right w:type="dxa" w:w="110"/>
+            </w:tcMar>
+          </w:tcPr>
+          <w:p>
+            <w:pPr>
+              <w:spacing w:after="0" w:line="240"/>
+              <w:jc w:val="left"/>
+            </w:pPr>
+            <w:r>
+              <w:rPr>
+                <w:rFonts w:ascii="Times New Roman" w:cs="Times New Roman" w:eastAsia="Times New Roman" w:hAnsi="Times New Roman"/>
+                <w:b w:val="false"/>
+                <w:bCs w:val="false"/>
+                <w:color w:val="000000"/>
+                <w:sz w:val="22"/>
+                <w:szCs w:val="22"/>
+              </w:rPr>
+              <w:t xml:space="preserve">Authorisation failures exit immediately and before any state change, which is what makes the check fail closed.</w:t>
+            </w:r>
+          </w:p>
+        </w:tc>
+      </w:tr>
+      <w:tr>
+        <w:tc>
+          <w:tcPr>
+            <w:tcW w:type="dxa" w:w="1450"/>
+            <w:tcMar>
+              <w:top w:type="dxa" w:w="70"/>
+              <w:left w:type="dxa" w:w="110"/>
+              <w:bottom w:type="dxa" w:w="70"/>
+              <w:right w:type="dxa" w:w="110"/>
+            </w:tcMar>
+          </w:tcPr>
+          <w:p>
+            <w:pPr>
+              <w:spacing w:after="0" w:line="240"/>
+              <w:jc w:val="left"/>
+            </w:pPr>
+            <w:r>
+              <w:rPr>
+                <w:rFonts w:ascii="Times New Roman" w:cs="Times New Roman" w:eastAsia="Times New Roman" w:hAnsi="Times New Roman"/>
+                <w:b w:val="false"/>
+                <w:bCs w:val="false"/>
+                <w:color w:val="000000"/>
+                <w:sz w:val="22"/>
+                <w:szCs w:val="22"/>
+              </w:rPr>
+              <w:t xml:space="preserve">Optimistic Offline Lock</w:t>
+            </w:r>
+          </w:p>
+        </w:tc>
+        <w:tc>
+          <w:tcPr>
+            <w:tcW w:type="dxa" w:w="2900"/>
+            <w:tcMar>
+              <w:top w:type="dxa" w:w="70"/>
+              <w:left w:type="dxa" w:w="110"/>
+              <w:bottom w:type="dxa" w:w="70"/>
+              <w:right w:type="dxa" w:w="110"/>
+            </w:tcMar>
+          </w:tcPr>
+          <w:p>
+            <w:pPr>
+              <w:spacing w:after="0" w:line="240"/>
+              <w:jc w:val="left"/>
+            </w:pPr>
+            <w:r>
+              <w:rPr>
+                <w:rFonts w:ascii="Times New Roman" w:cs="Times New Roman" w:eastAsia="Times New Roman" w:hAnsi="Times New Roman"/>
+                <w:b w:val="false"/>
+                <w:bCs w:val="false"/>
+                <w:color w:val="000000"/>
+                <w:sz w:val="22"/>
+                <w:szCs w:val="22"/>
+              </w:rPr>
+              <w:t xml:space="preserve">The @Version column on MasterResume</w:t>
+            </w:r>
+          </w:p>
+        </w:tc>
+        <w:tc>
+          <w:tcPr>
+            <w:tcW w:type="dxa" w:w="4350"/>
+            <w:tcMar>
+              <w:top w:type="dxa" w:w="70"/>
+              <w:left w:type="dxa" w:w="110"/>
+              <w:bottom w:type="dxa" w:w="70"/>
+              <w:right w:type="dxa" w:w="110"/>
+            </w:tcMar>
+          </w:tcPr>
+          <w:p>
+            <w:pPr>
+              <w:spacing w:after="0" w:line="240"/>
+              <w:jc w:val="left"/>
+            </w:pPr>
+            <w:r>
+              <w:rPr>
+                <w:rFonts w:ascii="Times New Roman" w:cs="Times New Roman" w:eastAsia="Times New Roman" w:hAnsi="Times New Roman"/>
+                <w:b w:val="false"/>
+                <w:bCs w:val="false"/>
+                <w:color w:val="000000"/>
+                <w:sz w:val="22"/>
+                <w:szCs w:val="22"/>
+              </w:rPr>
+              <w:t xml:space="preserve">Detects a concurrent modification at write time instead of holding a database lock across a user editing session.</w:t>
+            </w:r>
+          </w:p>
+        </w:tc>
+      </w:tr>
+    </w:tbl>
+    <w:p>
+      <w:pPr>
+        <w:spacing w:after="220" w:line="240"/>
+      </w:pPr>
+      <w:r>
+        <w:rPr>
+          <w:rFonts w:ascii="Times New Roman" w:cs="Times New Roman" w:eastAsia="Times New Roman" w:hAnsi="Times New Roman"/>
+          <w:color w:val="000000"/>
+          <w:sz w:val="24"/>
+          <w:szCs w:val="24"/>
+        </w:rPr>
+        <w:t xml:space="preserve"/>
+      </w:r>
+    </w:p>
+    <w:p>
+      <w:pPr>
+        <w:spacing w:after="120" w:line="360"/>
+        <w:jc w:val="both"/>
+      </w:pPr>
+      <w:r>
+        <w:rPr>
+          <w:rFonts w:ascii="Times New Roman" w:cs="Times New Roman" w:eastAsia="Times New Roman" w:hAnsi="Times New Roman"/>
+          <w:color w:val="000000"/>
+          <w:sz w:val="24"/>
+          <w:szCs w:val="24"/>
+        </w:rPr>
+        <w:t xml:space="preserve">Two patterns that were considered and not used are worth recording. A transactional outbox would remove the dual write described in Section 9.3, but it adds a table and a relay process, and the retry endpoint already provides a manual recovery path for the failure it guards against. A Strategy for the scoring algorithm was rejected because there is only one scoring implementation; introducing an interface for a single implementor would add indirection without adding capability.</w:t>
+      </w:r>
+    </w:p>
+    <w:p>
       <w:r>
         <w:br w:type="page"/>
       </w:r>
@@ -14338,7 +15387,7 @@
           <w:sz w:val="28"/>
           <w:szCs w:val="28"/>
         </w:rPr>
-        <w:t xml:space="preserve">8.8 Testing and quality tooling</w:t>
+        <w:t xml:space="preserve">8.8 Testing: JUnit 5, Mockito and JaCoCo</w:t>
       </w:r>
     </w:p>
     <w:p>
@@ -14353,7 +15402,22 @@
           <w:sz w:val="24"/>
           <w:szCs w:val="24"/>
         </w:rPr>
-        <w:t xml:space="preserve">JUnit 5 provides the test framework, Spring Boot Test provides context and MockMvc support for driving the HTTP layer without a running server, and JaCoCo measures coverage by instrumenting bytecode during the test run. The choice to measure coverage rather than estimate it is deliberate: an earlier version of the project documentation asserted a coverage figure that was not measured and was wrong by an order of magnitude.</w:t>
+        <w:t xml:space="preserve">JUnit 5 provides the test framework, Mockito supplies the test doubles, Spring Boot Test provides context and MockMvc support for driving the HTTP layer without a running server, and JaCoCo measures coverage by instrumenting bytecode during the test run. The choice to measure coverage rather than estimate it is deliberate: an earlier revision of this project documentation asserted a coverage figure that had never been measured and was wrong by an order of magnitude.</w:t>
+      </w:r>
+    </w:p>
+    <w:p>
+      <w:pPr>
+        <w:spacing w:after="120" w:line="360"/>
+        <w:jc w:val="both"/>
+      </w:pPr>
+      <w:r>
+        <w:rPr>
+          <w:rFonts w:ascii="Times New Roman" w:cs="Times New Roman" w:eastAsia="Times New Roman" w:hAnsi="Times New Roman"/>
+          <w:color w:val="000000"/>
+          <w:sz w:val="24"/>
+          <w:szCs w:val="24"/>
+        </w:rPr>
+        <w:t xml:space="preserve">The suite comprises 94 tests, all passing, and is verified reproducibly — the committed tree is exported with git archive into a clean directory and built there, so the result reflects the repository rather than a developer machine.</w:t>
       </w:r>
     </w:p>
     <w:p>
@@ -14370,7 +15434,858 @@
           <w:sz w:val="22"/>
           <w:szCs w:val="22"/>
         </w:rPr>
-        <w:t xml:space="preserve">Table 8.01: Technology selection and rationale</w:t>
+        <w:t xml:space="preserve">Table 8.02: Automated test suites</w:t>
+      </w:r>
+    </w:p>
+    <w:tbl>
+      <w:tblPr>
+        <w:tblW w:type="dxa" w:w="8700"/>
+        <w:tblBorders>
+          <w:top w:val="single" w:color="auto" w:sz="4"/>
+          <w:left w:val="single" w:color="auto" w:sz="4"/>
+          <w:bottom w:val="single" w:color="auto" w:sz="4"/>
+          <w:right w:val="single" w:color="auto" w:sz="4"/>
+          <w:insideH w:val="single" w:color="auto" w:sz="4"/>
+          <w:insideV w:val="single" w:color="auto" w:sz="4"/>
+        </w:tblBorders>
+      </w:tblPr>
+      <w:tblGrid>
+        <w:gridCol w:w="2262"/>
+        <w:gridCol w:w="870"/>
+        <w:gridCol w:w="5568"/>
+      </w:tblGrid>
+      <w:tr>
+        <w:trPr>
+          <w:tblHeader/>
+        </w:trPr>
+        <w:tc>
+          <w:tcPr>
+            <w:tcW w:type="dxa" w:w="2262"/>
+            <w:shd w:fill="D9D9D9" w:val="clear"/>
+            <w:tcMar>
+              <w:top w:type="dxa" w:w="70"/>
+              <w:left w:type="dxa" w:w="110"/>
+              <w:bottom w:type="dxa" w:w="70"/>
+              <w:right w:type="dxa" w:w="110"/>
+            </w:tcMar>
+          </w:tcPr>
+          <w:p>
+            <w:pPr>
+              <w:spacing w:after="0" w:line="240"/>
+              <w:jc w:val="left"/>
+            </w:pPr>
+            <w:r>
+              <w:rPr>
+                <w:rFonts w:ascii="Times New Roman" w:cs="Times New Roman" w:eastAsia="Times New Roman" w:hAnsi="Times New Roman"/>
+                <w:b/>
+                <w:bCs/>
+                <w:color w:val="000000"/>
+                <w:sz w:val="22"/>
+                <w:szCs w:val="22"/>
+              </w:rPr>
+              <w:t xml:space="preserve">Suite</w:t>
+            </w:r>
+          </w:p>
+        </w:tc>
+        <w:tc>
+          <w:tcPr>
+            <w:tcW w:type="dxa" w:w="870"/>
+            <w:shd w:fill="D9D9D9" w:val="clear"/>
+            <w:tcMar>
+              <w:top w:type="dxa" w:w="70"/>
+              <w:left w:type="dxa" w:w="110"/>
+              <w:bottom w:type="dxa" w:w="70"/>
+              <w:right w:type="dxa" w:w="110"/>
+            </w:tcMar>
+          </w:tcPr>
+          <w:p>
+            <w:pPr>
+              <w:spacing w:after="0" w:line="240"/>
+              <w:jc w:val="left"/>
+            </w:pPr>
+            <w:r>
+              <w:rPr>
+                <w:rFonts w:ascii="Times New Roman" w:cs="Times New Roman" w:eastAsia="Times New Roman" w:hAnsi="Times New Roman"/>
+                <w:b/>
+                <w:bCs/>
+                <w:color w:val="000000"/>
+                <w:sz w:val="22"/>
+                <w:szCs w:val="22"/>
+              </w:rPr>
+              <w:t xml:space="preserve">Tests</w:t>
+            </w:r>
+          </w:p>
+        </w:tc>
+        <w:tc>
+          <w:tcPr>
+            <w:tcW w:type="dxa" w:w="5568"/>
+            <w:shd w:fill="D9D9D9" w:val="clear"/>
+            <w:tcMar>
+              <w:top w:type="dxa" w:w="70"/>
+              <w:left w:type="dxa" w:w="110"/>
+              <w:bottom w:type="dxa" w:w="70"/>
+              <w:right w:type="dxa" w:w="110"/>
+            </w:tcMar>
+          </w:tcPr>
+          <w:p>
+            <w:pPr>
+              <w:spacing w:after="0" w:line="240"/>
+              <w:jc w:val="left"/>
+            </w:pPr>
+            <w:r>
+              <w:rPr>
+                <w:rFonts w:ascii="Times New Roman" w:cs="Times New Roman" w:eastAsia="Times New Roman" w:hAnsi="Times New Roman"/>
+                <w:b/>
+                <w:bCs/>
+                <w:color w:val="000000"/>
+                <w:sz w:val="22"/>
+                <w:szCs w:val="22"/>
+              </w:rPr>
+              <w:t xml:space="preserve">What it verifies</w:t>
+            </w:r>
+          </w:p>
+        </w:tc>
+      </w:tr>
+      <w:tr>
+        <w:tc>
+          <w:tcPr>
+            <w:tcW w:type="dxa" w:w="2262"/>
+            <w:tcMar>
+              <w:top w:type="dxa" w:w="70"/>
+              <w:left w:type="dxa" w:w="110"/>
+              <w:bottom w:type="dxa" w:w="70"/>
+              <w:right w:type="dxa" w:w="110"/>
+            </w:tcMar>
+          </w:tcPr>
+          <w:p>
+            <w:pPr>
+              <w:spacing w:after="0" w:line="240"/>
+              <w:jc w:val="left"/>
+            </w:pPr>
+            <w:r>
+              <w:rPr>
+                <w:rFonts w:ascii="Times New Roman" w:cs="Times New Roman" w:eastAsia="Times New Roman" w:hAnsi="Times New Roman"/>
+                <w:b w:val="false"/>
+                <w:bCs w:val="false"/>
+                <w:color w:val="000000"/>
+                <w:sz w:val="22"/>
+                <w:szCs w:val="22"/>
+              </w:rPr>
+              <w:t xml:space="preserve">ResumeServiceTest</w:t>
+            </w:r>
+          </w:p>
+        </w:tc>
+        <w:tc>
+          <w:tcPr>
+            <w:tcW w:type="dxa" w:w="870"/>
+            <w:tcMar>
+              <w:top w:type="dxa" w:w="70"/>
+              <w:left w:type="dxa" w:w="110"/>
+              <w:bottom w:type="dxa" w:w="70"/>
+              <w:right w:type="dxa" w:w="110"/>
+            </w:tcMar>
+          </w:tcPr>
+          <w:p>
+            <w:pPr>
+              <w:spacing w:after="0" w:line="240"/>
+              <w:jc w:val="left"/>
+            </w:pPr>
+            <w:r>
+              <w:rPr>
+                <w:rFonts w:ascii="Times New Roman" w:cs="Times New Roman" w:eastAsia="Times New Roman" w:hAnsi="Times New Roman"/>
+                <w:b w:val="false"/>
+                <w:bCs w:val="false"/>
+                <w:color w:val="000000"/>
+                <w:sz w:val="22"/>
+                <w:szCs w:val="22"/>
+              </w:rPr>
+              <w:t xml:space="preserve">17</w:t>
+            </w:r>
+          </w:p>
+        </w:tc>
+        <w:tc>
+          <w:tcPr>
+            <w:tcW w:type="dxa" w:w="5568"/>
+            <w:tcMar>
+              <w:top w:type="dxa" w:w="70"/>
+              <w:left w:type="dxa" w:w="110"/>
+              <w:bottom w:type="dxa" w:w="70"/>
+              <w:right w:type="dxa" w:w="110"/>
+            </w:tcMar>
+          </w:tcPr>
+          <w:p>
+            <w:pPr>
+              <w:spacing w:after="0" w:line="240"/>
+              <w:jc w:val="left"/>
+            </w:pPr>
+            <w:r>
+              <w:rPr>
+                <w:rFonts w:ascii="Times New Roman" w:cs="Times New Roman" w:eastAsia="Times New Roman" w:hAnsi="Times New Roman"/>
+                <w:b w:val="false"/>
+                <w:bCs w:val="false"/>
+                <w:color w:val="000000"/>
+                <w:sz w:val="22"/>
+                <w:szCs w:val="22"/>
+              </w:rPr>
+              <w:t xml:space="preserve">Service logic in isolation with mocked collaborators: a refused ownership check performs no writes, the published event carries the correct identifiers and assembled content, the retry state machine rejects records that are not FAILED</w:t>
+            </w:r>
+          </w:p>
+        </w:tc>
+      </w:tr>
+      <w:tr>
+        <w:tc>
+          <w:tcPr>
+            <w:tcW w:type="dxa" w:w="2262"/>
+            <w:tcMar>
+              <w:top w:type="dxa" w:w="70"/>
+              <w:left w:type="dxa" w:w="110"/>
+              <w:bottom w:type="dxa" w:w="70"/>
+              <w:right w:type="dxa" w:w="110"/>
+            </w:tcMar>
+          </w:tcPr>
+          <w:p>
+            <w:pPr>
+              <w:spacing w:after="0" w:line="240"/>
+              <w:jc w:val="left"/>
+            </w:pPr>
+            <w:r>
+              <w:rPr>
+                <w:rFonts w:ascii="Times New Roman" w:cs="Times New Roman" w:eastAsia="Times New Roman" w:hAnsi="Times New Roman"/>
+                <w:b w:val="false"/>
+                <w:bCs w:val="false"/>
+                <w:color w:val="000000"/>
+                <w:sz w:val="22"/>
+                <w:szCs w:val="22"/>
+              </w:rPr>
+              <w:t xml:space="preserve">BOLATest</w:t>
+            </w:r>
+          </w:p>
+        </w:tc>
+        <w:tc>
+          <w:tcPr>
+            <w:tcW w:type="dxa" w:w="870"/>
+            <w:tcMar>
+              <w:top w:type="dxa" w:w="70"/>
+              <w:left w:type="dxa" w:w="110"/>
+              <w:bottom w:type="dxa" w:w="70"/>
+              <w:right w:type="dxa" w:w="110"/>
+            </w:tcMar>
+          </w:tcPr>
+          <w:p>
+            <w:pPr>
+              <w:spacing w:after="0" w:line="240"/>
+              <w:jc w:val="left"/>
+            </w:pPr>
+            <w:r>
+              <w:rPr>
+                <w:rFonts w:ascii="Times New Roman" w:cs="Times New Roman" w:eastAsia="Times New Roman" w:hAnsi="Times New Roman"/>
+                <w:b w:val="false"/>
+                <w:bCs w:val="false"/>
+                <w:color w:val="000000"/>
+                <w:sz w:val="22"/>
+                <w:szCs w:val="22"/>
+              </w:rPr>
+              <w:t xml:space="preserve">11</w:t>
+            </w:r>
+          </w:p>
+        </w:tc>
+        <w:tc>
+          <w:tcPr>
+            <w:tcW w:type="dxa" w:w="5568"/>
+            <w:tcMar>
+              <w:top w:type="dxa" w:w="70"/>
+              <w:left w:type="dxa" w:w="110"/>
+              <w:bottom w:type="dxa" w:w="70"/>
+              <w:right w:type="dxa" w:w="110"/>
+            </w:tcMar>
+          </w:tcPr>
+          <w:p>
+            <w:pPr>
+              <w:spacing w:after="0" w:line="240"/>
+              <w:jc w:val="left"/>
+            </w:pPr>
+            <w:r>
+              <w:rPr>
+                <w:rFonts w:ascii="Times New Roman" w:cs="Times New Roman" w:eastAsia="Times New Roman" w:hAnsi="Times New Roman"/>
+                <w:b w:val="false"/>
+                <w:bCs w:val="false"/>
+                <w:color w:val="000000"/>
+                <w:sz w:val="22"/>
+                <w:szCs w:val="22"/>
+              </w:rPr>
+              <w:t xml:space="preserve">Cross-tenant authorisation over HTTP: own-data access succeeds, every cross-user read, write, list and chat attempt returns 403, and missing or tampered tokens return 401</w:t>
+            </w:r>
+          </w:p>
+        </w:tc>
+      </w:tr>
+      <w:tr>
+        <w:tc>
+          <w:tcPr>
+            <w:tcW w:type="dxa" w:w="2262"/>
+            <w:tcMar>
+              <w:top w:type="dxa" w:w="70"/>
+              <w:left w:type="dxa" w:w="110"/>
+              <w:bottom w:type="dxa" w:w="70"/>
+              <w:right w:type="dxa" w:w="110"/>
+            </w:tcMar>
+          </w:tcPr>
+          <w:p>
+            <w:pPr>
+              <w:spacing w:after="0" w:line="240"/>
+              <w:jc w:val="left"/>
+            </w:pPr>
+            <w:r>
+              <w:rPr>
+                <w:rFonts w:ascii="Times New Roman" w:cs="Times New Roman" w:eastAsia="Times New Roman" w:hAnsi="Times New Roman"/>
+                <w:b w:val="false"/>
+                <w:bCs w:val="false"/>
+                <w:color w:val="000000"/>
+                <w:sz w:val="22"/>
+                <w:szCs w:val="22"/>
+              </w:rPr>
+              <w:t xml:space="preserve">AuthServiceTest</w:t>
+            </w:r>
+          </w:p>
+        </w:tc>
+        <w:tc>
+          <w:tcPr>
+            <w:tcW w:type="dxa" w:w="870"/>
+            <w:tcMar>
+              <w:top w:type="dxa" w:w="70"/>
+              <w:left w:type="dxa" w:w="110"/>
+              <w:bottom w:type="dxa" w:w="70"/>
+              <w:right w:type="dxa" w:w="110"/>
+            </w:tcMar>
+          </w:tcPr>
+          <w:p>
+            <w:pPr>
+              <w:spacing w:after="0" w:line="240"/>
+              <w:jc w:val="left"/>
+            </w:pPr>
+            <w:r>
+              <w:rPr>
+                <w:rFonts w:ascii="Times New Roman" w:cs="Times New Roman" w:eastAsia="Times New Roman" w:hAnsi="Times New Roman"/>
+                <w:b w:val="false"/>
+                <w:bCs w:val="false"/>
+                <w:color w:val="000000"/>
+                <w:sz w:val="22"/>
+                <w:szCs w:val="22"/>
+              </w:rPr>
+              <w:t xml:space="preserve">13</w:t>
+            </w:r>
+          </w:p>
+        </w:tc>
+        <w:tc>
+          <w:tcPr>
+            <w:tcW w:type="dxa" w:w="5568"/>
+            <w:tcMar>
+              <w:top w:type="dxa" w:w="70"/>
+              <w:left w:type="dxa" w:w="110"/>
+              <w:bottom w:type="dxa" w:w="70"/>
+              <w:right w:type="dxa" w:w="110"/>
+            </w:tcMar>
+          </w:tcPr>
+          <w:p>
+            <w:pPr>
+              <w:spacing w:after="0" w:line="240"/>
+              <w:jc w:val="left"/>
+            </w:pPr>
+            <w:r>
+              <w:rPr>
+                <w:rFonts w:ascii="Times New Roman" w:cs="Times New Roman" w:eastAsia="Times New Roman" w:hAnsi="Times New Roman"/>
+                <w:b w:val="false"/>
+                <w:bCs w:val="false"/>
+                <w:color w:val="000000"/>
+                <w:sz w:val="22"/>
+                <w:szCs w:val="22"/>
+              </w:rPr>
+              <w:t xml:space="preserve">Registration, duplicate-email conflict, email normalisation, BCrypt hashing and login failure paths</w:t>
+            </w:r>
+          </w:p>
+        </w:tc>
+      </w:tr>
+      <w:tr>
+        <w:tc>
+          <w:tcPr>
+            <w:tcW w:type="dxa" w:w="2262"/>
+            <w:tcMar>
+              <w:top w:type="dxa" w:w="70"/>
+              <w:left w:type="dxa" w:w="110"/>
+              <w:bottom w:type="dxa" w:w="70"/>
+              <w:right w:type="dxa" w:w="110"/>
+            </w:tcMar>
+          </w:tcPr>
+          <w:p>
+            <w:pPr>
+              <w:spacing w:after="0" w:line="240"/>
+              <w:jc w:val="left"/>
+            </w:pPr>
+            <w:r>
+              <w:rPr>
+                <w:rFonts w:ascii="Times New Roman" w:cs="Times New Roman" w:eastAsia="Times New Roman" w:hAnsi="Times New Roman"/>
+                <w:b w:val="false"/>
+                <w:bCs w:val="false"/>
+                <w:color w:val="000000"/>
+                <w:sz w:val="22"/>
+                <w:szCs w:val="22"/>
+              </w:rPr>
+              <w:t xml:space="preserve">RateLimitFilterTest</w:t>
+            </w:r>
+          </w:p>
+        </w:tc>
+        <w:tc>
+          <w:tcPr>
+            <w:tcW w:type="dxa" w:w="870"/>
+            <w:tcMar>
+              <w:top w:type="dxa" w:w="70"/>
+              <w:left w:type="dxa" w:w="110"/>
+              <w:bottom w:type="dxa" w:w="70"/>
+              <w:right w:type="dxa" w:w="110"/>
+            </w:tcMar>
+          </w:tcPr>
+          <w:p>
+            <w:pPr>
+              <w:spacing w:after="0" w:line="240"/>
+              <w:jc w:val="left"/>
+            </w:pPr>
+            <w:r>
+              <w:rPr>
+                <w:rFonts w:ascii="Times New Roman" w:cs="Times New Roman" w:eastAsia="Times New Roman" w:hAnsi="Times New Roman"/>
+                <w:b w:val="false"/>
+                <w:bCs w:val="false"/>
+                <w:color w:val="000000"/>
+                <w:sz w:val="22"/>
+                <w:szCs w:val="22"/>
+              </w:rPr>
+              <w:t xml:space="preserve">7</w:t>
+            </w:r>
+          </w:p>
+        </w:tc>
+        <w:tc>
+          <w:tcPr>
+            <w:tcW w:type="dxa" w:w="5568"/>
+            <w:tcMar>
+              <w:top w:type="dxa" w:w="70"/>
+              <w:left w:type="dxa" w:w="110"/>
+              <w:bottom w:type="dxa" w:w="70"/>
+              <w:right w:type="dxa" w:w="110"/>
+            </w:tcMar>
+          </w:tcPr>
+          <w:p>
+            <w:pPr>
+              <w:spacing w:after="0" w:line="240"/>
+              <w:jc w:val="left"/>
+            </w:pPr>
+            <w:r>
+              <w:rPr>
+                <w:rFonts w:ascii="Times New Roman" w:cs="Times New Roman" w:eastAsia="Times New Roman" w:hAnsi="Times New Roman"/>
+                <w:b w:val="false"/>
+                <w:bCs w:val="false"/>
+                <w:color w:val="000000"/>
+                <w:sz w:val="22"/>
+                <w:szCs w:val="22"/>
+              </w:rPr>
+              <w:t xml:space="preserve">Requests below the limit pass, the next is refused with 429, and limits are isolated per client</w:t>
+            </w:r>
+          </w:p>
+        </w:tc>
+      </w:tr>
+      <w:tr>
+        <w:tc>
+          <w:tcPr>
+            <w:tcW w:type="dxa" w:w="2262"/>
+            <w:tcMar>
+              <w:top w:type="dxa" w:w="70"/>
+              <w:left w:type="dxa" w:w="110"/>
+              <w:bottom w:type="dxa" w:w="70"/>
+              <w:right w:type="dxa" w:w="110"/>
+            </w:tcMar>
+          </w:tcPr>
+          <w:p>
+            <w:pPr>
+              <w:spacing w:after="0" w:line="240"/>
+              <w:jc w:val="left"/>
+            </w:pPr>
+            <w:r>
+              <w:rPr>
+                <w:rFonts w:ascii="Times New Roman" w:cs="Times New Roman" w:eastAsia="Times New Roman" w:hAnsi="Times New Roman"/>
+                <w:b w:val="false"/>
+                <w:bCs w:val="false"/>
+                <w:color w:val="000000"/>
+                <w:sz w:val="22"/>
+                <w:szCs w:val="22"/>
+              </w:rPr>
+              <w:t xml:space="preserve">ATSScorerTest and edge cases</w:t>
+            </w:r>
+          </w:p>
+        </w:tc>
+        <w:tc>
+          <w:tcPr>
+            <w:tcW w:type="dxa" w:w="870"/>
+            <w:tcMar>
+              <w:top w:type="dxa" w:w="70"/>
+              <w:left w:type="dxa" w:w="110"/>
+              <w:bottom w:type="dxa" w:w="70"/>
+              <w:right w:type="dxa" w:w="110"/>
+            </w:tcMar>
+          </w:tcPr>
+          <w:p>
+            <w:pPr>
+              <w:spacing w:after="0" w:line="240"/>
+              <w:jc w:val="left"/>
+            </w:pPr>
+            <w:r>
+              <w:rPr>
+                <w:rFonts w:ascii="Times New Roman" w:cs="Times New Roman" w:eastAsia="Times New Roman" w:hAnsi="Times New Roman"/>
+                <w:b w:val="false"/>
+                <w:bCs w:val="false"/>
+                <w:color w:val="000000"/>
+                <w:sz w:val="22"/>
+                <w:szCs w:val="22"/>
+              </w:rPr>
+              <w:t xml:space="preserve">21</w:t>
+            </w:r>
+          </w:p>
+        </w:tc>
+        <w:tc>
+          <w:tcPr>
+            <w:tcW w:type="dxa" w:w="5568"/>
+            <w:tcMar>
+              <w:top w:type="dxa" w:w="70"/>
+              <w:left w:type="dxa" w:w="110"/>
+              <w:bottom w:type="dxa" w:w="70"/>
+              <w:right w:type="dxa" w:w="110"/>
+            </w:tcMar>
+          </w:tcPr>
+          <w:p>
+            <w:pPr>
+              <w:spacing w:after="0" w:line="240"/>
+              <w:jc w:val="left"/>
+            </w:pPr>
+            <w:r>
+              <w:rPr>
+                <w:rFonts w:ascii="Times New Roman" w:cs="Times New Roman" w:eastAsia="Times New Roman" w:hAnsi="Times New Roman"/>
+                <w:b w:val="false"/>
+                <w:bCs w:val="false"/>
+                <w:color w:val="000000"/>
+                <w:sz w:val="22"/>
+                <w:szCs w:val="22"/>
+              </w:rPr>
+              <w:t xml:space="preserve">Scoring arithmetic, component weighting and boundary conditions</w:t>
+            </w:r>
+          </w:p>
+        </w:tc>
+      </w:tr>
+      <w:tr>
+        <w:tc>
+          <w:tcPr>
+            <w:tcW w:type="dxa" w:w="2262"/>
+            <w:tcMar>
+              <w:top w:type="dxa" w:w="70"/>
+              <w:left w:type="dxa" w:w="110"/>
+              <w:bottom w:type="dxa" w:w="70"/>
+              <w:right w:type="dxa" w:w="110"/>
+            </w:tcMar>
+          </w:tcPr>
+          <w:p>
+            <w:pPr>
+              <w:spacing w:after="0" w:line="240"/>
+              <w:jc w:val="left"/>
+            </w:pPr>
+            <w:r>
+              <w:rPr>
+                <w:rFonts w:ascii="Times New Roman" w:cs="Times New Roman" w:eastAsia="Times New Roman" w:hAnsi="Times New Roman"/>
+                <w:b w:val="false"/>
+                <w:bCs w:val="false"/>
+                <w:color w:val="000000"/>
+                <w:sz w:val="22"/>
+                <w:szCs w:val="22"/>
+              </w:rPr>
+              <w:t xml:space="preserve">KeywordExtractorTest and edge cases</w:t>
+            </w:r>
+          </w:p>
+        </w:tc>
+        <w:tc>
+          <w:tcPr>
+            <w:tcW w:type="dxa" w:w="870"/>
+            <w:tcMar>
+              <w:top w:type="dxa" w:w="70"/>
+              <w:left w:type="dxa" w:w="110"/>
+              <w:bottom w:type="dxa" w:w="70"/>
+              <w:right w:type="dxa" w:w="110"/>
+            </w:tcMar>
+          </w:tcPr>
+          <w:p>
+            <w:pPr>
+              <w:spacing w:after="0" w:line="240"/>
+              <w:jc w:val="left"/>
+            </w:pPr>
+            <w:r>
+              <w:rPr>
+                <w:rFonts w:ascii="Times New Roman" w:cs="Times New Roman" w:eastAsia="Times New Roman" w:hAnsi="Times New Roman"/>
+                <w:b w:val="false"/>
+                <w:bCs w:val="false"/>
+                <w:color w:val="000000"/>
+                <w:sz w:val="22"/>
+                <w:szCs w:val="22"/>
+              </w:rPr>
+              <w:t xml:space="preserve">24</w:t>
+            </w:r>
+          </w:p>
+        </w:tc>
+        <w:tc>
+          <w:tcPr>
+            <w:tcW w:type="dxa" w:w="5568"/>
+            <w:tcMar>
+              <w:top w:type="dxa" w:w="70"/>
+              <w:left w:type="dxa" w:w="110"/>
+              <w:bottom w:type="dxa" w:w="70"/>
+              <w:right w:type="dxa" w:w="110"/>
+            </w:tcMar>
+          </w:tcPr>
+          <w:p>
+            <w:pPr>
+              <w:spacing w:after="0" w:line="240"/>
+              <w:jc w:val="left"/>
+            </w:pPr>
+            <w:r>
+              <w:rPr>
+                <w:rFonts w:ascii="Times New Roman" w:cs="Times New Roman" w:eastAsia="Times New Roman" w:hAnsi="Times New Roman"/>
+                <w:b w:val="false"/>
+                <w:bCs w:val="false"/>
+                <w:color w:val="000000"/>
+                <w:sz w:val="22"/>
+                <w:szCs w:val="22"/>
+              </w:rPr>
+              <w:t xml:space="preserve">Tokenisation, stop-word removal, punctuation and case handling</w:t>
+            </w:r>
+          </w:p>
+        </w:tc>
+      </w:tr>
+      <w:tr>
+        <w:tc>
+          <w:tcPr>
+            <w:tcW w:type="dxa" w:w="2262"/>
+            <w:tcMar>
+              <w:top w:type="dxa" w:w="70"/>
+              <w:left w:type="dxa" w:w="110"/>
+              <w:bottom w:type="dxa" w:w="70"/>
+              <w:right w:type="dxa" w:w="110"/>
+            </w:tcMar>
+          </w:tcPr>
+          <w:p>
+            <w:pPr>
+              <w:spacing w:after="0" w:line="240"/>
+              <w:jc w:val="left"/>
+            </w:pPr>
+            <w:r>
+              <w:rPr>
+                <w:rFonts w:ascii="Times New Roman" w:cs="Times New Roman" w:eastAsia="Times New Roman" w:hAnsi="Times New Roman"/>
+                <w:b w:val="false"/>
+                <w:bCs w:val="false"/>
+                <w:color w:val="000000"/>
+                <w:sz w:val="22"/>
+                <w:szCs w:val="22"/>
+              </w:rPr>
+              <w:t xml:space="preserve">NPlusOneBenchmarkTest</w:t>
+            </w:r>
+          </w:p>
+        </w:tc>
+        <w:tc>
+          <w:tcPr>
+            <w:tcW w:type="dxa" w:w="870"/>
+            <w:tcMar>
+              <w:top w:type="dxa" w:w="70"/>
+              <w:left w:type="dxa" w:w="110"/>
+              <w:bottom w:type="dxa" w:w="70"/>
+              <w:right w:type="dxa" w:w="110"/>
+            </w:tcMar>
+          </w:tcPr>
+          <w:p>
+            <w:pPr>
+              <w:spacing w:after="0" w:line="240"/>
+              <w:jc w:val="left"/>
+            </w:pPr>
+            <w:r>
+              <w:rPr>
+                <w:rFonts w:ascii="Times New Roman" w:cs="Times New Roman" w:eastAsia="Times New Roman" w:hAnsi="Times New Roman"/>
+                <w:b w:val="false"/>
+                <w:bCs w:val="false"/>
+                <w:color w:val="000000"/>
+                <w:sz w:val="22"/>
+                <w:szCs w:val="22"/>
+              </w:rPr>
+              <w:t xml:space="preserve">1</w:t>
+            </w:r>
+          </w:p>
+        </w:tc>
+        <w:tc>
+          <w:tcPr>
+            <w:tcW w:type="dxa" w:w="5568"/>
+            <w:tcMar>
+              <w:top w:type="dxa" w:w="70"/>
+              <w:left w:type="dxa" w:w="110"/>
+              <w:bottom w:type="dxa" w:w="70"/>
+              <w:right w:type="dxa" w:w="110"/>
+            </w:tcMar>
+          </w:tcPr>
+          <w:p>
+            <w:pPr>
+              <w:spacing w:after="0" w:line="240"/>
+              <w:jc w:val="left"/>
+            </w:pPr>
+            <w:r>
+              <w:rPr>
+                <w:rFonts w:ascii="Times New Roman" w:cs="Times New Roman" w:eastAsia="Times New Roman" w:hAnsi="Times New Roman"/>
+                <w:b w:val="false"/>
+                <w:bCs w:val="false"/>
+                <w:color w:val="000000"/>
+                <w:sz w:val="22"/>
+                <w:szCs w:val="22"/>
+              </w:rPr>
+              <w:t xml:space="preserve">Measures the JOIN FETCH optimisation reported in Section 6.5</w:t>
+            </w:r>
+          </w:p>
+        </w:tc>
+      </w:tr>
+    </w:tbl>
+    <w:p>
+      <w:pPr>
+        <w:spacing w:after="220" w:line="240"/>
+      </w:pPr>
+      <w:r>
+        <w:rPr>
+          <w:rFonts w:ascii="Times New Roman" w:cs="Times New Roman" w:eastAsia="Times New Roman" w:hAnsi="Times New Roman"/>
+          <w:color w:val="000000"/>
+          <w:sz w:val="24"/>
+          <w:szCs w:val="24"/>
+        </w:rPr>
+        <w:t xml:space="preserve"/>
+      </w:r>
+    </w:p>
+    <w:p>
+      <w:pPr>
+        <w:pStyle w:val="Heading3"/>
+        <w:spacing w:after="110" w:before="200" w:line="360"/>
+        <w:jc w:val="left"/>
+      </w:pPr>
+      <w:r>
+        <w:rPr>
+          <w:rFonts w:ascii="Times New Roman" w:cs="Times New Roman" w:eastAsia="Times New Roman" w:hAnsi="Times New Roman"/>
+          <w:b/>
+          <w:bCs/>
+          <w:color w:val="000000"/>
+          <w:sz w:val="24"/>
+          <w:szCs w:val="24"/>
+        </w:rPr>
+        <w:t xml:space="preserve">Test doubles and why the distinction matters</w:t>
+      </w:r>
+    </w:p>
+    <w:p>
+      <w:pPr>
+        <w:spacing w:after="120" w:line="360"/>
+        <w:jc w:val="both"/>
+      </w:pPr>
+      <w:r>
+        <w:rPr>
+          <w:rFonts w:ascii="Times New Roman" w:cs="Times New Roman" w:eastAsia="Times New Roman" w:hAnsi="Times New Roman"/>
+          <w:color w:val="000000"/>
+          <w:sz w:val="24"/>
+          <w:szCs w:val="24"/>
+        </w:rPr>
+        <w:t xml:space="preserve">A test double is any object substituted for a real collaborator. The suite uses three kinds, and they are not interchangeable:</w:t>
+      </w:r>
+    </w:p>
+    <w:p>
+      <w:pPr>
+        <w:pStyle w:val="ListParagraph"/>
+        <w:numPr>
+          <w:ilvl w:val="0"/>
+          <w:numId w:val="3"/>
+        </w:numPr>
+        <w:spacing w:after="70" w:line="240"/>
+        <w:jc w:val="both"/>
+      </w:pPr>
+      <w:r>
+        <w:rPr>
+          <w:rFonts w:ascii="Times New Roman" w:cs="Times New Roman" w:eastAsia="Times New Roman" w:hAnsi="Times New Roman"/>
+          <w:color w:val="000000"/>
+          <w:sz w:val="24"/>
+          <w:szCs w:val="24"/>
+        </w:rPr>
+        <w:t xml:space="preserve">Stub — an object configured to return prepared answers, supplying the state a scenario needs. The repositories are stubbed with when(...).thenReturn(...) so a test can describe a resume that exists and is owned by a particular user, without a database.</w:t>
+      </w:r>
+    </w:p>
+    <w:p>
+      <w:pPr>
+        <w:pStyle w:val="ListParagraph"/>
+        <w:numPr>
+          <w:ilvl w:val="0"/>
+          <w:numId w:val="3"/>
+        </w:numPr>
+        <w:spacing w:after="70" w:line="240"/>
+        <w:jc w:val="both"/>
+      </w:pPr>
+      <w:r>
+        <w:rPr>
+          <w:rFonts w:ascii="Times New Roman" w:cs="Times New Roman" w:eastAsia="Times New Roman" w:hAnsi="Times New Roman"/>
+          <w:color w:val="000000"/>
+          <w:sz w:val="24"/>
+          <w:szCs w:val="24"/>
+        </w:rPr>
+        <w:t xml:space="preserve">Mock — a double whose interactions are themselves the assertion. TailoringProducer is a mock: the observable behaviour of triggerTailoring is that it publishes exactly one event with particular contents, so the test asserts with verify() and an ArgumentCaptor rather than by inspecting a return value. Equally important is the negative case, verified with never() and verifyNoInteractions(): when an ownership check fails, no job description is saved, no tailored resume is written, and nothing is published.</w:t>
+      </w:r>
+    </w:p>
+    <w:p>
+      <w:pPr>
+        <w:pStyle w:val="ListParagraph"/>
+        <w:numPr>
+          <w:ilvl w:val="0"/>
+          <w:numId w:val="3"/>
+        </w:numPr>
+        <w:spacing w:after="70" w:line="240"/>
+        <w:jc w:val="both"/>
+      </w:pPr>
+      <w:r>
+        <w:rPr>
+          <w:rFonts w:ascii="Times New Roman" w:cs="Times New Roman" w:eastAsia="Times New Roman" w:hAnsi="Times New Roman"/>
+          <w:color w:val="000000"/>
+          <w:sz w:val="24"/>
+          <w:szCs w:val="24"/>
+        </w:rPr>
+        <w:t xml:space="preserve">Fake — a real but simplified implementation. SimpleMeterRegistry is used in place of the production MeterRegistry because ResumeService constructs a Counter from it; a mock would return null and the constructor would fail. A fake is the correct double whenever the collaborator has behaviour the subject genuinely depends on.</w:t>
+      </w:r>
+    </w:p>
+    <w:p>
+      <w:pPr>
+        <w:spacing w:after="120" w:line="360"/>
+        <w:jc w:val="both"/>
+      </w:pPr>
+      <w:r>
+        <w:rPr>
+          <w:rFonts w:ascii="Times New Roman" w:cs="Times New Roman" w:eastAsia="Times New Roman" w:hAnsi="Times New Roman"/>
+          <w:color w:val="000000"/>
+          <w:sz w:val="24"/>
+          <w:szCs w:val="24"/>
+        </w:rPr>
+        <w:t xml:space="preserve">The distinction has practical consequences. A suite that only stubs can confirm what a method returns but not what it did, so a service that silently skipped publishing its event would still pass. Verifying the interaction is what turns the test into a specification of behaviour.</w:t>
+      </w:r>
+    </w:p>
+    <w:p>
+      <w:pPr>
+        <w:spacing w:after="90" w:before="220" w:line="240"/>
+        <w:jc w:val="left"/>
+      </w:pPr>
+      <w:r>
+        <w:rPr>
+          <w:rFonts w:ascii="Times New Roman" w:cs="Times New Roman" w:eastAsia="Times New Roman" w:hAnsi="Times New Roman"/>
+          <w:b/>
+          <w:bCs/>
+          <w:color w:val="000000"/>
+          <w:sz w:val="22"/>
+          <w:szCs w:val="22"/>
+        </w:rPr>
+        <w:t xml:space="preserve">Table 8.03: Technology selection and rationale</w:t>
       </w:r>
     </w:p>
     <w:tbl>
@@ -15767,7 +17682,7 @@
                 <w:sz w:val="22"/>
                 <w:szCs w:val="22"/>
               </w:rPr>
-              <w:t xml:space="preserve">The API gateway is not on the request path</w:t>
+              <w:t xml:space="preserve">Event publication is a dual write</w:t>
             </w:r>
           </w:p>
         </w:tc>
@@ -15795,7 +17710,7 @@
                 <w:sz w:val="22"/>
                 <w:szCs w:val="22"/>
               </w:rPr>
-              <w:t xml:space="preserve">It routes the resume paths but has no authentication route, so login cannot traverse it and the client calls the resume service directly. Remedied by adding the route and repointing the client.</w:t>
+              <w:t xml:space="preserve">The event is published inside the database transaction, so a broker failure after commit loses it. Remedied by a transactional outbox.</w:t>
             </w:r>
           </w:p>
         </w:tc>
@@ -15825,7 +17740,7 @@
                 <w:sz w:val="22"/>
                 <w:szCs w:val="22"/>
               </w:rPr>
-              <w:t xml:space="preserve">The circuit breaker is inert</w:t>
+              <w:t xml:space="preserve">Scoring logic is duplicated</w:t>
             </w:r>
           </w:p>
         </w:tc>
@@ -15853,7 +17768,7 @@
                 <w:sz w:val="22"/>
                 <w:szCs w:val="22"/>
               </w:rPr>
-              <w:t xml:space="preserve">The Resilience4j annotation is on a private method invoked by self-invocation, so the Spring AOP proxy never applies it. Remedied by moving the annotation to a proxied method.</w:t>
+              <w:t xml:space="preserve">The scorer exists in both services and the copies have diverged; only the untested worker copy runs. Remedied by extracting a shared module.</w:t>
             </w:r>
           </w:p>
         </w:tc>
@@ -15883,7 +17798,7 @@
                 <w:sz w:val="22"/>
                 <w:szCs w:val="22"/>
               </w:rPr>
-              <w:t xml:space="preserve">Event publication is a dual write</w:t>
+              <w:t xml:space="preserve">Cross-service table writes</w:t>
             </w:r>
           </w:p>
         </w:tc>
@@ -15911,7 +17826,7 @@
                 <w:sz w:val="22"/>
                 <w:szCs w:val="22"/>
               </w:rPr>
-              <w:t xml:space="preserve">The event is published inside the database transaction, so a broker failure after commit loses it. Remedied by a transactional outbox.</w:t>
+              <w:t xml:space="preserve">The worker writes to the resume service’s tables with native SQL, bypassing the optimistic lock. Remedied by routing writes through an owning service.</w:t>
             </w:r>
           </w:p>
         </w:tc>
@@ -15941,7 +17856,7 @@
                 <w:sz w:val="22"/>
                 <w:szCs w:val="22"/>
               </w:rPr>
-              <w:t xml:space="preserve">No timeout on the model client</w:t>
+              <w:t xml:space="preserve">Uneven test coverage</w:t>
             </w:r>
           </w:p>
         </w:tc>
@@ -15969,239 +17884,7 @@
                 <w:sz w:val="22"/>
                 <w:szCs w:val="22"/>
               </w:rPr>
-              <w:t xml:space="preserve">An unresponsive endpoint can hold a thread indefinitely. Remedied by setting connect and read timeouts.</w:t>
-            </w:r>
-          </w:p>
-        </w:tc>
-      </w:tr>
-      <w:tr>
-        <w:tc>
-          <w:tcPr>
-            <w:tcW w:type="dxa" w:w="2610"/>
-            <w:tcMar>
-              <w:top w:type="dxa" w:w="70"/>
-              <w:left w:type="dxa" w:w="110"/>
-              <w:bottom w:type="dxa" w:w="70"/>
-              <w:right w:type="dxa" w:w="110"/>
-            </w:tcMar>
-          </w:tcPr>
-          <w:p>
-            <w:pPr>
-              <w:spacing w:after="0" w:line="240"/>
-              <w:jc w:val="left"/>
-            </w:pPr>
-            <w:r>
-              <w:rPr>
-                <w:rFonts w:ascii="Times New Roman" w:cs="Times New Roman" w:eastAsia="Times New Roman" w:hAnsi="Times New Roman"/>
-                <w:b w:val="false"/>
-                <w:bCs w:val="false"/>
-                <w:color w:val="000000"/>
-                <w:sz w:val="22"/>
-                <w:szCs w:val="22"/>
-              </w:rPr>
-              <w:t xml:space="preserve">Model failure yields a placeholder</w:t>
-            </w:r>
-          </w:p>
-        </w:tc>
-        <w:tc>
-          <w:tcPr>
-            <w:tcW w:type="dxa" w:w="6090"/>
-            <w:tcMar>
-              <w:top w:type="dxa" w:w="70"/>
-              <w:left w:type="dxa" w:w="110"/>
-              <w:bottom w:type="dxa" w:w="70"/>
-              <w:right w:type="dxa" w:w="110"/>
-            </w:tcMar>
-          </w:tcPr>
-          <w:p>
-            <w:pPr>
-              <w:spacing w:after="0" w:line="240"/>
-              <w:jc w:val="left"/>
-            </w:pPr>
-            <w:r>
-              <w:rPr>
-                <w:rFonts w:ascii="Times New Roman" w:cs="Times New Roman" w:eastAsia="Times New Roman" w:hAnsi="Times New Roman"/>
-                <w:b w:val="false"/>
-                <w:bCs w:val="false"/>
-                <w:color w:val="000000"/>
-                <w:sz w:val="22"/>
-                <w:szCs w:val="22"/>
-              </w:rPr>
-              <w:t xml:space="preserve">A failed call currently produces placeholder content marked COMPLETED rather than FAILED. Remedied by correcting the failure path.</w:t>
-            </w:r>
-          </w:p>
-        </w:tc>
-      </w:tr>
-      <w:tr>
-        <w:tc>
-          <w:tcPr>
-            <w:tcW w:type="dxa" w:w="2610"/>
-            <w:tcMar>
-              <w:top w:type="dxa" w:w="70"/>
-              <w:left w:type="dxa" w:w="110"/>
-              <w:bottom w:type="dxa" w:w="70"/>
-              <w:right w:type="dxa" w:w="110"/>
-            </w:tcMar>
-          </w:tcPr>
-          <w:p>
-            <w:pPr>
-              <w:spacing w:after="0" w:line="240"/>
-              <w:jc w:val="left"/>
-            </w:pPr>
-            <w:r>
-              <w:rPr>
-                <w:rFonts w:ascii="Times New Roman" w:cs="Times New Roman" w:eastAsia="Times New Roman" w:hAnsi="Times New Roman"/>
-                <w:b w:val="false"/>
-                <w:bCs w:val="false"/>
-                <w:color w:val="000000"/>
-                <w:sz w:val="22"/>
-                <w:szCs w:val="22"/>
-              </w:rPr>
-              <w:t xml:space="preserve">Scoring logic is duplicated</w:t>
-            </w:r>
-          </w:p>
-        </w:tc>
-        <w:tc>
-          <w:tcPr>
-            <w:tcW w:type="dxa" w:w="6090"/>
-            <w:tcMar>
-              <w:top w:type="dxa" w:w="70"/>
-              <w:left w:type="dxa" w:w="110"/>
-              <w:bottom w:type="dxa" w:w="70"/>
-              <w:right w:type="dxa" w:w="110"/>
-            </w:tcMar>
-          </w:tcPr>
-          <w:p>
-            <w:pPr>
-              <w:spacing w:after="0" w:line="240"/>
-              <w:jc w:val="left"/>
-            </w:pPr>
-            <w:r>
-              <w:rPr>
-                <w:rFonts w:ascii="Times New Roman" w:cs="Times New Roman" w:eastAsia="Times New Roman" w:hAnsi="Times New Roman"/>
-                <w:b w:val="false"/>
-                <w:bCs w:val="false"/>
-                <w:color w:val="000000"/>
-                <w:sz w:val="22"/>
-                <w:szCs w:val="22"/>
-              </w:rPr>
-              <w:t xml:space="preserve">The scorer exists in both services and the copies have diverged; only the untested worker copy runs. Remedied by extracting a shared module.</w:t>
-            </w:r>
-          </w:p>
-        </w:tc>
-      </w:tr>
-      <w:tr>
-        <w:tc>
-          <w:tcPr>
-            <w:tcW w:type="dxa" w:w="2610"/>
-            <w:tcMar>
-              <w:top w:type="dxa" w:w="70"/>
-              <w:left w:type="dxa" w:w="110"/>
-              <w:bottom w:type="dxa" w:w="70"/>
-              <w:right w:type="dxa" w:w="110"/>
-            </w:tcMar>
-          </w:tcPr>
-          <w:p>
-            <w:pPr>
-              <w:spacing w:after="0" w:line="240"/>
-              <w:jc w:val="left"/>
-            </w:pPr>
-            <w:r>
-              <w:rPr>
-                <w:rFonts w:ascii="Times New Roman" w:cs="Times New Roman" w:eastAsia="Times New Roman" w:hAnsi="Times New Roman"/>
-                <w:b w:val="false"/>
-                <w:bCs w:val="false"/>
-                <w:color w:val="000000"/>
-                <w:sz w:val="22"/>
-                <w:szCs w:val="22"/>
-              </w:rPr>
-              <w:t xml:space="preserve">Cross-service table writes</w:t>
-            </w:r>
-          </w:p>
-        </w:tc>
-        <w:tc>
-          <w:tcPr>
-            <w:tcW w:type="dxa" w:w="6090"/>
-            <w:tcMar>
-              <w:top w:type="dxa" w:w="70"/>
-              <w:left w:type="dxa" w:w="110"/>
-              <w:bottom w:type="dxa" w:w="70"/>
-              <w:right w:type="dxa" w:w="110"/>
-            </w:tcMar>
-          </w:tcPr>
-          <w:p>
-            <w:pPr>
-              <w:spacing w:after="0" w:line="240"/>
-              <w:jc w:val="left"/>
-            </w:pPr>
-            <w:r>
-              <w:rPr>
-                <w:rFonts w:ascii="Times New Roman" w:cs="Times New Roman" w:eastAsia="Times New Roman" w:hAnsi="Times New Roman"/>
-                <w:b w:val="false"/>
-                <w:bCs w:val="false"/>
-                <w:color w:val="000000"/>
-                <w:sz w:val="22"/>
-                <w:szCs w:val="22"/>
-              </w:rPr>
-              <w:t xml:space="preserve">The worker writes to the resume service’s tables with native SQL, bypassing the optimistic lock. Remedied by routing writes through an owning service.</w:t>
-            </w:r>
-          </w:p>
-        </w:tc>
-      </w:tr>
-      <w:tr>
-        <w:tc>
-          <w:tcPr>
-            <w:tcW w:type="dxa" w:w="2610"/>
-            <w:tcMar>
-              <w:top w:type="dxa" w:w="70"/>
-              <w:left w:type="dxa" w:w="110"/>
-              <w:bottom w:type="dxa" w:w="70"/>
-              <w:right w:type="dxa" w:w="110"/>
-            </w:tcMar>
-          </w:tcPr>
-          <w:p>
-            <w:pPr>
-              <w:spacing w:after="0" w:line="240"/>
-              <w:jc w:val="left"/>
-            </w:pPr>
-            <w:r>
-              <w:rPr>
-                <w:rFonts w:ascii="Times New Roman" w:cs="Times New Roman" w:eastAsia="Times New Roman" w:hAnsi="Times New Roman"/>
-                <w:b w:val="false"/>
-                <w:bCs w:val="false"/>
-                <w:color w:val="000000"/>
-                <w:sz w:val="22"/>
-                <w:szCs w:val="22"/>
-              </w:rPr>
-              <w:t xml:space="preserve">Uneven test coverage</w:t>
-            </w:r>
-          </w:p>
-        </w:tc>
-        <w:tc>
-          <w:tcPr>
-            <w:tcW w:type="dxa" w:w="6090"/>
-            <w:tcMar>
-              <w:top w:type="dxa" w:w="70"/>
-              <w:left w:type="dxa" w:w="110"/>
-              <w:bottom w:type="dxa" w:w="70"/>
-              <w:right w:type="dxa" w:w="110"/>
-            </w:tcMar>
-          </w:tcPr>
-          <w:p>
-            <w:pPr>
-              <w:spacing w:after="0" w:line="240"/>
-              <w:jc w:val="left"/>
-            </w:pPr>
-            <w:r>
-              <w:rPr>
-                <w:rFonts w:ascii="Times New Roman" w:cs="Times New Roman" w:eastAsia="Times New Roman" w:hAnsi="Times New Roman"/>
-                <w:b w:val="false"/>
-                <w:bCs w:val="false"/>
-                <w:color w:val="000000"/>
-                <w:sz w:val="22"/>
-                <w:szCs w:val="22"/>
-              </w:rPr>
-              <w:t xml:space="preserve">Measured coverage is 49.4% of lines on the resume service; the worker and gateway have no test suite.</w:t>
+              <w:t xml:space="preserve">Measured coverage is 64.6% of lines on the resume service; the worker service and gateway still have no suite of their own.</w:t>
             </w:r>
           </w:p>
         </w:tc>
@@ -16387,7 +18070,7 @@
           <w:sz w:val="24"/>
           <w:szCs w:val="24"/>
         </w:rPr>
-        <w:t xml:space="preserve">Set timeouts on the model clients and repair the circuit breaker so that a slow dependency degrades rather than exhausts the thread pool.</w:t>
+        <w:t xml:space="preserve">Add a test suite for the worker service, which contains the tailoring pipeline and is currently untested.</w:t>
       </w:r>
     </w:p>
     <w:p>
@@ -16407,47 +18090,7 @@
           <w:sz w:val="24"/>
           <w:szCs w:val="24"/>
         </w:rPr>
-        <w:t xml:space="preserve">Add a test suite for the worker service, which contains the tailoring pipeline and is currently untested.</w:t>
-      </w:r>
-    </w:p>
-    <w:p>
-      <w:pPr>
-        <w:pStyle w:val="ListParagraph"/>
-        <w:numPr>
-          <w:ilvl w:val="0"/>
-          <w:numId w:val="2"/>
-        </w:numPr>
-        <w:spacing w:after="70" w:line="240"/>
-        <w:jc w:val="both"/>
-      </w:pPr>
-      <w:r>
-        <w:rPr>
-          <w:rFonts w:ascii="Times New Roman" w:cs="Times New Roman" w:eastAsia="Times New Roman" w:hAnsi="Times New Roman"/>
-          <w:color w:val="000000"/>
-          <w:sz w:val="24"/>
-          <w:szCs w:val="24"/>
-        </w:rPr>
         <w:t xml:space="preserve">Execute the Flyway chain against PostgreSQL in tests using Testcontainers.</w:t>
-      </w:r>
-    </w:p>
-    <w:p>
-      <w:pPr>
-        <w:pStyle w:val="ListParagraph"/>
-        <w:numPr>
-          <w:ilvl w:val="0"/>
-          <w:numId w:val="2"/>
-        </w:numPr>
-        <w:spacing w:after="70" w:line="240"/>
-        <w:jc w:val="both"/>
-      </w:pPr>
-      <w:r>
-        <w:rPr>
-          <w:rFonts w:ascii="Times New Roman" w:cs="Times New Roman" w:eastAsia="Times New Roman" w:hAnsi="Times New Roman"/>
-          <w:color w:val="000000"/>
-          <w:sz w:val="24"/>
-          <w:szCs w:val="24"/>
-        </w:rPr>
-        <w:t xml:space="preserve">Route authentication through the gateway so it is genuinely on the request path.</w:t>
       </w:r>
     </w:p>
     <w:p>

--- a/docs/ResumeForge_Applied_Software_Project_Report.docx
+++ b/docs/ResumeForge_Applied_Software_Project_Report.docx
@@ -122,7 +122,7 @@
           <w:sz w:val="24"/>
           <w:szCs w:val="24"/>
         </w:rPr>
-        <w:t xml:space="preserve">⟨Month, Year⟩</w:t>
+        <w:t xml:space="preserve">August, 2026</w:t>
       </w:r>
     </w:p>
     <w:p>
@@ -137,7 +137,7 @@
           <w:sz w:val="24"/>
           <w:szCs w:val="24"/>
         </w:rPr>
-        <w:t xml:space="preserve">Scaler Mentee Email ID : ⟨Registered Scaler Email ID⟩</w:t>
+        <w:t xml:space="preserve">Scaler Mentee Email ID : saikumaresh007@gmail.com</w:t>
       </w:r>
     </w:p>
     <w:p>
@@ -167,7 +167,7 @@
           <w:sz w:val="24"/>
           <w:szCs w:val="24"/>
         </w:rPr>
-        <w:t xml:space="preserve">Date of Submission : ⟨DD/MM/YYYY⟩</w:t>
+        <w:t xml:space="preserve">Date of Submission : 10/08/2026</w:t>
       </w:r>
     </w:p>
     <w:p>
@@ -402,7 +402,7 @@
           <w:sz w:val="24"/>
           <w:szCs w:val="24"/>
         </w:rPr>
-        <w:t xml:space="preserve">I confirm that this project report, submitted to fulfill the requirements for the Master of Science in Computer Science degree, completed by me from ⟨Module start date⟩ to ⟨Module end date⟩, is the result of my own individual endeavor. The Project has been made on my own under the guidance of my supervisor with proper acknowledgement and without plagiarism. Any contributions from external sources or individuals, including the use of AI tools, are appropriately acknowledged through citation. By making this declaration, I acknowledge that any violation of this statement constitutes academic misconduct. I understand that such misconduct may lead to expulsion from the program and/or disqualification from receiving the degree.</w:t>
+        <w:t xml:space="preserve">I confirm that this project report, submitted to fulfill the requirements for the Master of Science in Computer Science degree, completed by me from ……………………… to ………………………, is the result of my own individual endeavor. The Project has been made on my own under the guidance of my supervisor with proper acknowledgement and without plagiarism. Any contributions from external sources or individuals, including the use of AI tools, are appropriately acknowledged through citation. By making this declaration, I acknowledge that any violation of this statement constitutes academic misconduct. I understand that such misconduct may lead to expulsion from the program and/or disqualification from receiving the degree.</w:t>
       </w:r>
     </w:p>
     <w:p>
@@ -1651,7 +1651,7 @@
                 <w:sz w:val="22"/>
                 <w:szCs w:val="22"/>
               </w:rPr>
-              <w:t xml:space="preserve">8.02</w:t>
+              <w:t xml:space="preserve">8.03</w:t>
             </w:r>
           </w:p>
         </w:tc>
@@ -1737,7 +1737,7 @@
                 <w:sz w:val="22"/>
                 <w:szCs w:val="22"/>
               </w:rPr>
-              <w:t xml:space="preserve">8.03</w:t>
+              <w:t xml:space="preserve">8.04</w:t>
             </w:r>
           </w:p>
         </w:tc>
@@ -5968,6 +5968,138 @@
     </w:p>
     <w:p>
       <w:pPr>
+        <w:pStyle w:val="Heading3"/>
+        <w:spacing w:after="110" w:before="200" w:line="360"/>
+        <w:jc w:val="left"/>
+      </w:pPr>
+      <w:r>
+        <w:rPr>
+          <w:rFonts w:ascii="Times New Roman" w:cs="Times New Roman" w:eastAsia="Times New Roman" w:hAnsi="Times New Roman"/>
+          <w:b/>
+          <w:bCs/>
+          <w:color w:val="000000"/>
+          <w:sz w:val="24"/>
+          <w:szCs w:val="24"/>
+        </w:rPr>
+        <w:t xml:space="preserve">Use case: Register and authenticate</w:t>
+      </w:r>
+    </w:p>
+    <w:p>
+      <w:pPr>
+        <w:spacing w:after="120" w:line="360"/>
+        <w:jc w:val="both"/>
+      </w:pPr>
+      <w:r>
+        <w:rPr>
+          <w:rFonts w:ascii="Times New Roman" w:cs="Times New Roman" w:eastAsia="Times New Roman" w:hAnsi="Times New Roman"/>
+          <w:color w:val="000000"/>
+          <w:sz w:val="24"/>
+          <w:szCs w:val="24"/>
+        </w:rPr>
+        <w:t xml:space="preserve">Actor: Job Seeker. Precondition: none. Main flow: the visitor submits a name, email address and password; the system normalises the email, rejects it if already registered, hashes the password with BCrypt, persists the account and returns a signed token with 201 Created. Alternative flow: an email already in use is refused with 409 Conflict, and the response deliberately does not reveal whether the existing account belongs to the requester. Exception flow: more than five registration attempts from one client within a minute are refused with 429, which is what makes automated account creation impractical.</w:t>
+      </w:r>
+    </w:p>
+    <w:p>
+      <w:pPr>
+        <w:pStyle w:val="Heading3"/>
+        <w:spacing w:after="110" w:before="200" w:line="360"/>
+        <w:jc w:val="left"/>
+      </w:pPr>
+      <w:r>
+        <w:rPr>
+          <w:rFonts w:ascii="Times New Roman" w:cs="Times New Roman" w:eastAsia="Times New Roman" w:hAnsi="Times New Roman"/>
+          <w:b/>
+          <w:bCs/>
+          <w:color w:val="000000"/>
+          <w:sz w:val="24"/>
+          <w:szCs w:val="24"/>
+        </w:rPr>
+        <w:t xml:space="preserve">Use case: Maintain the master resume</w:t>
+      </w:r>
+    </w:p>
+    <w:p>
+      <w:pPr>
+        <w:spacing w:after="120" w:line="360"/>
+        <w:jc w:val="both"/>
+      </w:pPr>
+      <w:r>
+        <w:rPr>
+          <w:rFonts w:ascii="Times New Roman" w:cs="Times New Roman" w:eastAsia="Times New Roman" w:hAnsi="Times New Roman"/>
+          <w:color w:val="000000"/>
+          <w:sz w:val="24"/>
+          <w:szCs w:val="24"/>
+        </w:rPr>
+        <w:t xml:space="preserve">Actor: Job Seeker. Precondition: authenticated. Main flow: the user submits resume content; the system verifies that the target user identifier matches the authenticated principal, replaces the stored sections and returns the saved representation. Alternative flow: where no resume exists one is created, so the caller does not need to distinguish create from update. Exception flow: a request naming another user is refused with 403 before any write; a section beyond the length limit is refused with 400. This path is guarded by optimistic locking, so a save against a stale version fails rather than overwriting a concurrent edit.</w:t>
+      </w:r>
+    </w:p>
+    <w:p>
+      <w:pPr>
+        <w:pStyle w:val="Heading3"/>
+        <w:spacing w:after="110" w:before="200" w:line="360"/>
+        <w:jc w:val="left"/>
+      </w:pPr>
+      <w:r>
+        <w:rPr>
+          <w:rFonts w:ascii="Times New Roman" w:cs="Times New Roman" w:eastAsia="Times New Roman" w:hAnsi="Times New Roman"/>
+          <w:b/>
+          <w:bCs/>
+          <w:color w:val="000000"/>
+          <w:sz w:val="24"/>
+          <w:szCs w:val="24"/>
+        </w:rPr>
+        <w:t xml:space="preserve">Use case: Review and revise a tailored resume</w:t>
+      </w:r>
+    </w:p>
+    <w:p>
+      <w:pPr>
+        <w:spacing w:after="120" w:line="360"/>
+        <w:jc w:val="both"/>
+      </w:pPr>
+      <w:r>
+        <w:rPr>
+          <w:rFonts w:ascii="Times New Roman" w:cs="Times New Roman" w:eastAsia="Times New Roman" w:hAnsi="Times New Roman"/>
+          <w:color w:val="000000"/>
+          <w:sz w:val="24"/>
+          <w:szCs w:val="24"/>
+        </w:rPr>
+        <w:t xml:space="preserve">Actor: Job Seeker. Precondition: a tailored resume in COMPLETED state. Main flow: the user retrieves the tailored resume with its ATS score breakdown, edits individual sections directly, or asks the model for a revision through the chat endpoint. Exception flow: every one of these operations authorises on the resume identifier, so a user supplying an identifier they do not own receives 403 — including the chat endpoint, which is discussed in Section 4.2 because it was the one place this check was originally missing.</w:t>
+      </w:r>
+    </w:p>
+    <w:p>
+      <w:pPr>
+        <w:pStyle w:val="Heading3"/>
+        <w:spacing w:after="110" w:before="200" w:line="360"/>
+        <w:jc w:val="left"/>
+      </w:pPr>
+      <w:r>
+        <w:rPr>
+          <w:rFonts w:ascii="Times New Roman" w:cs="Times New Roman" w:eastAsia="Times New Roman" w:hAnsi="Times New Roman"/>
+          <w:b/>
+          <w:bCs/>
+          <w:color w:val="000000"/>
+          <w:sz w:val="24"/>
+          <w:szCs w:val="24"/>
+        </w:rPr>
+        <w:t xml:space="preserve">Use case: Recover a failed tailoring job</w:t>
+      </w:r>
+    </w:p>
+    <w:p>
+      <w:pPr>
+        <w:spacing w:after="120" w:line="360"/>
+        <w:jc w:val="both"/>
+      </w:pPr>
+      <w:r>
+        <w:rPr>
+          <w:rFonts w:ascii="Times New Roman" w:cs="Times New Roman" w:eastAsia="Times New Roman" w:hAnsi="Times New Roman"/>
+          <w:color w:val="000000"/>
+          <w:sz w:val="24"/>
+          <w:szCs w:val="24"/>
+        </w:rPr>
+        <w:t xml:space="preserve">Actor: Job Seeker, with Worker Service participating. Precondition: a tailored resume in FAILED state. Main flow: the user invokes the retry endpoint; the system resets the record to PENDING and republishes the event, and the worker processes it as it would a new request. Exception flow: a record in any state other than FAILED is refused, so a completed result cannot be destroyed by an accidental retry. This use case exists because the system integrates an external dependency that fails: without it, a transient model outage would permanently strand the request.</w:t>
+      </w:r>
+    </w:p>
+    <w:p>
+      <w:pPr>
         <w:pStyle w:val="Heading2"/>
         <w:spacing w:after="140" w:before="280" w:line="360"/>
         <w:jc w:val="left"/>
@@ -14875,7 +15007,70 @@
           <w:sz w:val="28"/>
           <w:szCs w:val="28"/>
         </w:rPr>
-        <w:t xml:space="preserve">7.7 What is currently deployed</w:t>
+        <w:t xml:space="preserve">7.7 Scaling characteristics</w:t>
+      </w:r>
+    </w:p>
+    <w:p>
+      <w:pPr>
+        <w:spacing w:after="120" w:line="360"/>
+        <w:jc w:val="both"/>
+      </w:pPr>
+      <w:r>
+        <w:rPr>
+          <w:rFonts w:ascii="Times New Roman" w:cs="Times New Roman" w:eastAsia="Times New Roman" w:hAnsi="Times New Roman"/>
+          <w:color w:val="000000"/>
+          <w:sz w:val="24"/>
+          <w:szCs w:val="24"/>
+        </w:rPr>
+        <w:t xml:space="preserve">The two services scale on different signals, which is the operational return on having separated them. The resume service is bound by request rate and database connections and scales horizontally behind the load balancer; because authentication is stateless, any instance can serve any request and adding one requires no session migration. The worker service is bound by model throughput and scales on Kafka consumer lag, the count of events not yet processed. That distinction is the point: a backlog of tailoring jobs adds worker instances without adding API instances that would sit idle.</w:t>
+      </w:r>
+    </w:p>
+    <w:p>
+      <w:pPr>
+        <w:spacing w:after="120" w:line="360"/>
+        <w:jc w:val="both"/>
+      </w:pPr>
+      <w:r>
+        <w:rPr>
+          <w:rFonts w:ascii="Times New Roman" w:cs="Times New Roman" w:eastAsia="Times New Roman" w:hAnsi="Times New Roman"/>
+          <w:color w:val="000000"/>
+          <w:sz w:val="24"/>
+          <w:szCs w:val="24"/>
+        </w:rPr>
+        <w:t xml:space="preserve">The limit on worker scaling is the topic partition count, since Kafka assigns each partition to at most one consumer in a group — adding consumers beyond the partition count adds no throughput. Partitioning by tailored-resume identifier would distribute load evenly while keeping all events for one job ordered. Beyond that the constraint becomes the model endpoint itself, which is a fixed external capacity and the reason the input size caps in Section 6 exist: they bound the cost and latency of a single request so that one oversized document cannot consume the capacity of many normal ones.</w:t>
+      </w:r>
+    </w:p>
+    <w:p>
+      <w:pPr>
+        <w:spacing w:after="120" w:line="360"/>
+        <w:jc w:val="both"/>
+      </w:pPr>
+      <w:r>
+        <w:rPr>
+          <w:rFonts w:ascii="Times New Roman" w:cs="Times New Roman" w:eastAsia="Times New Roman" w:hAnsi="Times New Roman"/>
+          <w:color w:val="000000"/>
+          <w:sz w:val="24"/>
+          <w:szCs w:val="24"/>
+        </w:rPr>
+        <w:t xml:space="preserve">The database is the component least able to scale horizontally. Reads dominate this workload, so the first step would be a read replica serving the listing endpoints, with writes continuing to the primary. The fetch-joined queries described in Section 6.5 matter here too: an endpoint issuing one query rather than N postpones the point at which the connection pool becomes the bottleneck, which is why that optimisation is a scaling measure and not only a latency measure.</w:t>
+      </w:r>
+    </w:p>
+    <w:p>
+      <w:pPr>
+        <w:pStyle w:val="Heading2"/>
+        <w:spacing w:after="140" w:before="280" w:line="360"/>
+        <w:jc w:val="left"/>
+      </w:pPr>
+      <w:r>
+        <w:rPr>
+          <w:rFonts w:ascii="Times New Roman" w:cs="Times New Roman" w:eastAsia="Times New Roman" w:hAnsi="Times New Roman"/>
+          <w:b/>
+          <w:bCs/>
+          <w:color w:val="000000"/>
+          <w:sz w:val="28"/>
+          <w:szCs w:val="28"/>
+        </w:rPr>
+        <w:t xml:space="preserve">7.8 What is currently deployed</w:t>
       </w:r>
     </w:p>
     <w:p>
@@ -15387,7 +15582,7 @@
           <w:sz w:val="28"/>
           <w:szCs w:val="28"/>
         </w:rPr>
-        <w:t xml:space="preserve">8.8 Testing: JUnit 5, Mockito and JaCoCo</w:t>
+        <w:t xml:space="preserve">8.8 Observability: structured logging, Micrometer, Prometheus and Grafana</w:t>
       </w:r>
     </w:p>
     <w:p>
@@ -15402,7 +15597,7 @@
           <w:sz w:val="24"/>
           <w:szCs w:val="24"/>
         </w:rPr>
-        <w:t xml:space="preserve">JUnit 5 provides the test framework, Mockito supplies the test doubles, Spring Boot Test provides context and MockMvc support for driving the HTTP layer without a running server, and JaCoCo measures coverage by instrumenting bytecode during the test run. The choice to measure coverage rather than estimate it is deliberate: an earlier revision of this project documentation asserted a coverage figure that had never been measured and was wrong by an order of magnitude.</w:t>
+        <w:t xml:space="preserve">Logback is configured to emit JSON rather than plain lines, so every log event is a structured record that a collector can index by field instead of by regular expression. Requests carry a correlation identifier through the SLF4J mapped diagnostic context, which means the log lines belonging to one request can be retrieved together even when several are interleaved — and because an unhandled exception returns that identifier to the client and nothing else, a user reporting a failure supplies exactly the key an operator needs.</w:t>
       </w:r>
     </w:p>
     <w:p>
@@ -15417,6 +15612,69 @@
           <w:sz w:val="24"/>
           <w:szCs w:val="24"/>
         </w:rPr>
+        <w:t xml:space="preserve">Micrometer instruments the application and exposes a Prometheus scrape endpoint through Spring Boot Actuator. The counter on tailoring requests is the metric that matters most operationally: compared against the count of records reaching COMPLETED it gives the pipeline success rate, and a divergence between the two is the signal that the model endpoint is degrading. Prometheus scrapes the services and Grafana provisions its datasource and dashboards from files in the repository, so a monitoring stack comes up with the dashboard already present rather than requiring manual configuration.</w:t>
+      </w:r>
+    </w:p>
+    <w:p>
+      <w:pPr>
+        <w:spacing w:after="120" w:line="360"/>
+        <w:jc w:val="both"/>
+      </w:pPr>
+      <w:r>
+        <w:rPr>
+          <w:rFonts w:ascii="Times New Roman" w:cs="Times New Roman" w:eastAsia="Times New Roman" w:hAnsi="Times New Roman"/>
+          <w:color w:val="000000"/>
+          <w:sz w:val="24"/>
+          <w:szCs w:val="24"/>
+        </w:rPr>
+        <w:t xml:space="preserve">This area is where a defect was found late. The worker service exposed only its health endpoint, so the Prometheus scrape returned 404 for it and three of the four dashboard panels could never populate — the dashboard looked correct while displaying nothing. Monitoring that is never checked against a real signal will fail silently, and the only reliable defence is to verify the scrape target rather than the dashboard definition.</w:t>
+      </w:r>
+    </w:p>
+    <w:p>
+      <w:pPr>
+        <w:pStyle w:val="Heading2"/>
+        <w:spacing w:after="140" w:before="280" w:line="360"/>
+        <w:jc w:val="left"/>
+      </w:pPr>
+      <w:r>
+        <w:rPr>
+          <w:rFonts w:ascii="Times New Roman" w:cs="Times New Roman" w:eastAsia="Times New Roman" w:hAnsi="Times New Roman"/>
+          <w:b/>
+          <w:bCs/>
+          <w:color w:val="000000"/>
+          <w:sz w:val="28"/>
+          <w:szCs w:val="28"/>
+        </w:rPr>
+        <w:t xml:space="preserve">8.9 Testing: JUnit 5, Mockito and JaCoCo</w:t>
+      </w:r>
+    </w:p>
+    <w:p>
+      <w:pPr>
+        <w:spacing w:after="120" w:line="360"/>
+        <w:jc w:val="both"/>
+      </w:pPr>
+      <w:r>
+        <w:rPr>
+          <w:rFonts w:ascii="Times New Roman" w:cs="Times New Roman" w:eastAsia="Times New Roman" w:hAnsi="Times New Roman"/>
+          <w:color w:val="000000"/>
+          <w:sz w:val="24"/>
+          <w:szCs w:val="24"/>
+        </w:rPr>
+        <w:t xml:space="preserve">JUnit 5 provides the test framework, Mockito supplies the test doubles, Spring Boot Test provides context and MockMvc support for driving the HTTP layer without a running server, and JaCoCo measures coverage by instrumenting bytecode during the test run. The choice to measure coverage rather than estimate it is deliberate: an earlier revision of this project documentation asserted a coverage figure that had never been measured and was wrong by an order of magnitude.</w:t>
+      </w:r>
+    </w:p>
+    <w:p>
+      <w:pPr>
+        <w:spacing w:after="120" w:line="360"/>
+        <w:jc w:val="both"/>
+      </w:pPr>
+      <w:r>
+        <w:rPr>
+          <w:rFonts w:ascii="Times New Roman" w:cs="Times New Roman" w:eastAsia="Times New Roman" w:hAnsi="Times New Roman"/>
+          <w:color w:val="000000"/>
+          <w:sz w:val="24"/>
+          <w:szCs w:val="24"/>
+        </w:rPr>
         <w:t xml:space="preserve">The suite comprises 94 tests, all passing, and is verified reproducibly — the committed tree is exported with git archive into a clean directory and built there, so the result reflects the repository rather than a developer machine.</w:t>
       </w:r>
     </w:p>
@@ -15434,7 +15692,7 @@
           <w:sz w:val="22"/>
           <w:szCs w:val="22"/>
         </w:rPr>
-        <w:t xml:space="preserve">Table 8.02: Automated test suites</w:t>
+        <w:t xml:space="preserve">Table 8.03: Automated test suites</w:t>
       </w:r>
     </w:p>
     <w:tbl>
@@ -16178,6 +16436,69 @@
           <w:sz w:val="24"/>
           <w:szCs w:val="24"/>
         </w:rPr>
+        <w:t xml:space="preserve">Testing strategy</w:t>
+      </w:r>
+    </w:p>
+    <w:p>
+      <w:pPr>
+        <w:spacing w:after="120" w:line="360"/>
+        <w:jc w:val="both"/>
+      </w:pPr>
+      <w:r>
+        <w:rPr>
+          <w:rFonts w:ascii="Times New Roman" w:cs="Times New Roman" w:eastAsia="Times New Roman" w:hAnsi="Times New Roman"/>
+          <w:color w:val="000000"/>
+          <w:sz w:val="24"/>
+          <w:szCs w:val="24"/>
+        </w:rPr>
+        <w:t xml:space="preserve">The suite is shaped as a pyramid. The widest layer is fast unit tests with no Spring context at all — the scoring and keyword components, and ResumeServiceTest, which exercises the service against mocked collaborators and runs in milliseconds. Above that sit slice tests: AuthServiceTest uses @DataJpaTest, which starts the persistence layer against an in-memory database but not the web tier. At the top, and deliberately the smallest layer, are full-context tests: BOLATest and RateLimitFilterTest start the whole application and drive it over HTTP through MockMvc, because the properties they verify — that a filter chain refuses a cross-tenant request, that a rate limiter returns 429 — are properties of the assembled system and cannot be observed in a unit test.</w:t>
+      </w:r>
+    </w:p>
+    <w:p>
+      <w:pPr>
+        <w:spacing w:after="120" w:line="360"/>
+        <w:jc w:val="both"/>
+      </w:pPr>
+      <w:r>
+        <w:rPr>
+          <w:rFonts w:ascii="Times New Roman" w:cs="Times New Roman" w:eastAsia="Times New Roman" w:hAnsi="Times New Roman"/>
+          <w:color w:val="000000"/>
+          <w:sz w:val="24"/>
+          <w:szCs w:val="24"/>
+        </w:rPr>
+        <w:t xml:space="preserve">The shape matters for feedback speed. The unit layer runs in under a second and catches most logic errors; the full-context tests take seconds each and are reserved for behaviour that only emerges once the components are wired together. Writing an authorisation test as a unit test would prove that a method throws, not that the endpoint refuses the request, which is the property that actually protects a user.</w:t>
+      </w:r>
+    </w:p>
+    <w:p>
+      <w:pPr>
+        <w:spacing w:after="120" w:line="360"/>
+        <w:jc w:val="both"/>
+      </w:pPr>
+      <w:r>
+        <w:rPr>
+          <w:rFonts w:ascii="Times New Roman" w:cs="Times New Roman" w:eastAsia="Times New Roman" w:hAnsi="Times New Roman"/>
+          <w:color w:val="000000"/>
+          <w:sz w:val="24"/>
+          <w:szCs w:val="24"/>
+        </w:rPr>
+        <w:t xml:space="preserve">Two things are deliberately not covered. There is no end-to-end test spanning Kafka and the worker, because it would require a broker, a database and a model endpoint, and would be slow and non-deterministic — the correct tool is Testcontainers, which is recorded as future work. And there is no test that exercises the Flyway migration chain, since the test profile builds its schema from the entity mapping instead; the migrations are consequently verified only at application startup, which Section 9.3 records as a limitation.</w:t>
+      </w:r>
+    </w:p>
+    <w:p>
+      <w:pPr>
+        <w:pStyle w:val="Heading3"/>
+        <w:spacing w:after="110" w:before="200" w:line="360"/>
+        <w:jc w:val="left"/>
+      </w:pPr>
+      <w:r>
+        <w:rPr>
+          <w:rFonts w:ascii="Times New Roman" w:cs="Times New Roman" w:eastAsia="Times New Roman" w:hAnsi="Times New Roman"/>
+          <w:b/>
+          <w:bCs/>
+          <w:color w:val="000000"/>
+          <w:sz w:val="24"/>
+          <w:szCs w:val="24"/>
+        </w:rPr>
         <w:t xml:space="preserve">Test doubles and why the distinction matters</w:t>
       </w:r>
     </w:p>
@@ -16285,7 +16606,7 @@
           <w:sz w:val="22"/>
           <w:szCs w:val="22"/>
         </w:rPr>
-        <w:t xml:space="preserve">Table 8.03: Technology selection and rationale</w:t>
+        <w:t xml:space="preserve">Table 8.04: Technology selection and rationale</w:t>
       </w:r>
     </w:p>
     <w:tbl>

--- a/docs/ResumeForge_Applied_Software_Project_Report.docx
+++ b/docs/ResumeForge_Applied_Software_Project_Report.docx
@@ -734,25 +734,345 @@
         <w:t xml:space="preserve">Table of Contents</w:t>
       </w:r>
     </w:p>
-    <w:sdt>
-      <w:sdtPr>
-        <w:alias w:val="Contents"/>
-      </w:sdtPr>
-      <w:sdtContent>
-        <w:p>
-          <w:r>
-            <w:fldChar w:fldCharType="begin" w:dirty="true"/>
-            <w:instrText xml:space="preserve">TOC \h \o "1-2"</w:instrText>
-            <w:fldChar w:fldCharType="separate"/>
-          </w:r>
-        </w:p>
-        <w:p>
-          <w:r>
-            <w:fldChar w:fldCharType="end"/>
-          </w:r>
-        </w:p>
-      </w:sdtContent>
-    </w:sdt>
+    <w:p>
+      <w:pPr>
+        <w:spacing w:after="0" w:line="360"/>
+      </w:pPr>
+      <w:r>
+        <w:rPr>
+          <w:rFonts w:ascii="Times New Roman" w:cs="Times New Roman" w:eastAsia="Times New Roman" w:hAnsi="Times New Roman"/>
+          <w:color w:val="000000"/>
+          <w:sz w:val="24"/>
+          <w:szCs w:val="24"/>
+        </w:rPr>
+        <w:t xml:space="preserve"/>
+      </w:r>
+    </w:p>
+    <w:p>
+      <w:pPr>
+        <w:spacing w:after="90" w:line="240"/>
+        <w:ind w:left="0"/>
+      </w:pPr>
+      <w:r>
+        <w:rPr>
+          <w:rFonts w:ascii="Times New Roman" w:cs="Times New Roman" w:eastAsia="Times New Roman" w:hAnsi="Times New Roman"/>
+          <w:color w:val="000000"/>
+          <w:sz w:val="24"/>
+          <w:szCs w:val="24"/>
+        </w:rPr>
+        <w:t xml:space="preserve">List of Tables</w:t>
+      </w:r>
+      <w:r>
+        <w:rPr>
+          <w:rFonts w:ascii="Times New Roman" w:cs="Times New Roman" w:eastAsia="Times New Roman" w:hAnsi="Times New Roman"/>
+          <w:color w:val="000000"/>
+          <w:sz w:val="24"/>
+          <w:szCs w:val="24"/>
+        </w:rPr>
+        <w:ptab w:alignment="right" w:relativeTo="margin" w:leader="dot"/>
+        <w:t xml:space="preserve">6</w:t>
+      </w:r>
+    </w:p>
+    <w:p>
+      <w:pPr>
+        <w:spacing w:after="90" w:line="240"/>
+        <w:ind w:left="0"/>
+      </w:pPr>
+      <w:r>
+        <w:rPr>
+          <w:rFonts w:ascii="Times New Roman" w:cs="Times New Roman" w:eastAsia="Times New Roman" w:hAnsi="Times New Roman"/>
+          <w:color w:val="000000"/>
+          <w:sz w:val="24"/>
+          <w:szCs w:val="24"/>
+        </w:rPr>
+        <w:t xml:space="preserve">List of Figures</w:t>
+      </w:r>
+      <w:r>
+        <w:rPr>
+          <w:rFonts w:ascii="Times New Roman" w:cs="Times New Roman" w:eastAsia="Times New Roman" w:hAnsi="Times New Roman"/>
+          <w:color w:val="000000"/>
+          <w:sz w:val="24"/>
+          <w:szCs w:val="24"/>
+        </w:rPr>
+        <w:ptab w:alignment="right" w:relativeTo="margin" w:leader="dot"/>
+        <w:t xml:space="preserve">7</w:t>
+      </w:r>
+    </w:p>
+    <w:p>
+      <w:pPr>
+        <w:spacing w:after="90" w:line="240"/>
+        <w:ind w:left="0"/>
+      </w:pPr>
+      <w:r>
+        <w:rPr>
+          <w:rFonts w:ascii="Times New Roman" w:cs="Times New Roman" w:eastAsia="Times New Roman" w:hAnsi="Times New Roman"/>
+          <w:color w:val="000000"/>
+          <w:sz w:val="24"/>
+          <w:szCs w:val="24"/>
+        </w:rPr>
+        <w:t xml:space="preserve">Applied Software Project</w:t>
+      </w:r>
+      <w:r>
+        <w:rPr>
+          <w:rFonts w:ascii="Times New Roman" w:cs="Times New Roman" w:eastAsia="Times New Roman" w:hAnsi="Times New Roman"/>
+          <w:color w:val="000000"/>
+          <w:sz w:val="24"/>
+          <w:szCs w:val="24"/>
+        </w:rPr>
+        <w:ptab w:alignment="right" w:relativeTo="margin" w:leader="dot"/>
+        <w:t xml:space="preserve">8</w:t>
+      </w:r>
+    </w:p>
+    <w:p>
+      <w:pPr>
+        <w:spacing w:after="90" w:line="240"/>
+        <w:ind w:left="300"/>
+      </w:pPr>
+      <w:r>
+        <w:rPr>
+          <w:rFonts w:ascii="Times New Roman" w:cs="Times New Roman" w:eastAsia="Times New Roman" w:hAnsi="Times New Roman"/>
+          <w:color w:val="000000"/>
+          <w:sz w:val="24"/>
+          <w:szCs w:val="24"/>
+        </w:rPr>
+        <w:t xml:space="preserve">Abstract</w:t>
+      </w:r>
+      <w:r>
+        <w:rPr>
+          <w:rFonts w:ascii="Times New Roman" w:cs="Times New Roman" w:eastAsia="Times New Roman" w:hAnsi="Times New Roman"/>
+          <w:color w:val="000000"/>
+          <w:sz w:val="24"/>
+          <w:szCs w:val="24"/>
+        </w:rPr>
+        <w:ptab w:alignment="right" w:relativeTo="margin" w:leader="dot"/>
+        <w:t xml:space="preserve">8</w:t>
+      </w:r>
+    </w:p>
+    <w:p>
+      <w:pPr>
+        <w:spacing w:after="90" w:line="240"/>
+        <w:ind w:left="300"/>
+      </w:pPr>
+      <w:r>
+        <w:rPr>
+          <w:rFonts w:ascii="Times New Roman" w:cs="Times New Roman" w:eastAsia="Times New Roman" w:hAnsi="Times New Roman"/>
+          <w:color w:val="000000"/>
+          <w:sz w:val="24"/>
+          <w:szCs w:val="24"/>
+        </w:rPr>
+        <w:t xml:space="preserve">Project Description</w:t>
+      </w:r>
+      <w:r>
+        <w:rPr>
+          <w:rFonts w:ascii="Times New Roman" w:cs="Times New Roman" w:eastAsia="Times New Roman" w:hAnsi="Times New Roman"/>
+          <w:color w:val="000000"/>
+          <w:sz w:val="24"/>
+          <w:szCs w:val="24"/>
+        </w:rPr>
+        <w:ptab w:alignment="right" w:relativeTo="margin" w:leader="dot"/>
+        <w:t xml:space="preserve">10</w:t>
+      </w:r>
+    </w:p>
+    <w:p>
+      <w:pPr>
+        <w:spacing w:after="90" w:line="240"/>
+        <w:ind w:left="300"/>
+      </w:pPr>
+      <w:r>
+        <w:rPr>
+          <w:rFonts w:ascii="Times New Roman" w:cs="Times New Roman" w:eastAsia="Times New Roman" w:hAnsi="Times New Roman"/>
+          <w:color w:val="000000"/>
+          <w:sz w:val="24"/>
+          <w:szCs w:val="24"/>
+        </w:rPr>
+        <w:t xml:space="preserve">Requirement Gathering</w:t>
+      </w:r>
+      <w:r>
+        <w:rPr>
+          <w:rFonts w:ascii="Times New Roman" w:cs="Times New Roman" w:eastAsia="Times New Roman" w:hAnsi="Times New Roman"/>
+          <w:color w:val="000000"/>
+          <w:sz w:val="24"/>
+          <w:szCs w:val="24"/>
+        </w:rPr>
+        <w:ptab w:alignment="right" w:relativeTo="margin" w:leader="dot"/>
+        <w:t xml:space="preserve">13</w:t>
+      </w:r>
+    </w:p>
+    <w:p>
+      <w:pPr>
+        <w:spacing w:after="90" w:line="240"/>
+        <w:ind w:left="300"/>
+      </w:pPr>
+      <w:r>
+        <w:rPr>
+          <w:rFonts w:ascii="Times New Roman" w:cs="Times New Roman" w:eastAsia="Times New Roman" w:hAnsi="Times New Roman"/>
+          <w:color w:val="000000"/>
+          <w:sz w:val="24"/>
+          <w:szCs w:val="24"/>
+        </w:rPr>
+        <w:t xml:space="preserve">Class Diagrams</w:t>
+      </w:r>
+      <w:r>
+        <w:rPr>
+          <w:rFonts w:ascii="Times New Roman" w:cs="Times New Roman" w:eastAsia="Times New Roman" w:hAnsi="Times New Roman"/>
+          <w:color w:val="000000"/>
+          <w:sz w:val="24"/>
+          <w:szCs w:val="24"/>
+        </w:rPr>
+        <w:ptab w:alignment="right" w:relativeTo="margin" w:leader="dot"/>
+        <w:t xml:space="preserve">19</w:t>
+      </w:r>
+    </w:p>
+    <w:p>
+      <w:pPr>
+        <w:spacing w:after="90" w:line="240"/>
+        <w:ind w:left="300"/>
+      </w:pPr>
+      <w:r>
+        <w:rPr>
+          <w:rFonts w:ascii="Times New Roman" w:cs="Times New Roman" w:eastAsia="Times New Roman" w:hAnsi="Times New Roman"/>
+          <w:color w:val="000000"/>
+          <w:sz w:val="24"/>
+          <w:szCs w:val="24"/>
+        </w:rPr>
+        <w:t xml:space="preserve">Database Schema Design</w:t>
+      </w:r>
+      <w:r>
+        <w:rPr>
+          <w:rFonts w:ascii="Times New Roman" w:cs="Times New Roman" w:eastAsia="Times New Roman" w:hAnsi="Times New Roman"/>
+          <w:color w:val="000000"/>
+          <w:sz w:val="24"/>
+          <w:szCs w:val="24"/>
+        </w:rPr>
+        <w:ptab w:alignment="right" w:relativeTo="margin" w:leader="dot"/>
+        <w:t xml:space="preserve">23</w:t>
+      </w:r>
+    </w:p>
+    <w:p>
+      <w:pPr>
+        <w:spacing w:after="90" w:line="240"/>
+        <w:ind w:left="300"/>
+      </w:pPr>
+      <w:r>
+        <w:rPr>
+          <w:rFonts w:ascii="Times New Roman" w:cs="Times New Roman" w:eastAsia="Times New Roman" w:hAnsi="Times New Roman"/>
+          <w:color w:val="000000"/>
+          <w:sz w:val="24"/>
+          <w:szCs w:val="24"/>
+        </w:rPr>
+        <w:t xml:space="preserve">Feature Development Process</w:t>
+      </w:r>
+      <w:r>
+        <w:rPr>
+          <w:rFonts w:ascii="Times New Roman" w:cs="Times New Roman" w:eastAsia="Times New Roman" w:hAnsi="Times New Roman"/>
+          <w:color w:val="000000"/>
+          <w:sz w:val="24"/>
+          <w:szCs w:val="24"/>
+        </w:rPr>
+        <w:ptab w:alignment="right" w:relativeTo="margin" w:leader="dot"/>
+        <w:t xml:space="preserve">28</w:t>
+      </w:r>
+    </w:p>
+    <w:p>
+      <w:pPr>
+        <w:spacing w:after="90" w:line="240"/>
+        <w:ind w:left="300"/>
+      </w:pPr>
+      <w:r>
+        <w:rPr>
+          <w:rFonts w:ascii="Times New Roman" w:cs="Times New Roman" w:eastAsia="Times New Roman" w:hAnsi="Times New Roman"/>
+          <w:color w:val="000000"/>
+          <w:sz w:val="24"/>
+          <w:szCs w:val="24"/>
+        </w:rPr>
+        <w:t xml:space="preserve">Deployment Flow</w:t>
+      </w:r>
+      <w:r>
+        <w:rPr>
+          <w:rFonts w:ascii="Times New Roman" w:cs="Times New Roman" w:eastAsia="Times New Roman" w:hAnsi="Times New Roman"/>
+          <w:color w:val="000000"/>
+          <w:sz w:val="24"/>
+          <w:szCs w:val="24"/>
+        </w:rPr>
+        <w:ptab w:alignment="right" w:relativeTo="margin" w:leader="dot"/>
+        <w:t xml:space="preserve">33</w:t>
+      </w:r>
+    </w:p>
+    <w:p>
+      <w:pPr>
+        <w:spacing w:after="90" w:line="240"/>
+        <w:ind w:left="300"/>
+      </w:pPr>
+      <w:r>
+        <w:rPr>
+          <w:rFonts w:ascii="Times New Roman" w:cs="Times New Roman" w:eastAsia="Times New Roman" w:hAnsi="Times New Roman"/>
+          <w:color w:val="000000"/>
+          <w:sz w:val="24"/>
+          <w:szCs w:val="24"/>
+        </w:rPr>
+        <w:t xml:space="preserve">Technologies Used</w:t>
+      </w:r>
+      <w:r>
+        <w:rPr>
+          <w:rFonts w:ascii="Times New Roman" w:cs="Times New Roman" w:eastAsia="Times New Roman" w:hAnsi="Times New Roman"/>
+          <w:color w:val="000000"/>
+          <w:sz w:val="24"/>
+          <w:szCs w:val="24"/>
+        </w:rPr>
+        <w:ptab w:alignment="right" w:relativeTo="margin" w:leader="dot"/>
+        <w:t xml:space="preserve">37</w:t>
+      </w:r>
+    </w:p>
+    <w:p>
+      <w:pPr>
+        <w:spacing w:after="90" w:line="240"/>
+        <w:ind w:left="300"/>
+      </w:pPr>
+      <w:r>
+        <w:rPr>
+          <w:rFonts w:ascii="Times New Roman" w:cs="Times New Roman" w:eastAsia="Times New Roman" w:hAnsi="Times New Roman"/>
+          <w:color w:val="000000"/>
+          <w:sz w:val="24"/>
+          <w:szCs w:val="24"/>
+        </w:rPr>
+        <w:t xml:space="preserve">Conclusion</w:t>
+      </w:r>
+      <w:r>
+        <w:rPr>
+          <w:rFonts w:ascii="Times New Roman" w:cs="Times New Roman" w:eastAsia="Times New Roman" w:hAnsi="Times New Roman"/>
+          <w:color w:val="000000"/>
+          <w:sz w:val="24"/>
+          <w:szCs w:val="24"/>
+        </w:rPr>
+        <w:ptab w:alignment="right" w:relativeTo="margin" w:leader="dot"/>
+        <w:t xml:space="preserve">44</w:t>
+      </w:r>
+    </w:p>
+    <w:p>
+      <w:pPr>
+        <w:spacing w:after="90" w:line="240"/>
+        <w:ind w:left="300"/>
+      </w:pPr>
+      <w:r>
+        <w:rPr>
+          <w:rFonts w:ascii="Times New Roman" w:cs="Times New Roman" w:eastAsia="Times New Roman" w:hAnsi="Times New Roman"/>
+          <w:color w:val="000000"/>
+          <w:sz w:val="24"/>
+          <w:szCs w:val="24"/>
+        </w:rPr>
+        <w:t xml:space="preserve">References</w:t>
+      </w:r>
+      <w:r>
+        <w:rPr>
+          <w:rFonts w:ascii="Times New Roman" w:cs="Times New Roman" w:eastAsia="Times New Roman" w:hAnsi="Times New Roman"/>
+          <w:color w:val="000000"/>
+          <w:sz w:val="24"/>
+          <w:szCs w:val="24"/>
+        </w:rPr>
+        <w:ptab w:alignment="right" w:relativeTo="margin" w:leader="dot"/>
+        <w:t xml:space="preserve">48</w:t>
+      </w:r>
+    </w:p>
     <w:p>
       <w:r>
         <w:br w:type="page"/>
@@ -997,7 +1317,7 @@
                 <w:sz w:val="22"/>
                 <w:szCs w:val="22"/>
               </w:rPr>
-              <w:t xml:space="preserve"/>
+              <w:t xml:space="preserve">13</w:t>
             </w:r>
           </w:p>
         </w:tc>
@@ -1083,7 +1403,7 @@
                 <w:sz w:val="22"/>
                 <w:szCs w:val="22"/>
               </w:rPr>
-              <w:t xml:space="preserve"/>
+              <w:t xml:space="preserve">13</w:t>
             </w:r>
           </w:p>
         </w:tc>
@@ -1169,7 +1489,7 @@
                 <w:sz w:val="22"/>
                 <w:szCs w:val="22"/>
               </w:rPr>
-              <w:t xml:space="preserve"/>
+              <w:t xml:space="preserve">16</w:t>
             </w:r>
           </w:p>
         </w:tc>
@@ -1255,7 +1575,7 @@
                 <w:sz w:val="22"/>
                 <w:szCs w:val="22"/>
               </w:rPr>
-              <w:t xml:space="preserve"/>
+              <w:t xml:space="preserve">17</w:t>
             </w:r>
           </w:p>
         </w:tc>
@@ -1341,7 +1661,7 @@
                 <w:sz w:val="22"/>
                 <w:szCs w:val="22"/>
               </w:rPr>
-              <w:t xml:space="preserve"/>
+              <w:t xml:space="preserve">21</w:t>
             </w:r>
           </w:p>
         </w:tc>
@@ -1427,7 +1747,7 @@
                 <w:sz w:val="22"/>
                 <w:szCs w:val="22"/>
               </w:rPr>
-              <w:t xml:space="preserve"/>
+              <w:t xml:space="preserve">24</w:t>
             </w:r>
           </w:p>
         </w:tc>
@@ -1513,7 +1833,7 @@
                 <w:sz w:val="22"/>
                 <w:szCs w:val="22"/>
               </w:rPr>
-              <w:t xml:space="preserve"/>
+              <w:t xml:space="preserve">24</w:t>
             </w:r>
           </w:p>
         </w:tc>
@@ -1599,7 +1919,7 @@
                 <w:sz w:val="22"/>
                 <w:szCs w:val="22"/>
               </w:rPr>
-              <w:t xml:space="preserve"/>
+              <w:t xml:space="preserve">25</w:t>
             </w:r>
           </w:p>
         </w:tc>
@@ -1685,7 +2005,7 @@
                 <w:sz w:val="22"/>
                 <w:szCs w:val="22"/>
               </w:rPr>
-              <w:t xml:space="preserve"/>
+              <w:t xml:space="preserve">31</w:t>
             </w:r>
           </w:p>
         </w:tc>
@@ -1715,7 +2035,7 @@
                 <w:sz w:val="22"/>
                 <w:szCs w:val="22"/>
               </w:rPr>
-              <w:t xml:space="preserve">8.03</w:t>
+              <w:t xml:space="preserve">8.01</w:t>
             </w:r>
           </w:p>
         </w:tc>
@@ -1771,7 +2091,7 @@
                 <w:sz w:val="22"/>
                 <w:szCs w:val="22"/>
               </w:rPr>
-              <w:t xml:space="preserve"/>
+              <w:t xml:space="preserve">41</w:t>
             </w:r>
           </w:p>
         </w:tc>
@@ -1801,7 +2121,7 @@
                 <w:sz w:val="22"/>
                 <w:szCs w:val="22"/>
               </w:rPr>
-              <w:t xml:space="preserve">8.04</w:t>
+              <w:t xml:space="preserve">8.02</w:t>
             </w:r>
           </w:p>
         </w:tc>
@@ -1857,7 +2177,7 @@
                 <w:sz w:val="22"/>
                 <w:szCs w:val="22"/>
               </w:rPr>
-              <w:t xml:space="preserve"/>
+              <w:t xml:space="preserve">43</w:t>
             </w:r>
           </w:p>
         </w:tc>
@@ -1943,7 +2263,7 @@
                 <w:sz w:val="22"/>
                 <w:szCs w:val="22"/>
               </w:rPr>
-              <w:t xml:space="preserve"/>
+              <w:t xml:space="preserve">45</w:t>
             </w:r>
           </w:p>
         </w:tc>
@@ -2193,7 +2513,7 @@
                 <w:sz w:val="22"/>
                 <w:szCs w:val="22"/>
               </w:rPr>
-              <w:t xml:space="preserve"/>
+              <w:t xml:space="preserve">11</w:t>
             </w:r>
           </w:p>
         </w:tc>
@@ -2279,7 +2599,7 @@
                 <w:sz w:val="22"/>
                 <w:szCs w:val="22"/>
               </w:rPr>
-              <w:t xml:space="preserve"/>
+              <w:t xml:space="preserve">12</w:t>
             </w:r>
           </w:p>
         </w:tc>
@@ -2365,7 +2685,7 @@
                 <w:sz w:val="22"/>
                 <w:szCs w:val="22"/>
               </w:rPr>
-              <w:t xml:space="preserve"/>
+              <w:t xml:space="preserve">15</w:t>
             </w:r>
           </w:p>
         </w:tc>
@@ -2451,7 +2771,7 @@
                 <w:sz w:val="22"/>
                 <w:szCs w:val="22"/>
               </w:rPr>
-              <w:t xml:space="preserve"/>
+              <w:t xml:space="preserve">19</w:t>
             </w:r>
           </w:p>
         </w:tc>
@@ -2537,7 +2857,7 @@
                 <w:sz w:val="22"/>
                 <w:szCs w:val="22"/>
               </w:rPr>
-              <w:t xml:space="preserve"/>
+              <w:t xml:space="preserve">20</w:t>
             </w:r>
           </w:p>
         </w:tc>
@@ -2623,7 +2943,7 @@
                 <w:sz w:val="22"/>
                 <w:szCs w:val="22"/>
               </w:rPr>
-              <w:t xml:space="preserve"/>
+              <w:t xml:space="preserve">26</w:t>
             </w:r>
           </w:p>
         </w:tc>
@@ -2709,7 +3029,7 @@
                 <w:sz w:val="22"/>
                 <w:szCs w:val="22"/>
               </w:rPr>
-              <w:t xml:space="preserve"/>
+              <w:t xml:space="preserve">29</w:t>
             </w:r>
           </w:p>
         </w:tc>
@@ -2795,7 +3115,7 @@
                 <w:sz w:val="22"/>
                 <w:szCs w:val="22"/>
               </w:rPr>
-              <w:t xml:space="preserve"/>
+              <w:t xml:space="preserve">31</w:t>
             </w:r>
           </w:p>
         </w:tc>
@@ -2881,7 +3201,7 @@
                 <w:sz w:val="22"/>
                 <w:szCs w:val="22"/>
               </w:rPr>
-              <w:t xml:space="preserve"/>
+              <w:t xml:space="preserve">33</w:t>
             </w:r>
           </w:p>
         </w:tc>
@@ -15756,7 +16076,7 @@
           <w:sz w:val="22"/>
           <w:szCs w:val="22"/>
         </w:rPr>
-        <w:t xml:space="preserve">Table 8.03: Automated test suites</w:t>
+        <w:t xml:space="preserve">Table 8.01: Automated test suites</w:t>
       </w:r>
     </w:p>
     <w:tbl>
@@ -16670,7 +16990,7 @@
           <w:sz w:val="22"/>
           <w:szCs w:val="22"/>
         </w:rPr>
-        <w:t xml:space="preserve">Table 8.04: Technology selection and rationale</w:t>
+        <w:t xml:space="preserve">Table 8.02: Technology selection and rationale</w:t>
       </w:r>
     </w:p>
     <w:tbl>

--- a/docs/ResumeForge_Applied_Software_Project_Report.docx
+++ b/docs/ResumeForge_Applied_Software_Project_Report.docx
@@ -750,6 +750,9 @@
     </w:p>
     <w:p>
       <w:pPr>
+        <w:tabs>
+          <w:tab w:val="right" w:pos="8300" w:leader="dot"/>
+        </w:tabs>
         <w:spacing w:after="90" w:line="240"/>
         <w:ind w:left="0"/>
       </w:pPr>
@@ -769,12 +772,15 @@
           <w:sz w:val="24"/>
           <w:szCs w:val="24"/>
         </w:rPr>
-        <w:ptab w:alignment="right" w:relativeTo="margin" w:leader="dot"/>
+        <w:tab/>
         <w:t xml:space="preserve">6</w:t>
       </w:r>
     </w:p>
     <w:p>
       <w:pPr>
+        <w:tabs>
+          <w:tab w:val="right" w:pos="8300" w:leader="dot"/>
+        </w:tabs>
         <w:spacing w:after="90" w:line="240"/>
         <w:ind w:left="0"/>
       </w:pPr>
@@ -794,12 +800,15 @@
           <w:sz w:val="24"/>
           <w:szCs w:val="24"/>
         </w:rPr>
-        <w:ptab w:alignment="right" w:relativeTo="margin" w:leader="dot"/>
+        <w:tab/>
         <w:t xml:space="preserve">7</w:t>
       </w:r>
     </w:p>
     <w:p>
       <w:pPr>
+        <w:tabs>
+          <w:tab w:val="right" w:pos="8300" w:leader="dot"/>
+        </w:tabs>
         <w:spacing w:after="90" w:line="240"/>
         <w:ind w:left="0"/>
       </w:pPr>
@@ -819,12 +828,15 @@
           <w:sz w:val="24"/>
           <w:szCs w:val="24"/>
         </w:rPr>
-        <w:ptab w:alignment="right" w:relativeTo="margin" w:leader="dot"/>
+        <w:tab/>
         <w:t xml:space="preserve">8</w:t>
       </w:r>
     </w:p>
     <w:p>
       <w:pPr>
+        <w:tabs>
+          <w:tab w:val="right" w:pos="8300" w:leader="dot"/>
+        </w:tabs>
         <w:spacing w:after="90" w:line="240"/>
         <w:ind w:left="300"/>
       </w:pPr>
@@ -844,12 +856,15 @@
           <w:sz w:val="24"/>
           <w:szCs w:val="24"/>
         </w:rPr>
-        <w:ptab w:alignment="right" w:relativeTo="margin" w:leader="dot"/>
+        <w:tab/>
         <w:t xml:space="preserve">8</w:t>
       </w:r>
     </w:p>
     <w:p>
       <w:pPr>
+        <w:tabs>
+          <w:tab w:val="right" w:pos="8300" w:leader="dot"/>
+        </w:tabs>
         <w:spacing w:after="90" w:line="240"/>
         <w:ind w:left="300"/>
       </w:pPr>
@@ -869,12 +884,15 @@
           <w:sz w:val="24"/>
           <w:szCs w:val="24"/>
         </w:rPr>
-        <w:ptab w:alignment="right" w:relativeTo="margin" w:leader="dot"/>
+        <w:tab/>
         <w:t xml:space="preserve">10</w:t>
       </w:r>
     </w:p>
     <w:p>
       <w:pPr>
+        <w:tabs>
+          <w:tab w:val="right" w:pos="8300" w:leader="dot"/>
+        </w:tabs>
         <w:spacing w:after="90" w:line="240"/>
         <w:ind w:left="300"/>
       </w:pPr>
@@ -894,12 +912,15 @@
           <w:sz w:val="24"/>
           <w:szCs w:val="24"/>
         </w:rPr>
-        <w:ptab w:alignment="right" w:relativeTo="margin" w:leader="dot"/>
+        <w:tab/>
         <w:t xml:space="preserve">13</w:t>
       </w:r>
     </w:p>
     <w:p>
       <w:pPr>
+        <w:tabs>
+          <w:tab w:val="right" w:pos="8300" w:leader="dot"/>
+        </w:tabs>
         <w:spacing w:after="90" w:line="240"/>
         <w:ind w:left="300"/>
       </w:pPr>
@@ -919,12 +940,15 @@
           <w:sz w:val="24"/>
           <w:szCs w:val="24"/>
         </w:rPr>
-        <w:ptab w:alignment="right" w:relativeTo="margin" w:leader="dot"/>
+        <w:tab/>
         <w:t xml:space="preserve">19</w:t>
       </w:r>
     </w:p>
     <w:p>
       <w:pPr>
+        <w:tabs>
+          <w:tab w:val="right" w:pos="8300" w:leader="dot"/>
+        </w:tabs>
         <w:spacing w:after="90" w:line="240"/>
         <w:ind w:left="300"/>
       </w:pPr>
@@ -944,12 +968,15 @@
           <w:sz w:val="24"/>
           <w:szCs w:val="24"/>
         </w:rPr>
-        <w:ptab w:alignment="right" w:relativeTo="margin" w:leader="dot"/>
+        <w:tab/>
         <w:t xml:space="preserve">23</w:t>
       </w:r>
     </w:p>
     <w:p>
       <w:pPr>
+        <w:tabs>
+          <w:tab w:val="right" w:pos="8300" w:leader="dot"/>
+        </w:tabs>
         <w:spacing w:after="90" w:line="240"/>
         <w:ind w:left="300"/>
       </w:pPr>
@@ -969,12 +996,15 @@
           <w:sz w:val="24"/>
           <w:szCs w:val="24"/>
         </w:rPr>
-        <w:ptab w:alignment="right" w:relativeTo="margin" w:leader="dot"/>
+        <w:tab/>
         <w:t xml:space="preserve">28</w:t>
       </w:r>
     </w:p>
     <w:p>
       <w:pPr>
+        <w:tabs>
+          <w:tab w:val="right" w:pos="8300" w:leader="dot"/>
+        </w:tabs>
         <w:spacing w:after="90" w:line="240"/>
         <w:ind w:left="300"/>
       </w:pPr>
@@ -994,12 +1024,15 @@
           <w:sz w:val="24"/>
           <w:szCs w:val="24"/>
         </w:rPr>
-        <w:ptab w:alignment="right" w:relativeTo="margin" w:leader="dot"/>
+        <w:tab/>
         <w:t xml:space="preserve">33</w:t>
       </w:r>
     </w:p>
     <w:p>
       <w:pPr>
+        <w:tabs>
+          <w:tab w:val="right" w:pos="8300" w:leader="dot"/>
+        </w:tabs>
         <w:spacing w:after="90" w:line="240"/>
         <w:ind w:left="300"/>
       </w:pPr>
@@ -1019,12 +1052,15 @@
           <w:sz w:val="24"/>
           <w:szCs w:val="24"/>
         </w:rPr>
-        <w:ptab w:alignment="right" w:relativeTo="margin" w:leader="dot"/>
+        <w:tab/>
         <w:t xml:space="preserve">37</w:t>
       </w:r>
     </w:p>
     <w:p>
       <w:pPr>
+        <w:tabs>
+          <w:tab w:val="right" w:pos="8300" w:leader="dot"/>
+        </w:tabs>
         <w:spacing w:after="90" w:line="240"/>
         <w:ind w:left="300"/>
       </w:pPr>
@@ -1044,12 +1080,15 @@
           <w:sz w:val="24"/>
           <w:szCs w:val="24"/>
         </w:rPr>
-        <w:ptab w:alignment="right" w:relativeTo="margin" w:leader="dot"/>
+        <w:tab/>
         <w:t xml:space="preserve">44</w:t>
       </w:r>
     </w:p>
     <w:p>
       <w:pPr>
+        <w:tabs>
+          <w:tab w:val="right" w:pos="8300" w:leader="dot"/>
+        </w:tabs>
         <w:spacing w:after="90" w:line="240"/>
         <w:ind w:left="300"/>
       </w:pPr>
@@ -1069,7 +1108,7 @@
           <w:sz w:val="24"/>
           <w:szCs w:val="24"/>
         </w:rPr>
-        <w:ptab w:alignment="right" w:relativeTo="margin" w:leader="dot"/>
+        <w:tab/>
         <w:t xml:space="preserve">48</w:t>
       </w:r>
     </w:p>
@@ -1129,7 +1168,7 @@
     </w:p>
     <w:tbl>
       <w:tblPr>
-        <w:tblW w:type="dxa" w:w="8700"/>
+        <w:tblW w:type="dxa" w:w="8300"/>
         <w:tblBorders>
           <w:top w:val="single" w:color="auto" w:sz="4"/>
           <w:left w:val="single" w:color="auto" w:sz="4"/>
@@ -1140,9 +1179,9 @@
         </w:tblBorders>
       </w:tblPr>
       <w:tblGrid>
-        <w:gridCol w:w="1411"/>
-        <w:gridCol w:w="5878"/>
-        <w:gridCol w:w="1411"/>
+        <w:gridCol w:w="1346"/>
+        <w:gridCol w:w="5608"/>
+        <w:gridCol w:w="1346"/>
       </w:tblGrid>
       <w:tr>
         <w:trPr>
@@ -1150,7 +1189,7 @@
         </w:trPr>
         <w:tc>
           <w:tcPr>
-            <w:tcW w:type="dxa" w:w="1411"/>
+            <w:tcW w:type="dxa" w:w="1346"/>
             <w:shd w:fill="D9D9D9" w:val="clear"/>
             <w:tcMar>
               <w:top w:type="dxa" w:w="70"/>
@@ -1179,7 +1218,7 @@
         </w:tc>
         <w:tc>
           <w:tcPr>
-            <w:tcW w:type="dxa" w:w="5878"/>
+            <w:tcW w:type="dxa" w:w="5608"/>
             <w:shd w:fill="D9D9D9" w:val="clear"/>
             <w:tcMar>
               <w:top w:type="dxa" w:w="70"/>
@@ -1208,7 +1247,7 @@
         </w:tc>
         <w:tc>
           <w:tcPr>
-            <w:tcW w:type="dxa" w:w="1411"/>
+            <w:tcW w:type="dxa" w:w="1346"/>
             <w:shd w:fill="D9D9D9" w:val="clear"/>
             <w:tcMar>
               <w:top w:type="dxa" w:w="70"/>
@@ -1239,7 +1278,7 @@
       <w:tr>
         <w:tc>
           <w:tcPr>
-            <w:tcW w:type="dxa" w:w="1411"/>
+            <w:tcW w:type="dxa" w:w="1346"/>
             <w:tcMar>
               <w:top w:type="dxa" w:w="70"/>
               <w:left w:type="dxa" w:w="110"/>
@@ -1267,7 +1306,7 @@
         </w:tc>
         <w:tc>
           <w:tcPr>
-            <w:tcW w:type="dxa" w:w="5878"/>
+            <w:tcW w:type="dxa" w:w="5608"/>
             <w:tcMar>
               <w:top w:type="dxa" w:w="70"/>
               <w:left w:type="dxa" w:w="110"/>
@@ -1295,7 +1334,7 @@
         </w:tc>
         <w:tc>
           <w:tcPr>
-            <w:tcW w:type="dxa" w:w="1411"/>
+            <w:tcW w:type="dxa" w:w="1346"/>
             <w:tcMar>
               <w:top w:type="dxa" w:w="70"/>
               <w:left w:type="dxa" w:w="110"/>
@@ -1325,7 +1364,7 @@
       <w:tr>
         <w:tc>
           <w:tcPr>
-            <w:tcW w:type="dxa" w:w="1411"/>
+            <w:tcW w:type="dxa" w:w="1346"/>
             <w:tcMar>
               <w:top w:type="dxa" w:w="70"/>
               <w:left w:type="dxa" w:w="110"/>
@@ -1353,7 +1392,7 @@
         </w:tc>
         <w:tc>
           <w:tcPr>
-            <w:tcW w:type="dxa" w:w="5878"/>
+            <w:tcW w:type="dxa" w:w="5608"/>
             <w:tcMar>
               <w:top w:type="dxa" w:w="70"/>
               <w:left w:type="dxa" w:w="110"/>
@@ -1381,7 +1420,7 @@
         </w:tc>
         <w:tc>
           <w:tcPr>
-            <w:tcW w:type="dxa" w:w="1411"/>
+            <w:tcW w:type="dxa" w:w="1346"/>
             <w:tcMar>
               <w:top w:type="dxa" w:w="70"/>
               <w:left w:type="dxa" w:w="110"/>
@@ -1411,7 +1450,7 @@
       <w:tr>
         <w:tc>
           <w:tcPr>
-            <w:tcW w:type="dxa" w:w="1411"/>
+            <w:tcW w:type="dxa" w:w="1346"/>
             <w:tcMar>
               <w:top w:type="dxa" w:w="70"/>
               <w:left w:type="dxa" w:w="110"/>
@@ -1439,7 +1478,7 @@
         </w:tc>
         <w:tc>
           <w:tcPr>
-            <w:tcW w:type="dxa" w:w="5878"/>
+            <w:tcW w:type="dxa" w:w="5608"/>
             <w:tcMar>
               <w:top w:type="dxa" w:w="70"/>
               <w:left w:type="dxa" w:w="110"/>
@@ -1467,7 +1506,7 @@
         </w:tc>
         <w:tc>
           <w:tcPr>
-            <w:tcW w:type="dxa" w:w="1411"/>
+            <w:tcW w:type="dxa" w:w="1346"/>
             <w:tcMar>
               <w:top w:type="dxa" w:w="70"/>
               <w:left w:type="dxa" w:w="110"/>
@@ -1497,7 +1536,7 @@
       <w:tr>
         <w:tc>
           <w:tcPr>
-            <w:tcW w:type="dxa" w:w="1411"/>
+            <w:tcW w:type="dxa" w:w="1346"/>
             <w:tcMar>
               <w:top w:type="dxa" w:w="70"/>
               <w:left w:type="dxa" w:w="110"/>
@@ -1525,7 +1564,7 @@
         </w:tc>
         <w:tc>
           <w:tcPr>
-            <w:tcW w:type="dxa" w:w="5878"/>
+            <w:tcW w:type="dxa" w:w="5608"/>
             <w:tcMar>
               <w:top w:type="dxa" w:w="70"/>
               <w:left w:type="dxa" w:w="110"/>
@@ -1553,7 +1592,7 @@
         </w:tc>
         <w:tc>
           <w:tcPr>
-            <w:tcW w:type="dxa" w:w="1411"/>
+            <w:tcW w:type="dxa" w:w="1346"/>
             <w:tcMar>
               <w:top w:type="dxa" w:w="70"/>
               <w:left w:type="dxa" w:w="110"/>
@@ -1583,7 +1622,7 @@
       <w:tr>
         <w:tc>
           <w:tcPr>
-            <w:tcW w:type="dxa" w:w="1411"/>
+            <w:tcW w:type="dxa" w:w="1346"/>
             <w:tcMar>
               <w:top w:type="dxa" w:w="70"/>
               <w:left w:type="dxa" w:w="110"/>
@@ -1611,7 +1650,7 @@
         </w:tc>
         <w:tc>
           <w:tcPr>
-            <w:tcW w:type="dxa" w:w="5878"/>
+            <w:tcW w:type="dxa" w:w="5608"/>
             <w:tcMar>
               <w:top w:type="dxa" w:w="70"/>
               <w:left w:type="dxa" w:w="110"/>
@@ -1639,7 +1678,7 @@
         </w:tc>
         <w:tc>
           <w:tcPr>
-            <w:tcW w:type="dxa" w:w="1411"/>
+            <w:tcW w:type="dxa" w:w="1346"/>
             <w:tcMar>
               <w:top w:type="dxa" w:w="70"/>
               <w:left w:type="dxa" w:w="110"/>
@@ -1669,7 +1708,7 @@
       <w:tr>
         <w:tc>
           <w:tcPr>
-            <w:tcW w:type="dxa" w:w="1411"/>
+            <w:tcW w:type="dxa" w:w="1346"/>
             <w:tcMar>
               <w:top w:type="dxa" w:w="70"/>
               <w:left w:type="dxa" w:w="110"/>
@@ -1697,7 +1736,7 @@
         </w:tc>
         <w:tc>
           <w:tcPr>
-            <w:tcW w:type="dxa" w:w="5878"/>
+            <w:tcW w:type="dxa" w:w="5608"/>
             <w:tcMar>
               <w:top w:type="dxa" w:w="70"/>
               <w:left w:type="dxa" w:w="110"/>
@@ -1725,7 +1764,7 @@
         </w:tc>
         <w:tc>
           <w:tcPr>
-            <w:tcW w:type="dxa" w:w="1411"/>
+            <w:tcW w:type="dxa" w:w="1346"/>
             <w:tcMar>
               <w:top w:type="dxa" w:w="70"/>
               <w:left w:type="dxa" w:w="110"/>
@@ -1755,7 +1794,7 @@
       <w:tr>
         <w:tc>
           <w:tcPr>
-            <w:tcW w:type="dxa" w:w="1411"/>
+            <w:tcW w:type="dxa" w:w="1346"/>
             <w:tcMar>
               <w:top w:type="dxa" w:w="70"/>
               <w:left w:type="dxa" w:w="110"/>
@@ -1783,7 +1822,7 @@
         </w:tc>
         <w:tc>
           <w:tcPr>
-            <w:tcW w:type="dxa" w:w="5878"/>
+            <w:tcW w:type="dxa" w:w="5608"/>
             <w:tcMar>
               <w:top w:type="dxa" w:w="70"/>
               <w:left w:type="dxa" w:w="110"/>
@@ -1811,7 +1850,7 @@
         </w:tc>
         <w:tc>
           <w:tcPr>
-            <w:tcW w:type="dxa" w:w="1411"/>
+            <w:tcW w:type="dxa" w:w="1346"/>
             <w:tcMar>
               <w:top w:type="dxa" w:w="70"/>
               <w:left w:type="dxa" w:w="110"/>
@@ -1841,7 +1880,7 @@
       <w:tr>
         <w:tc>
           <w:tcPr>
-            <w:tcW w:type="dxa" w:w="1411"/>
+            <w:tcW w:type="dxa" w:w="1346"/>
             <w:tcMar>
               <w:top w:type="dxa" w:w="70"/>
               <w:left w:type="dxa" w:w="110"/>
@@ -1869,7 +1908,7 @@
         </w:tc>
         <w:tc>
           <w:tcPr>
-            <w:tcW w:type="dxa" w:w="5878"/>
+            <w:tcW w:type="dxa" w:w="5608"/>
             <w:tcMar>
               <w:top w:type="dxa" w:w="70"/>
               <w:left w:type="dxa" w:w="110"/>
@@ -1897,7 +1936,7 @@
         </w:tc>
         <w:tc>
           <w:tcPr>
-            <w:tcW w:type="dxa" w:w="1411"/>
+            <w:tcW w:type="dxa" w:w="1346"/>
             <w:tcMar>
               <w:top w:type="dxa" w:w="70"/>
               <w:left w:type="dxa" w:w="110"/>
@@ -1927,7 +1966,7 @@
       <w:tr>
         <w:tc>
           <w:tcPr>
-            <w:tcW w:type="dxa" w:w="1411"/>
+            <w:tcW w:type="dxa" w:w="1346"/>
             <w:tcMar>
               <w:top w:type="dxa" w:w="70"/>
               <w:left w:type="dxa" w:w="110"/>
@@ -1955,7 +1994,7 @@
         </w:tc>
         <w:tc>
           <w:tcPr>
-            <w:tcW w:type="dxa" w:w="5878"/>
+            <w:tcW w:type="dxa" w:w="5608"/>
             <w:tcMar>
               <w:top w:type="dxa" w:w="70"/>
               <w:left w:type="dxa" w:w="110"/>
@@ -1983,7 +2022,7 @@
         </w:tc>
         <w:tc>
           <w:tcPr>
-            <w:tcW w:type="dxa" w:w="1411"/>
+            <w:tcW w:type="dxa" w:w="1346"/>
             <w:tcMar>
               <w:top w:type="dxa" w:w="70"/>
               <w:left w:type="dxa" w:w="110"/>
@@ -2013,7 +2052,7 @@
       <w:tr>
         <w:tc>
           <w:tcPr>
-            <w:tcW w:type="dxa" w:w="1411"/>
+            <w:tcW w:type="dxa" w:w="1346"/>
             <w:tcMar>
               <w:top w:type="dxa" w:w="70"/>
               <w:left w:type="dxa" w:w="110"/>
@@ -2041,7 +2080,7 @@
         </w:tc>
         <w:tc>
           <w:tcPr>
-            <w:tcW w:type="dxa" w:w="5878"/>
+            <w:tcW w:type="dxa" w:w="5608"/>
             <w:tcMar>
               <w:top w:type="dxa" w:w="70"/>
               <w:left w:type="dxa" w:w="110"/>
@@ -2069,7 +2108,7 @@
         </w:tc>
         <w:tc>
           <w:tcPr>
-            <w:tcW w:type="dxa" w:w="1411"/>
+            <w:tcW w:type="dxa" w:w="1346"/>
             <w:tcMar>
               <w:top w:type="dxa" w:w="70"/>
               <w:left w:type="dxa" w:w="110"/>
@@ -2099,7 +2138,7 @@
       <w:tr>
         <w:tc>
           <w:tcPr>
-            <w:tcW w:type="dxa" w:w="1411"/>
+            <w:tcW w:type="dxa" w:w="1346"/>
             <w:tcMar>
               <w:top w:type="dxa" w:w="70"/>
               <w:left w:type="dxa" w:w="110"/>
@@ -2127,7 +2166,7 @@
         </w:tc>
         <w:tc>
           <w:tcPr>
-            <w:tcW w:type="dxa" w:w="5878"/>
+            <w:tcW w:type="dxa" w:w="5608"/>
             <w:tcMar>
               <w:top w:type="dxa" w:w="70"/>
               <w:left w:type="dxa" w:w="110"/>
@@ -2155,7 +2194,7 @@
         </w:tc>
         <w:tc>
           <w:tcPr>
-            <w:tcW w:type="dxa" w:w="1411"/>
+            <w:tcW w:type="dxa" w:w="1346"/>
             <w:tcMar>
               <w:top w:type="dxa" w:w="70"/>
               <w:left w:type="dxa" w:w="110"/>
@@ -2185,7 +2224,7 @@
       <w:tr>
         <w:tc>
           <w:tcPr>
-            <w:tcW w:type="dxa" w:w="1411"/>
+            <w:tcW w:type="dxa" w:w="1346"/>
             <w:tcMar>
               <w:top w:type="dxa" w:w="70"/>
               <w:left w:type="dxa" w:w="110"/>
@@ -2213,7 +2252,7 @@
         </w:tc>
         <w:tc>
           <w:tcPr>
-            <w:tcW w:type="dxa" w:w="5878"/>
+            <w:tcW w:type="dxa" w:w="5608"/>
             <w:tcMar>
               <w:top w:type="dxa" w:w="70"/>
               <w:left w:type="dxa" w:w="110"/>
@@ -2241,7 +2280,7 @@
         </w:tc>
         <w:tc>
           <w:tcPr>
-            <w:tcW w:type="dxa" w:w="1411"/>
+            <w:tcW w:type="dxa" w:w="1346"/>
             <w:tcMar>
               <w:top w:type="dxa" w:w="70"/>
               <w:left w:type="dxa" w:w="110"/>
@@ -2325,7 +2364,7 @@
     </w:p>
     <w:tbl>
       <w:tblPr>
-        <w:tblW w:type="dxa" w:w="8700"/>
+        <w:tblW w:type="dxa" w:w="8300"/>
         <w:tblBorders>
           <w:top w:val="single" w:color="auto" w:sz="4"/>
           <w:left w:val="single" w:color="auto" w:sz="4"/>
@@ -2336,9 +2375,9 @@
         </w:tblBorders>
       </w:tblPr>
       <w:tblGrid>
-        <w:gridCol w:w="1411"/>
-        <w:gridCol w:w="5878"/>
-        <w:gridCol w:w="1411"/>
+        <w:gridCol w:w="1346"/>
+        <w:gridCol w:w="5608"/>
+        <w:gridCol w:w="1346"/>
       </w:tblGrid>
       <w:tr>
         <w:trPr>
@@ -2346,7 +2385,7 @@
         </w:trPr>
         <w:tc>
           <w:tcPr>
-            <w:tcW w:type="dxa" w:w="1411"/>
+            <w:tcW w:type="dxa" w:w="1346"/>
             <w:shd w:fill="D9D9D9" w:val="clear"/>
             <w:tcMar>
               <w:top w:type="dxa" w:w="70"/>
@@ -2375,7 +2414,7 @@
         </w:tc>
         <w:tc>
           <w:tcPr>
-            <w:tcW w:type="dxa" w:w="5878"/>
+            <w:tcW w:type="dxa" w:w="5608"/>
             <w:shd w:fill="D9D9D9" w:val="clear"/>
             <w:tcMar>
               <w:top w:type="dxa" w:w="70"/>
@@ -2404,7 +2443,7 @@
         </w:tc>
         <w:tc>
           <w:tcPr>
-            <w:tcW w:type="dxa" w:w="1411"/>
+            <w:tcW w:type="dxa" w:w="1346"/>
             <w:shd w:fill="D9D9D9" w:val="clear"/>
             <w:tcMar>
               <w:top w:type="dxa" w:w="70"/>
@@ -2435,7 +2474,7 @@
       <w:tr>
         <w:tc>
           <w:tcPr>
-            <w:tcW w:type="dxa" w:w="1411"/>
+            <w:tcW w:type="dxa" w:w="1346"/>
             <w:tcMar>
               <w:top w:type="dxa" w:w="70"/>
               <w:left w:type="dxa" w:w="110"/>
@@ -2463,7 +2502,7 @@
         </w:tc>
         <w:tc>
           <w:tcPr>
-            <w:tcW w:type="dxa" w:w="5878"/>
+            <w:tcW w:type="dxa" w:w="5608"/>
             <w:tcMar>
               <w:top w:type="dxa" w:w="70"/>
               <w:left w:type="dxa" w:w="110"/>
@@ -2491,7 +2530,7 @@
         </w:tc>
         <w:tc>
           <w:tcPr>
-            <w:tcW w:type="dxa" w:w="1411"/>
+            <w:tcW w:type="dxa" w:w="1346"/>
             <w:tcMar>
               <w:top w:type="dxa" w:w="70"/>
               <w:left w:type="dxa" w:w="110"/>
@@ -2521,7 +2560,7 @@
       <w:tr>
         <w:tc>
           <w:tcPr>
-            <w:tcW w:type="dxa" w:w="1411"/>
+            <w:tcW w:type="dxa" w:w="1346"/>
             <w:tcMar>
               <w:top w:type="dxa" w:w="70"/>
               <w:left w:type="dxa" w:w="110"/>
@@ -2549,7 +2588,7 @@
         </w:tc>
         <w:tc>
           <w:tcPr>
-            <w:tcW w:type="dxa" w:w="5878"/>
+            <w:tcW w:type="dxa" w:w="5608"/>
             <w:tcMar>
               <w:top w:type="dxa" w:w="70"/>
               <w:left w:type="dxa" w:w="110"/>
@@ -2577,7 +2616,7 @@
         </w:tc>
         <w:tc>
           <w:tcPr>
-            <w:tcW w:type="dxa" w:w="1411"/>
+            <w:tcW w:type="dxa" w:w="1346"/>
             <w:tcMar>
               <w:top w:type="dxa" w:w="70"/>
               <w:left w:type="dxa" w:w="110"/>
@@ -2607,7 +2646,7 @@
       <w:tr>
         <w:tc>
           <w:tcPr>
-            <w:tcW w:type="dxa" w:w="1411"/>
+            <w:tcW w:type="dxa" w:w="1346"/>
             <w:tcMar>
               <w:top w:type="dxa" w:w="70"/>
               <w:left w:type="dxa" w:w="110"/>
@@ -2635,7 +2674,7 @@
         </w:tc>
         <w:tc>
           <w:tcPr>
-            <w:tcW w:type="dxa" w:w="5878"/>
+            <w:tcW w:type="dxa" w:w="5608"/>
             <w:tcMar>
               <w:top w:type="dxa" w:w="70"/>
               <w:left w:type="dxa" w:w="110"/>
@@ -2663,7 +2702,7 @@
         </w:tc>
         <w:tc>
           <w:tcPr>
-            <w:tcW w:type="dxa" w:w="1411"/>
+            <w:tcW w:type="dxa" w:w="1346"/>
             <w:tcMar>
               <w:top w:type="dxa" w:w="70"/>
               <w:left w:type="dxa" w:w="110"/>
@@ -2693,7 +2732,7 @@
       <w:tr>
         <w:tc>
           <w:tcPr>
-            <w:tcW w:type="dxa" w:w="1411"/>
+            <w:tcW w:type="dxa" w:w="1346"/>
             <w:tcMar>
               <w:top w:type="dxa" w:w="70"/>
               <w:left w:type="dxa" w:w="110"/>
@@ -2721,7 +2760,7 @@
         </w:tc>
         <w:tc>
           <w:tcPr>
-            <w:tcW w:type="dxa" w:w="5878"/>
+            <w:tcW w:type="dxa" w:w="5608"/>
             <w:tcMar>
               <w:top w:type="dxa" w:w="70"/>
               <w:left w:type="dxa" w:w="110"/>
@@ -2749,7 +2788,7 @@
         </w:tc>
         <w:tc>
           <w:tcPr>
-            <w:tcW w:type="dxa" w:w="1411"/>
+            <w:tcW w:type="dxa" w:w="1346"/>
             <w:tcMar>
               <w:top w:type="dxa" w:w="70"/>
               <w:left w:type="dxa" w:w="110"/>
@@ -2779,7 +2818,7 @@
       <w:tr>
         <w:tc>
           <w:tcPr>
-            <w:tcW w:type="dxa" w:w="1411"/>
+            <w:tcW w:type="dxa" w:w="1346"/>
             <w:tcMar>
               <w:top w:type="dxa" w:w="70"/>
               <w:left w:type="dxa" w:w="110"/>
@@ -2807,7 +2846,7 @@
         </w:tc>
         <w:tc>
           <w:tcPr>
-            <w:tcW w:type="dxa" w:w="5878"/>
+            <w:tcW w:type="dxa" w:w="5608"/>
             <w:tcMar>
               <w:top w:type="dxa" w:w="70"/>
               <w:left w:type="dxa" w:w="110"/>
@@ -2835,7 +2874,7 @@
         </w:tc>
         <w:tc>
           <w:tcPr>
-            <w:tcW w:type="dxa" w:w="1411"/>
+            <w:tcW w:type="dxa" w:w="1346"/>
             <w:tcMar>
               <w:top w:type="dxa" w:w="70"/>
               <w:left w:type="dxa" w:w="110"/>
@@ -2865,7 +2904,7 @@
       <w:tr>
         <w:tc>
           <w:tcPr>
-            <w:tcW w:type="dxa" w:w="1411"/>
+            <w:tcW w:type="dxa" w:w="1346"/>
             <w:tcMar>
               <w:top w:type="dxa" w:w="70"/>
               <w:left w:type="dxa" w:w="110"/>
@@ -2893,7 +2932,7 @@
         </w:tc>
         <w:tc>
           <w:tcPr>
-            <w:tcW w:type="dxa" w:w="5878"/>
+            <w:tcW w:type="dxa" w:w="5608"/>
             <w:tcMar>
               <w:top w:type="dxa" w:w="70"/>
               <w:left w:type="dxa" w:w="110"/>
@@ -2921,7 +2960,7 @@
         </w:tc>
         <w:tc>
           <w:tcPr>
-            <w:tcW w:type="dxa" w:w="1411"/>
+            <w:tcW w:type="dxa" w:w="1346"/>
             <w:tcMar>
               <w:top w:type="dxa" w:w="70"/>
               <w:left w:type="dxa" w:w="110"/>
@@ -2951,7 +2990,7 @@
       <w:tr>
         <w:tc>
           <w:tcPr>
-            <w:tcW w:type="dxa" w:w="1411"/>
+            <w:tcW w:type="dxa" w:w="1346"/>
             <w:tcMar>
               <w:top w:type="dxa" w:w="70"/>
               <w:left w:type="dxa" w:w="110"/>
@@ -2979,7 +3018,7 @@
         </w:tc>
         <w:tc>
           <w:tcPr>
-            <w:tcW w:type="dxa" w:w="5878"/>
+            <w:tcW w:type="dxa" w:w="5608"/>
             <w:tcMar>
               <w:top w:type="dxa" w:w="70"/>
               <w:left w:type="dxa" w:w="110"/>
@@ -3007,7 +3046,7 @@
         </w:tc>
         <w:tc>
           <w:tcPr>
-            <w:tcW w:type="dxa" w:w="1411"/>
+            <w:tcW w:type="dxa" w:w="1346"/>
             <w:tcMar>
               <w:top w:type="dxa" w:w="70"/>
               <w:left w:type="dxa" w:w="110"/>
@@ -3037,7 +3076,7 @@
       <w:tr>
         <w:tc>
           <w:tcPr>
-            <w:tcW w:type="dxa" w:w="1411"/>
+            <w:tcW w:type="dxa" w:w="1346"/>
             <w:tcMar>
               <w:top w:type="dxa" w:w="70"/>
               <w:left w:type="dxa" w:w="110"/>
@@ -3065,7 +3104,7 @@
         </w:tc>
         <w:tc>
           <w:tcPr>
-            <w:tcW w:type="dxa" w:w="5878"/>
+            <w:tcW w:type="dxa" w:w="5608"/>
             <w:tcMar>
               <w:top w:type="dxa" w:w="70"/>
               <w:left w:type="dxa" w:w="110"/>
@@ -3093,7 +3132,7 @@
         </w:tc>
         <w:tc>
           <w:tcPr>
-            <w:tcW w:type="dxa" w:w="1411"/>
+            <w:tcW w:type="dxa" w:w="1346"/>
             <w:tcMar>
               <w:top w:type="dxa" w:w="70"/>
               <w:left w:type="dxa" w:w="110"/>
@@ -3123,7 +3162,7 @@
       <w:tr>
         <w:tc>
           <w:tcPr>
-            <w:tcW w:type="dxa" w:w="1411"/>
+            <w:tcW w:type="dxa" w:w="1346"/>
             <w:tcMar>
               <w:top w:type="dxa" w:w="70"/>
               <w:left w:type="dxa" w:w="110"/>
@@ -3151,7 +3190,7 @@
         </w:tc>
         <w:tc>
           <w:tcPr>
-            <w:tcW w:type="dxa" w:w="5878"/>
+            <w:tcW w:type="dxa" w:w="5608"/>
             <w:tcMar>
               <w:top w:type="dxa" w:w="70"/>
               <w:left w:type="dxa" w:w="110"/>
@@ -3179,7 +3218,7 @@
         </w:tc>
         <w:tc>
           <w:tcPr>
-            <w:tcW w:type="dxa" w:w="1411"/>
+            <w:tcW w:type="dxa" w:w="1346"/>
             <w:tcMar>
               <w:top w:type="dxa" w:w="70"/>
               <w:left w:type="dxa" w:w="110"/>
@@ -3876,7 +3915,7 @@
     </w:p>
     <w:tbl>
       <w:tblPr>
-        <w:tblW w:type="dxa" w:w="8700"/>
+        <w:tblW w:type="dxa" w:w="8300"/>
         <w:tblBorders>
           <w:top w:val="single" w:color="auto" w:sz="4"/>
           <w:left w:val="single" w:color="auto" w:sz="4"/>
@@ -3887,9 +3926,9 @@
         </w:tblBorders>
       </w:tblPr>
       <w:tblGrid>
-        <w:gridCol w:w="946"/>
-        <w:gridCol w:w="6620"/>
-        <w:gridCol w:w="1134"/>
+        <w:gridCol w:w="902"/>
+        <w:gridCol w:w="6315"/>
+        <w:gridCol w:w="1083"/>
       </w:tblGrid>
       <w:tr>
         <w:trPr>
@@ -3897,7 +3936,7 @@
         </w:trPr>
         <w:tc>
           <w:tcPr>
-            <w:tcW w:type="dxa" w:w="946"/>
+            <w:tcW w:type="dxa" w:w="902"/>
             <w:shd w:fill="D9D9D9" w:val="clear"/>
             <w:tcMar>
               <w:top w:type="dxa" w:w="70"/>
@@ -3926,7 +3965,7 @@
         </w:tc>
         <w:tc>
           <w:tcPr>
-            <w:tcW w:type="dxa" w:w="6620"/>
+            <w:tcW w:type="dxa" w:w="6315"/>
             <w:shd w:fill="D9D9D9" w:val="clear"/>
             <w:tcMar>
               <w:top w:type="dxa" w:w="70"/>
@@ -3955,7 +3994,7 @@
         </w:tc>
         <w:tc>
           <w:tcPr>
-            <w:tcW w:type="dxa" w:w="1134"/>
+            <w:tcW w:type="dxa" w:w="1083"/>
             <w:shd w:fill="D9D9D9" w:val="clear"/>
             <w:tcMar>
               <w:top w:type="dxa" w:w="70"/>
@@ -3986,7 +4025,7 @@
       <w:tr>
         <w:tc>
           <w:tcPr>
-            <w:tcW w:type="dxa" w:w="946"/>
+            <w:tcW w:type="dxa" w:w="902"/>
             <w:tcMar>
               <w:top w:type="dxa" w:w="70"/>
               <w:left w:type="dxa" w:w="110"/>
@@ -4014,7 +4053,7 @@
         </w:tc>
         <w:tc>
           <w:tcPr>
-            <w:tcW w:type="dxa" w:w="6620"/>
+            <w:tcW w:type="dxa" w:w="6315"/>
             <w:tcMar>
               <w:top w:type="dxa" w:w="70"/>
               <w:left w:type="dxa" w:w="110"/>
@@ -4042,7 +4081,7 @@
         </w:tc>
         <w:tc>
           <w:tcPr>
-            <w:tcW w:type="dxa" w:w="1134"/>
+            <w:tcW w:type="dxa" w:w="1083"/>
             <w:tcMar>
               <w:top w:type="dxa" w:w="70"/>
               <w:left w:type="dxa" w:w="110"/>
@@ -4072,7 +4111,7 @@
       <w:tr>
         <w:tc>
           <w:tcPr>
-            <w:tcW w:type="dxa" w:w="946"/>
+            <w:tcW w:type="dxa" w:w="902"/>
             <w:tcMar>
               <w:top w:type="dxa" w:w="70"/>
               <w:left w:type="dxa" w:w="110"/>
@@ -4100,7 +4139,7 @@
         </w:tc>
         <w:tc>
           <w:tcPr>
-            <w:tcW w:type="dxa" w:w="6620"/>
+            <w:tcW w:type="dxa" w:w="6315"/>
             <w:tcMar>
               <w:top w:type="dxa" w:w="70"/>
               <w:left w:type="dxa" w:w="110"/>
@@ -4128,7 +4167,7 @@
         </w:tc>
         <w:tc>
           <w:tcPr>
-            <w:tcW w:type="dxa" w:w="1134"/>
+            <w:tcW w:type="dxa" w:w="1083"/>
             <w:tcMar>
               <w:top w:type="dxa" w:w="70"/>
               <w:left w:type="dxa" w:w="110"/>
@@ -4158,7 +4197,7 @@
       <w:tr>
         <w:tc>
           <w:tcPr>
-            <w:tcW w:type="dxa" w:w="946"/>
+            <w:tcW w:type="dxa" w:w="902"/>
             <w:tcMar>
               <w:top w:type="dxa" w:w="70"/>
               <w:left w:type="dxa" w:w="110"/>
@@ -4186,7 +4225,7 @@
         </w:tc>
         <w:tc>
           <w:tcPr>
-            <w:tcW w:type="dxa" w:w="6620"/>
+            <w:tcW w:type="dxa" w:w="6315"/>
             <w:tcMar>
               <w:top w:type="dxa" w:w="70"/>
               <w:left w:type="dxa" w:w="110"/>
@@ -4214,7 +4253,7 @@
         </w:tc>
         <w:tc>
           <w:tcPr>
-            <w:tcW w:type="dxa" w:w="1134"/>
+            <w:tcW w:type="dxa" w:w="1083"/>
             <w:tcMar>
               <w:top w:type="dxa" w:w="70"/>
               <w:left w:type="dxa" w:w="110"/>
@@ -4244,7 +4283,7 @@
       <w:tr>
         <w:tc>
           <w:tcPr>
-            <w:tcW w:type="dxa" w:w="946"/>
+            <w:tcW w:type="dxa" w:w="902"/>
             <w:tcMar>
               <w:top w:type="dxa" w:w="70"/>
               <w:left w:type="dxa" w:w="110"/>
@@ -4272,7 +4311,7 @@
         </w:tc>
         <w:tc>
           <w:tcPr>
-            <w:tcW w:type="dxa" w:w="6620"/>
+            <w:tcW w:type="dxa" w:w="6315"/>
             <w:tcMar>
               <w:top w:type="dxa" w:w="70"/>
               <w:left w:type="dxa" w:w="110"/>
@@ -4300,7 +4339,7 @@
         </w:tc>
         <w:tc>
           <w:tcPr>
-            <w:tcW w:type="dxa" w:w="1134"/>
+            <w:tcW w:type="dxa" w:w="1083"/>
             <w:tcMar>
               <w:top w:type="dxa" w:w="70"/>
               <w:left w:type="dxa" w:w="110"/>
@@ -4330,7 +4369,7 @@
       <w:tr>
         <w:tc>
           <w:tcPr>
-            <w:tcW w:type="dxa" w:w="946"/>
+            <w:tcW w:type="dxa" w:w="902"/>
             <w:tcMar>
               <w:top w:type="dxa" w:w="70"/>
               <w:left w:type="dxa" w:w="110"/>
@@ -4358,7 +4397,7 @@
         </w:tc>
         <w:tc>
           <w:tcPr>
-            <w:tcW w:type="dxa" w:w="6620"/>
+            <w:tcW w:type="dxa" w:w="6315"/>
             <w:tcMar>
               <w:top w:type="dxa" w:w="70"/>
               <w:left w:type="dxa" w:w="110"/>
@@ -4386,7 +4425,7 @@
         </w:tc>
         <w:tc>
           <w:tcPr>
-            <w:tcW w:type="dxa" w:w="1134"/>
+            <w:tcW w:type="dxa" w:w="1083"/>
             <w:tcMar>
               <w:top w:type="dxa" w:w="70"/>
               <w:left w:type="dxa" w:w="110"/>
@@ -4416,7 +4455,7 @@
       <w:tr>
         <w:tc>
           <w:tcPr>
-            <w:tcW w:type="dxa" w:w="946"/>
+            <w:tcW w:type="dxa" w:w="902"/>
             <w:tcMar>
               <w:top w:type="dxa" w:w="70"/>
               <w:left w:type="dxa" w:w="110"/>
@@ -4444,7 +4483,7 @@
         </w:tc>
         <w:tc>
           <w:tcPr>
-            <w:tcW w:type="dxa" w:w="6620"/>
+            <w:tcW w:type="dxa" w:w="6315"/>
             <w:tcMar>
               <w:top w:type="dxa" w:w="70"/>
               <w:left w:type="dxa" w:w="110"/>
@@ -4472,7 +4511,7 @@
         </w:tc>
         <w:tc>
           <w:tcPr>
-            <w:tcW w:type="dxa" w:w="1134"/>
+            <w:tcW w:type="dxa" w:w="1083"/>
             <w:tcMar>
               <w:top w:type="dxa" w:w="70"/>
               <w:left w:type="dxa" w:w="110"/>
@@ -4502,7 +4541,7 @@
       <w:tr>
         <w:tc>
           <w:tcPr>
-            <w:tcW w:type="dxa" w:w="946"/>
+            <w:tcW w:type="dxa" w:w="902"/>
             <w:tcMar>
               <w:top w:type="dxa" w:w="70"/>
               <w:left w:type="dxa" w:w="110"/>
@@ -4530,7 +4569,7 @@
         </w:tc>
         <w:tc>
           <w:tcPr>
-            <w:tcW w:type="dxa" w:w="6620"/>
+            <w:tcW w:type="dxa" w:w="6315"/>
             <w:tcMar>
               <w:top w:type="dxa" w:w="70"/>
               <w:left w:type="dxa" w:w="110"/>
@@ -4558,7 +4597,7 @@
         </w:tc>
         <w:tc>
           <w:tcPr>
-            <w:tcW w:type="dxa" w:w="1134"/>
+            <w:tcW w:type="dxa" w:w="1083"/>
             <w:tcMar>
               <w:top w:type="dxa" w:w="70"/>
               <w:left w:type="dxa" w:w="110"/>
@@ -4588,7 +4627,7 @@
       <w:tr>
         <w:tc>
           <w:tcPr>
-            <w:tcW w:type="dxa" w:w="946"/>
+            <w:tcW w:type="dxa" w:w="902"/>
             <w:tcMar>
               <w:top w:type="dxa" w:w="70"/>
               <w:left w:type="dxa" w:w="110"/>
@@ -4616,7 +4655,7 @@
         </w:tc>
         <w:tc>
           <w:tcPr>
-            <w:tcW w:type="dxa" w:w="6620"/>
+            <w:tcW w:type="dxa" w:w="6315"/>
             <w:tcMar>
               <w:top w:type="dxa" w:w="70"/>
               <w:left w:type="dxa" w:w="110"/>
@@ -4644,7 +4683,7 @@
         </w:tc>
         <w:tc>
           <w:tcPr>
-            <w:tcW w:type="dxa" w:w="1134"/>
+            <w:tcW w:type="dxa" w:w="1083"/>
             <w:tcMar>
               <w:top w:type="dxa" w:w="70"/>
               <w:left w:type="dxa" w:w="110"/>
@@ -4674,7 +4713,7 @@
       <w:tr>
         <w:tc>
           <w:tcPr>
-            <w:tcW w:type="dxa" w:w="946"/>
+            <w:tcW w:type="dxa" w:w="902"/>
             <w:tcMar>
               <w:top w:type="dxa" w:w="70"/>
               <w:left w:type="dxa" w:w="110"/>
@@ -4702,7 +4741,7 @@
         </w:tc>
         <w:tc>
           <w:tcPr>
-            <w:tcW w:type="dxa" w:w="6620"/>
+            <w:tcW w:type="dxa" w:w="6315"/>
             <w:tcMar>
               <w:top w:type="dxa" w:w="70"/>
               <w:left w:type="dxa" w:w="110"/>
@@ -4730,7 +4769,7 @@
         </w:tc>
         <w:tc>
           <w:tcPr>
-            <w:tcW w:type="dxa" w:w="1134"/>
+            <w:tcW w:type="dxa" w:w="1083"/>
             <w:tcMar>
               <w:top w:type="dxa" w:w="70"/>
               <w:left w:type="dxa" w:w="110"/>
@@ -4760,7 +4799,7 @@
       <w:tr>
         <w:tc>
           <w:tcPr>
-            <w:tcW w:type="dxa" w:w="946"/>
+            <w:tcW w:type="dxa" w:w="902"/>
             <w:tcMar>
               <w:top w:type="dxa" w:w="70"/>
               <w:left w:type="dxa" w:w="110"/>
@@ -4788,7 +4827,7 @@
         </w:tc>
         <w:tc>
           <w:tcPr>
-            <w:tcW w:type="dxa" w:w="6620"/>
+            <w:tcW w:type="dxa" w:w="6315"/>
             <w:tcMar>
               <w:top w:type="dxa" w:w="70"/>
               <w:left w:type="dxa" w:w="110"/>
@@ -4816,7 +4855,7 @@
         </w:tc>
         <w:tc>
           <w:tcPr>
-            <w:tcW w:type="dxa" w:w="1134"/>
+            <w:tcW w:type="dxa" w:w="1083"/>
             <w:tcMar>
               <w:top w:type="dxa" w:w="70"/>
               <w:left w:type="dxa" w:w="110"/>
@@ -4846,7 +4885,7 @@
       <w:tr>
         <w:tc>
           <w:tcPr>
-            <w:tcW w:type="dxa" w:w="946"/>
+            <w:tcW w:type="dxa" w:w="902"/>
             <w:tcMar>
               <w:top w:type="dxa" w:w="70"/>
               <w:left w:type="dxa" w:w="110"/>
@@ -4874,7 +4913,7 @@
         </w:tc>
         <w:tc>
           <w:tcPr>
-            <w:tcW w:type="dxa" w:w="6620"/>
+            <w:tcW w:type="dxa" w:w="6315"/>
             <w:tcMar>
               <w:top w:type="dxa" w:w="70"/>
               <w:left w:type="dxa" w:w="110"/>
@@ -4902,7 +4941,7 @@
         </w:tc>
         <w:tc>
           <w:tcPr>
-            <w:tcW w:type="dxa" w:w="1134"/>
+            <w:tcW w:type="dxa" w:w="1083"/>
             <w:tcMar>
               <w:top w:type="dxa" w:w="70"/>
               <w:left w:type="dxa" w:w="110"/>
@@ -4932,7 +4971,7 @@
       <w:tr>
         <w:tc>
           <w:tcPr>
-            <w:tcW w:type="dxa" w:w="946"/>
+            <w:tcW w:type="dxa" w:w="902"/>
             <w:tcMar>
               <w:top w:type="dxa" w:w="70"/>
               <w:left w:type="dxa" w:w="110"/>
@@ -4960,7 +4999,7 @@
         </w:tc>
         <w:tc>
           <w:tcPr>
-            <w:tcW w:type="dxa" w:w="6620"/>
+            <w:tcW w:type="dxa" w:w="6315"/>
             <w:tcMar>
               <w:top w:type="dxa" w:w="70"/>
               <w:left w:type="dxa" w:w="110"/>
@@ -4988,7 +5027,7 @@
         </w:tc>
         <w:tc>
           <w:tcPr>
-            <w:tcW w:type="dxa" w:w="1134"/>
+            <w:tcW w:type="dxa" w:w="1083"/>
             <w:tcMar>
               <w:top w:type="dxa" w:w="70"/>
               <w:left w:type="dxa" w:w="110"/>
@@ -5018,7 +5057,7 @@
       <w:tr>
         <w:tc>
           <w:tcPr>
-            <w:tcW w:type="dxa" w:w="946"/>
+            <w:tcW w:type="dxa" w:w="902"/>
             <w:tcMar>
               <w:top w:type="dxa" w:w="70"/>
               <w:left w:type="dxa" w:w="110"/>
@@ -5046,7 +5085,7 @@
         </w:tc>
         <w:tc>
           <w:tcPr>
-            <w:tcW w:type="dxa" w:w="6620"/>
+            <w:tcW w:type="dxa" w:w="6315"/>
             <w:tcMar>
               <w:top w:type="dxa" w:w="70"/>
               <w:left w:type="dxa" w:w="110"/>
@@ -5074,7 +5113,7 @@
         </w:tc>
         <w:tc>
           <w:tcPr>
-            <w:tcW w:type="dxa" w:w="1134"/>
+            <w:tcW w:type="dxa" w:w="1083"/>
             <w:tcMar>
               <w:top w:type="dxa" w:w="70"/>
               <w:left w:type="dxa" w:w="110"/>
@@ -5104,7 +5143,7 @@
       <w:tr>
         <w:tc>
           <w:tcPr>
-            <w:tcW w:type="dxa" w:w="946"/>
+            <w:tcW w:type="dxa" w:w="902"/>
             <w:tcMar>
               <w:top w:type="dxa" w:w="70"/>
               <w:left w:type="dxa" w:w="110"/>
@@ -5132,7 +5171,7 @@
         </w:tc>
         <w:tc>
           <w:tcPr>
-            <w:tcW w:type="dxa" w:w="6620"/>
+            <w:tcW w:type="dxa" w:w="6315"/>
             <w:tcMar>
               <w:top w:type="dxa" w:w="70"/>
               <w:left w:type="dxa" w:w="110"/>
@@ -5160,7 +5199,7 @@
         </w:tc>
         <w:tc>
           <w:tcPr>
-            <w:tcW w:type="dxa" w:w="1134"/>
+            <w:tcW w:type="dxa" w:w="1083"/>
             <w:tcMar>
               <w:top w:type="dxa" w:w="70"/>
               <w:left w:type="dxa" w:w="110"/>
@@ -5239,7 +5278,7 @@
     </w:p>
     <w:tbl>
       <w:tblPr>
-        <w:tblW w:type="dxa" w:w="8700"/>
+        <w:tblW w:type="dxa" w:w="8300"/>
         <w:tblBorders>
           <w:top w:val="single" w:color="auto" w:sz="4"/>
           <w:left w:val="single" w:color="auto" w:sz="4"/>
@@ -5250,9 +5289,9 @@
         </w:tblBorders>
       </w:tblPr>
       <w:tblGrid>
-        <w:gridCol w:w="1135"/>
-        <w:gridCol w:w="1891"/>
-        <w:gridCol w:w="5674"/>
+        <w:gridCol w:w="1083"/>
+        <w:gridCol w:w="1804"/>
+        <w:gridCol w:w="5413"/>
       </w:tblGrid>
       <w:tr>
         <w:trPr>
@@ -5260,7 +5299,7 @@
         </w:trPr>
         <w:tc>
           <w:tcPr>
-            <w:tcW w:type="dxa" w:w="1135"/>
+            <w:tcW w:type="dxa" w:w="1083"/>
             <w:shd w:fill="D9D9D9" w:val="clear"/>
             <w:tcMar>
               <w:top w:type="dxa" w:w="70"/>
@@ -5289,7 +5328,7 @@
         </w:tc>
         <w:tc>
           <w:tcPr>
-            <w:tcW w:type="dxa" w:w="1891"/>
+            <w:tcW w:type="dxa" w:w="1804"/>
             <w:shd w:fill="D9D9D9" w:val="clear"/>
             <w:tcMar>
               <w:top w:type="dxa" w:w="70"/>
@@ -5318,7 +5357,7 @@
         </w:tc>
         <w:tc>
           <w:tcPr>
-            <w:tcW w:type="dxa" w:w="5674"/>
+            <w:tcW w:type="dxa" w:w="5413"/>
             <w:shd w:fill="D9D9D9" w:val="clear"/>
             <w:tcMar>
               <w:top w:type="dxa" w:w="70"/>
@@ -5349,7 +5388,7 @@
       <w:tr>
         <w:tc>
           <w:tcPr>
-            <w:tcW w:type="dxa" w:w="1135"/>
+            <w:tcW w:type="dxa" w:w="1083"/>
             <w:tcMar>
               <w:top w:type="dxa" w:w="70"/>
               <w:left w:type="dxa" w:w="110"/>
@@ -5377,7 +5416,7 @@
         </w:tc>
         <w:tc>
           <w:tcPr>
-            <w:tcW w:type="dxa" w:w="1891"/>
+            <w:tcW w:type="dxa" w:w="1804"/>
             <w:tcMar>
               <w:top w:type="dxa" w:w="70"/>
               <w:left w:type="dxa" w:w="110"/>
@@ -5405,7 +5444,7 @@
         </w:tc>
         <w:tc>
           <w:tcPr>
-            <w:tcW w:type="dxa" w:w="5674"/>
+            <w:tcW w:type="dxa" w:w="5413"/>
             <w:tcMar>
               <w:top w:type="dxa" w:w="70"/>
               <w:left w:type="dxa" w:w="110"/>
@@ -5435,7 +5474,7 @@
       <w:tr>
         <w:tc>
           <w:tcPr>
-            <w:tcW w:type="dxa" w:w="1135"/>
+            <w:tcW w:type="dxa" w:w="1083"/>
             <w:tcMar>
               <w:top w:type="dxa" w:w="70"/>
               <w:left w:type="dxa" w:w="110"/>
@@ -5463,7 +5502,7 @@
         </w:tc>
         <w:tc>
           <w:tcPr>
-            <w:tcW w:type="dxa" w:w="1891"/>
+            <w:tcW w:type="dxa" w:w="1804"/>
             <w:tcMar>
               <w:top w:type="dxa" w:w="70"/>
               <w:left w:type="dxa" w:w="110"/>
@@ -5491,7 +5530,7 @@
         </w:tc>
         <w:tc>
           <w:tcPr>
-            <w:tcW w:type="dxa" w:w="5674"/>
+            <w:tcW w:type="dxa" w:w="5413"/>
             <w:tcMar>
               <w:top w:type="dxa" w:w="70"/>
               <w:left w:type="dxa" w:w="110"/>
@@ -5521,7 +5560,7 @@
       <w:tr>
         <w:tc>
           <w:tcPr>
-            <w:tcW w:type="dxa" w:w="1135"/>
+            <w:tcW w:type="dxa" w:w="1083"/>
             <w:tcMar>
               <w:top w:type="dxa" w:w="70"/>
               <w:left w:type="dxa" w:w="110"/>
@@ -5549,7 +5588,7 @@
         </w:tc>
         <w:tc>
           <w:tcPr>
-            <w:tcW w:type="dxa" w:w="1891"/>
+            <w:tcW w:type="dxa" w:w="1804"/>
             <w:tcMar>
               <w:top w:type="dxa" w:w="70"/>
               <w:left w:type="dxa" w:w="110"/>
@@ -5577,7 +5616,7 @@
         </w:tc>
         <w:tc>
           <w:tcPr>
-            <w:tcW w:type="dxa" w:w="5674"/>
+            <w:tcW w:type="dxa" w:w="5413"/>
             <w:tcMar>
               <w:top w:type="dxa" w:w="70"/>
               <w:left w:type="dxa" w:w="110"/>
@@ -5607,7 +5646,7 @@
       <w:tr>
         <w:tc>
           <w:tcPr>
-            <w:tcW w:type="dxa" w:w="1135"/>
+            <w:tcW w:type="dxa" w:w="1083"/>
             <w:tcMar>
               <w:top w:type="dxa" w:w="70"/>
               <w:left w:type="dxa" w:w="110"/>
@@ -5635,7 +5674,7 @@
         </w:tc>
         <w:tc>
           <w:tcPr>
-            <w:tcW w:type="dxa" w:w="1891"/>
+            <w:tcW w:type="dxa" w:w="1804"/>
             <w:tcMar>
               <w:top w:type="dxa" w:w="70"/>
               <w:left w:type="dxa" w:w="110"/>
@@ -5663,7 +5702,7 @@
         </w:tc>
         <w:tc>
           <w:tcPr>
-            <w:tcW w:type="dxa" w:w="5674"/>
+            <w:tcW w:type="dxa" w:w="5413"/>
             <w:tcMar>
               <w:top w:type="dxa" w:w="70"/>
               <w:left w:type="dxa" w:w="110"/>
@@ -5693,7 +5732,7 @@
       <w:tr>
         <w:tc>
           <w:tcPr>
-            <w:tcW w:type="dxa" w:w="1135"/>
+            <w:tcW w:type="dxa" w:w="1083"/>
             <w:tcMar>
               <w:top w:type="dxa" w:w="70"/>
               <w:left w:type="dxa" w:w="110"/>
@@ -5721,7 +5760,7 @@
         </w:tc>
         <w:tc>
           <w:tcPr>
-            <w:tcW w:type="dxa" w:w="1891"/>
+            <w:tcW w:type="dxa" w:w="1804"/>
             <w:tcMar>
               <w:top w:type="dxa" w:w="70"/>
               <w:left w:type="dxa" w:w="110"/>
@@ -5749,7 +5788,7 @@
         </w:tc>
         <w:tc>
           <w:tcPr>
-            <w:tcW w:type="dxa" w:w="5674"/>
+            <w:tcW w:type="dxa" w:w="5413"/>
             <w:tcMar>
               <w:top w:type="dxa" w:w="70"/>
               <w:left w:type="dxa" w:w="110"/>
@@ -5779,7 +5818,7 @@
       <w:tr>
         <w:tc>
           <w:tcPr>
-            <w:tcW w:type="dxa" w:w="1135"/>
+            <w:tcW w:type="dxa" w:w="1083"/>
             <w:tcMar>
               <w:top w:type="dxa" w:w="70"/>
               <w:left w:type="dxa" w:w="110"/>
@@ -5807,7 +5846,7 @@
         </w:tc>
         <w:tc>
           <w:tcPr>
-            <w:tcW w:type="dxa" w:w="1891"/>
+            <w:tcW w:type="dxa" w:w="1804"/>
             <w:tcMar>
               <w:top w:type="dxa" w:w="70"/>
               <w:left w:type="dxa" w:w="110"/>
@@ -5835,7 +5874,7 @@
         </w:tc>
         <w:tc>
           <w:tcPr>
-            <w:tcW w:type="dxa" w:w="5674"/>
+            <w:tcW w:type="dxa" w:w="5413"/>
             <w:tcMar>
               <w:top w:type="dxa" w:w="70"/>
               <w:left w:type="dxa" w:w="110"/>
@@ -5865,7 +5904,7 @@
       <w:tr>
         <w:tc>
           <w:tcPr>
-            <w:tcW w:type="dxa" w:w="1135"/>
+            <w:tcW w:type="dxa" w:w="1083"/>
             <w:tcMar>
               <w:top w:type="dxa" w:w="70"/>
               <w:left w:type="dxa" w:w="110"/>
@@ -5893,7 +5932,7 @@
         </w:tc>
         <w:tc>
           <w:tcPr>
-            <w:tcW w:type="dxa" w:w="1891"/>
+            <w:tcW w:type="dxa" w:w="1804"/>
             <w:tcMar>
               <w:top w:type="dxa" w:w="70"/>
               <w:left w:type="dxa" w:w="110"/>
@@ -5921,7 +5960,7 @@
         </w:tc>
         <w:tc>
           <w:tcPr>
-            <w:tcW w:type="dxa" w:w="5674"/>
+            <w:tcW w:type="dxa" w:w="5413"/>
             <w:tcMar>
               <w:top w:type="dxa" w:w="70"/>
               <w:left w:type="dxa" w:w="110"/>
@@ -5951,7 +5990,7 @@
       <w:tr>
         <w:tc>
           <w:tcPr>
-            <w:tcW w:type="dxa" w:w="1135"/>
+            <w:tcW w:type="dxa" w:w="1083"/>
             <w:tcMar>
               <w:top w:type="dxa" w:w="70"/>
               <w:left w:type="dxa" w:w="110"/>
@@ -5979,7 +6018,7 @@
         </w:tc>
         <w:tc>
           <w:tcPr>
-            <w:tcW w:type="dxa" w:w="1891"/>
+            <w:tcW w:type="dxa" w:w="1804"/>
             <w:tcMar>
               <w:top w:type="dxa" w:w="70"/>
               <w:left w:type="dxa" w:w="110"/>
@@ -6007,7 +6046,7 @@
         </w:tc>
         <w:tc>
           <w:tcPr>
-            <w:tcW w:type="dxa" w:w="5674"/>
+            <w:tcW w:type="dxa" w:w="5413"/>
             <w:tcMar>
               <w:top w:type="dxa" w:w="70"/>
               <w:left w:type="dxa" w:w="110"/>
@@ -6037,7 +6076,7 @@
       <w:tr>
         <w:tc>
           <w:tcPr>
-            <w:tcW w:type="dxa" w:w="1135"/>
+            <w:tcW w:type="dxa" w:w="1083"/>
             <w:tcMar>
               <w:top w:type="dxa" w:w="70"/>
               <w:left w:type="dxa" w:w="110"/>
@@ -6065,7 +6104,7 @@
         </w:tc>
         <w:tc>
           <w:tcPr>
-            <w:tcW w:type="dxa" w:w="1891"/>
+            <w:tcW w:type="dxa" w:w="1804"/>
             <w:tcMar>
               <w:top w:type="dxa" w:w="70"/>
               <w:left w:type="dxa" w:w="110"/>
@@ -6093,7 +6132,7 @@
         </w:tc>
         <w:tc>
           <w:tcPr>
-            <w:tcW w:type="dxa" w:w="5674"/>
+            <w:tcW w:type="dxa" w:w="5413"/>
             <w:tcMar>
               <w:top w:type="dxa" w:w="70"/>
               <w:left w:type="dxa" w:w="110"/>
@@ -6123,7 +6162,7 @@
       <w:tr>
         <w:tc>
           <w:tcPr>
-            <w:tcW w:type="dxa" w:w="1135"/>
+            <w:tcW w:type="dxa" w:w="1083"/>
             <w:tcMar>
               <w:top w:type="dxa" w:w="70"/>
               <w:left w:type="dxa" w:w="110"/>
@@ -6151,7 +6190,7 @@
         </w:tc>
         <w:tc>
           <w:tcPr>
-            <w:tcW w:type="dxa" w:w="1891"/>
+            <w:tcW w:type="dxa" w:w="1804"/>
             <w:tcMar>
               <w:top w:type="dxa" w:w="70"/>
               <w:left w:type="dxa" w:w="110"/>
@@ -6179,7 +6218,7 @@
         </w:tc>
         <w:tc>
           <w:tcPr>
-            <w:tcW w:type="dxa" w:w="5674"/>
+            <w:tcW w:type="dxa" w:w="5413"/>
             <w:tcMar>
               <w:top w:type="dxa" w:w="70"/>
               <w:left w:type="dxa" w:w="110"/>
@@ -6519,7 +6558,7 @@
     </w:p>
     <w:tbl>
       <w:tblPr>
-        <w:tblW w:type="dxa" w:w="8700"/>
+        <w:tblW w:type="dxa" w:w="8300"/>
         <w:tblBorders>
           <w:top w:val="single" w:color="auto" w:sz="4"/>
           <w:left w:val="single" w:color="auto" w:sz="4"/>
@@ -6530,9 +6569,9 @@
         </w:tblBorders>
       </w:tblPr>
       <w:tblGrid>
-        <w:gridCol w:w="2036"/>
-        <w:gridCol w:w="5553"/>
-        <w:gridCol w:w="1111"/>
+        <w:gridCol w:w="1943"/>
+        <w:gridCol w:w="5298"/>
+        <w:gridCol w:w="1059"/>
       </w:tblGrid>
       <w:tr>
         <w:trPr>
@@ -6540,7 +6579,7 @@
         </w:trPr>
         <w:tc>
           <w:tcPr>
-            <w:tcW w:type="dxa" w:w="2036"/>
+            <w:tcW w:type="dxa" w:w="1943"/>
             <w:shd w:fill="D9D9D9" w:val="clear"/>
             <w:tcMar>
               <w:top w:type="dxa" w:w="70"/>
@@ -6569,7 +6608,7 @@
         </w:tc>
         <w:tc>
           <w:tcPr>
-            <w:tcW w:type="dxa" w:w="5553"/>
+            <w:tcW w:type="dxa" w:w="5298"/>
             <w:shd w:fill="D9D9D9" w:val="clear"/>
             <w:tcMar>
               <w:top w:type="dxa" w:w="70"/>
@@ -6598,7 +6637,7 @@
         </w:tc>
         <w:tc>
           <w:tcPr>
-            <w:tcW w:type="dxa" w:w="1111"/>
+            <w:tcW w:type="dxa" w:w="1059"/>
             <w:shd w:fill="D9D9D9" w:val="clear"/>
             <w:tcMar>
               <w:top w:type="dxa" w:w="70"/>
@@ -6629,7 +6668,7 @@
       <w:tr>
         <w:tc>
           <w:tcPr>
-            <w:tcW w:type="dxa" w:w="2036"/>
+            <w:tcW w:type="dxa" w:w="1943"/>
             <w:tcMar>
               <w:top w:type="dxa" w:w="70"/>
               <w:left w:type="dxa" w:w="110"/>
@@ -6657,7 +6696,7 @@
         </w:tc>
         <w:tc>
           <w:tcPr>
-            <w:tcW w:type="dxa" w:w="5553"/>
+            <w:tcW w:type="dxa" w:w="5298"/>
             <w:tcMar>
               <w:top w:type="dxa" w:w="70"/>
               <w:left w:type="dxa" w:w="110"/>
@@ -6685,7 +6724,7 @@
         </w:tc>
         <w:tc>
           <w:tcPr>
-            <w:tcW w:type="dxa" w:w="1111"/>
+            <w:tcW w:type="dxa" w:w="1059"/>
             <w:tcMar>
               <w:top w:type="dxa" w:w="70"/>
               <w:left w:type="dxa" w:w="110"/>
@@ -6715,7 +6754,7 @@
       <w:tr>
         <w:tc>
           <w:tcPr>
-            <w:tcW w:type="dxa" w:w="2036"/>
+            <w:tcW w:type="dxa" w:w="1943"/>
             <w:tcMar>
               <w:top w:type="dxa" w:w="70"/>
               <w:left w:type="dxa" w:w="110"/>
@@ -6743,7 +6782,7 @@
         </w:tc>
         <w:tc>
           <w:tcPr>
-            <w:tcW w:type="dxa" w:w="5553"/>
+            <w:tcW w:type="dxa" w:w="5298"/>
             <w:tcMar>
               <w:top w:type="dxa" w:w="70"/>
               <w:left w:type="dxa" w:w="110"/>
@@ -6771,7 +6810,7 @@
         </w:tc>
         <w:tc>
           <w:tcPr>
-            <w:tcW w:type="dxa" w:w="1111"/>
+            <w:tcW w:type="dxa" w:w="1059"/>
             <w:tcMar>
               <w:top w:type="dxa" w:w="70"/>
               <w:left w:type="dxa" w:w="110"/>
@@ -6801,7 +6840,7 @@
       <w:tr>
         <w:tc>
           <w:tcPr>
-            <w:tcW w:type="dxa" w:w="2036"/>
+            <w:tcW w:type="dxa" w:w="1943"/>
             <w:tcMar>
               <w:top w:type="dxa" w:w="70"/>
               <w:left w:type="dxa" w:w="110"/>
@@ -6829,7 +6868,7 @@
         </w:tc>
         <w:tc>
           <w:tcPr>
-            <w:tcW w:type="dxa" w:w="5553"/>
+            <w:tcW w:type="dxa" w:w="5298"/>
             <w:tcMar>
               <w:top w:type="dxa" w:w="70"/>
               <w:left w:type="dxa" w:w="110"/>
@@ -6857,7 +6896,7 @@
         </w:tc>
         <w:tc>
           <w:tcPr>
-            <w:tcW w:type="dxa" w:w="1111"/>
+            <w:tcW w:type="dxa" w:w="1059"/>
             <w:tcMar>
               <w:top w:type="dxa" w:w="70"/>
               <w:left w:type="dxa" w:w="110"/>
@@ -6887,7 +6926,7 @@
       <w:tr>
         <w:tc>
           <w:tcPr>
-            <w:tcW w:type="dxa" w:w="2036"/>
+            <w:tcW w:type="dxa" w:w="1943"/>
             <w:tcMar>
               <w:top w:type="dxa" w:w="70"/>
               <w:left w:type="dxa" w:w="110"/>
@@ -6915,7 +6954,7 @@
         </w:tc>
         <w:tc>
           <w:tcPr>
-            <w:tcW w:type="dxa" w:w="5553"/>
+            <w:tcW w:type="dxa" w:w="5298"/>
             <w:tcMar>
               <w:top w:type="dxa" w:w="70"/>
               <w:left w:type="dxa" w:w="110"/>
@@ -6943,7 +6982,7 @@
         </w:tc>
         <w:tc>
           <w:tcPr>
-            <w:tcW w:type="dxa" w:w="1111"/>
+            <w:tcW w:type="dxa" w:w="1059"/>
             <w:tcMar>
               <w:top w:type="dxa" w:w="70"/>
               <w:left w:type="dxa" w:w="110"/>
@@ -6973,7 +7012,7 @@
       <w:tr>
         <w:tc>
           <w:tcPr>
-            <w:tcW w:type="dxa" w:w="2036"/>
+            <w:tcW w:type="dxa" w:w="1943"/>
             <w:tcMar>
               <w:top w:type="dxa" w:w="70"/>
               <w:left w:type="dxa" w:w="110"/>
@@ -7001,7 +7040,7 @@
         </w:tc>
         <w:tc>
           <w:tcPr>
-            <w:tcW w:type="dxa" w:w="5553"/>
+            <w:tcW w:type="dxa" w:w="5298"/>
             <w:tcMar>
               <w:top w:type="dxa" w:w="70"/>
               <w:left w:type="dxa" w:w="110"/>
@@ -7029,7 +7068,7 @@
         </w:tc>
         <w:tc>
           <w:tcPr>
-            <w:tcW w:type="dxa" w:w="1111"/>
+            <w:tcW w:type="dxa" w:w="1059"/>
             <w:tcMar>
               <w:top w:type="dxa" w:w="70"/>
               <w:left w:type="dxa" w:w="110"/>
@@ -7059,7 +7098,7 @@
       <w:tr>
         <w:tc>
           <w:tcPr>
-            <w:tcW w:type="dxa" w:w="2036"/>
+            <w:tcW w:type="dxa" w:w="1943"/>
             <w:tcMar>
               <w:top w:type="dxa" w:w="70"/>
               <w:left w:type="dxa" w:w="110"/>
@@ -7087,7 +7126,7 @@
         </w:tc>
         <w:tc>
           <w:tcPr>
-            <w:tcW w:type="dxa" w:w="5553"/>
+            <w:tcW w:type="dxa" w:w="5298"/>
             <w:tcMar>
               <w:top w:type="dxa" w:w="70"/>
               <w:left w:type="dxa" w:w="110"/>
@@ -7115,7 +7154,7 @@
         </w:tc>
         <w:tc>
           <w:tcPr>
-            <w:tcW w:type="dxa" w:w="1111"/>
+            <w:tcW w:type="dxa" w:w="1059"/>
             <w:tcMar>
               <w:top w:type="dxa" w:w="70"/>
               <w:left w:type="dxa" w:w="110"/>
@@ -7145,7 +7184,7 @@
       <w:tr>
         <w:tc>
           <w:tcPr>
-            <w:tcW w:type="dxa" w:w="2036"/>
+            <w:tcW w:type="dxa" w:w="1943"/>
             <w:tcMar>
               <w:top w:type="dxa" w:w="70"/>
               <w:left w:type="dxa" w:w="110"/>
@@ -7173,7 +7212,7 @@
         </w:tc>
         <w:tc>
           <w:tcPr>
-            <w:tcW w:type="dxa" w:w="5553"/>
+            <w:tcW w:type="dxa" w:w="5298"/>
             <w:tcMar>
               <w:top w:type="dxa" w:w="70"/>
               <w:left w:type="dxa" w:w="110"/>
@@ -7201,7 +7240,7 @@
         </w:tc>
         <w:tc>
           <w:tcPr>
-            <w:tcW w:type="dxa" w:w="1111"/>
+            <w:tcW w:type="dxa" w:w="1059"/>
             <w:tcMar>
               <w:top w:type="dxa" w:w="70"/>
               <w:left w:type="dxa" w:w="110"/>
@@ -7231,7 +7270,7 @@
       <w:tr>
         <w:tc>
           <w:tcPr>
-            <w:tcW w:type="dxa" w:w="2036"/>
+            <w:tcW w:type="dxa" w:w="1943"/>
             <w:tcMar>
               <w:top w:type="dxa" w:w="70"/>
               <w:left w:type="dxa" w:w="110"/>
@@ -7259,7 +7298,7 @@
         </w:tc>
         <w:tc>
           <w:tcPr>
-            <w:tcW w:type="dxa" w:w="5553"/>
+            <w:tcW w:type="dxa" w:w="5298"/>
             <w:tcMar>
               <w:top w:type="dxa" w:w="70"/>
               <w:left w:type="dxa" w:w="110"/>
@@ -7287,7 +7326,7 @@
         </w:tc>
         <w:tc>
           <w:tcPr>
-            <w:tcW w:type="dxa" w:w="1111"/>
+            <w:tcW w:type="dxa" w:w="1059"/>
             <w:tcMar>
               <w:top w:type="dxa" w:w="70"/>
               <w:left w:type="dxa" w:w="110"/>
@@ -7317,7 +7356,7 @@
       <w:tr>
         <w:tc>
           <w:tcPr>
-            <w:tcW w:type="dxa" w:w="2036"/>
+            <w:tcW w:type="dxa" w:w="1943"/>
             <w:tcMar>
               <w:top w:type="dxa" w:w="70"/>
               <w:left w:type="dxa" w:w="110"/>
@@ -7345,7 +7384,7 @@
         </w:tc>
         <w:tc>
           <w:tcPr>
-            <w:tcW w:type="dxa" w:w="5553"/>
+            <w:tcW w:type="dxa" w:w="5298"/>
             <w:tcMar>
               <w:top w:type="dxa" w:w="70"/>
               <w:left w:type="dxa" w:w="110"/>
@@ -7373,7 +7412,7 @@
         </w:tc>
         <w:tc>
           <w:tcPr>
-            <w:tcW w:type="dxa" w:w="1111"/>
+            <w:tcW w:type="dxa" w:w="1059"/>
             <w:tcMar>
               <w:top w:type="dxa" w:w="70"/>
               <w:left w:type="dxa" w:w="110"/>
@@ -7403,7 +7442,7 @@
       <w:tr>
         <w:tc>
           <w:tcPr>
-            <w:tcW w:type="dxa" w:w="2036"/>
+            <w:tcW w:type="dxa" w:w="1943"/>
             <w:tcMar>
               <w:top w:type="dxa" w:w="70"/>
               <w:left w:type="dxa" w:w="110"/>
@@ -7431,7 +7470,7 @@
         </w:tc>
         <w:tc>
           <w:tcPr>
-            <w:tcW w:type="dxa" w:w="5553"/>
+            <w:tcW w:type="dxa" w:w="5298"/>
             <w:tcMar>
               <w:top w:type="dxa" w:w="70"/>
               <w:left w:type="dxa" w:w="110"/>
@@ -7459,7 +7498,7 @@
         </w:tc>
         <w:tc>
           <w:tcPr>
-            <w:tcW w:type="dxa" w:w="1111"/>
+            <w:tcW w:type="dxa" w:w="1059"/>
             <w:tcMar>
               <w:top w:type="dxa" w:w="70"/>
               <w:left w:type="dxa" w:w="110"/>
@@ -7489,7 +7528,7 @@
       <w:tr>
         <w:tc>
           <w:tcPr>
-            <w:tcW w:type="dxa" w:w="2036"/>
+            <w:tcW w:type="dxa" w:w="1943"/>
             <w:tcMar>
               <w:top w:type="dxa" w:w="70"/>
               <w:left w:type="dxa" w:w="110"/>
@@ -7517,7 +7556,7 @@
         </w:tc>
         <w:tc>
           <w:tcPr>
-            <w:tcW w:type="dxa" w:w="5553"/>
+            <w:tcW w:type="dxa" w:w="5298"/>
             <w:tcMar>
               <w:top w:type="dxa" w:w="70"/>
               <w:left w:type="dxa" w:w="110"/>
@@ -7545,7 +7584,7 @@
         </w:tc>
         <w:tc>
           <w:tcPr>
-            <w:tcW w:type="dxa" w:w="1111"/>
+            <w:tcW w:type="dxa" w:w="1059"/>
             <w:tcMar>
               <w:top w:type="dxa" w:w="70"/>
               <w:left w:type="dxa" w:w="110"/>
@@ -7575,7 +7614,7 @@
       <w:tr>
         <w:tc>
           <w:tcPr>
-            <w:tcW w:type="dxa" w:w="2036"/>
+            <w:tcW w:type="dxa" w:w="1943"/>
             <w:tcMar>
               <w:top w:type="dxa" w:w="70"/>
               <w:left w:type="dxa" w:w="110"/>
@@ -7603,7 +7642,7 @@
         </w:tc>
         <w:tc>
           <w:tcPr>
-            <w:tcW w:type="dxa" w:w="5553"/>
+            <w:tcW w:type="dxa" w:w="5298"/>
             <w:tcMar>
               <w:top w:type="dxa" w:w="70"/>
               <w:left w:type="dxa" w:w="110"/>
@@ -7631,7 +7670,7 @@
         </w:tc>
         <w:tc>
           <w:tcPr>
-            <w:tcW w:type="dxa" w:w="1111"/>
+            <w:tcW w:type="dxa" w:w="1059"/>
             <w:tcMar>
               <w:top w:type="dxa" w:w="70"/>
               <w:left w:type="dxa" w:w="110"/>
@@ -7661,7 +7700,7 @@
       <w:tr>
         <w:tc>
           <w:tcPr>
-            <w:tcW w:type="dxa" w:w="2036"/>
+            <w:tcW w:type="dxa" w:w="1943"/>
             <w:tcMar>
               <w:top w:type="dxa" w:w="70"/>
               <w:left w:type="dxa" w:w="110"/>
@@ -7689,7 +7728,7 @@
         </w:tc>
         <w:tc>
           <w:tcPr>
-            <w:tcW w:type="dxa" w:w="5553"/>
+            <w:tcW w:type="dxa" w:w="5298"/>
             <w:tcMar>
               <w:top w:type="dxa" w:w="70"/>
               <w:left w:type="dxa" w:w="110"/>
@@ -7717,7 +7756,7 @@
         </w:tc>
         <w:tc>
           <w:tcPr>
-            <w:tcW w:type="dxa" w:w="1111"/>
+            <w:tcW w:type="dxa" w:w="1059"/>
             <w:tcMar>
               <w:top w:type="dxa" w:w="70"/>
               <w:left w:type="dxa" w:w="110"/>
@@ -7747,7 +7786,7 @@
       <w:tr>
         <w:tc>
           <w:tcPr>
-            <w:tcW w:type="dxa" w:w="2036"/>
+            <w:tcW w:type="dxa" w:w="1943"/>
             <w:tcMar>
               <w:top w:type="dxa" w:w="70"/>
               <w:left w:type="dxa" w:w="110"/>
@@ -7775,7 +7814,7 @@
         </w:tc>
         <w:tc>
           <w:tcPr>
-            <w:tcW w:type="dxa" w:w="5553"/>
+            <w:tcW w:type="dxa" w:w="5298"/>
             <w:tcMar>
               <w:top w:type="dxa" w:w="70"/>
               <w:left w:type="dxa" w:w="110"/>
@@ -7803,7 +7842,7 @@
         </w:tc>
         <w:tc>
           <w:tcPr>
-            <w:tcW w:type="dxa" w:w="1111"/>
+            <w:tcW w:type="dxa" w:w="1059"/>
             <w:tcMar>
               <w:top w:type="dxa" w:w="70"/>
               <w:left w:type="dxa" w:w="110"/>
@@ -7833,7 +7872,7 @@
       <w:tr>
         <w:tc>
           <w:tcPr>
-            <w:tcW w:type="dxa" w:w="2036"/>
+            <w:tcW w:type="dxa" w:w="1943"/>
             <w:tcMar>
               <w:top w:type="dxa" w:w="70"/>
               <w:left w:type="dxa" w:w="110"/>
@@ -7861,7 +7900,7 @@
         </w:tc>
         <w:tc>
           <w:tcPr>
-            <w:tcW w:type="dxa" w:w="5553"/>
+            <w:tcW w:type="dxa" w:w="5298"/>
             <w:tcMar>
               <w:top w:type="dxa" w:w="70"/>
               <w:left w:type="dxa" w:w="110"/>
@@ -7889,7 +7928,7 @@
         </w:tc>
         <w:tc>
           <w:tcPr>
-            <w:tcW w:type="dxa" w:w="1111"/>
+            <w:tcW w:type="dxa" w:w="1059"/>
             <w:tcMar>
               <w:top w:type="dxa" w:w="70"/>
               <w:left w:type="dxa" w:w="110"/>
@@ -7983,7 +8022,7 @@
     </w:p>
     <w:tbl>
       <w:tblPr>
-        <w:tblW w:type="dxa" w:w="8700"/>
+        <w:tblW w:type="dxa" w:w="8300"/>
         <w:tblBorders>
           <w:top w:val="single" w:color="auto" w:sz="4"/>
           <w:left w:val="single" w:color="auto" w:sz="4"/>
@@ -7994,10 +8033,10 @@
         </w:tblBorders>
       </w:tblPr>
       <w:tblGrid>
-        <w:gridCol w:w="1111"/>
-        <w:gridCol w:w="5090"/>
-        <w:gridCol w:w="1296"/>
-        <w:gridCol w:w="1203"/>
+        <w:gridCol w:w="1003"/>
+        <w:gridCol w:w="4743"/>
+        <w:gridCol w:w="1186"/>
+        <w:gridCol w:w="1368"/>
       </w:tblGrid>
       <w:tr>
         <w:trPr>
@@ -8005,7 +8044,7 @@
         </w:trPr>
         <w:tc>
           <w:tcPr>
-            <w:tcW w:type="dxa" w:w="1111"/>
+            <w:tcW w:type="dxa" w:w="1003"/>
             <w:shd w:fill="D9D9D9" w:val="clear"/>
             <w:tcMar>
               <w:top w:type="dxa" w:w="70"/>
@@ -8034,7 +8073,7 @@
         </w:tc>
         <w:tc>
           <w:tcPr>
-            <w:tcW w:type="dxa" w:w="5090"/>
+            <w:tcW w:type="dxa" w:w="4743"/>
             <w:shd w:fill="D9D9D9" w:val="clear"/>
             <w:tcMar>
               <w:top w:type="dxa" w:w="70"/>
@@ -8063,7 +8102,7 @@
         </w:tc>
         <w:tc>
           <w:tcPr>
-            <w:tcW w:type="dxa" w:w="1296"/>
+            <w:tcW w:type="dxa" w:w="1186"/>
             <w:shd w:fill="D9D9D9" w:val="clear"/>
             <w:tcMar>
               <w:top w:type="dxa" w:w="70"/>
@@ -8092,7 +8131,7 @@
         </w:tc>
         <w:tc>
           <w:tcPr>
-            <w:tcW w:type="dxa" w:w="1203"/>
+            <w:tcW w:type="dxa" w:w="1368"/>
             <w:shd w:fill="D9D9D9" w:val="clear"/>
             <w:tcMar>
               <w:top w:type="dxa" w:w="70"/>
@@ -8115,7 +8154,7 @@
                 <w:sz w:val="22"/>
                 <w:szCs w:val="22"/>
               </w:rPr>
-              <w:t xml:space="preserve">Requirement</w:t>
+              <w:t xml:space="preserve">Req. ID</w:t>
             </w:r>
           </w:p>
         </w:tc>
@@ -8123,7 +8162,7 @@
       <w:tr>
         <w:tc>
           <w:tcPr>
-            <w:tcW w:type="dxa" w:w="1111"/>
+            <w:tcW w:type="dxa" w:w="1003"/>
             <w:tcMar>
               <w:top w:type="dxa" w:w="70"/>
               <w:left w:type="dxa" w:w="110"/>
@@ -8151,7 +8190,7 @@
         </w:tc>
         <w:tc>
           <w:tcPr>
-            <w:tcW w:type="dxa" w:w="5090"/>
+            <w:tcW w:type="dxa" w:w="4743"/>
             <w:tcMar>
               <w:top w:type="dxa" w:w="70"/>
               <w:left w:type="dxa" w:w="110"/>
@@ -8179,7 +8218,7 @@
         </w:tc>
         <w:tc>
           <w:tcPr>
-            <w:tcW w:type="dxa" w:w="1296"/>
+            <w:tcW w:type="dxa" w:w="1186"/>
             <w:tcMar>
               <w:top w:type="dxa" w:w="70"/>
               <w:left w:type="dxa" w:w="110"/>
@@ -8207,7 +8246,7 @@
         </w:tc>
         <w:tc>
           <w:tcPr>
-            <w:tcW w:type="dxa" w:w="1203"/>
+            <w:tcW w:type="dxa" w:w="1368"/>
             <w:tcMar>
               <w:top w:type="dxa" w:w="70"/>
               <w:left w:type="dxa" w:w="110"/>
@@ -8237,7 +8276,7 @@
       <w:tr>
         <w:tc>
           <w:tcPr>
-            <w:tcW w:type="dxa" w:w="1111"/>
+            <w:tcW w:type="dxa" w:w="1003"/>
             <w:tcMar>
               <w:top w:type="dxa" w:w="70"/>
               <w:left w:type="dxa" w:w="110"/>
@@ -8265,7 +8304,7 @@
         </w:tc>
         <w:tc>
           <w:tcPr>
-            <w:tcW w:type="dxa" w:w="5090"/>
+            <w:tcW w:type="dxa" w:w="4743"/>
             <w:tcMar>
               <w:top w:type="dxa" w:w="70"/>
               <w:left w:type="dxa" w:w="110"/>
@@ -8293,7 +8332,7 @@
         </w:tc>
         <w:tc>
           <w:tcPr>
-            <w:tcW w:type="dxa" w:w="1296"/>
+            <w:tcW w:type="dxa" w:w="1186"/>
             <w:tcMar>
               <w:top w:type="dxa" w:w="70"/>
               <w:left w:type="dxa" w:w="110"/>
@@ -8321,7 +8360,7 @@
         </w:tc>
         <w:tc>
           <w:tcPr>
-            <w:tcW w:type="dxa" w:w="1203"/>
+            <w:tcW w:type="dxa" w:w="1368"/>
             <w:tcMar>
               <w:top w:type="dxa" w:w="70"/>
               <w:left w:type="dxa" w:w="110"/>
@@ -8351,7 +8390,7 @@
       <w:tr>
         <w:tc>
           <w:tcPr>
-            <w:tcW w:type="dxa" w:w="1111"/>
+            <w:tcW w:type="dxa" w:w="1003"/>
             <w:tcMar>
               <w:top w:type="dxa" w:w="70"/>
               <w:left w:type="dxa" w:w="110"/>
@@ -8379,7 +8418,7 @@
         </w:tc>
         <w:tc>
           <w:tcPr>
-            <w:tcW w:type="dxa" w:w="5090"/>
+            <w:tcW w:type="dxa" w:w="4743"/>
             <w:tcMar>
               <w:top w:type="dxa" w:w="70"/>
               <w:left w:type="dxa" w:w="110"/>
@@ -8407,7 +8446,7 @@
         </w:tc>
         <w:tc>
           <w:tcPr>
-            <w:tcW w:type="dxa" w:w="1296"/>
+            <w:tcW w:type="dxa" w:w="1186"/>
             <w:tcMar>
               <w:top w:type="dxa" w:w="70"/>
               <w:left w:type="dxa" w:w="110"/>
@@ -8435,7 +8474,7 @@
         </w:tc>
         <w:tc>
           <w:tcPr>
-            <w:tcW w:type="dxa" w:w="1203"/>
+            <w:tcW w:type="dxa" w:w="1368"/>
             <w:tcMar>
               <w:top w:type="dxa" w:w="70"/>
               <w:left w:type="dxa" w:w="110"/>
@@ -8465,7 +8504,7 @@
       <w:tr>
         <w:tc>
           <w:tcPr>
-            <w:tcW w:type="dxa" w:w="1111"/>
+            <w:tcW w:type="dxa" w:w="1003"/>
             <w:tcMar>
               <w:top w:type="dxa" w:w="70"/>
               <w:left w:type="dxa" w:w="110"/>
@@ -8493,7 +8532,7 @@
         </w:tc>
         <w:tc>
           <w:tcPr>
-            <w:tcW w:type="dxa" w:w="5090"/>
+            <w:tcW w:type="dxa" w:w="4743"/>
             <w:tcMar>
               <w:top w:type="dxa" w:w="70"/>
               <w:left w:type="dxa" w:w="110"/>
@@ -8521,7 +8560,7 @@
         </w:tc>
         <w:tc>
           <w:tcPr>
-            <w:tcW w:type="dxa" w:w="1296"/>
+            <w:tcW w:type="dxa" w:w="1186"/>
             <w:tcMar>
               <w:top w:type="dxa" w:w="70"/>
               <w:left w:type="dxa" w:w="110"/>
@@ -8549,7 +8588,7 @@
         </w:tc>
         <w:tc>
           <w:tcPr>
-            <w:tcW w:type="dxa" w:w="1203"/>
+            <w:tcW w:type="dxa" w:w="1368"/>
             <w:tcMar>
               <w:top w:type="dxa" w:w="70"/>
               <w:left w:type="dxa" w:w="110"/>
@@ -8579,7 +8618,7 @@
       <w:tr>
         <w:tc>
           <w:tcPr>
-            <w:tcW w:type="dxa" w:w="1111"/>
+            <w:tcW w:type="dxa" w:w="1003"/>
             <w:tcMar>
               <w:top w:type="dxa" w:w="70"/>
               <w:left w:type="dxa" w:w="110"/>
@@ -8607,7 +8646,7 @@
         </w:tc>
         <w:tc>
           <w:tcPr>
-            <w:tcW w:type="dxa" w:w="5090"/>
+            <w:tcW w:type="dxa" w:w="4743"/>
             <w:tcMar>
               <w:top w:type="dxa" w:w="70"/>
               <w:left w:type="dxa" w:w="110"/>
@@ -8635,7 +8674,7 @@
         </w:tc>
         <w:tc>
           <w:tcPr>
-            <w:tcW w:type="dxa" w:w="1296"/>
+            <w:tcW w:type="dxa" w:w="1186"/>
             <w:tcMar>
               <w:top w:type="dxa" w:w="70"/>
               <w:left w:type="dxa" w:w="110"/>
@@ -8663,7 +8702,7 @@
         </w:tc>
         <w:tc>
           <w:tcPr>
-            <w:tcW w:type="dxa" w:w="1203"/>
+            <w:tcW w:type="dxa" w:w="1368"/>
             <w:tcMar>
               <w:top w:type="dxa" w:w="70"/>
               <w:left w:type="dxa" w:w="110"/>
@@ -8693,7 +8732,7 @@
       <w:tr>
         <w:tc>
           <w:tcPr>
-            <w:tcW w:type="dxa" w:w="1111"/>
+            <w:tcW w:type="dxa" w:w="1003"/>
             <w:tcMar>
               <w:top w:type="dxa" w:w="70"/>
               <w:left w:type="dxa" w:w="110"/>
@@ -8721,7 +8760,7 @@
         </w:tc>
         <w:tc>
           <w:tcPr>
-            <w:tcW w:type="dxa" w:w="5090"/>
+            <w:tcW w:type="dxa" w:w="4743"/>
             <w:tcMar>
               <w:top w:type="dxa" w:w="70"/>
               <w:left w:type="dxa" w:w="110"/>
@@ -8749,7 +8788,7 @@
         </w:tc>
         <w:tc>
           <w:tcPr>
-            <w:tcW w:type="dxa" w:w="1296"/>
+            <w:tcW w:type="dxa" w:w="1186"/>
             <w:tcMar>
               <w:top w:type="dxa" w:w="70"/>
               <w:left w:type="dxa" w:w="110"/>
@@ -8777,7 +8816,7 @@
         </w:tc>
         <w:tc>
           <w:tcPr>
-            <w:tcW w:type="dxa" w:w="1203"/>
+            <w:tcW w:type="dxa" w:w="1368"/>
             <w:tcMar>
               <w:top w:type="dxa" w:w="70"/>
               <w:left w:type="dxa" w:w="110"/>
@@ -8807,7 +8846,7 @@
       <w:tr>
         <w:tc>
           <w:tcPr>
-            <w:tcW w:type="dxa" w:w="1111"/>
+            <w:tcW w:type="dxa" w:w="1003"/>
             <w:tcMar>
               <w:top w:type="dxa" w:w="70"/>
               <w:left w:type="dxa" w:w="110"/>
@@ -8835,7 +8874,7 @@
         </w:tc>
         <w:tc>
           <w:tcPr>
-            <w:tcW w:type="dxa" w:w="5090"/>
+            <w:tcW w:type="dxa" w:w="4743"/>
             <w:tcMar>
               <w:top w:type="dxa" w:w="70"/>
               <w:left w:type="dxa" w:w="110"/>
@@ -8863,7 +8902,7 @@
         </w:tc>
         <w:tc>
           <w:tcPr>
-            <w:tcW w:type="dxa" w:w="1296"/>
+            <w:tcW w:type="dxa" w:w="1186"/>
             <w:tcMar>
               <w:top w:type="dxa" w:w="70"/>
               <w:left w:type="dxa" w:w="110"/>
@@ -8891,7 +8930,7 @@
         </w:tc>
         <w:tc>
           <w:tcPr>
-            <w:tcW w:type="dxa" w:w="1203"/>
+            <w:tcW w:type="dxa" w:w="1368"/>
             <w:tcMar>
               <w:top w:type="dxa" w:w="70"/>
               <w:left w:type="dxa" w:w="110"/>
@@ -8921,7 +8960,7 @@
       <w:tr>
         <w:tc>
           <w:tcPr>
-            <w:tcW w:type="dxa" w:w="1111"/>
+            <w:tcW w:type="dxa" w:w="1003"/>
             <w:tcMar>
               <w:top w:type="dxa" w:w="70"/>
               <w:left w:type="dxa" w:w="110"/>
@@ -8949,7 +8988,7 @@
         </w:tc>
         <w:tc>
           <w:tcPr>
-            <w:tcW w:type="dxa" w:w="5090"/>
+            <w:tcW w:type="dxa" w:w="4743"/>
             <w:tcMar>
               <w:top w:type="dxa" w:w="70"/>
               <w:left w:type="dxa" w:w="110"/>
@@ -8977,7 +9016,7 @@
         </w:tc>
         <w:tc>
           <w:tcPr>
-            <w:tcW w:type="dxa" w:w="1296"/>
+            <w:tcW w:type="dxa" w:w="1186"/>
             <w:tcMar>
               <w:top w:type="dxa" w:w="70"/>
               <w:left w:type="dxa" w:w="110"/>
@@ -9005,7 +9044,7 @@
         </w:tc>
         <w:tc>
           <w:tcPr>
-            <w:tcW w:type="dxa" w:w="1203"/>
+            <w:tcW w:type="dxa" w:w="1368"/>
             <w:tcMar>
               <w:top w:type="dxa" w:w="70"/>
               <w:left w:type="dxa" w:w="110"/>
@@ -9035,7 +9074,7 @@
       <w:tr>
         <w:tc>
           <w:tcPr>
-            <w:tcW w:type="dxa" w:w="1111"/>
+            <w:tcW w:type="dxa" w:w="1003"/>
             <w:tcMar>
               <w:top w:type="dxa" w:w="70"/>
               <w:left w:type="dxa" w:w="110"/>
@@ -9063,7 +9102,7 @@
         </w:tc>
         <w:tc>
           <w:tcPr>
-            <w:tcW w:type="dxa" w:w="5090"/>
+            <w:tcW w:type="dxa" w:w="4743"/>
             <w:tcMar>
               <w:top w:type="dxa" w:w="70"/>
               <w:left w:type="dxa" w:w="110"/>
@@ -9091,7 +9130,7 @@
         </w:tc>
         <w:tc>
           <w:tcPr>
-            <w:tcW w:type="dxa" w:w="1296"/>
+            <w:tcW w:type="dxa" w:w="1186"/>
             <w:tcMar>
               <w:top w:type="dxa" w:w="70"/>
               <w:left w:type="dxa" w:w="110"/>
@@ -9119,7 +9158,7 @@
         </w:tc>
         <w:tc>
           <w:tcPr>
-            <w:tcW w:type="dxa" w:w="1203"/>
+            <w:tcW w:type="dxa" w:w="1368"/>
             <w:tcMar>
               <w:top w:type="dxa" w:w="70"/>
               <w:left w:type="dxa" w:w="110"/>
@@ -9149,7 +9188,7 @@
       <w:tr>
         <w:tc>
           <w:tcPr>
-            <w:tcW w:type="dxa" w:w="1111"/>
+            <w:tcW w:type="dxa" w:w="1003"/>
             <w:tcMar>
               <w:top w:type="dxa" w:w="70"/>
               <w:left w:type="dxa" w:w="110"/>
@@ -9177,7 +9216,7 @@
         </w:tc>
         <w:tc>
           <w:tcPr>
-            <w:tcW w:type="dxa" w:w="5090"/>
+            <w:tcW w:type="dxa" w:w="4743"/>
             <w:tcMar>
               <w:top w:type="dxa" w:w="70"/>
               <w:left w:type="dxa" w:w="110"/>
@@ -9205,7 +9244,7 @@
         </w:tc>
         <w:tc>
           <w:tcPr>
-            <w:tcW w:type="dxa" w:w="1296"/>
+            <w:tcW w:type="dxa" w:w="1186"/>
             <w:tcMar>
               <w:top w:type="dxa" w:w="70"/>
               <w:left w:type="dxa" w:w="110"/>
@@ -9233,7 +9272,7 @@
         </w:tc>
         <w:tc>
           <w:tcPr>
-            <w:tcW w:type="dxa" w:w="1203"/>
+            <w:tcW w:type="dxa" w:w="1368"/>
             <w:tcMar>
               <w:top w:type="dxa" w:w="70"/>
               <w:left w:type="dxa" w:w="110"/>
@@ -9263,7 +9302,7 @@
       <w:tr>
         <w:tc>
           <w:tcPr>
-            <w:tcW w:type="dxa" w:w="1111"/>
+            <w:tcW w:type="dxa" w:w="1003"/>
             <w:tcMar>
               <w:top w:type="dxa" w:w="70"/>
               <w:left w:type="dxa" w:w="110"/>
@@ -9291,7 +9330,7 @@
         </w:tc>
         <w:tc>
           <w:tcPr>
-            <w:tcW w:type="dxa" w:w="5090"/>
+            <w:tcW w:type="dxa" w:w="4743"/>
             <w:tcMar>
               <w:top w:type="dxa" w:w="70"/>
               <w:left w:type="dxa" w:w="110"/>
@@ -9319,7 +9358,7 @@
         </w:tc>
         <w:tc>
           <w:tcPr>
-            <w:tcW w:type="dxa" w:w="1296"/>
+            <w:tcW w:type="dxa" w:w="1186"/>
             <w:tcMar>
               <w:top w:type="dxa" w:w="70"/>
               <w:left w:type="dxa" w:w="110"/>
@@ -9347,7 +9386,7 @@
         </w:tc>
         <w:tc>
           <w:tcPr>
-            <w:tcW w:type="dxa" w:w="1203"/>
+            <w:tcW w:type="dxa" w:w="1368"/>
             <w:tcMar>
               <w:top w:type="dxa" w:w="70"/>
               <w:left w:type="dxa" w:w="110"/>
@@ -9377,7 +9416,7 @@
       <w:tr>
         <w:tc>
           <w:tcPr>
-            <w:tcW w:type="dxa" w:w="1111"/>
+            <w:tcW w:type="dxa" w:w="1003"/>
             <w:tcMar>
               <w:top w:type="dxa" w:w="70"/>
               <w:left w:type="dxa" w:w="110"/>
@@ -9405,7 +9444,7 @@
         </w:tc>
         <w:tc>
           <w:tcPr>
-            <w:tcW w:type="dxa" w:w="5090"/>
+            <w:tcW w:type="dxa" w:w="4743"/>
             <w:tcMar>
               <w:top w:type="dxa" w:w="70"/>
               <w:left w:type="dxa" w:w="110"/>
@@ -9433,7 +9472,7 @@
         </w:tc>
         <w:tc>
           <w:tcPr>
-            <w:tcW w:type="dxa" w:w="1296"/>
+            <w:tcW w:type="dxa" w:w="1186"/>
             <w:tcMar>
               <w:top w:type="dxa" w:w="70"/>
               <w:left w:type="dxa" w:w="110"/>
@@ -9461,7 +9500,7 @@
         </w:tc>
         <w:tc>
           <w:tcPr>
-            <w:tcW w:type="dxa" w:w="1203"/>
+            <w:tcW w:type="dxa" w:w="1368"/>
             <w:tcMar>
               <w:top w:type="dxa" w:w="70"/>
               <w:left w:type="dxa" w:w="110"/>
@@ -9491,7 +9530,7 @@
       <w:tr>
         <w:tc>
           <w:tcPr>
-            <w:tcW w:type="dxa" w:w="1111"/>
+            <w:tcW w:type="dxa" w:w="1003"/>
             <w:tcMar>
               <w:top w:type="dxa" w:w="70"/>
               <w:left w:type="dxa" w:w="110"/>
@@ -9519,7 +9558,7 @@
         </w:tc>
         <w:tc>
           <w:tcPr>
-            <w:tcW w:type="dxa" w:w="5090"/>
+            <w:tcW w:type="dxa" w:w="4743"/>
             <w:tcMar>
               <w:top w:type="dxa" w:w="70"/>
               <w:left w:type="dxa" w:w="110"/>
@@ -9547,7 +9586,7 @@
         </w:tc>
         <w:tc>
           <w:tcPr>
-            <w:tcW w:type="dxa" w:w="1296"/>
+            <w:tcW w:type="dxa" w:w="1186"/>
             <w:tcMar>
               <w:top w:type="dxa" w:w="70"/>
               <w:left w:type="dxa" w:w="110"/>
@@ -9575,7 +9614,7 @@
         </w:tc>
         <w:tc>
           <w:tcPr>
-            <w:tcW w:type="dxa" w:w="1203"/>
+            <w:tcW w:type="dxa" w:w="1368"/>
             <w:tcMar>
               <w:top w:type="dxa" w:w="70"/>
               <w:left w:type="dxa" w:w="110"/>
@@ -9605,7 +9644,7 @@
       <w:tr>
         <w:tc>
           <w:tcPr>
-            <w:tcW w:type="dxa" w:w="1111"/>
+            <w:tcW w:type="dxa" w:w="1003"/>
             <w:tcMar>
               <w:top w:type="dxa" w:w="70"/>
               <w:left w:type="dxa" w:w="110"/>
@@ -9633,7 +9672,7 @@
         </w:tc>
         <w:tc>
           <w:tcPr>
-            <w:tcW w:type="dxa" w:w="5090"/>
+            <w:tcW w:type="dxa" w:w="4743"/>
             <w:tcMar>
               <w:top w:type="dxa" w:w="70"/>
               <w:left w:type="dxa" w:w="110"/>
@@ -9661,7 +9700,7 @@
         </w:tc>
         <w:tc>
           <w:tcPr>
-            <w:tcW w:type="dxa" w:w="1296"/>
+            <w:tcW w:type="dxa" w:w="1186"/>
             <w:tcMar>
               <w:top w:type="dxa" w:w="70"/>
               <w:left w:type="dxa" w:w="110"/>
@@ -9689,7 +9728,7 @@
         </w:tc>
         <w:tc>
           <w:tcPr>
-            <w:tcW w:type="dxa" w:w="1203"/>
+            <w:tcW w:type="dxa" w:w="1368"/>
             <w:tcMar>
               <w:top w:type="dxa" w:w="70"/>
               <w:left w:type="dxa" w:w="110"/>
@@ -10279,7 +10318,7 @@
     </w:p>
     <w:tbl>
       <w:tblPr>
-        <w:tblW w:type="dxa" w:w="8700"/>
+        <w:tblW w:type="dxa" w:w="8300"/>
         <w:tblBorders>
           <w:top w:val="single" w:color="auto" w:sz="4"/>
           <w:left w:val="single" w:color="auto" w:sz="4"/>
@@ -10290,9 +10329,9 @@
         </w:tblBorders>
       </w:tblPr>
       <w:tblGrid>
-        <w:gridCol w:w="1450"/>
-        <w:gridCol w:w="2900"/>
-        <w:gridCol w:w="4350"/>
+        <w:gridCol w:w="1383"/>
+        <w:gridCol w:w="2767"/>
+        <w:gridCol w:w="4150"/>
       </w:tblGrid>
       <w:tr>
         <w:trPr>
@@ -10300,7 +10339,7 @@
         </w:trPr>
         <w:tc>
           <w:tcPr>
-            <w:tcW w:type="dxa" w:w="1450"/>
+            <w:tcW w:type="dxa" w:w="1383"/>
             <w:shd w:fill="D9D9D9" w:val="clear"/>
             <w:tcMar>
               <w:top w:type="dxa" w:w="70"/>
@@ -10329,7 +10368,7 @@
         </w:tc>
         <w:tc>
           <w:tcPr>
-            <w:tcW w:type="dxa" w:w="2900"/>
+            <w:tcW w:type="dxa" w:w="2767"/>
             <w:shd w:fill="D9D9D9" w:val="clear"/>
             <w:tcMar>
               <w:top w:type="dxa" w:w="70"/>
@@ -10358,7 +10397,7 @@
         </w:tc>
         <w:tc>
           <w:tcPr>
-            <w:tcW w:type="dxa" w:w="4350"/>
+            <w:tcW w:type="dxa" w:w="4150"/>
             <w:shd w:fill="D9D9D9" w:val="clear"/>
             <w:tcMar>
               <w:top w:type="dxa" w:w="70"/>
@@ -10389,7 +10428,7 @@
       <w:tr>
         <w:tc>
           <w:tcPr>
-            <w:tcW w:type="dxa" w:w="1450"/>
+            <w:tcW w:type="dxa" w:w="1383"/>
             <w:tcMar>
               <w:top w:type="dxa" w:w="70"/>
               <w:left w:type="dxa" w:w="110"/>
@@ -10417,7 +10456,7 @@
         </w:tc>
         <w:tc>
           <w:tcPr>
-            <w:tcW w:type="dxa" w:w="2900"/>
+            <w:tcW w:type="dxa" w:w="2767"/>
             <w:tcMar>
               <w:top w:type="dxa" w:w="70"/>
               <w:left w:type="dxa" w:w="110"/>
@@ -10445,7 +10484,7 @@
         </w:tc>
         <w:tc>
           <w:tcPr>
-            <w:tcW w:type="dxa" w:w="4350"/>
+            <w:tcW w:type="dxa" w:w="4150"/>
             <w:tcMar>
               <w:top w:type="dxa" w:w="70"/>
               <w:left w:type="dxa" w:w="110"/>
@@ -10475,7 +10514,7 @@
       <w:tr>
         <w:tc>
           <w:tcPr>
-            <w:tcW w:type="dxa" w:w="1450"/>
+            <w:tcW w:type="dxa" w:w="1383"/>
             <w:tcMar>
               <w:top w:type="dxa" w:w="70"/>
               <w:left w:type="dxa" w:w="110"/>
@@ -10503,7 +10542,7 @@
         </w:tc>
         <w:tc>
           <w:tcPr>
-            <w:tcW w:type="dxa" w:w="2900"/>
+            <w:tcW w:type="dxa" w:w="2767"/>
             <w:tcMar>
               <w:top w:type="dxa" w:w="70"/>
               <w:left w:type="dxa" w:w="110"/>
@@ -10531,7 +10570,7 @@
         </w:tc>
         <w:tc>
           <w:tcPr>
-            <w:tcW w:type="dxa" w:w="4350"/>
+            <w:tcW w:type="dxa" w:w="4150"/>
             <w:tcMar>
               <w:top w:type="dxa" w:w="70"/>
               <w:left w:type="dxa" w:w="110"/>
@@ -10561,7 +10600,7 @@
       <w:tr>
         <w:tc>
           <w:tcPr>
-            <w:tcW w:type="dxa" w:w="1450"/>
+            <w:tcW w:type="dxa" w:w="1383"/>
             <w:tcMar>
               <w:top w:type="dxa" w:w="70"/>
               <w:left w:type="dxa" w:w="110"/>
@@ -10589,7 +10628,7 @@
         </w:tc>
         <w:tc>
           <w:tcPr>
-            <w:tcW w:type="dxa" w:w="2900"/>
+            <w:tcW w:type="dxa" w:w="2767"/>
             <w:tcMar>
               <w:top w:type="dxa" w:w="70"/>
               <w:left w:type="dxa" w:w="110"/>
@@ -10617,7 +10656,7 @@
         </w:tc>
         <w:tc>
           <w:tcPr>
-            <w:tcW w:type="dxa" w:w="4350"/>
+            <w:tcW w:type="dxa" w:w="4150"/>
             <w:tcMar>
               <w:top w:type="dxa" w:w="70"/>
               <w:left w:type="dxa" w:w="110"/>
@@ -10647,7 +10686,7 @@
       <w:tr>
         <w:tc>
           <w:tcPr>
-            <w:tcW w:type="dxa" w:w="1450"/>
+            <w:tcW w:type="dxa" w:w="1383"/>
             <w:tcMar>
               <w:top w:type="dxa" w:w="70"/>
               <w:left w:type="dxa" w:w="110"/>
@@ -10675,7 +10714,7 @@
         </w:tc>
         <w:tc>
           <w:tcPr>
-            <w:tcW w:type="dxa" w:w="2900"/>
+            <w:tcW w:type="dxa" w:w="2767"/>
             <w:tcMar>
               <w:top w:type="dxa" w:w="70"/>
               <w:left w:type="dxa" w:w="110"/>
@@ -10703,7 +10742,7 @@
         </w:tc>
         <w:tc>
           <w:tcPr>
-            <w:tcW w:type="dxa" w:w="4350"/>
+            <w:tcW w:type="dxa" w:w="4150"/>
             <w:tcMar>
               <w:top w:type="dxa" w:w="70"/>
               <w:left w:type="dxa" w:w="110"/>
@@ -10733,7 +10772,7 @@
       <w:tr>
         <w:tc>
           <w:tcPr>
-            <w:tcW w:type="dxa" w:w="1450"/>
+            <w:tcW w:type="dxa" w:w="1383"/>
             <w:tcMar>
               <w:top w:type="dxa" w:w="70"/>
               <w:left w:type="dxa" w:w="110"/>
@@ -10761,7 +10800,7 @@
         </w:tc>
         <w:tc>
           <w:tcPr>
-            <w:tcW w:type="dxa" w:w="2900"/>
+            <w:tcW w:type="dxa" w:w="2767"/>
             <w:tcMar>
               <w:top w:type="dxa" w:w="70"/>
               <w:left w:type="dxa" w:w="110"/>
@@ -10789,7 +10828,7 @@
         </w:tc>
         <w:tc>
           <w:tcPr>
-            <w:tcW w:type="dxa" w:w="4350"/>
+            <w:tcW w:type="dxa" w:w="4150"/>
             <w:tcMar>
               <w:top w:type="dxa" w:w="70"/>
               <w:left w:type="dxa" w:w="110"/>
@@ -10819,7 +10858,7 @@
       <w:tr>
         <w:tc>
           <w:tcPr>
-            <w:tcW w:type="dxa" w:w="1450"/>
+            <w:tcW w:type="dxa" w:w="1383"/>
             <w:tcMar>
               <w:top w:type="dxa" w:w="70"/>
               <w:left w:type="dxa" w:w="110"/>
@@ -10847,7 +10886,7 @@
         </w:tc>
         <w:tc>
           <w:tcPr>
-            <w:tcW w:type="dxa" w:w="2900"/>
+            <w:tcW w:type="dxa" w:w="2767"/>
             <w:tcMar>
               <w:top w:type="dxa" w:w="70"/>
               <w:left w:type="dxa" w:w="110"/>
@@ -10875,7 +10914,7 @@
         </w:tc>
         <w:tc>
           <w:tcPr>
-            <w:tcW w:type="dxa" w:w="4350"/>
+            <w:tcW w:type="dxa" w:w="4150"/>
             <w:tcMar>
               <w:top w:type="dxa" w:w="70"/>
               <w:left w:type="dxa" w:w="110"/>
@@ -10905,7 +10944,7 @@
       <w:tr>
         <w:tc>
           <w:tcPr>
-            <w:tcW w:type="dxa" w:w="1450"/>
+            <w:tcW w:type="dxa" w:w="1383"/>
             <w:tcMar>
               <w:top w:type="dxa" w:w="70"/>
               <w:left w:type="dxa" w:w="110"/>
@@ -10933,7 +10972,7 @@
         </w:tc>
         <w:tc>
           <w:tcPr>
-            <w:tcW w:type="dxa" w:w="2900"/>
+            <w:tcW w:type="dxa" w:w="2767"/>
             <w:tcMar>
               <w:top w:type="dxa" w:w="70"/>
               <w:left w:type="dxa" w:w="110"/>
@@ -10961,7 +11000,7 @@
         </w:tc>
         <w:tc>
           <w:tcPr>
-            <w:tcW w:type="dxa" w:w="4350"/>
+            <w:tcW w:type="dxa" w:w="4150"/>
             <w:tcMar>
               <w:top w:type="dxa" w:w="70"/>
               <w:left w:type="dxa" w:w="110"/>
@@ -10991,7 +11030,7 @@
       <w:tr>
         <w:tc>
           <w:tcPr>
-            <w:tcW w:type="dxa" w:w="1450"/>
+            <w:tcW w:type="dxa" w:w="1383"/>
             <w:tcMar>
               <w:top w:type="dxa" w:w="70"/>
               <w:left w:type="dxa" w:w="110"/>
@@ -11019,7 +11058,7 @@
         </w:tc>
         <w:tc>
           <w:tcPr>
-            <w:tcW w:type="dxa" w:w="2900"/>
+            <w:tcW w:type="dxa" w:w="2767"/>
             <w:tcMar>
               <w:top w:type="dxa" w:w="70"/>
               <w:left w:type="dxa" w:w="110"/>
@@ -11047,7 +11086,7 @@
         </w:tc>
         <w:tc>
           <w:tcPr>
-            <w:tcW w:type="dxa" w:w="4350"/>
+            <w:tcW w:type="dxa" w:w="4150"/>
             <w:tcMar>
               <w:top w:type="dxa" w:w="70"/>
               <w:left w:type="dxa" w:w="110"/>
@@ -12080,7 +12119,7 @@
     </w:p>
     <w:tbl>
       <w:tblPr>
-        <w:tblW w:type="dxa" w:w="8700"/>
+        <w:tblW w:type="dxa" w:w="8300"/>
         <w:tblBorders>
           <w:top w:val="single" w:color="auto" w:sz="4"/>
           <w:left w:val="single" w:color="auto" w:sz="4"/>
@@ -12091,8 +12130,8 @@
         </w:tblBorders>
       </w:tblPr>
       <w:tblGrid>
-        <w:gridCol w:w="2289"/>
-        <w:gridCol w:w="6411"/>
+        <w:gridCol w:w="2184"/>
+        <w:gridCol w:w="6116"/>
       </w:tblGrid>
       <w:tr>
         <w:trPr>
@@ -12100,7 +12139,7 @@
         </w:trPr>
         <w:tc>
           <w:tcPr>
-            <w:tcW w:type="dxa" w:w="2289"/>
+            <w:tcW w:type="dxa" w:w="2184"/>
             <w:shd w:fill="D9D9D9" w:val="clear"/>
             <w:tcMar>
               <w:top w:type="dxa" w:w="70"/>
@@ -12129,7 +12168,7 @@
         </w:tc>
         <w:tc>
           <w:tcPr>
-            <w:tcW w:type="dxa" w:w="6411"/>
+            <w:tcW w:type="dxa" w:w="6116"/>
             <w:shd w:fill="D9D9D9" w:val="clear"/>
             <w:tcMar>
               <w:top w:type="dxa" w:w="70"/>
@@ -12160,7 +12199,7 @@
       <w:tr>
         <w:tc>
           <w:tcPr>
-            <w:tcW w:type="dxa" w:w="2289"/>
+            <w:tcW w:type="dxa" w:w="2184"/>
             <w:tcMar>
               <w:top w:type="dxa" w:w="70"/>
               <w:left w:type="dxa" w:w="110"/>
@@ -12188,7 +12227,7 @@
         </w:tc>
         <w:tc>
           <w:tcPr>
-            <w:tcW w:type="dxa" w:w="6411"/>
+            <w:tcW w:type="dxa" w:w="6116"/>
             <w:tcMar>
               <w:top w:type="dxa" w:w="70"/>
               <w:left w:type="dxa" w:w="110"/>
@@ -12218,7 +12257,7 @@
       <w:tr>
         <w:tc>
           <w:tcPr>
-            <w:tcW w:type="dxa" w:w="2289"/>
+            <w:tcW w:type="dxa" w:w="2184"/>
             <w:tcMar>
               <w:top w:type="dxa" w:w="70"/>
               <w:left w:type="dxa" w:w="110"/>
@@ -12246,7 +12285,7 @@
         </w:tc>
         <w:tc>
           <w:tcPr>
-            <w:tcW w:type="dxa" w:w="6411"/>
+            <w:tcW w:type="dxa" w:w="6116"/>
             <w:tcMar>
               <w:top w:type="dxa" w:w="70"/>
               <w:left w:type="dxa" w:w="110"/>
@@ -12276,7 +12315,7 @@
       <w:tr>
         <w:tc>
           <w:tcPr>
-            <w:tcW w:type="dxa" w:w="2289"/>
+            <w:tcW w:type="dxa" w:w="2184"/>
             <w:tcMar>
               <w:top w:type="dxa" w:w="70"/>
               <w:left w:type="dxa" w:w="110"/>
@@ -12304,7 +12343,7 @@
         </w:tc>
         <w:tc>
           <w:tcPr>
-            <w:tcW w:type="dxa" w:w="6411"/>
+            <w:tcW w:type="dxa" w:w="6116"/>
             <w:tcMar>
               <w:top w:type="dxa" w:w="70"/>
               <w:left w:type="dxa" w:w="110"/>
@@ -12334,7 +12373,7 @@
       <w:tr>
         <w:tc>
           <w:tcPr>
-            <w:tcW w:type="dxa" w:w="2289"/>
+            <w:tcW w:type="dxa" w:w="2184"/>
             <w:tcMar>
               <w:top w:type="dxa" w:w="70"/>
               <w:left w:type="dxa" w:w="110"/>
@@ -12362,7 +12401,7 @@
         </w:tc>
         <w:tc>
           <w:tcPr>
-            <w:tcW w:type="dxa" w:w="6411"/>
+            <w:tcW w:type="dxa" w:w="6116"/>
             <w:tcMar>
               <w:top w:type="dxa" w:w="70"/>
               <w:left w:type="dxa" w:w="110"/>
@@ -12392,7 +12431,7 @@
       <w:tr>
         <w:tc>
           <w:tcPr>
-            <w:tcW w:type="dxa" w:w="2289"/>
+            <w:tcW w:type="dxa" w:w="2184"/>
             <w:tcMar>
               <w:top w:type="dxa" w:w="70"/>
               <w:left w:type="dxa" w:w="110"/>
@@ -12420,7 +12459,7 @@
         </w:tc>
         <w:tc>
           <w:tcPr>
-            <w:tcW w:type="dxa" w:w="6411"/>
+            <w:tcW w:type="dxa" w:w="6116"/>
             <w:tcMar>
               <w:top w:type="dxa" w:w="70"/>
               <w:left w:type="dxa" w:w="110"/>
@@ -12450,7 +12489,7 @@
       <w:tr>
         <w:tc>
           <w:tcPr>
-            <w:tcW w:type="dxa" w:w="2289"/>
+            <w:tcW w:type="dxa" w:w="2184"/>
             <w:tcMar>
               <w:top w:type="dxa" w:w="70"/>
               <w:left w:type="dxa" w:w="110"/>
@@ -12478,7 +12517,7 @@
         </w:tc>
         <w:tc>
           <w:tcPr>
-            <w:tcW w:type="dxa" w:w="6411"/>
+            <w:tcW w:type="dxa" w:w="6116"/>
             <w:tcMar>
               <w:top w:type="dxa" w:w="70"/>
               <w:left w:type="dxa" w:w="110"/>
@@ -12508,7 +12547,7 @@
       <w:tr>
         <w:tc>
           <w:tcPr>
-            <w:tcW w:type="dxa" w:w="2289"/>
+            <w:tcW w:type="dxa" w:w="2184"/>
             <w:tcMar>
               <w:top w:type="dxa" w:w="70"/>
               <w:left w:type="dxa" w:w="110"/>
@@ -12536,7 +12575,7 @@
         </w:tc>
         <w:tc>
           <w:tcPr>
-            <w:tcW w:type="dxa" w:w="6411"/>
+            <w:tcW w:type="dxa" w:w="6116"/>
             <w:tcMar>
               <w:top w:type="dxa" w:w="70"/>
               <w:left w:type="dxa" w:w="110"/>
@@ -12597,7 +12636,7 @@
     </w:p>
     <w:tbl>
       <w:tblPr>
-        <w:tblW w:type="dxa" w:w="8700"/>
+        <w:tblW w:type="dxa" w:w="8300"/>
         <w:tblBorders>
           <w:top w:val="single" w:color="auto" w:sz="4"/>
           <w:left w:val="single" w:color="auto" w:sz="4"/>
@@ -12608,8 +12647,8 @@
         </w:tblBorders>
       </w:tblPr>
       <w:tblGrid>
-        <w:gridCol w:w="5037"/>
-        <w:gridCol w:w="3663"/>
+        <w:gridCol w:w="4805"/>
+        <w:gridCol w:w="3495"/>
       </w:tblGrid>
       <w:tr>
         <w:trPr>
@@ -12617,7 +12656,7 @@
         </w:trPr>
         <w:tc>
           <w:tcPr>
-            <w:tcW w:type="dxa" w:w="5037"/>
+            <w:tcW w:type="dxa" w:w="4805"/>
             <w:shd w:fill="D9D9D9" w:val="clear"/>
             <w:tcMar>
               <w:top w:type="dxa" w:w="70"/>
@@ -12646,7 +12685,7 @@
         </w:tc>
         <w:tc>
           <w:tcPr>
-            <w:tcW w:type="dxa" w:w="3663"/>
+            <w:tcW w:type="dxa" w:w="3495"/>
             <w:shd w:fill="D9D9D9" w:val="clear"/>
             <w:tcMar>
               <w:top w:type="dxa" w:w="70"/>
@@ -12677,7 +12716,7 @@
       <w:tr>
         <w:tc>
           <w:tcPr>
-            <w:tcW w:type="dxa" w:w="5037"/>
+            <w:tcW w:type="dxa" w:w="4805"/>
             <w:tcMar>
               <w:top w:type="dxa" w:w="70"/>
               <w:left w:type="dxa" w:w="110"/>
@@ -12705,7 +12744,7 @@
         </w:tc>
         <w:tc>
           <w:tcPr>
-            <w:tcW w:type="dxa" w:w="3663"/>
+            <w:tcW w:type="dxa" w:w="3495"/>
             <w:tcMar>
               <w:top w:type="dxa" w:w="70"/>
               <w:left w:type="dxa" w:w="110"/>
@@ -12735,7 +12774,7 @@
       <w:tr>
         <w:tc>
           <w:tcPr>
-            <w:tcW w:type="dxa" w:w="5037"/>
+            <w:tcW w:type="dxa" w:w="4805"/>
             <w:tcMar>
               <w:top w:type="dxa" w:w="70"/>
               <w:left w:type="dxa" w:w="110"/>
@@ -12763,7 +12802,7 @@
         </w:tc>
         <w:tc>
           <w:tcPr>
-            <w:tcW w:type="dxa" w:w="3663"/>
+            <w:tcW w:type="dxa" w:w="3495"/>
             <w:tcMar>
               <w:top w:type="dxa" w:w="70"/>
               <w:left w:type="dxa" w:w="110"/>
@@ -12793,7 +12832,7 @@
       <w:tr>
         <w:tc>
           <w:tcPr>
-            <w:tcW w:type="dxa" w:w="5037"/>
+            <w:tcW w:type="dxa" w:w="4805"/>
             <w:tcMar>
               <w:top w:type="dxa" w:w="70"/>
               <w:left w:type="dxa" w:w="110"/>
@@ -12821,7 +12860,7 @@
         </w:tc>
         <w:tc>
           <w:tcPr>
-            <w:tcW w:type="dxa" w:w="3663"/>
+            <w:tcW w:type="dxa" w:w="3495"/>
             <w:tcMar>
               <w:top w:type="dxa" w:w="70"/>
               <w:left w:type="dxa" w:w="110"/>
@@ -12851,7 +12890,7 @@
       <w:tr>
         <w:tc>
           <w:tcPr>
-            <w:tcW w:type="dxa" w:w="5037"/>
+            <w:tcW w:type="dxa" w:w="4805"/>
             <w:tcMar>
               <w:top w:type="dxa" w:w="70"/>
               <w:left w:type="dxa" w:w="110"/>
@@ -12879,7 +12918,7 @@
         </w:tc>
         <w:tc>
           <w:tcPr>
-            <w:tcW w:type="dxa" w:w="3663"/>
+            <w:tcW w:type="dxa" w:w="3495"/>
             <w:tcMar>
               <w:top w:type="dxa" w:w="70"/>
               <w:left w:type="dxa" w:w="110"/>
@@ -12909,7 +12948,7 @@
       <w:tr>
         <w:tc>
           <w:tcPr>
-            <w:tcW w:type="dxa" w:w="5037"/>
+            <w:tcW w:type="dxa" w:w="4805"/>
             <w:tcMar>
               <w:top w:type="dxa" w:w="70"/>
               <w:left w:type="dxa" w:w="110"/>
@@ -12937,7 +12976,7 @@
         </w:tc>
         <w:tc>
           <w:tcPr>
-            <w:tcW w:type="dxa" w:w="3663"/>
+            <w:tcW w:type="dxa" w:w="3495"/>
             <w:tcMar>
               <w:top w:type="dxa" w:w="70"/>
               <w:left w:type="dxa" w:w="110"/>
@@ -12967,7 +13006,7 @@
       <w:tr>
         <w:tc>
           <w:tcPr>
-            <w:tcW w:type="dxa" w:w="5037"/>
+            <w:tcW w:type="dxa" w:w="4805"/>
             <w:tcMar>
               <w:top w:type="dxa" w:w="70"/>
               <w:left w:type="dxa" w:w="110"/>
@@ -12995,7 +13034,7 @@
         </w:tc>
         <w:tc>
           <w:tcPr>
-            <w:tcW w:type="dxa" w:w="3663"/>
+            <w:tcW w:type="dxa" w:w="3495"/>
             <w:tcMar>
               <w:top w:type="dxa" w:w="70"/>
               <w:left w:type="dxa" w:w="110"/>
@@ -13025,7 +13064,7 @@
       <w:tr>
         <w:tc>
           <w:tcPr>
-            <w:tcW w:type="dxa" w:w="5037"/>
+            <w:tcW w:type="dxa" w:w="4805"/>
             <w:tcMar>
               <w:top w:type="dxa" w:w="70"/>
               <w:left w:type="dxa" w:w="110"/>
@@ -13053,7 +13092,7 @@
         </w:tc>
         <w:tc>
           <w:tcPr>
-            <w:tcW w:type="dxa" w:w="3663"/>
+            <w:tcW w:type="dxa" w:w="3495"/>
             <w:tcMar>
               <w:top w:type="dxa" w:w="70"/>
               <w:left w:type="dxa" w:w="110"/>
@@ -13114,7 +13153,7 @@
     </w:p>
     <w:tbl>
       <w:tblPr>
-        <w:tblW w:type="dxa" w:w="8700"/>
+        <w:tblW w:type="dxa" w:w="8300"/>
         <w:tblBorders>
           <w:top w:val="single" w:color="auto" w:sz="4"/>
           <w:left w:val="single" w:color="auto" w:sz="4"/>
@@ -13125,8 +13164,8 @@
         </w:tblBorders>
       </w:tblPr>
       <w:tblGrid>
-        <w:gridCol w:w="5800"/>
-        <w:gridCol w:w="2900"/>
+        <w:gridCol w:w="5533"/>
+        <w:gridCol w:w="2767"/>
       </w:tblGrid>
       <w:tr>
         <w:trPr>
@@ -13134,7 +13173,7 @@
         </w:trPr>
         <w:tc>
           <w:tcPr>
-            <w:tcW w:type="dxa" w:w="5800"/>
+            <w:tcW w:type="dxa" w:w="5533"/>
             <w:shd w:fill="D9D9D9" w:val="clear"/>
             <w:tcMar>
               <w:top w:type="dxa" w:w="70"/>
@@ -13163,7 +13202,7 @@
         </w:tc>
         <w:tc>
           <w:tcPr>
-            <w:tcW w:type="dxa" w:w="2900"/>
+            <w:tcW w:type="dxa" w:w="2767"/>
             <w:shd w:fill="D9D9D9" w:val="clear"/>
             <w:tcMar>
               <w:top w:type="dxa" w:w="70"/>
@@ -13194,7 +13233,7 @@
       <w:tr>
         <w:tc>
           <w:tcPr>
-            <w:tcW w:type="dxa" w:w="5800"/>
+            <w:tcW w:type="dxa" w:w="5533"/>
             <w:tcMar>
               <w:top w:type="dxa" w:w="70"/>
               <w:left w:type="dxa" w:w="110"/>
@@ -13222,7 +13261,7 @@
         </w:tc>
         <w:tc>
           <w:tcPr>
-            <w:tcW w:type="dxa" w:w="2900"/>
+            <w:tcW w:type="dxa" w:w="2767"/>
             <w:tcMar>
               <w:top w:type="dxa" w:w="70"/>
               <w:left w:type="dxa" w:w="110"/>
@@ -13252,7 +13291,7 @@
       <w:tr>
         <w:tc>
           <w:tcPr>
-            <w:tcW w:type="dxa" w:w="5800"/>
+            <w:tcW w:type="dxa" w:w="5533"/>
             <w:tcMar>
               <w:top w:type="dxa" w:w="70"/>
               <w:left w:type="dxa" w:w="110"/>
@@ -13280,7 +13319,7 @@
         </w:tc>
         <w:tc>
           <w:tcPr>
-            <w:tcW w:type="dxa" w:w="2900"/>
+            <w:tcW w:type="dxa" w:w="2767"/>
             <w:tcMar>
               <w:top w:type="dxa" w:w="70"/>
               <w:left w:type="dxa" w:w="110"/>
@@ -13310,7 +13349,7 @@
       <w:tr>
         <w:tc>
           <w:tcPr>
-            <w:tcW w:type="dxa" w:w="5800"/>
+            <w:tcW w:type="dxa" w:w="5533"/>
             <w:tcMar>
               <w:top w:type="dxa" w:w="70"/>
               <w:left w:type="dxa" w:w="110"/>
@@ -13338,7 +13377,7 @@
         </w:tc>
         <w:tc>
           <w:tcPr>
-            <w:tcW w:type="dxa" w:w="2900"/>
+            <w:tcW w:type="dxa" w:w="2767"/>
             <w:tcMar>
               <w:top w:type="dxa" w:w="70"/>
               <w:left w:type="dxa" w:w="110"/>
@@ -13368,7 +13407,7 @@
       <w:tr>
         <w:tc>
           <w:tcPr>
-            <w:tcW w:type="dxa" w:w="5800"/>
+            <w:tcW w:type="dxa" w:w="5533"/>
             <w:tcMar>
               <w:top w:type="dxa" w:w="70"/>
               <w:left w:type="dxa" w:w="110"/>
@@ -13396,7 +13435,7 @@
         </w:tc>
         <w:tc>
           <w:tcPr>
-            <w:tcW w:type="dxa" w:w="2900"/>
+            <w:tcW w:type="dxa" w:w="2767"/>
             <w:tcMar>
               <w:top w:type="dxa" w:w="70"/>
               <w:left w:type="dxa" w:w="110"/>
@@ -13426,7 +13465,7 @@
       <w:tr>
         <w:tc>
           <w:tcPr>
-            <w:tcW w:type="dxa" w:w="5800"/>
+            <w:tcW w:type="dxa" w:w="5533"/>
             <w:tcMar>
               <w:top w:type="dxa" w:w="70"/>
               <w:left w:type="dxa" w:w="110"/>
@@ -13454,7 +13493,7 @@
         </w:tc>
         <w:tc>
           <w:tcPr>
-            <w:tcW w:type="dxa" w:w="2900"/>
+            <w:tcW w:type="dxa" w:w="2767"/>
             <w:tcMar>
               <w:top w:type="dxa" w:w="70"/>
               <w:left w:type="dxa" w:w="110"/>
@@ -13484,7 +13523,7 @@
       <w:tr>
         <w:tc>
           <w:tcPr>
-            <w:tcW w:type="dxa" w:w="5800"/>
+            <w:tcW w:type="dxa" w:w="5533"/>
             <w:tcMar>
               <w:top w:type="dxa" w:w="70"/>
               <w:left w:type="dxa" w:w="110"/>
@@ -13512,7 +13551,7 @@
         </w:tc>
         <w:tc>
           <w:tcPr>
-            <w:tcW w:type="dxa" w:w="2900"/>
+            <w:tcW w:type="dxa" w:w="2767"/>
             <w:tcMar>
               <w:top w:type="dxa" w:w="70"/>
               <w:left w:type="dxa" w:w="110"/>
@@ -13542,7 +13581,7 @@
       <w:tr>
         <w:tc>
           <w:tcPr>
-            <w:tcW w:type="dxa" w:w="5800"/>
+            <w:tcW w:type="dxa" w:w="5533"/>
             <w:tcMar>
               <w:top w:type="dxa" w:w="70"/>
               <w:left w:type="dxa" w:w="110"/>
@@ -13570,7 +13609,7 @@
         </w:tc>
         <w:tc>
           <w:tcPr>
-            <w:tcW w:type="dxa" w:w="2900"/>
+            <w:tcW w:type="dxa" w:w="2767"/>
             <w:tcMar>
               <w:top w:type="dxa" w:w="70"/>
               <w:left w:type="dxa" w:w="110"/>
@@ -14449,7 +14488,7 @@
     </w:p>
     <w:tbl>
       <w:tblPr>
-        <w:tblW w:type="dxa" w:w="8700"/>
+        <w:tblW w:type="dxa" w:w="8300"/>
         <w:tblBorders>
           <w:top w:val="single" w:color="auto" w:sz="4"/>
           <w:left w:val="single" w:color="auto" w:sz="4"/>
@@ -14460,10 +14499,10 @@
         </w:tblBorders>
       </w:tblPr>
       <w:tblGrid>
-        <w:gridCol w:w="3164"/>
-        <w:gridCol w:w="1582"/>
-        <w:gridCol w:w="1582"/>
-        <w:gridCol w:w="2372"/>
+        <w:gridCol w:w="3018"/>
+        <w:gridCol w:w="1509"/>
+        <w:gridCol w:w="1509"/>
+        <w:gridCol w:w="2264"/>
       </w:tblGrid>
       <w:tr>
         <w:trPr>
@@ -14471,7 +14510,7 @@
         </w:trPr>
         <w:tc>
           <w:tcPr>
-            <w:tcW w:type="dxa" w:w="3164"/>
+            <w:tcW w:type="dxa" w:w="3018"/>
             <w:shd w:fill="D9D9D9" w:val="clear"/>
             <w:tcMar>
               <w:top w:type="dxa" w:w="70"/>
@@ -14500,7 +14539,7 @@
         </w:tc>
         <w:tc>
           <w:tcPr>
-            <w:tcW w:type="dxa" w:w="1582"/>
+            <w:tcW w:type="dxa" w:w="1509"/>
             <w:shd w:fill="D9D9D9" w:val="clear"/>
             <w:tcMar>
               <w:top w:type="dxa" w:w="70"/>
@@ -14529,7 +14568,7 @@
         </w:tc>
         <w:tc>
           <w:tcPr>
-            <w:tcW w:type="dxa" w:w="1582"/>
+            <w:tcW w:type="dxa" w:w="1509"/>
             <w:shd w:fill="D9D9D9" w:val="clear"/>
             <w:tcMar>
               <w:top w:type="dxa" w:w="70"/>
@@ -14558,7 +14597,7 @@
         </w:tc>
         <w:tc>
           <w:tcPr>
-            <w:tcW w:type="dxa" w:w="2372"/>
+            <w:tcW w:type="dxa" w:w="2264"/>
             <w:shd w:fill="D9D9D9" w:val="clear"/>
             <w:tcMar>
               <w:top w:type="dxa" w:w="70"/>
@@ -14589,7 +14628,7 @@
       <w:tr>
         <w:tc>
           <w:tcPr>
-            <w:tcW w:type="dxa" w:w="3164"/>
+            <w:tcW w:type="dxa" w:w="3018"/>
             <w:tcMar>
               <w:top w:type="dxa" w:w="70"/>
               <w:left w:type="dxa" w:w="110"/>
@@ -14617,7 +14656,7 @@
         </w:tc>
         <w:tc>
           <w:tcPr>
-            <w:tcW w:type="dxa" w:w="1582"/>
+            <w:tcW w:type="dxa" w:w="1509"/>
             <w:tcMar>
               <w:top w:type="dxa" w:w="70"/>
               <w:left w:type="dxa" w:w="110"/>
@@ -14645,7 +14684,7 @@
         </w:tc>
         <w:tc>
           <w:tcPr>
-            <w:tcW w:type="dxa" w:w="1582"/>
+            <w:tcW w:type="dxa" w:w="1509"/>
             <w:tcMar>
               <w:top w:type="dxa" w:w="70"/>
               <w:left w:type="dxa" w:w="110"/>
@@ -14673,7 +14712,7 @@
         </w:tc>
         <w:tc>
           <w:tcPr>
-            <w:tcW w:type="dxa" w:w="2372"/>
+            <w:tcW w:type="dxa" w:w="2264"/>
             <w:tcMar>
               <w:top w:type="dxa" w:w="70"/>
               <w:left w:type="dxa" w:w="110"/>
@@ -14703,7 +14742,7 @@
       <w:tr>
         <w:tc>
           <w:tcPr>
-            <w:tcW w:type="dxa" w:w="3164"/>
+            <w:tcW w:type="dxa" w:w="3018"/>
             <w:tcMar>
               <w:top w:type="dxa" w:w="70"/>
               <w:left w:type="dxa" w:w="110"/>
@@ -14731,7 +14770,7 @@
         </w:tc>
         <w:tc>
           <w:tcPr>
-            <w:tcW w:type="dxa" w:w="1582"/>
+            <w:tcW w:type="dxa" w:w="1509"/>
             <w:tcMar>
               <w:top w:type="dxa" w:w="70"/>
               <w:left w:type="dxa" w:w="110"/>
@@ -14759,7 +14798,7 @@
         </w:tc>
         <w:tc>
           <w:tcPr>
-            <w:tcW w:type="dxa" w:w="1582"/>
+            <w:tcW w:type="dxa" w:w="1509"/>
             <w:tcMar>
               <w:top w:type="dxa" w:w="70"/>
               <w:left w:type="dxa" w:w="110"/>
@@ -14787,7 +14826,7 @@
         </w:tc>
         <w:tc>
           <w:tcPr>
-            <w:tcW w:type="dxa" w:w="2372"/>
+            <w:tcW w:type="dxa" w:w="2264"/>
             <w:tcMar>
               <w:top w:type="dxa" w:w="70"/>
               <w:left w:type="dxa" w:w="110"/>
@@ -16081,7 +16120,7 @@
     </w:p>
     <w:tbl>
       <w:tblPr>
-        <w:tblW w:type="dxa" w:w="8700"/>
+        <w:tblW w:type="dxa" w:w="8300"/>
         <w:tblBorders>
           <w:top w:val="single" w:color="auto" w:sz="4"/>
           <w:left w:val="single" w:color="auto" w:sz="4"/>
@@ -16092,9 +16131,9 @@
         </w:tblBorders>
       </w:tblPr>
       <w:tblGrid>
-        <w:gridCol w:w="2262"/>
-        <w:gridCol w:w="870"/>
-        <w:gridCol w:w="5568"/>
+        <w:gridCol w:w="2158"/>
+        <w:gridCol w:w="830"/>
+        <w:gridCol w:w="5312"/>
       </w:tblGrid>
       <w:tr>
         <w:trPr>
@@ -16102,7 +16141,7 @@
         </w:trPr>
         <w:tc>
           <w:tcPr>
-            <w:tcW w:type="dxa" w:w="2262"/>
+            <w:tcW w:type="dxa" w:w="2158"/>
             <w:shd w:fill="D9D9D9" w:val="clear"/>
             <w:tcMar>
               <w:top w:type="dxa" w:w="70"/>
@@ -16131,7 +16170,7 @@
         </w:tc>
         <w:tc>
           <w:tcPr>
-            <w:tcW w:type="dxa" w:w="870"/>
+            <w:tcW w:type="dxa" w:w="830"/>
             <w:shd w:fill="D9D9D9" w:val="clear"/>
             <w:tcMar>
               <w:top w:type="dxa" w:w="70"/>
@@ -16160,7 +16199,7 @@
         </w:tc>
         <w:tc>
           <w:tcPr>
-            <w:tcW w:type="dxa" w:w="5568"/>
+            <w:tcW w:type="dxa" w:w="5312"/>
             <w:shd w:fill="D9D9D9" w:val="clear"/>
             <w:tcMar>
               <w:top w:type="dxa" w:w="70"/>
@@ -16191,7 +16230,7 @@
       <w:tr>
         <w:tc>
           <w:tcPr>
-            <w:tcW w:type="dxa" w:w="2262"/>
+            <w:tcW w:type="dxa" w:w="2158"/>
             <w:tcMar>
               <w:top w:type="dxa" w:w="70"/>
               <w:left w:type="dxa" w:w="110"/>
@@ -16219,7 +16258,7 @@
         </w:tc>
         <w:tc>
           <w:tcPr>
-            <w:tcW w:type="dxa" w:w="870"/>
+            <w:tcW w:type="dxa" w:w="830"/>
             <w:tcMar>
               <w:top w:type="dxa" w:w="70"/>
               <w:left w:type="dxa" w:w="110"/>
@@ -16247,7 +16286,7 @@
         </w:tc>
         <w:tc>
           <w:tcPr>
-            <w:tcW w:type="dxa" w:w="5568"/>
+            <w:tcW w:type="dxa" w:w="5312"/>
             <w:tcMar>
               <w:top w:type="dxa" w:w="70"/>
               <w:left w:type="dxa" w:w="110"/>
@@ -16277,7 +16316,7 @@
       <w:tr>
         <w:tc>
           <w:tcPr>
-            <w:tcW w:type="dxa" w:w="2262"/>
+            <w:tcW w:type="dxa" w:w="2158"/>
             <w:tcMar>
               <w:top w:type="dxa" w:w="70"/>
               <w:left w:type="dxa" w:w="110"/>
@@ -16305,7 +16344,7 @@
         </w:tc>
         <w:tc>
           <w:tcPr>
-            <w:tcW w:type="dxa" w:w="870"/>
+            <w:tcW w:type="dxa" w:w="830"/>
             <w:tcMar>
               <w:top w:type="dxa" w:w="70"/>
               <w:left w:type="dxa" w:w="110"/>
@@ -16333,7 +16372,7 @@
         </w:tc>
         <w:tc>
           <w:tcPr>
-            <w:tcW w:type="dxa" w:w="5568"/>
+            <w:tcW w:type="dxa" w:w="5312"/>
             <w:tcMar>
               <w:top w:type="dxa" w:w="70"/>
               <w:left w:type="dxa" w:w="110"/>
@@ -16363,7 +16402,7 @@
       <w:tr>
         <w:tc>
           <w:tcPr>
-            <w:tcW w:type="dxa" w:w="2262"/>
+            <w:tcW w:type="dxa" w:w="2158"/>
             <w:tcMar>
               <w:top w:type="dxa" w:w="70"/>
               <w:left w:type="dxa" w:w="110"/>
@@ -16391,7 +16430,7 @@
         </w:tc>
         <w:tc>
           <w:tcPr>
-            <w:tcW w:type="dxa" w:w="870"/>
+            <w:tcW w:type="dxa" w:w="830"/>
             <w:tcMar>
               <w:top w:type="dxa" w:w="70"/>
               <w:left w:type="dxa" w:w="110"/>
@@ -16419,7 +16458,7 @@
         </w:tc>
         <w:tc>
           <w:tcPr>
-            <w:tcW w:type="dxa" w:w="5568"/>
+            <w:tcW w:type="dxa" w:w="5312"/>
             <w:tcMar>
               <w:top w:type="dxa" w:w="70"/>
               <w:left w:type="dxa" w:w="110"/>
@@ -16449,7 +16488,7 @@
       <w:tr>
         <w:tc>
           <w:tcPr>
-            <w:tcW w:type="dxa" w:w="2262"/>
+            <w:tcW w:type="dxa" w:w="2158"/>
             <w:tcMar>
               <w:top w:type="dxa" w:w="70"/>
               <w:left w:type="dxa" w:w="110"/>
@@ -16477,7 +16516,7 @@
         </w:tc>
         <w:tc>
           <w:tcPr>
-            <w:tcW w:type="dxa" w:w="870"/>
+            <w:tcW w:type="dxa" w:w="830"/>
             <w:tcMar>
               <w:top w:type="dxa" w:w="70"/>
               <w:left w:type="dxa" w:w="110"/>
@@ -16505,7 +16544,7 @@
         </w:tc>
         <w:tc>
           <w:tcPr>
-            <w:tcW w:type="dxa" w:w="5568"/>
+            <w:tcW w:type="dxa" w:w="5312"/>
             <w:tcMar>
               <w:top w:type="dxa" w:w="70"/>
               <w:left w:type="dxa" w:w="110"/>
@@ -16535,7 +16574,7 @@
       <w:tr>
         <w:tc>
           <w:tcPr>
-            <w:tcW w:type="dxa" w:w="2262"/>
+            <w:tcW w:type="dxa" w:w="2158"/>
             <w:tcMar>
               <w:top w:type="dxa" w:w="70"/>
               <w:left w:type="dxa" w:w="110"/>
@@ -16563,7 +16602,7 @@
         </w:tc>
         <w:tc>
           <w:tcPr>
-            <w:tcW w:type="dxa" w:w="870"/>
+            <w:tcW w:type="dxa" w:w="830"/>
             <w:tcMar>
               <w:top w:type="dxa" w:w="70"/>
               <w:left w:type="dxa" w:w="110"/>
@@ -16591,7 +16630,7 @@
         </w:tc>
         <w:tc>
           <w:tcPr>
-            <w:tcW w:type="dxa" w:w="5568"/>
+            <w:tcW w:type="dxa" w:w="5312"/>
             <w:tcMar>
               <w:top w:type="dxa" w:w="70"/>
               <w:left w:type="dxa" w:w="110"/>
@@ -16621,7 +16660,7 @@
       <w:tr>
         <w:tc>
           <w:tcPr>
-            <w:tcW w:type="dxa" w:w="2262"/>
+            <w:tcW w:type="dxa" w:w="2158"/>
             <w:tcMar>
               <w:top w:type="dxa" w:w="70"/>
               <w:left w:type="dxa" w:w="110"/>
@@ -16649,7 +16688,7 @@
         </w:tc>
         <w:tc>
           <w:tcPr>
-            <w:tcW w:type="dxa" w:w="870"/>
+            <w:tcW w:type="dxa" w:w="830"/>
             <w:tcMar>
               <w:top w:type="dxa" w:w="70"/>
               <w:left w:type="dxa" w:w="110"/>
@@ -16677,7 +16716,7 @@
         </w:tc>
         <w:tc>
           <w:tcPr>
-            <w:tcW w:type="dxa" w:w="5568"/>
+            <w:tcW w:type="dxa" w:w="5312"/>
             <w:tcMar>
               <w:top w:type="dxa" w:w="70"/>
               <w:left w:type="dxa" w:w="110"/>
@@ -16707,7 +16746,7 @@
       <w:tr>
         <w:tc>
           <w:tcPr>
-            <w:tcW w:type="dxa" w:w="2262"/>
+            <w:tcW w:type="dxa" w:w="2158"/>
             <w:tcMar>
               <w:top w:type="dxa" w:w="70"/>
               <w:left w:type="dxa" w:w="110"/>
@@ -16735,7 +16774,7 @@
         </w:tc>
         <w:tc>
           <w:tcPr>
-            <w:tcW w:type="dxa" w:w="870"/>
+            <w:tcW w:type="dxa" w:w="830"/>
             <w:tcMar>
               <w:top w:type="dxa" w:w="70"/>
               <w:left w:type="dxa" w:w="110"/>
@@ -16763,7 +16802,7 @@
         </w:tc>
         <w:tc>
           <w:tcPr>
-            <w:tcW w:type="dxa" w:w="5568"/>
+            <w:tcW w:type="dxa" w:w="5312"/>
             <w:tcMar>
               <w:top w:type="dxa" w:w="70"/>
               <w:left w:type="dxa" w:w="110"/>
@@ -16995,7 +17034,7 @@
     </w:p>
     <w:tbl>
       <w:tblPr>
-        <w:tblW w:type="dxa" w:w="8700"/>
+        <w:tblW w:type="dxa" w:w="8300"/>
         <w:tblBorders>
           <w:top w:val="single" w:color="auto" w:sz="4"/>
           <w:left w:val="single" w:color="auto" w:sz="4"/>
@@ -17006,9 +17045,9 @@
         </w:tblBorders>
       </w:tblPr>
       <w:tblGrid>
-        <w:gridCol w:w="2175"/>
-        <w:gridCol w:w="2610"/>
-        <w:gridCol w:w="3915"/>
+        <w:gridCol w:w="2075"/>
+        <w:gridCol w:w="2490"/>
+        <w:gridCol w:w="3735"/>
       </w:tblGrid>
       <w:tr>
         <w:trPr>
@@ -17016,7 +17055,7 @@
         </w:trPr>
         <w:tc>
           <w:tcPr>
-            <w:tcW w:type="dxa" w:w="2175"/>
+            <w:tcW w:type="dxa" w:w="2075"/>
             <w:shd w:fill="D9D9D9" w:val="clear"/>
             <w:tcMar>
               <w:top w:type="dxa" w:w="70"/>
@@ -17045,7 +17084,7 @@
         </w:tc>
         <w:tc>
           <w:tcPr>
-            <w:tcW w:type="dxa" w:w="2610"/>
+            <w:tcW w:type="dxa" w:w="2490"/>
             <w:shd w:fill="D9D9D9" w:val="clear"/>
             <w:tcMar>
               <w:top w:type="dxa" w:w="70"/>
@@ -17074,7 +17113,7 @@
         </w:tc>
         <w:tc>
           <w:tcPr>
-            <w:tcW w:type="dxa" w:w="3915"/>
+            <w:tcW w:type="dxa" w:w="3735"/>
             <w:shd w:fill="D9D9D9" w:val="clear"/>
             <w:tcMar>
               <w:top w:type="dxa" w:w="70"/>
@@ -17105,7 +17144,7 @@
       <w:tr>
         <w:tc>
           <w:tcPr>
-            <w:tcW w:type="dxa" w:w="2175"/>
+            <w:tcW w:type="dxa" w:w="2075"/>
             <w:tcMar>
               <w:top w:type="dxa" w:w="70"/>
               <w:left w:type="dxa" w:w="110"/>
@@ -17133,7 +17172,7 @@
         </w:tc>
         <w:tc>
           <w:tcPr>
-            <w:tcW w:type="dxa" w:w="2610"/>
+            <w:tcW w:type="dxa" w:w="2490"/>
             <w:tcMar>
               <w:top w:type="dxa" w:w="70"/>
               <w:left w:type="dxa" w:w="110"/>
@@ -17161,7 +17200,7 @@
         </w:tc>
         <w:tc>
           <w:tcPr>
-            <w:tcW w:type="dxa" w:w="3915"/>
+            <w:tcW w:type="dxa" w:w="3735"/>
             <w:tcMar>
               <w:top w:type="dxa" w:w="70"/>
               <w:left w:type="dxa" w:w="110"/>
@@ -17191,7 +17230,7 @@
       <w:tr>
         <w:tc>
           <w:tcPr>
-            <w:tcW w:type="dxa" w:w="2175"/>
+            <w:tcW w:type="dxa" w:w="2075"/>
             <w:tcMar>
               <w:top w:type="dxa" w:w="70"/>
               <w:left w:type="dxa" w:w="110"/>
@@ -17219,7 +17258,7 @@
         </w:tc>
         <w:tc>
           <w:tcPr>
-            <w:tcW w:type="dxa" w:w="2610"/>
+            <w:tcW w:type="dxa" w:w="2490"/>
             <w:tcMar>
               <w:top w:type="dxa" w:w="70"/>
               <w:left w:type="dxa" w:w="110"/>
@@ -17247,7 +17286,7 @@
         </w:tc>
         <w:tc>
           <w:tcPr>
-            <w:tcW w:type="dxa" w:w="3915"/>
+            <w:tcW w:type="dxa" w:w="3735"/>
             <w:tcMar>
               <w:top w:type="dxa" w:w="70"/>
               <w:left w:type="dxa" w:w="110"/>
@@ -17277,7 +17316,7 @@
       <w:tr>
         <w:tc>
           <w:tcPr>
-            <w:tcW w:type="dxa" w:w="2175"/>
+            <w:tcW w:type="dxa" w:w="2075"/>
             <w:tcMar>
               <w:top w:type="dxa" w:w="70"/>
               <w:left w:type="dxa" w:w="110"/>
@@ -17305,7 +17344,7 @@
         </w:tc>
         <w:tc>
           <w:tcPr>
-            <w:tcW w:type="dxa" w:w="2610"/>
+            <w:tcW w:type="dxa" w:w="2490"/>
             <w:tcMar>
               <w:top w:type="dxa" w:w="70"/>
               <w:left w:type="dxa" w:w="110"/>
@@ -17333,7 +17372,7 @@
         </w:tc>
         <w:tc>
           <w:tcPr>
-            <w:tcW w:type="dxa" w:w="3915"/>
+            <w:tcW w:type="dxa" w:w="3735"/>
             <w:tcMar>
               <w:top w:type="dxa" w:w="70"/>
               <w:left w:type="dxa" w:w="110"/>
@@ -17363,7 +17402,7 @@
       <w:tr>
         <w:tc>
           <w:tcPr>
-            <w:tcW w:type="dxa" w:w="2175"/>
+            <w:tcW w:type="dxa" w:w="2075"/>
             <w:tcMar>
               <w:top w:type="dxa" w:w="70"/>
               <w:left w:type="dxa" w:w="110"/>
@@ -17391,7 +17430,7 @@
         </w:tc>
         <w:tc>
           <w:tcPr>
-            <w:tcW w:type="dxa" w:w="2610"/>
+            <w:tcW w:type="dxa" w:w="2490"/>
             <w:tcMar>
               <w:top w:type="dxa" w:w="70"/>
               <w:left w:type="dxa" w:w="110"/>
@@ -17419,7 +17458,7 @@
         </w:tc>
         <w:tc>
           <w:tcPr>
-            <w:tcW w:type="dxa" w:w="3915"/>
+            <w:tcW w:type="dxa" w:w="3735"/>
             <w:tcMar>
               <w:top w:type="dxa" w:w="70"/>
               <w:left w:type="dxa" w:w="110"/>
@@ -17449,7 +17488,7 @@
       <w:tr>
         <w:tc>
           <w:tcPr>
-            <w:tcW w:type="dxa" w:w="2175"/>
+            <w:tcW w:type="dxa" w:w="2075"/>
             <w:tcMar>
               <w:top w:type="dxa" w:w="70"/>
               <w:left w:type="dxa" w:w="110"/>
@@ -17477,7 +17516,7 @@
         </w:tc>
         <w:tc>
           <w:tcPr>
-            <w:tcW w:type="dxa" w:w="2610"/>
+            <w:tcW w:type="dxa" w:w="2490"/>
             <w:tcMar>
               <w:top w:type="dxa" w:w="70"/>
               <w:left w:type="dxa" w:w="110"/>
@@ -17505,7 +17544,7 @@
         </w:tc>
         <w:tc>
           <w:tcPr>
-            <w:tcW w:type="dxa" w:w="3915"/>
+            <w:tcW w:type="dxa" w:w="3735"/>
             <w:tcMar>
               <w:top w:type="dxa" w:w="70"/>
               <w:left w:type="dxa" w:w="110"/>
@@ -17535,7 +17574,7 @@
       <w:tr>
         <w:tc>
           <w:tcPr>
-            <w:tcW w:type="dxa" w:w="2175"/>
+            <w:tcW w:type="dxa" w:w="2075"/>
             <w:tcMar>
               <w:top w:type="dxa" w:w="70"/>
               <w:left w:type="dxa" w:w="110"/>
@@ -17563,7 +17602,7 @@
         </w:tc>
         <w:tc>
           <w:tcPr>
-            <w:tcW w:type="dxa" w:w="2610"/>
+            <w:tcW w:type="dxa" w:w="2490"/>
             <w:tcMar>
               <w:top w:type="dxa" w:w="70"/>
               <w:left w:type="dxa" w:w="110"/>
@@ -17591,7 +17630,7 @@
         </w:tc>
         <w:tc>
           <w:tcPr>
-            <w:tcW w:type="dxa" w:w="3915"/>
+            <w:tcW w:type="dxa" w:w="3735"/>
             <w:tcMar>
               <w:top w:type="dxa" w:w="70"/>
               <w:left w:type="dxa" w:w="110"/>
@@ -17621,7 +17660,7 @@
       <w:tr>
         <w:tc>
           <w:tcPr>
-            <w:tcW w:type="dxa" w:w="2175"/>
+            <w:tcW w:type="dxa" w:w="2075"/>
             <w:tcMar>
               <w:top w:type="dxa" w:w="70"/>
               <w:left w:type="dxa" w:w="110"/>
@@ -17649,7 +17688,7 @@
         </w:tc>
         <w:tc>
           <w:tcPr>
-            <w:tcW w:type="dxa" w:w="2610"/>
+            <w:tcW w:type="dxa" w:w="2490"/>
             <w:tcMar>
               <w:top w:type="dxa" w:w="70"/>
               <w:left w:type="dxa" w:w="110"/>
@@ -17677,7 +17716,7 @@
         </w:tc>
         <w:tc>
           <w:tcPr>
-            <w:tcW w:type="dxa" w:w="3915"/>
+            <w:tcW w:type="dxa" w:w="3735"/>
             <w:tcMar>
               <w:top w:type="dxa" w:w="70"/>
               <w:left w:type="dxa" w:w="110"/>
@@ -17707,7 +17746,7 @@
       <w:tr>
         <w:tc>
           <w:tcPr>
-            <w:tcW w:type="dxa" w:w="2175"/>
+            <w:tcW w:type="dxa" w:w="2075"/>
             <w:tcMar>
               <w:top w:type="dxa" w:w="70"/>
               <w:left w:type="dxa" w:w="110"/>
@@ -17735,7 +17774,7 @@
         </w:tc>
         <w:tc>
           <w:tcPr>
-            <w:tcW w:type="dxa" w:w="2610"/>
+            <w:tcW w:type="dxa" w:w="2490"/>
             <w:tcMar>
               <w:top w:type="dxa" w:w="70"/>
               <w:left w:type="dxa" w:w="110"/>
@@ -17763,7 +17802,7 @@
         </w:tc>
         <w:tc>
           <w:tcPr>
-            <w:tcW w:type="dxa" w:w="3915"/>
+            <w:tcW w:type="dxa" w:w="3735"/>
             <w:tcMar>
               <w:top w:type="dxa" w:w="70"/>
               <w:left w:type="dxa" w:w="110"/>
@@ -17793,7 +17832,7 @@
       <w:tr>
         <w:tc>
           <w:tcPr>
-            <w:tcW w:type="dxa" w:w="2175"/>
+            <w:tcW w:type="dxa" w:w="2075"/>
             <w:tcMar>
               <w:top w:type="dxa" w:w="70"/>
               <w:left w:type="dxa" w:w="110"/>
@@ -17821,7 +17860,7 @@
         </w:tc>
         <w:tc>
           <w:tcPr>
-            <w:tcW w:type="dxa" w:w="2610"/>
+            <w:tcW w:type="dxa" w:w="2490"/>
             <w:tcMar>
               <w:top w:type="dxa" w:w="70"/>
               <w:left w:type="dxa" w:w="110"/>
@@ -17849,7 +17888,7 @@
         </w:tc>
         <w:tc>
           <w:tcPr>
-            <w:tcW w:type="dxa" w:w="3915"/>
+            <w:tcW w:type="dxa" w:w="3735"/>
             <w:tcMar>
               <w:top w:type="dxa" w:w="70"/>
               <w:left w:type="dxa" w:w="110"/>
@@ -18227,7 +18266,7 @@
     </w:p>
     <w:tbl>
       <w:tblPr>
-        <w:tblW w:type="dxa" w:w="8700"/>
+        <w:tblW w:type="dxa" w:w="8300"/>
         <w:tblBorders>
           <w:top w:val="single" w:color="auto" w:sz="4"/>
           <w:left w:val="single" w:color="auto" w:sz="4"/>
@@ -18238,8 +18277,8 @@
         </w:tblBorders>
       </w:tblPr>
       <w:tblGrid>
-        <w:gridCol w:w="2610"/>
-        <w:gridCol w:w="6090"/>
+        <w:gridCol w:w="2490"/>
+        <w:gridCol w:w="5810"/>
       </w:tblGrid>
       <w:tr>
         <w:trPr>
@@ -18247,7 +18286,7 @@
         </w:trPr>
         <w:tc>
           <w:tcPr>
-            <w:tcW w:type="dxa" w:w="2610"/>
+            <w:tcW w:type="dxa" w:w="2490"/>
             <w:shd w:fill="D9D9D9" w:val="clear"/>
             <w:tcMar>
               <w:top w:type="dxa" w:w="70"/>
@@ -18276,7 +18315,7 @@
         </w:tc>
         <w:tc>
           <w:tcPr>
-            <w:tcW w:type="dxa" w:w="6090"/>
+            <w:tcW w:type="dxa" w:w="5810"/>
             <w:shd w:fill="D9D9D9" w:val="clear"/>
             <w:tcMar>
               <w:top w:type="dxa" w:w="70"/>
@@ -18307,7 +18346,7 @@
       <w:tr>
         <w:tc>
           <w:tcPr>
-            <w:tcW w:type="dxa" w:w="2610"/>
+            <w:tcW w:type="dxa" w:w="2490"/>
             <w:tcMar>
               <w:top w:type="dxa" w:w="70"/>
               <w:left w:type="dxa" w:w="110"/>
@@ -18335,7 +18374,7 @@
         </w:tc>
         <w:tc>
           <w:tcPr>
-            <w:tcW w:type="dxa" w:w="6090"/>
+            <w:tcW w:type="dxa" w:w="5810"/>
             <w:tcMar>
               <w:top w:type="dxa" w:w="70"/>
               <w:left w:type="dxa" w:w="110"/>
@@ -18365,7 +18404,7 @@
       <w:tr>
         <w:tc>
           <w:tcPr>
-            <w:tcW w:type="dxa" w:w="2610"/>
+            <w:tcW w:type="dxa" w:w="2490"/>
             <w:tcMar>
               <w:top w:type="dxa" w:w="70"/>
               <w:left w:type="dxa" w:w="110"/>
@@ -18393,7 +18432,7 @@
         </w:tc>
         <w:tc>
           <w:tcPr>
-            <w:tcW w:type="dxa" w:w="6090"/>
+            <w:tcW w:type="dxa" w:w="5810"/>
             <w:tcMar>
               <w:top w:type="dxa" w:w="70"/>
               <w:left w:type="dxa" w:w="110"/>
@@ -18423,7 +18462,7 @@
       <w:tr>
         <w:tc>
           <w:tcPr>
-            <w:tcW w:type="dxa" w:w="2610"/>
+            <w:tcW w:type="dxa" w:w="2490"/>
             <w:tcMar>
               <w:top w:type="dxa" w:w="70"/>
               <w:left w:type="dxa" w:w="110"/>
@@ -18451,7 +18490,7 @@
         </w:tc>
         <w:tc>
           <w:tcPr>
-            <w:tcW w:type="dxa" w:w="6090"/>
+            <w:tcW w:type="dxa" w:w="5810"/>
             <w:tcMar>
               <w:top w:type="dxa" w:w="70"/>
               <w:left w:type="dxa" w:w="110"/>
@@ -18481,7 +18520,7 @@
       <w:tr>
         <w:tc>
           <w:tcPr>
-            <w:tcW w:type="dxa" w:w="2610"/>
+            <w:tcW w:type="dxa" w:w="2490"/>
             <w:tcMar>
               <w:top w:type="dxa" w:w="70"/>
               <w:left w:type="dxa" w:w="110"/>
@@ -18509,7 +18548,7 @@
         </w:tc>
         <w:tc>
           <w:tcPr>
-            <w:tcW w:type="dxa" w:w="6090"/>
+            <w:tcW w:type="dxa" w:w="5810"/>
             <w:tcMar>
               <w:top w:type="dxa" w:w="70"/>
               <w:left w:type="dxa" w:w="110"/>
@@ -18539,7 +18578,7 @@
       <w:tr>
         <w:tc>
           <w:tcPr>
-            <w:tcW w:type="dxa" w:w="2610"/>
+            <w:tcW w:type="dxa" w:w="2490"/>
             <w:tcMar>
               <w:top w:type="dxa" w:w="70"/>
               <w:left w:type="dxa" w:w="110"/>
@@ -18567,7 +18606,7 @@
         </w:tc>
         <w:tc>
           <w:tcPr>
-            <w:tcW w:type="dxa" w:w="6090"/>
+            <w:tcW w:type="dxa" w:w="5810"/>
             <w:tcMar>
               <w:top w:type="dxa" w:w="70"/>
               <w:left w:type="dxa" w:w="110"/>
@@ -18597,7 +18636,7 @@
       <w:tr>
         <w:tc>
           <w:tcPr>
-            <w:tcW w:type="dxa" w:w="2610"/>
+            <w:tcW w:type="dxa" w:w="2490"/>
             <w:tcMar>
               <w:top w:type="dxa" w:w="70"/>
               <w:left w:type="dxa" w:w="110"/>
@@ -18625,7 +18664,7 @@
         </w:tc>
         <w:tc>
           <w:tcPr>
-            <w:tcW w:type="dxa" w:w="6090"/>
+            <w:tcW w:type="dxa" w:w="5810"/>
             <w:tcMar>
               <w:top w:type="dxa" w:w="70"/>
               <w:left w:type="dxa" w:w="110"/>

--- a/docs/ResumeForge_Applied_Software_Project_Report.docx
+++ b/docs/ResumeForge_Applied_Software_Project_Report.docx
@@ -18762,7 +18762,7 @@
         <w:pStyle w:val="ListParagraph"/>
         <w:numPr>
           <w:ilvl w:val="0"/>
-          <w:numId w:val="2"/>
+          <w:numId w:val="4"/>
         </w:numPr>
         <w:spacing w:after="70" w:line="240"/>
         <w:jc w:val="both"/>
@@ -18782,7 +18782,7 @@
         <w:pStyle w:val="ListParagraph"/>
         <w:numPr>
           <w:ilvl w:val="0"/>
-          <w:numId w:val="2"/>
+          <w:numId w:val="4"/>
         </w:numPr>
         <w:spacing w:after="70" w:line="240"/>
         <w:jc w:val="both"/>
@@ -18802,7 +18802,7 @@
         <w:pStyle w:val="ListParagraph"/>
         <w:numPr>
           <w:ilvl w:val="0"/>
-          <w:numId w:val="2"/>
+          <w:numId w:val="4"/>
         </w:numPr>
         <w:spacing w:after="70" w:line="240"/>
         <w:jc w:val="both"/>
@@ -18822,7 +18822,7 @@
         <w:pStyle w:val="ListParagraph"/>
         <w:numPr>
           <w:ilvl w:val="0"/>
-          <w:numId w:val="2"/>
+          <w:numId w:val="4"/>
         </w:numPr>
         <w:spacing w:after="70" w:line="240"/>
         <w:jc w:val="both"/>
@@ -18842,7 +18842,7 @@
         <w:pStyle w:val="ListParagraph"/>
         <w:numPr>
           <w:ilvl w:val="0"/>
-          <w:numId w:val="2"/>
+          <w:numId w:val="4"/>
         </w:numPr>
         <w:spacing w:after="70" w:line="240"/>
         <w:jc w:val="both"/>
@@ -18862,7 +18862,7 @@
         <w:pStyle w:val="ListParagraph"/>
         <w:numPr>
           <w:ilvl w:val="0"/>
-          <w:numId w:val="2"/>
+          <w:numId w:val="4"/>
         </w:numPr>
         <w:spacing w:after="70" w:line="240"/>
         <w:jc w:val="both"/>
@@ -18905,7 +18905,7 @@
         <w:pStyle w:val="ListParagraph"/>
         <w:numPr>
           <w:ilvl w:val="0"/>
-          <w:numId w:val="2"/>
+          <w:numId w:val="5"/>
         </w:numPr>
         <w:spacing w:after="110" w:line="240"/>
         <w:jc w:val="left"/>
@@ -18925,7 +18925,7 @@
         <w:pStyle w:val="ListParagraph"/>
         <w:numPr>
           <w:ilvl w:val="0"/>
-          <w:numId w:val="2"/>
+          <w:numId w:val="5"/>
         </w:numPr>
         <w:spacing w:after="110" w:line="240"/>
         <w:jc w:val="left"/>
@@ -18945,7 +18945,7 @@
         <w:pStyle w:val="ListParagraph"/>
         <w:numPr>
           <w:ilvl w:val="0"/>
-          <w:numId w:val="2"/>
+          <w:numId w:val="5"/>
         </w:numPr>
         <w:spacing w:after="110" w:line="240"/>
         <w:jc w:val="left"/>
@@ -18965,7 +18965,7 @@
         <w:pStyle w:val="ListParagraph"/>
         <w:numPr>
           <w:ilvl w:val="0"/>
-          <w:numId w:val="2"/>
+          <w:numId w:val="5"/>
         </w:numPr>
         <w:spacing w:after="110" w:line="240"/>
         <w:jc w:val="left"/>
@@ -18985,7 +18985,7 @@
         <w:pStyle w:val="ListParagraph"/>
         <w:numPr>
           <w:ilvl w:val="0"/>
-          <w:numId w:val="2"/>
+          <w:numId w:val="5"/>
         </w:numPr>
         <w:spacing w:after="110" w:line="240"/>
         <w:jc w:val="left"/>
@@ -19005,7 +19005,7 @@
         <w:pStyle w:val="ListParagraph"/>
         <w:numPr>
           <w:ilvl w:val="0"/>
-          <w:numId w:val="2"/>
+          <w:numId w:val="5"/>
         </w:numPr>
         <w:spacing w:after="110" w:line="240"/>
         <w:jc w:val="left"/>
@@ -19025,7 +19025,7 @@
         <w:pStyle w:val="ListParagraph"/>
         <w:numPr>
           <w:ilvl w:val="0"/>
-          <w:numId w:val="2"/>
+          <w:numId w:val="5"/>
         </w:numPr>
         <w:spacing w:after="110" w:line="240"/>
         <w:jc w:val="left"/>
@@ -19045,7 +19045,7 @@
         <w:pStyle w:val="ListParagraph"/>
         <w:numPr>
           <w:ilvl w:val="0"/>
-          <w:numId w:val="2"/>
+          <w:numId w:val="5"/>
         </w:numPr>
         <w:spacing w:after="110" w:line="240"/>
         <w:jc w:val="left"/>
@@ -19065,7 +19065,7 @@
         <w:pStyle w:val="ListParagraph"/>
         <w:numPr>
           <w:ilvl w:val="0"/>
-          <w:numId w:val="2"/>
+          <w:numId w:val="5"/>
         </w:numPr>
         <w:spacing w:after="110" w:line="240"/>
         <w:jc w:val="left"/>
@@ -19085,7 +19085,7 @@
         <w:pStyle w:val="ListParagraph"/>
         <w:numPr>
           <w:ilvl w:val="0"/>
-          <w:numId w:val="2"/>
+          <w:numId w:val="5"/>
         </w:numPr>
         <w:spacing w:after="110" w:line="240"/>
         <w:jc w:val="left"/>
@@ -19105,7 +19105,7 @@
         <w:pStyle w:val="ListParagraph"/>
         <w:numPr>
           <w:ilvl w:val="0"/>
-          <w:numId w:val="2"/>
+          <w:numId w:val="5"/>
         </w:numPr>
         <w:spacing w:after="110" w:line="240"/>
         <w:jc w:val="left"/>
@@ -19125,7 +19125,7 @@
         <w:pStyle w:val="ListParagraph"/>
         <w:numPr>
           <w:ilvl w:val="0"/>
-          <w:numId w:val="2"/>
+          <w:numId w:val="5"/>
         </w:numPr>
         <w:spacing w:after="110" w:line="240"/>
         <w:jc w:val="left"/>
@@ -19145,7 +19145,7 @@
         <w:pStyle w:val="ListParagraph"/>
         <w:numPr>
           <w:ilvl w:val="0"/>
-          <w:numId w:val="2"/>
+          <w:numId w:val="5"/>
         </w:numPr>
         <w:spacing w:after="110" w:line="240"/>
         <w:jc w:val="left"/>
@@ -19165,7 +19165,7 @@
         <w:pStyle w:val="ListParagraph"/>
         <w:numPr>
           <w:ilvl w:val="0"/>
-          <w:numId w:val="2"/>
+          <w:numId w:val="5"/>
         </w:numPr>
         <w:spacing w:after="110" w:line="240"/>
         <w:jc w:val="left"/>
@@ -19185,7 +19185,7 @@
         <w:pStyle w:val="ListParagraph"/>
         <w:numPr>
           <w:ilvl w:val="0"/>
-          <w:numId w:val="2"/>
+          <w:numId w:val="5"/>
         </w:numPr>
         <w:spacing w:after="110" w:line="240"/>
         <w:jc w:val="left"/>
@@ -19205,7 +19205,7 @@
         <w:pStyle w:val="ListParagraph"/>
         <w:numPr>
           <w:ilvl w:val="0"/>
-          <w:numId w:val="2"/>
+          <w:numId w:val="5"/>
         </w:numPr>
         <w:spacing w:after="110" w:line="240"/>
         <w:jc w:val="left"/>
@@ -19225,7 +19225,7 @@
         <w:pStyle w:val="ListParagraph"/>
         <w:numPr>
           <w:ilvl w:val="0"/>
-          <w:numId w:val="2"/>
+          <w:numId w:val="5"/>
         </w:numPr>
         <w:spacing w:after="110" w:line="240"/>
         <w:jc w:val="left"/>
@@ -19245,7 +19245,7 @@
         <w:pStyle w:val="ListParagraph"/>
         <w:numPr>
           <w:ilvl w:val="0"/>
-          <w:numId w:val="2"/>
+          <w:numId w:val="5"/>
         </w:numPr>
         <w:spacing w:after="110" w:line="240"/>
         <w:jc w:val="left"/>
@@ -19265,7 +19265,7 @@
         <w:pStyle w:val="ListParagraph"/>
         <w:numPr>
           <w:ilvl w:val="0"/>
-          <w:numId w:val="2"/>
+          <w:numId w:val="5"/>
         </w:numPr>
         <w:spacing w:after="110" w:line="240"/>
         <w:jc w:val="left"/>
@@ -19285,7 +19285,7 @@
         <w:pStyle w:val="ListParagraph"/>
         <w:numPr>
           <w:ilvl w:val="0"/>
-          <w:numId w:val="2"/>
+          <w:numId w:val="5"/>
         </w:numPr>
         <w:spacing w:after="110" w:line="240"/>
         <w:jc w:val="left"/>
@@ -19545,6 +19545,18 @@
   </w:num>
   <w:num w:numId="3">
     <w:abstractNumId w:val="2"/>
+    <w:lvlOverride w:ilvl="0">
+      <w:startOverride w:val="1"/>
+    </w:lvlOverride>
+  </w:num>
+  <w:num w:numId="4">
+    <w:abstractNumId w:val="3"/>
+    <w:lvlOverride w:ilvl="0">
+      <w:startOverride w:val="1"/>
+    </w:lvlOverride>
+  </w:num>
+  <w:num w:numId="5">
+    <w:abstractNumId w:val="3"/>
     <w:lvlOverride w:ilvl="0">
       <w:startOverride w:val="1"/>
     </w:lvlOverride>

--- a/docs/ResumeForge_Applied_Software_Project_Report.docx
+++ b/docs/ResumeForge_Applied_Software_Project_Report.docx
@@ -18878,13 +18878,9 @@
       </w:r>
     </w:p>
     <w:p>
-      <w:r>
-        <w:br w:type="page"/>
-      </w:r>
-    </w:p>
-    <w:p>
       <w:pPr>
         <w:pStyle w:val="Heading1"/>
+        <w:pageBreakBefore/>
         <w:spacing w:after="220" w:before="360" w:line="360"/>
         <w:jc w:val="center"/>
       </w:pPr>

--- a/docs/ResumeForge_Applied_Software_Project_Report.docx
+++ b/docs/ResumeForge_Applied_Software_Project_Report.docx
@@ -1109,7 +1109,7 @@
           <w:szCs w:val="24"/>
         </w:rPr>
         <w:tab/>
-        <w:t xml:space="preserve">48</w:t>
+        <w:t xml:space="preserve">47</w:t>
       </w:r>
     </w:p>
     <w:p>

--- a/docs/ResumeForge_Applied_Software_Project_Report.docx
+++ b/docs/ResumeForge_Applied_Software_Project_Report.docx
@@ -3313,7 +3313,7 @@
           <w:sz w:val="24"/>
           <w:szCs w:val="24"/>
         </w:rPr>
-        <w:t xml:space="preserve">ResumeForge is an event-driven backend system that adapts a candidate’s master resume to a specific job description using a large language model, and then scores the adapted document for the keyword coverage that applicant tracking systems measure. The problem it addresses is a practical one: most job applications are filtered by software before a person reads them, and that software matches on vocabulary rather than on substance, so a well-qualified candidate is routinely rejected for using different words from the posting.</w:t>
+        <w:t xml:space="preserve">ResumeForge is an event-driven backend system that adapts a candidate’s master resume to a specific job description using a large language model, and then scores the adapted document for the keyword coverage that applicant tracking systems measure. The problem it addresses is a practical one: most job applications are filtered by software before a person reads them, and that software matches on vocabulary instead of on substance, so a well-qualified candidate is routinely rejected for using different words from the posting.</w:t>
       </w:r>
     </w:p>
     <w:p>
@@ -3358,7 +3358,7 @@
           <w:sz w:val="24"/>
           <w:szCs w:val="24"/>
         </w:rPr>
-        <w:t xml:space="preserve">The wider applicability is that the pattern demonstrated here — treating a slow, non-deterministic external model as an unreliable asynchronous dependency behind a durable queue, with schema validation on its output — generalises to any system integrating generative AI into a transactional application, which is now a common requirement across recruitment technology, document processing, customer support and healthcare administration.</w:t>
+        <w:t xml:space="preserve">The wider applicability is that the pattern demonstrated here (treating a slow, non-deterministic external model as an unreliable asynchronous dependency behind a durable queue, with schema validation on its output) generalises to any system integrating generative AI into a transactional application, which is now a common requirement across recruitment technology, document processing, customer support and healthcare administration.</w:t>
       </w:r>
     </w:p>
     <w:p>
@@ -3514,7 +3514,7 @@
           <w:sz w:val="24"/>
           <w:szCs w:val="24"/>
         </w:rPr>
-        <w:t xml:space="preserve">Guarantee that a candidate can access only their own data, and prove that guarantee with automated tests rather than asserting it.</w:t>
+        <w:t xml:space="preserve">Guarantee that a candidate can access only their own data, and prove that guarantee with automated tests instead of asserting it.</w:t>
       </w:r>
     </w:p>
     <w:p>
@@ -3582,7 +3582,7 @@
           <w:sz w:val="24"/>
           <w:szCs w:val="24"/>
         </w:rPr>
-        <w:t xml:space="preserve">Automating the rewrite addresses the labour, and scoring the result addresses the guesswork. Because the score is computed in code from an explicit formula rather than asked of the model, it is reproducible and explainable — a candidate can be told that their keyword coverage is weak while their section completeness is fine, and can act on that.</w:t>
+        <w:t xml:space="preserve">Automating the rewrite addresses the labour, and scoring the result addresses the guesswork. Because the score is computed in code from an explicit formula rather than asked of the model, it is reproducible and explainable. A candidate can be told that their keyword coverage is weak while their section completeness is fine, and can act on that.</w:t>
       </w:r>
     </w:p>
     <w:p>
@@ -3615,7 +3615,7 @@
           <w:sz w:val="24"/>
           <w:szCs w:val="24"/>
         </w:rPr>
-        <w:t xml:space="preserve">The system is organised as three services within a single Maven reactor. The division follows the runtime characteristics of the work rather than a domain boundary: one service handles fast, synchronous, transactional HTTP traffic, and a second handles slow, retryable work against an unreliable external dependency.</w:t>
+        <w:t xml:space="preserve">The system is organised as three services within a single Maven reactor. The division follows the runtime characteristics of the work instead of a domain boundary: one service handles fast, synchronous, transactional HTTP traffic, and a second handles slow, retryable work against an unreliable external dependency.</w:t>
       </w:r>
     </w:p>
     <w:p>
@@ -3837,7 +3837,7 @@
           <w:sz w:val="24"/>
           <w:szCs w:val="24"/>
         </w:rPr>
-        <w:t xml:space="preserve">A record is created in PENDING at the moment the request is accepted. The worker moves it to PROCESSING when it begins, and to COMPLETED once the model output has passed validation and the score has been written. If the model call fails or returns content that cannot be validated, the record moves to FAILED rather than remaining PENDING indefinitely — the distinction matters because a client polling the record must be able to tell "still working" from "did not succeed". A FAILED record can be resubmitted through the retry endpoint, which resets it to PENDING and republishes the event. Retry deliberately rejects records in any other state so that a completed result cannot be silently overwritten.</w:t>
+        <w:t xml:space="preserve">A record is created in PENDING at the moment the request is accepted. The worker moves it to PROCESSING when it begins, and to COMPLETED once the model output has passed validation and the score has been written. If the model call fails or returns content that cannot be validated, the record moves to FAILED instead of remaining PENDING indefinitely. The distinction matters because a client polling the record must be able to tell "still working" from "did not succeed". A FAILED record can be resubmitted through the retry endpoint, which resets it to PENDING and republishes the event. Retry deliberately rejects records in any other state so that a completed result cannot be silently overwritten.</w:t>
       </w:r>
     </w:p>
     <w:p>
@@ -3875,7 +3875,7 @@
           <w:sz w:val="24"/>
           <w:szCs w:val="24"/>
         </w:rPr>
-        <w:t xml:space="preserve">The requirements below were derived from the problem statement in Section 2 and refined during development as constraints emerged — in particular the discovery that model latency made a synchronous design untenable, which turned an implementation detail into the non-functional requirement NFR-01.</w:t>
+        <w:t xml:space="preserve">The requirements below were derived from the problem statement in Section 2 and refined during development as constraints emerged, in particular the discovery that model latency made a synchronous design untenable, which turned an implementation detail into the non-functional requirement NFR-01.</w:t>
       </w:r>
     </w:p>
     <w:p>
@@ -5552,7 +5552,7 @@
                 <w:sz w:val="22"/>
                 <w:szCs w:val="22"/>
               </w:rPr>
-              <w:t xml:space="preserve">An accepted tailoring request must survive a worker crash and be reprocessed rather than lost.</w:t>
+              <w:t xml:space="preserve">An accepted tailoring request must survive a worker crash and be reprocessed instead of lost.</w:t>
             </w:r>
           </w:p>
         </w:tc>
@@ -5696,7 +5696,7 @@
                 <w:sz w:val="22"/>
                 <w:szCs w:val="22"/>
               </w:rPr>
-              <w:t xml:space="preserve">Security — authentication</w:t>
+              <w:t xml:space="preserve">Security, authentication</w:t>
             </w:r>
           </w:p>
         </w:tc>
@@ -5782,7 +5782,7 @@
                 <w:sz w:val="22"/>
                 <w:szCs w:val="22"/>
               </w:rPr>
-              <w:t xml:space="preserve">Security — authorisation</w:t>
+              <w:t xml:space="preserve">Security, authorisation</w:t>
             </w:r>
           </w:p>
         </w:tc>
@@ -5868,7 +5868,7 @@
                 <w:sz w:val="22"/>
                 <w:szCs w:val="22"/>
               </w:rPr>
-              <w:t xml:space="preserve">Security — credentials</w:t>
+              <w:t xml:space="preserve">Security, credentials</w:t>
             </w:r>
           </w:p>
         </w:tc>
@@ -6452,7 +6452,7 @@
           <w:sz w:val="24"/>
           <w:szCs w:val="24"/>
         </w:rPr>
-        <w:t xml:space="preserve">Actor: Job Seeker. Precondition: authenticated. Main flow: the user submits resume content; the system verifies that the target user identifier matches the authenticated principal, replaces the stored sections and returns the saved representation. Alternative flow: where no resume exists one is created, so the caller does not need to distinguish create from update. Exception flow: a request naming another user is refused with 403 before any write; a section beyond the length limit is refused with 400. This path is guarded by optimistic locking, so a save against a stale version fails rather than overwriting a concurrent edit.</w:t>
+        <w:t xml:space="preserve">Actor: Job Seeker. Precondition: authenticated. Main flow: the user submits resume content; the system verifies that the target user identifier matches the authenticated principal, replaces the stored sections and returns the saved representation. Alternative flow: where no resume exists one is created, so the caller does not need to distinguish create from update. Exception flow: a request naming another user is refused with 403 before any write; a section beyond the length limit is refused with 400. This path is guarded by optimistic locking, so a save against a stale version fails instead of overwriting a concurrent edit.</w:t>
       </w:r>
     </w:p>
     <w:p>
@@ -6485,7 +6485,7 @@
           <w:sz w:val="24"/>
           <w:szCs w:val="24"/>
         </w:rPr>
-        <w:t xml:space="preserve">Actor: Job Seeker. Precondition: a tailored resume in COMPLETED state. Main flow: the user retrieves the tailored resume with its ATS score breakdown, edits individual sections directly, or asks the model for a revision through the chat endpoint. Exception flow: every one of these operations authorises on the resume identifier, so a user supplying an identifier they do not own receives 403 — including the chat endpoint, which is discussed in Section 4.2 because it was the one place this check was originally missing.</w:t>
+        <w:t xml:space="preserve">Actor: Job Seeker. Precondition: a tailored resume in COMPLETED state. Main flow: the user retrieves the tailored resume with its ATS score breakdown, edits individual sections directly, or asks the model for a revision through the chat endpoint. Exception flow: every one of these operations authorises on the resume identifier, so a user supplying an identifier they do not own receives 403, including the chat endpoint, which is discussed in Section 4.2 because it was the one place this check was originally missing.</w:t>
       </w:r>
     </w:p>
     <w:p>
@@ -7836,7 +7836,7 @@
                 <w:sz w:val="22"/>
                 <w:szCs w:val="22"/>
               </w:rPr>
-              <w:t xml:space="preserve">Document generation implemented but not wired — no object storage provisioned</w:t>
+              <w:t xml:space="preserve">Document generation implemented but not wired, no object storage provisioned</w:t>
             </w:r>
           </w:p>
         </w:tc>
@@ -9931,7 +9931,7 @@
           <w:sz w:val="24"/>
           <w:szCs w:val="24"/>
         </w:rPr>
-        <w:t xml:space="preserve">Two design decisions in this model are worth drawing out. First, MasterResume carries a version field mapped with @Version, which enables optimistic locking; a resume can be edited by the user while simultaneously being read by a tailoring job, and a write against a stale version fails rather than silently discarding a concurrent edit. Second, both section collections are composition rather than association — a section has no meaning independent of its parent resume, is created and deleted with it, and is therefore mapped with cascade and orphan removal.</w:t>
+        <w:t xml:space="preserve">Two design decisions in this model are worth drawing out. First, MasterResume carries a version field mapped with @Version, which enables optimistic locking; a resume can be edited by the user while simultaneously being read by a tailoring job, and a write against a stale version fails rather than silently discarding a concurrent edit. Second, both section collections are composition rather than association. A section has no meaning independent of its parent resume, is created and deleted with it, and is therefore mapped with cascade and orphan removal.</w:t>
       </w:r>
     </w:p>
     <w:p>
@@ -9946,7 +9946,7 @@
           <w:sz w:val="24"/>
           <w:szCs w:val="24"/>
         </w:rPr>
-        <w:t xml:space="preserve">The relationship between TailoredResume and ATSScoreResult is one-to-one because a score describes exactly one tailored document and has no independent identity. Modelling it as a separate entity rather than as columns on the tailored resume keeps the scoring concern separable, so a future change to the scoring algorithm can add columns without widening the primary table.</w:t>
+        <w:t xml:space="preserve">The relationship between TailoredResume and ATSScoreResult is one-to-one because a score describes exactly one tailored document and has no independent identity. Modelling it as a separate entity instead of as columns on the tailored resume keeps the scoring concern separable, so a future change to the scoring algorithm can add columns without widening the primary table.</w:t>
       </w:r>
     </w:p>
     <w:p>
@@ -10090,7 +10090,7 @@
           <w:sz w:val="24"/>
           <w:szCs w:val="24"/>
         </w:rPr>
-        <w:t xml:space="preserve">The placement of assertOwnership in the service rather than in a filter or a controller is a deliberate design decision and the most important one in this diagram. A servlet filter can only inspect the URL and the token; it cannot determine whether the opaque UUID in the path belongs to the caller without loading the resource, which is the service’s job. Placing the check in the controller would work, but it would mean that any future caller of the same service method — a scheduled task, a second controller, a message handler — would bypass it silently. Enforcing it at the service boundary makes the check unavoidable: there is no path to the data that does not pass through it.</w:t>
+        <w:t xml:space="preserve">The placement of assertOwnership in the service instead of in a filter or a controller is a deliberate design decision and the most important one in this diagram. A servlet filter can only inspect the URL and the token; it cannot determine whether the opaque UUID in the path belongs to the caller without loading the resource, which is the service’s job. Placing the check in the controller would work, but it would mean that any future caller of the same service method (a scheduled task, a second controller, a message handler) would bypass it silently. Enforcing it at the service boundary makes the check unavoidable: there is no path to the data that does not pass through it.</w:t>
       </w:r>
     </w:p>
     <w:p>
@@ -10143,7 +10143,7 @@
           <w:sz w:val="24"/>
           <w:szCs w:val="24"/>
         </w:rPr>
-        <w:t xml:space="preserve">JwtAuthFilter — a OncePerRequestFilter that extracts and verifies the bearer token and populates the security context with the user identifier as the principal.</w:t>
+        <w:t xml:space="preserve">JwtAuthFilter: a OncePerRequestFilter that extracts and verifies the bearer token and populates the security context with the user identifier as the principal.</w:t>
       </w:r>
     </w:p>
     <w:p>
@@ -10163,7 +10163,7 @@
           <w:sz w:val="24"/>
           <w:szCs w:val="24"/>
         </w:rPr>
-        <w:t xml:space="preserve">RateLimitFilter — a sliding-window limiter keyed per client and per protected path, holding request timestamps in a bounded deque.</w:t>
+        <w:t xml:space="preserve">RateLimitFilter: a sliding-window limiter keyed per client and per protected path, holding request timestamps in a bounded deque.</w:t>
       </w:r>
     </w:p>
     <w:p>
@@ -10183,7 +10183,7 @@
           <w:sz w:val="24"/>
           <w:szCs w:val="24"/>
         </w:rPr>
-        <w:t xml:space="preserve">TailoringProducer — wraps KafkaTemplate and publishes the tailoring event, isolating the rest of the service from the messaging API.</w:t>
+        <w:t xml:space="preserve">TailoringProducer: wraps KafkaTemplate and publishes the tailoring event, isolating the rest of the service from the messaging API.</w:t>
       </w:r>
     </w:p>
     <w:p>
@@ -10203,7 +10203,7 @@
           <w:sz w:val="24"/>
           <w:szCs w:val="24"/>
         </w:rPr>
-        <w:t xml:space="preserve">InputSanitizer — enforces size caps and screens for prompt-injection patterns before any user text reaches a prompt.</w:t>
+        <w:t xml:space="preserve">InputSanitizer: enforces size caps and screens for prompt-injection patterns before any user text reaches a prompt.</w:t>
       </w:r>
     </w:p>
     <w:p>
@@ -10223,7 +10223,7 @@
           <w:sz w:val="24"/>
           <w:szCs w:val="24"/>
         </w:rPr>
-        <w:t xml:space="preserve">TailoringGuardrailValidator — validates model output against the expected section schema before it is persisted.</w:t>
+        <w:t xml:space="preserve">TailoringGuardrailValidator: validates model output against the expected section schema before it is persisted.</w:t>
       </w:r>
     </w:p>
     <w:p>
@@ -10243,7 +10243,7 @@
           <w:sz w:val="24"/>
           <w:szCs w:val="24"/>
         </w:rPr>
-        <w:t xml:space="preserve">IdempotencyService — records processed event identifiers in Redis under a bounded time-to-live.</w:t>
+        <w:t xml:space="preserve">IdempotencyService: records processed event identifiers in Redis under a bounded time-to-live.</w:t>
       </w:r>
     </w:p>
     <w:p>
@@ -10263,7 +10263,7 @@
           <w:sz w:val="24"/>
           <w:szCs w:val="24"/>
         </w:rPr>
-        <w:t xml:space="preserve">GlobalExceptionHandler — a @RestControllerAdvice translating exceptions into consistent JSON responses carrying a correlation identifier.</w:t>
+        <w:t xml:space="preserve">GlobalExceptionHandler: a @RestControllerAdvice translating exceptions into consistent JSON responses carrying a correlation identifier.</w:t>
       </w:r>
     </w:p>
     <w:p>
@@ -10622,7 +10622,7 @@
                 <w:sz w:val="22"/>
                 <w:szCs w:val="22"/>
               </w:rPr>
-              <w:t xml:space="preserve">Producer–Consumer</w:t>
+              <w:t xml:space="preserve">Producer-Consumer</w:t>
             </w:r>
           </w:p>
         </w:tc>
@@ -10736,7 +10736,7 @@
                 <w:sz w:val="22"/>
                 <w:szCs w:val="22"/>
               </w:rPr>
-              <w:t xml:space="preserve">The Spring Security filter chain — RateLimitFilter then JwtAuthFilter</w:t>
+              <w:t xml:space="preserve">The Spring Security filter chain, RateLimitFilter then JwtAuthFilter</w:t>
             </w:r>
           </w:p>
         </w:tc>
@@ -11140,7 +11140,7 @@
           <w:sz w:val="24"/>
           <w:szCs w:val="24"/>
         </w:rPr>
-        <w:t xml:space="preserve">Two patterns that were considered and not used are worth recording. A transactional outbox would remove the dual write described in Section 9.3, but it adds a table and a relay process, and the retry endpoint already provides a manual recovery path for the failure it guards against. A Strategy for the scoring algorithm was rejected because there is only one scoring implementation; introducing an interface for a single implementor would add indirection without adding capability.</w:t>
+        <w:t xml:space="preserve">Two patterns that were considered and rejected are worth recording. A transactional outbox would remove the dual write described in Section 9.3, but it adds a table and a relay process, and the retry endpoint already provides a manual recovery path for the failure it guards against. A Strategy for the scoring algorithm was rejected because there is only one scoring implementation; introducing an interface for a single implementor would add indirection without adding capability.</w:t>
       </w:r>
     </w:p>
     <w:p>
@@ -11178,7 +11178,7 @@
           <w:sz w:val="24"/>
           <w:szCs w:val="24"/>
         </w:rPr>
-        <w:t xml:space="preserve">The schema is owned by Flyway migrations V1 to V8 and is validated against the entity mapping at application startup, so a divergence between code and schema fails fast rather than silently corrupting data. Hibernate is configured with ddl-auto set to validate; it never alters the schema.</w:t>
+        <w:t xml:space="preserve">The schema is owned by Flyway migrations V1 to V8 and is validated against the entity mapping at application startup, so a divergence between code and schema fails fast instead of silently corrupting data. Hibernate is configured with ddl-auto set to validate; it never alters the schema.</w:t>
       </w:r>
     </w:p>
     <w:p>
@@ -11249,7 +11249,7 @@
           <w:sz w:val="24"/>
           <w:szCs w:val="24"/>
         </w:rPr>
-        <w:t xml:space="preserve">id — uuid, Primary Key</w:t>
+        <w:t xml:space="preserve">id, uuid, Primary Key</w:t>
       </w:r>
     </w:p>
     <w:p>
@@ -11269,7 +11269,7 @@
           <w:sz w:val="24"/>
           <w:szCs w:val="24"/>
         </w:rPr>
-        <w:t xml:space="preserve">email — varchar, unique</w:t>
+        <w:t xml:space="preserve">email, varchar, unique</w:t>
       </w:r>
     </w:p>
     <w:p>
@@ -11289,7 +11289,7 @@
           <w:sz w:val="24"/>
           <w:szCs w:val="24"/>
         </w:rPr>
-        <w:t xml:space="preserve">password_hash — varchar, BCrypt output</w:t>
+        <w:t xml:space="preserve">password_hash, varchar, BCrypt output</w:t>
       </w:r>
     </w:p>
     <w:p>
@@ -11309,7 +11309,7 @@
           <w:sz w:val="24"/>
           <w:szCs w:val="24"/>
         </w:rPr>
-        <w:t xml:space="preserve">name — varchar</w:t>
+        <w:t xml:space="preserve">name, varchar</w:t>
       </w:r>
     </w:p>
     <w:p>
@@ -11329,7 +11329,7 @@
           <w:sz w:val="24"/>
           <w:szCs w:val="24"/>
         </w:rPr>
-        <w:t xml:space="preserve">plan — varchar</w:t>
+        <w:t xml:space="preserve">plan, varchar</w:t>
       </w:r>
     </w:p>
     <w:p>
@@ -11349,7 +11349,7 @@
           <w:sz w:val="24"/>
           <w:szCs w:val="24"/>
         </w:rPr>
-        <w:t xml:space="preserve">email_verified — boolean</w:t>
+        <w:t xml:space="preserve">email_verified, boolean</w:t>
       </w:r>
     </w:p>
     <w:p>
@@ -11369,7 +11369,7 @@
           <w:sz w:val="24"/>
           <w:szCs w:val="24"/>
         </w:rPr>
-        <w:t xml:space="preserve">created_at — timestamp</w:t>
+        <w:t xml:space="preserve">created_at, timestamp</w:t>
       </w:r>
     </w:p>
     <w:p>
@@ -11407,7 +11407,7 @@
           <w:sz w:val="24"/>
           <w:szCs w:val="24"/>
         </w:rPr>
-        <w:t xml:space="preserve">id — uuid, Primary Key</w:t>
+        <w:t xml:space="preserve">id, uuid, Primary Key</w:t>
       </w:r>
     </w:p>
     <w:p>
@@ -11427,7 +11427,7 @@
           <w:sz w:val="24"/>
           <w:szCs w:val="24"/>
         </w:rPr>
-        <w:t xml:space="preserve">user_id — uuid, Foreign Key to users(id)</w:t>
+        <w:t xml:space="preserve">user_id, uuid, Foreign Key to users(id)</w:t>
       </w:r>
     </w:p>
     <w:p>
@@ -11447,7 +11447,7 @@
           <w:sz w:val="24"/>
           <w:szCs w:val="24"/>
         </w:rPr>
-        <w:t xml:space="preserve">title — varchar</w:t>
+        <w:t xml:space="preserve">title, varchar</w:t>
       </w:r>
     </w:p>
     <w:p>
@@ -11467,7 +11467,7 @@
           <w:sz w:val="24"/>
           <w:szCs w:val="24"/>
         </w:rPr>
-        <w:t xml:space="preserve">summary — text</w:t>
+        <w:t xml:space="preserve">summary, text</w:t>
       </w:r>
     </w:p>
     <w:p>
@@ -11487,7 +11487,7 @@
           <w:sz w:val="24"/>
           <w:szCs w:val="24"/>
         </w:rPr>
-        <w:t xml:space="preserve">version — integer, optimistic lock counter</w:t>
+        <w:t xml:space="preserve">version, integer, optimistic lock counter</w:t>
       </w:r>
     </w:p>
     <w:p>
@@ -11507,7 +11507,7 @@
           <w:sz w:val="24"/>
           <w:szCs w:val="24"/>
         </w:rPr>
-        <w:t xml:space="preserve">created_at, updated_at — timestamp</w:t>
+        <w:t xml:space="preserve">created_at, updated_at, timestamp</w:t>
       </w:r>
     </w:p>
     <w:p>
@@ -11545,7 +11545,7 @@
           <w:sz w:val="24"/>
           <w:szCs w:val="24"/>
         </w:rPr>
-        <w:t xml:space="preserve">id — uuid, Primary Key</w:t>
+        <w:t xml:space="preserve">id, uuid, Primary Key</w:t>
       </w:r>
     </w:p>
     <w:p>
@@ -11565,7 +11565,7 @@
           <w:sz w:val="24"/>
           <w:szCs w:val="24"/>
         </w:rPr>
-        <w:t xml:space="preserve">master_resume_id — uuid, Foreign Key to master_resumes(id), NOT NULL</w:t>
+        <w:t xml:space="preserve">master_resume_id, uuid, Foreign Key to master_resumes(id), NOT NULL</w:t>
       </w:r>
     </w:p>
     <w:p>
@@ -11585,7 +11585,7 @@
           <w:sz w:val="24"/>
           <w:szCs w:val="24"/>
         </w:rPr>
-        <w:t xml:space="preserve">section_type — enum (SUMMARY, EXPERIENCE, EDUCATION, SKILLS, PROJECTS, OTHER)</w:t>
+        <w:t xml:space="preserve">section_type, enum (SUMMARY, EXPERIENCE, EDUCATION, SKILLS, PROJECTS, OTHER)</w:t>
       </w:r>
     </w:p>
     <w:p>
@@ -11605,7 +11605,7 @@
           <w:sz w:val="24"/>
           <w:szCs w:val="24"/>
         </w:rPr>
-        <w:t xml:space="preserve">content — text</w:t>
+        <w:t xml:space="preserve">content, text</w:t>
       </w:r>
     </w:p>
     <w:p>
@@ -11625,7 +11625,7 @@
           <w:sz w:val="24"/>
           <w:szCs w:val="24"/>
         </w:rPr>
-        <w:t xml:space="preserve">position — integer, ordering within the resume</w:t>
+        <w:t xml:space="preserve">position, integer, ordering within the resume</w:t>
       </w:r>
     </w:p>
     <w:p>
@@ -11663,7 +11663,7 @@
           <w:sz w:val="24"/>
           <w:szCs w:val="24"/>
         </w:rPr>
-        <w:t xml:space="preserve">id — uuid, Primary Key</w:t>
+        <w:t xml:space="preserve">id, uuid, Primary Key</w:t>
       </w:r>
     </w:p>
     <w:p>
@@ -11683,7 +11683,7 @@
           <w:sz w:val="24"/>
           <w:szCs w:val="24"/>
         </w:rPr>
-        <w:t xml:space="preserve">user_id — uuid, Foreign Key to users(id)</w:t>
+        <w:t xml:space="preserve">user_id, uuid, Foreign Key to users(id)</w:t>
       </w:r>
     </w:p>
     <w:p>
@@ -11703,7 +11703,7 @@
           <w:sz w:val="24"/>
           <w:szCs w:val="24"/>
         </w:rPr>
-        <w:t xml:space="preserve">company_name, job_title — varchar</w:t>
+        <w:t xml:space="preserve">company_name, job_title, varchar</w:t>
       </w:r>
     </w:p>
     <w:p>
@@ -11723,7 +11723,7 @@
           <w:sz w:val="24"/>
           <w:szCs w:val="24"/>
         </w:rPr>
-        <w:t xml:space="preserve">description — text</w:t>
+        <w:t xml:space="preserve">description, text</w:t>
       </w:r>
     </w:p>
     <w:p>
@@ -11743,7 +11743,7 @@
           <w:sz w:val="24"/>
           <w:szCs w:val="24"/>
         </w:rPr>
-        <w:t xml:space="preserve">required_skills — text</w:t>
+        <w:t xml:space="preserve">required_skills, text</w:t>
       </w:r>
     </w:p>
     <w:p>
@@ -11781,7 +11781,7 @@
           <w:sz w:val="24"/>
           <w:szCs w:val="24"/>
         </w:rPr>
-        <w:t xml:space="preserve">id — uuid, Primary Key</w:t>
+        <w:t xml:space="preserve">id, uuid, Primary Key</w:t>
       </w:r>
     </w:p>
     <w:p>
@@ -11801,7 +11801,7 @@
           <w:sz w:val="24"/>
           <w:szCs w:val="24"/>
         </w:rPr>
-        <w:t xml:space="preserve">master_resume_id — uuid, Foreign Key to master_resumes(id)</w:t>
+        <w:t xml:space="preserve">master_resume_id, uuid, Foreign Key to master_resumes(id)</w:t>
       </w:r>
     </w:p>
     <w:p>
@@ -11821,7 +11821,7 @@
           <w:sz w:val="24"/>
           <w:szCs w:val="24"/>
         </w:rPr>
-        <w:t xml:space="preserve">job_description_id — uuid, Foreign Key to job_descriptions(id)</w:t>
+        <w:t xml:space="preserve">job_description_id, uuid, Foreign Key to job_descriptions(id)</w:t>
       </w:r>
     </w:p>
     <w:p>
@@ -11841,7 +11841,7 @@
           <w:sz w:val="24"/>
           <w:szCs w:val="24"/>
         </w:rPr>
-        <w:t xml:space="preserve">status — enum (PENDING, PROCESSING, COMPLETED, FAILED)</w:t>
+        <w:t xml:space="preserve">status, enum (PENDING, PROCESSING, COMPLETED, FAILED)</w:t>
       </w:r>
     </w:p>
     <w:p>
@@ -11861,7 +11861,7 @@
           <w:sz w:val="24"/>
           <w:szCs w:val="24"/>
         </w:rPr>
-        <w:t xml:space="preserve">pdf_path — varchar, nullable</w:t>
+        <w:t xml:space="preserve">pdf_path, varchar, nullable</w:t>
       </w:r>
     </w:p>
     <w:p>
@@ -11881,7 +11881,7 @@
           <w:sz w:val="24"/>
           <w:szCs w:val="24"/>
         </w:rPr>
-        <w:t xml:space="preserve">version — integer</w:t>
+        <w:t xml:space="preserve">version, integer</w:t>
       </w:r>
     </w:p>
     <w:p>
@@ -11901,7 +11901,7 @@
           <w:sz w:val="24"/>
           <w:szCs w:val="24"/>
         </w:rPr>
-        <w:t xml:space="preserve">created_at — timestamp</w:t>
+        <w:t xml:space="preserve">created_at, timestamp</w:t>
       </w:r>
     </w:p>
     <w:p>
@@ -11939,7 +11939,7 @@
           <w:sz w:val="24"/>
           <w:szCs w:val="24"/>
         </w:rPr>
-        <w:t xml:space="preserve">id — uuid, Primary Key</w:t>
+        <w:t xml:space="preserve">id, uuid, Primary Key</w:t>
       </w:r>
     </w:p>
     <w:p>
@@ -11959,7 +11959,7 @@
           <w:sz w:val="24"/>
           <w:szCs w:val="24"/>
         </w:rPr>
-        <w:t xml:space="preserve">tailored_resume_id — uuid, Foreign Key to tailored_resumes(id)</w:t>
+        <w:t xml:space="preserve">tailored_resume_id, uuid, Foreign Key to tailored_resumes(id)</w:t>
       </w:r>
     </w:p>
     <w:p>
@@ -11979,7 +11979,7 @@
           <w:sz w:val="24"/>
           <w:szCs w:val="24"/>
         </w:rPr>
-        <w:t xml:space="preserve">section_type — enum</w:t>
+        <w:t xml:space="preserve">section_type, enum</w:t>
       </w:r>
     </w:p>
     <w:p>
@@ -11999,7 +11999,7 @@
           <w:sz w:val="24"/>
           <w:szCs w:val="24"/>
         </w:rPr>
-        <w:t xml:space="preserve">content — text</w:t>
+        <w:t xml:space="preserve">content, text</w:t>
       </w:r>
     </w:p>
     <w:p>
@@ -12037,7 +12037,7 @@
           <w:sz w:val="24"/>
           <w:szCs w:val="24"/>
         </w:rPr>
-        <w:t xml:space="preserve">id — uuid, Primary Key</w:t>
+        <w:t xml:space="preserve">id, uuid, Primary Key</w:t>
       </w:r>
     </w:p>
     <w:p>
@@ -12057,7 +12057,7 @@
           <w:sz w:val="24"/>
           <w:szCs w:val="24"/>
         </w:rPr>
-        <w:t xml:space="preserve">tailored_resume_id — uuid, Foreign Key to tailored_resumes(id), unique</w:t>
+        <w:t xml:space="preserve">tailored_resume_id, uuid, Foreign Key to tailored_resumes(id), unique</w:t>
       </w:r>
     </w:p>
     <w:p>
@@ -12077,7 +12077,7 @@
           <w:sz w:val="24"/>
           <w:szCs w:val="24"/>
         </w:rPr>
-        <w:t xml:space="preserve">total_score — integer</w:t>
+        <w:t xml:space="preserve">total_score, integer</w:t>
       </w:r>
     </w:p>
     <w:p>
@@ -12097,7 +12097,7 @@
           <w:sz w:val="24"/>
           <w:szCs w:val="24"/>
         </w:rPr>
-        <w:t xml:space="preserve">keyword_score, section_score, action_verb_score — integer</w:t>
+        <w:t xml:space="preserve">keyword_score, section_score, action_verb_score, integer</w:t>
       </w:r>
     </w:p>
     <w:p>
@@ -13780,7 +13780,7 @@
           <w:sz w:val="24"/>
           <w:szCs w:val="24"/>
         </w:rPr>
-        <w:t xml:space="preserve">Every table uses a UUID primary key rather than an auto-incrementing integer. The reason is that identifiers appear in URLs. A sequential integer key would let any authenticated user enumerate the identifier space and discover how many records exist and whether a particular one does — information disclosure even where the authorisation check correctly refuses access. A UUID is not itself an access control, and the ownership check remains the actual protection, but it removes enumeration as a reconnaissance technique.</w:t>
+        <w:t xml:space="preserve">Every table uses a UUID primary key instead of an auto-incrementing integer. The reason is that identifiers appear in URLs. A sequential integer key would let any authenticated user enumerate the identifier space and discover how many records exist and whether a particular one does, information disclosure even where the authorisation check correctly refuses access. A UUID is not itself an access control, and the ownership check remains the actual protection, but it removes enumeration as a reconnaissance technique.</w:t>
       </w:r>
     </w:p>
     <w:p>
@@ -13846,7 +13846,7 @@
           <w:sz w:val="24"/>
           <w:szCs w:val="24"/>
         </w:rPr>
-        <w:t xml:space="preserve">The upsert path clears the section collection and adds a replacement. The association was mapped with cascade = ALL but without orphanRemoval. For an inverse collection — one mapped with mappedBy, where the foreign key is owned by the child — Hibernate performs no collection-level DML. Without orphanRemoval the cleared children are never marked for deletion, and because the child’s foreign key column is NOT NULL, Hibernate cannot detach them either. The observable effect was that every save appended a duplicate section row rather than replacing the existing one, on the most frequently exercised write path in the application.</w:t>
+        <w:t xml:space="preserve">The upsert path clears the section collection and adds a replacement. The association was mapped with cascade = ALL but without orphanRemoval. For an inverse collection (one mapped with mappedBy, where the foreign key is owned by the child) Hibernate performs no collection-level DML. Without orphanRemoval the cleared children are never marked for deletion, and because the child’s foreign key column is NOT NULL, Hibernate cannot detach them either. The observable effect was that every save appended a duplicate section row rather than replacing the existing one, on the most frequently exercised write path in the application.</w:t>
       </w:r>
     </w:p>
     <w:p>
@@ -13861,7 +13861,7 @@
           <w:sz w:val="24"/>
           <w:szCs w:val="24"/>
         </w:rPr>
-        <w:t xml:space="preserve">The defect is worth recording because of how it presented. No exception was raised, no test failed, and the API returned a success response every time. It was found by reasoning about cascade semantics rather than by observing a failure. The correction was to add orphanRemoval to the association, and the general lesson taken from it is that a successful API response is not evidence of a correct write.</w:t>
+        <w:t xml:space="preserve">The defect is worth recording because of how it presented. No exception was raised, no test failed, and the API returned a success response every time. It was found by reasoning about cascade semantics instead of by observing a failure. The correction was to add orphanRemoval to the association, and the general lesson taken from it is that a successful API response is not evidence of a correct write.</w:t>
       </w:r>
     </w:p>
     <w:p>
@@ -13894,7 +13894,7 @@
           <w:sz w:val="24"/>
           <w:szCs w:val="24"/>
         </w:rPr>
-        <w:t xml:space="preserve">Loading a resume and subsequently reading its sections issues one query for the parent and one for each child collection — the N+1 select problem. Three repository methods declare an explicit LEFT JOIN FETCH so that a parent and its collection are retrieved in a single statement. The measured effect of this is presented as a benchmark in Section 6.</w:t>
+        <w:t xml:space="preserve">Loading a resume and subsequently reading its sections issues one query for the parent and one for each child collection. The N+1 select problem. Three repository methods declare an explicit LEFT JOIN FETCH so that a parent and its collection are retrieved in a single statement. The measured effect of this is presented as a benchmark in Section 6.</w:t>
       </w:r>
     </w:p>
     <w:p>
@@ -14018,7 +14018,7 @@
           <w:sz w:val="24"/>
           <w:szCs w:val="24"/>
         </w:rPr>
-        <w:t xml:space="preserve">companyName — string, required</w:t>
+        <w:t xml:space="preserve">companyName, string, required</w:t>
       </w:r>
     </w:p>
     <w:p>
@@ -14038,7 +14038,7 @@
           <w:sz w:val="24"/>
           <w:szCs w:val="24"/>
         </w:rPr>
-        <w:t xml:space="preserve">jobTitle — string, required</w:t>
+        <w:t xml:space="preserve">jobTitle, string, required</w:t>
       </w:r>
     </w:p>
     <w:p>
@@ -14058,7 +14058,7 @@
           <w:sz w:val="24"/>
           <w:szCs w:val="24"/>
         </w:rPr>
-        <w:t xml:space="preserve">jobDescription — string, required, the full posting text</w:t>
+        <w:t xml:space="preserve">jobDescription, string, required, the full posting text</w:t>
       </w:r>
     </w:p>
     <w:p>
@@ -14078,7 +14078,7 @@
           <w:sz w:val="24"/>
           <w:szCs w:val="24"/>
         </w:rPr>
-        <w:t xml:space="preserve">requiredSkills — string, optional</w:t>
+        <w:t xml:space="preserve">requiredSkills, string, optional</w:t>
       </w:r>
     </w:p>
     <w:p>
@@ -14318,7 +14318,7 @@
           <w:sz w:val="24"/>
           <w:szCs w:val="24"/>
         </w:rPr>
-        <w:t xml:space="preserve">The obvious alternative is to ask the model to score its own output. This was rejected. A model-generated score is not reproducible — the same input can yield different numbers — and it cannot be explained to a user beyond restating it. Worse, the component that produced the text would also be grading it. Computing the score in code from an explicit weighted formula makes it deterministic, explainable and independent of the generator.</w:t>
+        <w:t xml:space="preserve">The obvious alternative is to ask the model to score its own output. This was rejected. A model-generated score is not reproducible, the same input can yield different numbers, and it cannot be explained to a user beyond restating it. Worse, the component that produced the text would also be grading it. Computing the score in code from an explicit weighted formula makes it deterministic, explainable and independent of the generator.</w:t>
       </w:r>
     </w:p>
     <w:p>
@@ -14384,7 +14384,7 @@
           <w:sz w:val="24"/>
           <w:szCs w:val="24"/>
         </w:rPr>
-        <w:t xml:space="preserve">The listing path — retrieving all of a user’s master resumes together with their sections — exhibited the N+1 select problem. The derived query findByUserId returns the parent rows, and each subsequent access to a resume’s section collection triggers an additional select. For a user with N resumes the operation costs N+1 round trips to the database, and the cost grows linearly with the size of the user’s data.</w:t>
+        <w:t xml:space="preserve">The listing path, retrieving all of a user’s master resumes together with their sections, exhibited the N+1 select problem. The derived query findByUserId returns the parent rows, and each subsequent access to a resume’s section collection triggers an additional select. For a user with N resumes the operation costs N+1 round trips to the database, and the cost grows linearly with the size of the user’s data.</w:t>
       </w:r>
     </w:p>
     <w:p>
@@ -14943,7 +14943,7 @@
           <w:sz w:val="24"/>
           <w:szCs w:val="24"/>
         </w:rPr>
-        <w:t xml:space="preserve">The statement count falls from 31 to 1 — one query for the parents plus one per resume, collapsed into a single fetch-joined query. Median latency falls from 3.487 ms to 1.126 ms, an improvement of 67.7%. The proportional gain would be substantially larger against a networked database, because each eliminated statement there costs a network round trip rather than an in-process call.</w:t>
+        <w:t xml:space="preserve">The statement count falls from 31 to 1, one query for the parents plus one per resume, collapsed into a single fetch-joined query. Median latency falls from 3.487 ms to 1.126 ms, an improvement of 67.7%. The proportional gain would be substantially larger against a networked database, because each eliminated statement there costs a network round trip instead of an in-process call.</w:t>
       </w:r>
     </w:p>
     <w:p>
@@ -15155,7 +15155,7 @@
           <w:sz w:val="24"/>
           <w:szCs w:val="24"/>
         </w:rPr>
-        <w:t xml:space="preserve">The two services scale on different signals, which is the operational payoff of having separated them. The resume service scales on request rate and CPU. The worker service scales on Kafka consumer lag — the count of unprocessed events — because its load is a queue depth rather than a request rate. A backlog of tailoring jobs adds worker instances without adding API instances that are not needed.</w:t>
+        <w:t xml:space="preserve">The two services scale on different signals, which is the operational payoff of having separated them. The resume service scales on request rate and CPU. The worker service scales on Kafka consumer lag, the count of unprocessed events, because its load is a queue depth instead of a request rate. A backlog of tailoring jobs adds worker instances without adding API instances that are not needed.</w:t>
       </w:r>
     </w:p>
     <w:p>
@@ -15241,7 +15241,7 @@
           <w:sz w:val="24"/>
           <w:szCs w:val="24"/>
         </w:rPr>
-        <w:t xml:space="preserve">ALB security group — inbound 443 from 0.0.0.0/0. This is the only rule in the system that admits the public internet.</w:t>
+        <w:t xml:space="preserve">ALB security group, inbound 443 from 0.0.0.0/0. This is the only rule in the system that admits the public internet.</w:t>
       </w:r>
     </w:p>
     <w:p>
@@ -15261,7 +15261,7 @@
           <w:sz w:val="24"/>
           <w:szCs w:val="24"/>
         </w:rPr>
-        <w:t xml:space="preserve">Application security group — inbound 8081 and 8082 from the ALB security group only, referenced by group rather than by IP address so the rule stays correct as instances are replaced.</w:t>
+        <w:t xml:space="preserve">Application security group, inbound 8081 and 8082 from the ALB security group only, referenced by group rather than by IP address so the rule stays correct as instances are replaced.</w:t>
       </w:r>
     </w:p>
     <w:p>
@@ -15281,7 +15281,7 @@
           <w:sz w:val="24"/>
           <w:szCs w:val="24"/>
         </w:rPr>
-        <w:t xml:space="preserve">Database security group — inbound 5432 from the application security group only.</w:t>
+        <w:t xml:space="preserve">Database security group, inbound 5432 from the application security group only.</w:t>
       </w:r>
     </w:p>
     <w:p>
@@ -15301,7 +15301,7 @@
           <w:sz w:val="24"/>
           <w:szCs w:val="24"/>
         </w:rPr>
-        <w:t xml:space="preserve">Cache security group — inbound 6379 from the application security group only.</w:t>
+        <w:t xml:space="preserve">Cache security group, inbound 6379 from the application security group only.</w:t>
       </w:r>
     </w:p>
     <w:p>
@@ -15316,7 +15316,7 @@
           <w:sz w:val="24"/>
           <w:szCs w:val="24"/>
         </w:rPr>
-        <w:t xml:space="preserve">Referencing security groups rather than address ranges is what makes this durable under auto-scaling: instances come and go with new private addresses, and no rule needs to change.</w:t>
+        <w:t xml:space="preserve">Referencing security groups instead of address ranges is what makes this durable under auto-scaling: instances come and go with new private addresses, and no rule needs to change.</w:t>
       </w:r>
     </w:p>
     <w:p>
@@ -15349,7 +15349,7 @@
           <w:sz w:val="24"/>
           <w:szCs w:val="24"/>
         </w:rPr>
-        <w:t xml:space="preserve">PostgreSQL runs on RDS in a Multi-AZ configuration, which maintains a synchronous standby in a second availability zone and fails over automatically. RDS also provides automated backups and point-in-time recovery, which for a system holding a user’s only copy of their resume is a requirement rather than an enhancement. Flyway migrations run at application startup, so a deployment applies pending migrations before serving traffic.</w:t>
+        <w:t xml:space="preserve">PostgreSQL runs on RDS in a Multi-AZ configuration, which keeps a synchronous standby in a second availability zone and fails over automatically. RDS also provides automated backups and point-in-time recovery, which for a system holding a user’s only copy of their resume is a requirement rather than an enhancement. Flyway migrations run at application startup, so a deployment applies pending migrations before serving traffic.</w:t>
       </w:r>
     </w:p>
     <w:p>
@@ -15379,7 +15379,7 @@
           <w:sz w:val="24"/>
           <w:szCs w:val="24"/>
         </w:rPr>
-        <w:t xml:space="preserve">Kafka is provided by Amazon MSK rather than self-managed brokers, because broker operation — rebalancing, patching, storage management — is substantial work that is not part of this project’s subject matter.</w:t>
+        <w:t xml:space="preserve">Kafka is provided by Amazon MSK instead of self-managed brokers, because broker operation (rebalancing, patching, storage management) is substantial work that is not part of this project’s subject matter.</w:t>
       </w:r>
     </w:p>
     <w:p>
@@ -15460,7 +15460,7 @@
           <w:sz w:val="24"/>
           <w:szCs w:val="24"/>
         </w:rPr>
-        <w:t xml:space="preserve">The limit on worker scaling is the topic partition count, since Kafka assigns each partition to at most one consumer in a group — adding consumers beyond the partition count adds no throughput. Partitioning by tailored-resume identifier would distribute load evenly while keeping all events for one job ordered. Beyond that the constraint becomes the model endpoint itself, which is a fixed external capacity and the reason the input size caps in Section 6 exist: they bound the cost and latency of a single request so that one oversized document cannot consume the capacity of many normal ones.</w:t>
+        <w:t xml:space="preserve">The limit on worker scaling is the topic partition count, since Kafka assigns each partition to at most one consumer in a group, adding consumers beyond the partition count adds no throughput. Partitioning by tailored-resume identifier would distribute load evenly while keeping all events for one job ordered. Beyond that the constraint becomes the model endpoint itself, which is a fixed external capacity and the reason the input size caps in Section 6 exist: they bound the cost and latency of a single request so that one oversized document cannot consume the capacity of many normal ones.</w:t>
       </w:r>
     </w:p>
     <w:p>
@@ -15475,7 +15475,7 @@
           <w:sz w:val="24"/>
           <w:szCs w:val="24"/>
         </w:rPr>
-        <w:t xml:space="preserve">The database is the component least able to scale horizontally. Reads dominate this workload, so the first step would be a read replica serving the listing endpoints, with writes continuing to the primary. The fetch-joined queries described in Section 6.5 matter here too: an endpoint issuing one query rather than N postpones the point at which the connection pool becomes the bottleneck, which is why that optimisation is a scaling measure and not only a latency measure.</w:t>
+        <w:t xml:space="preserve">The database is the component least able to scale horizontally. Reads dominate this workload, so the first step would be a read replica serving the listing endpoints, with writes continuing to the primary. The fetch-joined queries described in Section 6.5 matter here too: an endpoint issuing one query instead of N postpones the point at which the connection pool becomes the bottleneck, which is why that optimisation is a scaling measure and not only a latency measure.</w:t>
       </w:r>
     </w:p>
     <w:p>
@@ -15609,7 +15609,7 @@
           <w:sz w:val="24"/>
           <w:szCs w:val="24"/>
         </w:rPr>
-        <w:t xml:space="preserve">It was chosen because the concerns in this project — declarative transactions, a security filter chain, JPA persistence and Kafka integration — are all first-class in the Spring ecosystem rather than assembled from unrelated libraries. Static typing also carries weight on a system with seven interrelated entities: a rename or a signature change surfaces at compile time rather than in production.</w:t>
+        <w:t xml:space="preserve">It was chosen because the concerns in this project (declarative transactions, a security filter chain, JPA persistence and Kafka integration) are all first-class in the Spring ecosystem instead of assembled from unrelated libraries. Static typing also carries weight on a system with seven interrelated entities: a rename or a signature change surfaces at compile time instead of in production.</w:t>
       </w:r>
     </w:p>
     <w:p>
@@ -15672,7 +15672,7 @@
           <w:sz w:val="24"/>
           <w:szCs w:val="24"/>
         </w:rPr>
-        <w:t xml:space="preserve">It was chosen for durability. An in-memory queue loses accepted work when the process restarts. With Kafka, an accepted tailoring request survives a worker crash: the consumer resumes from its last committed offset and reprocesses. It also decouples the two services in time, so the worker can be slower than the API without applying back-pressure to callers, and the offset model makes at-least-once delivery explicit — which is why the idempotency layer described in Section 6 exists.</w:t>
+        <w:t xml:space="preserve">It was chosen for durability. An in-memory queue loses accepted work when the process restarts. With Kafka, an accepted tailoring request survives a worker crash: the consumer resumes from its last committed offset and reprocesses. It also decouples the two services in time, so the worker can be slower than the API without applying back-pressure to callers, and the offset model makes at-least-once delivery explicit. Which is why the idempotency layer described in Section 6 exists.</w:t>
       </w:r>
     </w:p>
     <w:p>
@@ -15798,7 +15798,7 @@
           <w:sz w:val="24"/>
           <w:szCs w:val="24"/>
         </w:rPr>
-        <w:t xml:space="preserve">It is used here for consumer idempotency. When the worker begins processing an event it records a key derived from the tailored-resume identifier with a 24-hour expiry, and checks that key before doing work. The requirement is a fast, keyed existence check on short-lived data — Redis is exactly shaped for that, and modelling it as a database table would mean a durable write and a cleanup job for data that is worthless after a day.</w:t>
+        <w:t xml:space="preserve">It is used here for consumer idempotency. When the worker begins processing an event it records a key derived from the tailored-resume identifier with a 24-hour expiry, and checks that key before doing work. The requirement is a fast, keyed existence check on short-lived data, Redis is exactly shaped for that, and modelling it as a database table would mean a durable write and a cleanup job for data that is worthless after a day.</w:t>
       </w:r>
     </w:p>
     <w:p>
@@ -15876,7 +15876,7 @@
           <w:sz w:val="24"/>
           <w:szCs w:val="24"/>
         </w:rPr>
-        <w:t xml:space="preserve">Generative models are now in production across recruitment technology, customer support triage, code assistance and document summarisation. The engineering lesson from this project generalises beyond the specific model: a language model is a slow, non-deterministic network dependency producing untrusted output, and it should be integrated with the same defensive posture as any third-party service — timeouts, retries, asynchronous execution, and schema validation of everything it returns.</w:t>
+        <w:t xml:space="preserve">Generative models are now in production across recruitment technology, customer support triage, code assistance and document summarisation. The engineering lesson from this project generalises beyond the specific model: a language model is a slow, non-deterministic network dependency producing untrusted output, and it should be integrated with the same defensive posture as any third-party service, timeouts, retries, asynchronous execution, and schema validation of everything it returns.</w:t>
       </w:r>
     </w:p>
     <w:p>
@@ -15924,7 +15924,7 @@
           <w:sz w:val="24"/>
           <w:szCs w:val="24"/>
         </w:rPr>
-        <w:t xml:space="preserve">Statelessness was the deciding factor: any instance behind the load balancer can verify a token independently, so instances can be added and removed freely. The implementation uses jjwt 0.12.6 with the verifyWith and parseSignedClaims API, which requires a valid signature at parse time and so rejects unsigned tokens and the alg:none substitution attack at the library level rather than in application code.</w:t>
+        <w:t xml:space="preserve">Statelessness was the deciding factor: any instance behind the load balancer can verify a token independently, so instances can be added and removed freely. The implementation uses jjwt 0.12.6 with the verifyWith and parseSignedClaims API, which requires a valid signature at parse time and so rejects unsigned tokens and the alg:none substitution attack at the library level instead of in application code.</w:t>
       </w:r>
     </w:p>
     <w:p>
@@ -15987,7 +15987,7 @@
           <w:sz w:val="24"/>
           <w:szCs w:val="24"/>
         </w:rPr>
-        <w:t xml:space="preserve">Containerisation is close to universal in modern deployment and is the packaging format underlying Kubernetes, ECS and most managed platforms — including Render, where this project is currently deployed.</w:t>
+        <w:t xml:space="preserve">Containerisation is close to universal in modern deployment and is the packaging format underlying Kubernetes, ECS and most managed platforms, including Render, where this project is currently deployed.</w:t>
       </w:r>
     </w:p>
     <w:p>
@@ -16020,7 +16020,7 @@
           <w:sz w:val="24"/>
           <w:szCs w:val="24"/>
         </w:rPr>
-        <w:t xml:space="preserve">Logback is configured to emit JSON rather than plain lines, so every log event is a structured record that a collector can index by field instead of by regular expression. Requests carry a correlation identifier through the SLF4J mapped diagnostic context, which means the log lines belonging to one request can be retrieved together even when several are interleaved — and because an unhandled exception returns that identifier to the client and nothing else, a user reporting a failure supplies exactly the key an operator needs.</w:t>
+        <w:t xml:space="preserve">Logback is configured to emit JSON rather than plain lines, so every log event is a structured record that a collector can index by field instead of by regular expression. Requests carry a correlation identifier through the SLF4J mapped diagnostic context, which means the log lines belonging to one request can be retrieved together even when several are interleaved. And because an unhandled exception returns that identifier to the client and nothing else, a user reporting a failure supplies exactly the key an operator needs.</w:t>
       </w:r>
     </w:p>
     <w:p>
@@ -16050,7 +16050,7 @@
           <w:sz w:val="24"/>
           <w:szCs w:val="24"/>
         </w:rPr>
-        <w:t xml:space="preserve">This area is where a defect was found late. The worker service exposed only its health endpoint, so the Prometheus scrape returned 404 for it and three of the four dashboard panels could never populate — the dashboard looked correct while displaying nothing. Monitoring that is never checked against a real signal will fail silently, and the only reliable defence is to verify the scrape target rather than the dashboard definition.</w:t>
+        <w:t xml:space="preserve">This area is where a defect was found late. The worker service exposed only its health endpoint, so the Prometheus scrape returned 404 for it and three of the four dashboard panels could never populate. The dashboard looked correct while displaying nothing. Monitoring that is never checked against a real signal will fail silently, and the only reliable defence is to verify the scrape target instead of the dashboard definition.</w:t>
       </w:r>
     </w:p>
     <w:p>
@@ -16083,7 +16083,7 @@
           <w:sz w:val="24"/>
           <w:szCs w:val="24"/>
         </w:rPr>
-        <w:t xml:space="preserve">JUnit 5 provides the test framework, Mockito supplies the test doubles, Spring Boot Test provides context and MockMvc support for driving the HTTP layer without a running server, and JaCoCo measures coverage by instrumenting bytecode during the test run. The choice to measure coverage rather than estimate it is deliberate: an earlier revision of this project documentation asserted a coverage figure that had never been measured and was wrong by an order of magnitude.</w:t>
+        <w:t xml:space="preserve">JUnit 5 provides the test framework, Mockito supplies the test doubles, Spring Boot Test provides context and MockMvc support for driving the HTTP layer without a running server, and JaCoCo measures coverage by instrumenting bytecode during the test run. The choice to measure coverage instead of estimate it is deliberate: an earlier revision of this project documentation asserted a coverage figure that had never been measured and was wrong by an order of magnitude.</w:t>
       </w:r>
     </w:p>
     <w:p>
@@ -16098,7 +16098,7 @@
           <w:sz w:val="24"/>
           <w:szCs w:val="24"/>
         </w:rPr>
-        <w:t xml:space="preserve">The suite comprises 94 tests, all passing, and is verified reproducibly — the committed tree is exported with git archive into a clean directory and built there, so the result reflects the repository rather than a developer machine.</w:t>
+        <w:t xml:space="preserve">The suite comprises 94 tests, all passing, and is verified reproducibly. The committed tree is exported with git archive into a clean directory and built there, so the result reflects the repository rather than a developer machine.</w:t>
       </w:r>
     </w:p>
     <w:p>
@@ -16874,7 +16874,7 @@
           <w:sz w:val="24"/>
           <w:szCs w:val="24"/>
         </w:rPr>
-        <w:t xml:space="preserve">The suite is shaped as a pyramid. The widest layer is fast unit tests with no Spring context at all — the scoring and keyword components, and ResumeServiceTest, which exercises the service against mocked collaborators and runs in milliseconds. Above that sit slice tests: AuthServiceTest uses @DataJpaTest, which starts the persistence layer against an in-memory database but not the web tier. At the top, and deliberately the smallest layer, are full-context tests: BOLATest and RateLimitFilterTest start the whole application and drive it over HTTP through MockMvc, because the properties they verify — that a filter chain refuses a cross-tenant request, that a rate limiter returns 429 — are properties of the assembled system and cannot be observed in a unit test.</w:t>
+        <w:t xml:space="preserve">The suite is shaped as a pyramid. The widest layer is fast unit tests with no Spring context at all. The scoring and keyword components, and ResumeServiceTest, which exercises the service against mocked collaborators and runs in milliseconds. Above that sit slice tests: AuthServiceTest uses @DataJpaTest, which starts the persistence layer against an in-memory database but not the web tier. At the top, and deliberately the smallest layer, are full-context tests: BOLATest and RateLimitFilterTest start the whole application and drive it over HTTP through MockMvc, because the properties they verify (that a filter chain refuses a cross-tenant request, that a rate limiter returns 429) are properties of the assembled system and cannot be observed in a unit test.</w:t>
       </w:r>
     </w:p>
     <w:p>
@@ -16904,7 +16904,7 @@
           <w:sz w:val="24"/>
           <w:szCs w:val="24"/>
         </w:rPr>
-        <w:t xml:space="preserve">Two things are deliberately not covered. There is no end-to-end test spanning Kafka and the worker, because it would require a broker, a database and a model endpoint, and would be slow and non-deterministic — the correct tool is Testcontainers, which is recorded as future work. And there is no test that exercises the Flyway migration chain, since the test profile builds its schema from the entity mapping instead; the migrations are consequently verified only at application startup, which Section 9.3 records as a limitation.</w:t>
+        <w:t xml:space="preserve">Two things are deliberately not covered. There is no end-to-end test spanning Kafka and the worker, because it would require a broker, a database and a model endpoint, and would be slow and non-deterministic. The correct tool is Testcontainers, which is recorded as future work. And there is no test that exercises the Flyway migration chain, since the test profile builds its schema from the entity mapping instead; the migrations are consequently verified only at application startup, which Section 9.3 records as a limitation.</w:t>
       </w:r>
     </w:p>
     <w:p>
@@ -16957,7 +16957,7 @@
           <w:sz w:val="24"/>
           <w:szCs w:val="24"/>
         </w:rPr>
-        <w:t xml:space="preserve">Stub — an object configured to return prepared answers, supplying the state a scenario needs. The repositories are stubbed with when(...).thenReturn(...) so a test can describe a resume that exists and is owned by a particular user, without a database.</w:t>
+        <w:t xml:space="preserve">Stub: an object configured to return prepared answers, supplying the state a scenario needs. The repositories are stubbed with when(...).thenReturn(...) so a test can describe a resume that exists and is owned by a particular user, without a database.</w:t>
       </w:r>
     </w:p>
     <w:p>
@@ -16977,7 +16977,7 @@
           <w:sz w:val="24"/>
           <w:szCs w:val="24"/>
         </w:rPr>
-        <w:t xml:space="preserve">Mock — a double whose interactions are themselves the assertion. TailoringProducer is a mock: the observable behaviour of triggerTailoring is that it publishes exactly one event with particular contents, so the test asserts with verify() and an ArgumentCaptor rather than by inspecting a return value. Equally important is the negative case, verified with never() and verifyNoInteractions(): when an ownership check fails, no job description is saved, no tailored resume is written, and nothing is published.</w:t>
+        <w:t xml:space="preserve">Mock: a double whose interactions are themselves the assertion. TailoringProducer is a mock: the observable behaviour of triggerTailoring is that it publishes exactly one event with particular contents, so the test asserts with verify() and an ArgumentCaptor instead of by inspecting a return value. Equally important is the negative case, verified with never() and verifyNoInteractions(): when an ownership check fails, no job description is saved, no tailored resume is written, and nothing is published.</w:t>
       </w:r>
     </w:p>
     <w:p>
@@ -16997,7 +16997,7 @@
           <w:sz w:val="24"/>
           <w:szCs w:val="24"/>
         </w:rPr>
-        <w:t xml:space="preserve">Fake — a real but simplified implementation. SimpleMeterRegistry is used in place of the production MeterRegistry because ResumeService constructs a Counter from it; a mock would return null and the constructor would fail. A fake is the correct double whenever the collaborator has behaviour the subject genuinely depends on.</w:t>
+        <w:t xml:space="preserve">Fake: a real but simplified implementation. SimpleMeterRegistry is used in place of the production MeterRegistry because ResumeService constructs a Counter from it; a mock would return null and the constructor would fail. A fake is the correct double whenever the collaborator has behaviour the subject genuinely depends on.</w:t>
       </w:r>
     </w:p>
     <w:p>
@@ -18049,7 +18049,7 @@
           <w:sz w:val="24"/>
           <w:szCs w:val="24"/>
         </w:rPr>
-        <w:t xml:space="preserve">Understanding that Kafka provides at-least-once rather than exactly-once delivery changed the consumer’s design. Redelivery is normal operation rather than an error, so the consumer must be idempotent. This is a general property of distributed messaging and not a Kafka limitation, and internalising it is the difference between a system that works in testing and one that works under failure.</w:t>
+        <w:t xml:space="preserve">Understanding that Kafka provides at-least-once instead of exactly-once delivery changed the consumer’s design. Redelivery is normal operation instead of an error, so the consumer must be idempotent. This is a general property of distributed messaging and not a Kafka limitation, and internalising it is the difference between a system that works in testing and one that works under failure.</w:t>
       </w:r>
     </w:p>
     <w:p>
@@ -18115,7 +18115,7 @@
           <w:sz w:val="24"/>
           <w:szCs w:val="24"/>
         </w:rPr>
-        <w:t xml:space="preserve">Placing the ownership check at the service boundary rather than in controllers was validated when a review found an endpoint that had been written without it. Because the convention was to enforce in the service, the gap was localised to one class and closing it was a small change with a regression test, rather than an audit of every controller.</w:t>
+        <w:t xml:space="preserve">Placing the ownership check at the service boundary instead of in controllers was validated when a review found an endpoint that had been written without it. Because the convention was to enforce in the service, the gap was localised to one class and closing it was a small change with a regression test, instead of an audit of every controller.</w:t>
       </w:r>
     </w:p>
     <w:p>
@@ -18196,7 +18196,7 @@
           <w:sz w:val="24"/>
           <w:szCs w:val="24"/>
         </w:rPr>
-        <w:t xml:space="preserve">The architectural pattern generalises well beyond that. Any system integrating a generative model into a transactional application faces the same constraints — the model is slow, non-deterministic, occasionally unavailable, and produces output that must not be trusted. The combination used here of a durable queue, an idempotent consumer, schema validation on output and a deterministic scoring step computed outside the model applies directly to document processing in insurance and legal work, to clinical note summarisation in healthcare, to support ticket triage, and to any workflow where a model proposes content that a system must then store and act upon.</w:t>
+        <w:t xml:space="preserve">The architectural pattern generalises well beyond that. Any system integrating a generative model into a transactional application faces the same constraints. The model is slow, non-deterministic, occasionally unavailable, and produces output that must not be trusted. The combination used here of a durable queue, an idempotent consumer, schema validation on output and a deterministic scoring step computed outside the model applies directly to document processing in insurance and legal work, to clinical note summarisation in healthcare, to support ticket triage, and to any workflow where a model proposes content that a system must then store and act upon.</w:t>
       </w:r>
     </w:p>
     <w:p>
@@ -18913,7 +18913,7 @@
           <w:sz w:val="24"/>
           <w:szCs w:val="24"/>
         </w:rPr>
-        <w:t xml:space="preserve">Apache Software Foundation, Apache Kafka Documentation — Design and Delivery Semantics, kafka.apache.org/documentation, referred August 2026.</w:t>
+        <w:t xml:space="preserve">Apache Software Foundation, Apache Kafka Documentation: Design and Delivery Semantics, kafka.apache.org/documentation, referred August 2026.</w:t>
       </w:r>
     </w:p>
     <w:p>
@@ -18953,7 +18953,7 @@
           <w:sz w:val="24"/>
           <w:szCs w:val="24"/>
         </w:rPr>
-        <w:t xml:space="preserve">VMware Tanzu, Spring Security Reference — Architecture and Authorization, docs.spring.io/spring-security/reference, referred August 2026.</w:t>
+        <w:t xml:space="preserve">VMware Tanzu, Spring Security Reference: Architecture and Authorization, docs.spring.io/spring-security/reference, referred August 2026.</w:t>
       </w:r>
     </w:p>
     <w:p>
@@ -18973,7 +18973,7 @@
           <w:sz w:val="24"/>
           <w:szCs w:val="24"/>
         </w:rPr>
-        <w:t xml:space="preserve">Red Hat, Hibernate ORM 6.5 User Guide — Associations, Fetching and Locking, docs.jboss.org/hibernate/orm/6.5/userguide, referred August 2026.</w:t>
+        <w:t xml:space="preserve">Red Hat, Hibernate ORM 6.5 User Guide: Associations, Fetching and Locking, docs.jboss.org/hibernate/orm/6.5/userguide, referred August 2026.</w:t>
       </w:r>
     </w:p>
     <w:p>
@@ -18993,7 +18993,7 @@
           <w:sz w:val="24"/>
           <w:szCs w:val="24"/>
         </w:rPr>
-        <w:t xml:space="preserve">PostgreSQL Global Development Group, PostgreSQL 16 Documentation — Indexes and Concurrency Control, postgresql.org/docs/16, referred August 2026.</w:t>
+        <w:t xml:space="preserve">PostgreSQL Global Development Group, PostgreSQL 16 Documentation: Indexes and Concurrency Control, postgresql.org/docs/16, referred August 2026.</w:t>
       </w:r>
     </w:p>
     <w:p>
@@ -19013,7 +19013,7 @@
           <w:sz w:val="24"/>
           <w:szCs w:val="24"/>
         </w:rPr>
-        <w:t xml:space="preserve">Redgate, Flyway Documentation — Migrations and Versioning, documentation.red-gate.com/flyway, referred August 2026.</w:t>
+        <w:t xml:space="preserve">Redgate, Flyway Documentation: Migrations and Versioning, documentation.red-gate.com/flyway, referred August 2026.</w:t>
       </w:r>
     </w:p>
     <w:p>
@@ -19033,7 +19033,7 @@
           <w:sz w:val="24"/>
           <w:szCs w:val="24"/>
         </w:rPr>
-        <w:t xml:space="preserve">Redis Ltd., Redis Documentation — Key Expiration and Data Types, redis.io/docs, referred August 2026.</w:t>
+        <w:t xml:space="preserve">Redis Ltd., Redis Documentation: Key Expiration and Data Types, redis.io/docs, referred August 2026.</w:t>
       </w:r>
     </w:p>
     <w:p>
@@ -19073,7 +19073,7 @@
           <w:sz w:val="24"/>
           <w:szCs w:val="24"/>
         </w:rPr>
-        <w:t xml:space="preserve">Amazon Web Services, Amazon RDS User Guide — Multi-AZ Deployments, docs.aws.amazon.com/AmazonRDS, referred August 2026.</w:t>
+        <w:t xml:space="preserve">Amazon Web Services, Amazon RDS User Guide: Multi-AZ Deployments, docs.aws.amazon.com/AmazonRDS, referred August 2026.</w:t>
       </w:r>
     </w:p>
     <w:p>
@@ -19113,7 +19113,7 @@
           <w:sz w:val="24"/>
           <w:szCs w:val="24"/>
         </w:rPr>
-        <w:t xml:space="preserve">OWASP Foundation, OWASP API Security Top 10 — API1:2023 Broken Object Level Authorization, owasp.org/API-Security, referred August 2026.</w:t>
+        <w:t xml:space="preserve">OWASP Foundation, OWASP API Security Top 10: API1:2023 Broken Object Level Authorization, owasp.org/API-Security, referred August 2026.</w:t>
       </w:r>
     </w:p>
     <w:p>
@@ -19133,7 +19133,7 @@
           <w:sz w:val="24"/>
           <w:szCs w:val="24"/>
         </w:rPr>
-        <w:t xml:space="preserve">OWASP Foundation, OWASP Top 10 for Large Language Model Applications — LLM01 Prompt Injection, owasp.org/www-project-top-10-for-large-language-model-applications, referred August 2026.</w:t>
+        <w:t xml:space="preserve">OWASP Foundation, OWASP Top 10 for Large Language Model Applications: LLM01 Prompt Injection, owasp.org/www-project-top-10-for-large-language-model-applications, referred August 2026.</w:t>
       </w:r>
     </w:p>
     <w:p>
@@ -19173,7 +19173,7 @@
           <w:sz w:val="24"/>
           <w:szCs w:val="24"/>
         </w:rPr>
-        <w:t xml:space="preserve">Fielding R. and Reschke J., RFC 7231: HTTP/1.1 Semantics and Content — Section 6.3.3 (202 Accepted), Internet Engineering Task Force, 2014.</w:t>
+        <w:t xml:space="preserve">Fielding R. and Reschke J., RFC 7231: HTTP/1.1 Semantics and Content: Section 6.3.3 (202 Accepted), Internet Engineering Task Force, 2014.</w:t>
       </w:r>
     </w:p>
     <w:p>
@@ -19253,7 +19253,7 @@
           <w:sz w:val="24"/>
           <w:szCs w:val="24"/>
         </w:rPr>
-        <w:t xml:space="preserve">Richardson C., Microservices Patterns — Chapter 3, Transactional Messaging and the Outbox Pattern, Manning Publications, 2018.</w:t>
+        <w:t xml:space="preserve">Richardson C., Microservices Patterns, Chapter 3, Transactional Messaging and the Outbox Pattern, Manning Publications, 2018.</w:t>
       </w:r>
     </w:p>
     <w:p>
@@ -19273,7 +19273,7 @@
           <w:sz w:val="24"/>
           <w:szCs w:val="24"/>
         </w:rPr>
-        <w:t xml:space="preserve">Fowler M., Patterns of Enterprise Application Architecture — Optimistic Offline Lock, Addison-Wesley, 2002.</w:t>
+        <w:t xml:space="preserve">Fowler M., Patterns of Enterprise Application Architecture, Optimistic Offline Lock, Addison-Wesley, 2002.</w:t>
       </w:r>
     </w:p>
     <w:p>

--- a/docs/ResumeForge_Applied_Software_Project_Report.docx
+++ b/docs/ResumeForge_Applied_Software_Project_Report.docx
@@ -14943,7 +14943,7 @@
           <w:sz w:val="24"/>
           <w:szCs w:val="24"/>
         </w:rPr>
-        <w:t xml:space="preserve">The statement count falls from 31 to 1, one query for the parents plus one per resume, collapsed into a single fetch-joined query. Median latency falls from 3.487 ms to 1.126 ms, an improvement of 67.7%. The proportional gain would be substantially larger against a networked database, because each eliminated statement there costs a network round trip instead of an in-process call.</w:t>
+        <w:t xml:space="preserve">The statement count falls from 31 to 1. The original 31 were one query for the parent rows plus one for each resume, and the fetch join collapses them into a single statement. Median latency falls from 3.487 ms to 1.126 ms, an improvement of 67.7%. The proportional gain would be substantially larger against a networked database, because each eliminated statement there costs a network round trip instead of an in-process call.</w:t>
       </w:r>
     </w:p>
     <w:p>
@@ -18115,7 +18115,7 @@
           <w:sz w:val="24"/>
           <w:szCs w:val="24"/>
         </w:rPr>
-        <w:t xml:space="preserve">Placing the ownership check at the service boundary instead of in controllers was validated when a review found an endpoint that had been written without it. Because the convention was to enforce in the service, the gap was localised to one class and closing it was a small change with a regression test, instead of an audit of every controller.</w:t>
+        <w:t xml:space="preserve">Placing the ownership check at the service boundary instead of in controllers was validated when a review found an endpoint that had been written without it. Because the convention was to enforce in the service, the gap was localised to one class and closing it was a small change with a regression test rather than an audit of every controller.</w:t>
       </w:r>
     </w:p>
     <w:p>

--- a/docs/ResumeForge_Applied_Software_Project_Report.docx
+++ b/docs/ResumeForge_Applied_Software_Project_Report.docx
@@ -3343,7 +3343,7 @@
           <w:sz w:val="24"/>
           <w:szCs w:val="24"/>
         </w:rPr>
-        <w:t xml:space="preserve">The results are a working system of fourteen REST endpoints with stateless JWT authentication and object-level authorisation enforced at the service layer, verified by an automated cross-tenant test suite. The project carries 94 automated tests with JaCoCo-measured coverage of 64.6% of lines on the primary service. A measured optimisation of the resume listing path reduced the query count from 31 to 1 and median latency from 3.487 ms to 1.126 ms.</w:t>
+        <w:t xml:space="preserve">The results are a working system of fourteen REST endpoints with stateless JWT authentication and object-level authorisation enforced at the service layer, verified by an automated cross-tenant test suite. The project carries 133 automated tests with JaCoCo-measured coverage of 64.6% of lines on the API service and 53.1% across the two tested modules. A measured optimisation of the resume listing path reduced the query count from 31 to 1 and median latency from 3.487 ms to 1.126 ms.</w:t>
       </w:r>
     </w:p>
     <w:p>
@@ -16098,7 +16098,7 @@
           <w:sz w:val="24"/>
           <w:szCs w:val="24"/>
         </w:rPr>
-        <w:t xml:space="preserve">The suite comprises 94 tests, all passing, and is verified reproducibly. The committed tree is exported with git archive into a clean directory and built there, so the result reflects the repository rather than a developer machine.</w:t>
+        <w:t xml:space="preserve">The suite comprises 133 tests, all passing, and is verified reproducibly. The committed tree is exported with git archive into a clean directory and built there, so the result reflects the repository rather than a developer machine.</w:t>
       </w:r>
     </w:p>
     <w:p>
@@ -16829,6 +16829,264 @@
           </w:p>
         </w:tc>
       </w:tr>
+      <w:tr>
+        <w:tc>
+          <w:tcPr>
+            <w:tcW w:type="dxa" w:w="2158"/>
+            <w:tcMar>
+              <w:top w:type="dxa" w:w="70"/>
+              <w:left w:type="dxa" w:w="110"/>
+              <w:bottom w:type="dxa" w:w="70"/>
+              <w:right w:type="dxa" w:w="110"/>
+            </w:tcMar>
+          </w:tcPr>
+          <w:p>
+            <w:pPr>
+              <w:spacing w:after="0" w:line="240"/>
+              <w:jc w:val="left"/>
+            </w:pPr>
+            <w:r>
+              <w:rPr>
+                <w:rFonts w:ascii="Times New Roman" w:cs="Times New Roman" w:eastAsia="Times New Roman" w:hAnsi="Times New Roman"/>
+                <w:b w:val="false"/>
+                <w:bCs w:val="false"/>
+                <w:color w:val="000000"/>
+                <w:sz w:val="22"/>
+                <w:szCs w:val="22"/>
+              </w:rPr>
+              <w:t xml:space="preserve">ATSScorerTest (worker service)</w:t>
+            </w:r>
+          </w:p>
+        </w:tc>
+        <w:tc>
+          <w:tcPr>
+            <w:tcW w:type="dxa" w:w="830"/>
+            <w:tcMar>
+              <w:top w:type="dxa" w:w="70"/>
+              <w:left w:type="dxa" w:w="110"/>
+              <w:bottom w:type="dxa" w:w="70"/>
+              <w:right w:type="dxa" w:w="110"/>
+            </w:tcMar>
+          </w:tcPr>
+          <w:p>
+            <w:pPr>
+              <w:spacing w:after="0" w:line="240"/>
+              <w:jc w:val="left"/>
+            </w:pPr>
+            <w:r>
+              <w:rPr>
+                <w:rFonts w:ascii="Times New Roman" w:cs="Times New Roman" w:eastAsia="Times New Roman" w:hAnsi="Times New Roman"/>
+                <w:b w:val="false"/>
+                <w:bCs w:val="false"/>
+                <w:color w:val="000000"/>
+                <w:sz w:val="22"/>
+                <w:szCs w:val="22"/>
+              </w:rPr>
+              <w:t xml:space="preserve">18</w:t>
+            </w:r>
+          </w:p>
+        </w:tc>
+        <w:tc>
+          <w:tcPr>
+            <w:tcW w:type="dxa" w:w="5312"/>
+            <w:tcMar>
+              <w:top w:type="dxa" w:w="70"/>
+              <w:left w:type="dxa" w:w="110"/>
+              <w:bottom w:type="dxa" w:w="70"/>
+              <w:right w:type="dxa" w:w="110"/>
+            </w:tcMar>
+          </w:tcPr>
+          <w:p>
+            <w:pPr>
+              <w:spacing w:after="0" w:line="240"/>
+              <w:jc w:val="left"/>
+            </w:pPr>
+            <w:r>
+              <w:rPr>
+                <w:rFonts w:ascii="Times New Roman" w:cs="Times New Roman" w:eastAsia="Times New Roman" w:hAnsi="Times New Roman"/>
+                <w:b w:val="false"/>
+                <w:bCs w:val="false"/>
+                <w:color w:val="000000"/>
+                <w:sz w:val="22"/>
+                <w:szCs w:val="22"/>
+              </w:rPr>
+              <w:t xml:space="preserve">The scorer that actually runs in production: keyword overlap, section completeness, action-verb density, the weighted total and the missing-keyword report</w:t>
+            </w:r>
+          </w:p>
+        </w:tc>
+      </w:tr>
+      <w:tr>
+        <w:tc>
+          <w:tcPr>
+            <w:tcW w:type="dxa" w:w="2158"/>
+            <w:tcMar>
+              <w:top w:type="dxa" w:w="70"/>
+              <w:left w:type="dxa" w:w="110"/>
+              <w:bottom w:type="dxa" w:w="70"/>
+              <w:right w:type="dxa" w:w="110"/>
+            </w:tcMar>
+          </w:tcPr>
+          <w:p>
+            <w:pPr>
+              <w:spacing w:after="0" w:line="240"/>
+              <w:jc w:val="left"/>
+            </w:pPr>
+            <w:r>
+              <w:rPr>
+                <w:rFonts w:ascii="Times New Roman" w:cs="Times New Roman" w:eastAsia="Times New Roman" w:hAnsi="Times New Roman"/>
+                <w:b w:val="false"/>
+                <w:bCs w:val="false"/>
+                <w:color w:val="000000"/>
+                <w:sz w:val="22"/>
+                <w:szCs w:val="22"/>
+              </w:rPr>
+              <w:t xml:space="preserve">TailoringGuardrailValidatorTest</w:t>
+            </w:r>
+          </w:p>
+        </w:tc>
+        <w:tc>
+          <w:tcPr>
+            <w:tcW w:type="dxa" w:w="830"/>
+            <w:tcMar>
+              <w:top w:type="dxa" w:w="70"/>
+              <w:left w:type="dxa" w:w="110"/>
+              <w:bottom w:type="dxa" w:w="70"/>
+              <w:right w:type="dxa" w:w="110"/>
+            </w:tcMar>
+          </w:tcPr>
+          <w:p>
+            <w:pPr>
+              <w:spacing w:after="0" w:line="240"/>
+              <w:jc w:val="left"/>
+            </w:pPr>
+            <w:r>
+              <w:rPr>
+                <w:rFonts w:ascii="Times New Roman" w:cs="Times New Roman" w:eastAsia="Times New Roman" w:hAnsi="Times New Roman"/>
+                <w:b w:val="false"/>
+                <w:bCs w:val="false"/>
+                <w:color w:val="000000"/>
+                <w:sz w:val="22"/>
+                <w:szCs w:val="22"/>
+              </w:rPr>
+              <w:t xml:space="preserve">14</w:t>
+            </w:r>
+          </w:p>
+        </w:tc>
+        <w:tc>
+          <w:tcPr>
+            <w:tcW w:type="dxa" w:w="5312"/>
+            <w:tcMar>
+              <w:top w:type="dxa" w:w="70"/>
+              <w:left w:type="dxa" w:w="110"/>
+              <w:bottom w:type="dxa" w:w="70"/>
+              <w:right w:type="dxa" w:w="110"/>
+            </w:tcMar>
+          </w:tcPr>
+          <w:p>
+            <w:pPr>
+              <w:spacing w:after="0" w:line="240"/>
+              <w:jc w:val="left"/>
+            </w:pPr>
+            <w:r>
+              <w:rPr>
+                <w:rFonts w:ascii="Times New Roman" w:cs="Times New Roman" w:eastAsia="Times New Roman" w:hAnsi="Times New Roman"/>
+                <w:b w:val="false"/>
+                <w:bCs w:val="false"/>
+                <w:color w:val="000000"/>
+                <w:sz w:val="22"/>
+                <w:szCs w:val="22"/>
+              </w:rPr>
+              <w:t xml:space="preserve">Model output validation: unknown keys dropped, placeholders and blanks rejected, oversized sections truncated, unusable output refused outright</w:t>
+            </w:r>
+          </w:p>
+        </w:tc>
+      </w:tr>
+      <w:tr>
+        <w:tc>
+          <w:tcPr>
+            <w:tcW w:type="dxa" w:w="2158"/>
+            <w:tcMar>
+              <w:top w:type="dxa" w:w="70"/>
+              <w:left w:type="dxa" w:w="110"/>
+              <w:bottom w:type="dxa" w:w="70"/>
+              <w:right w:type="dxa" w:w="110"/>
+            </w:tcMar>
+          </w:tcPr>
+          <w:p>
+            <w:pPr>
+              <w:spacing w:after="0" w:line="240"/>
+              <w:jc w:val="left"/>
+            </w:pPr>
+            <w:r>
+              <w:rPr>
+                <w:rFonts w:ascii="Times New Roman" w:cs="Times New Roman" w:eastAsia="Times New Roman" w:hAnsi="Times New Roman"/>
+                <w:b w:val="false"/>
+                <w:bCs w:val="false"/>
+                <w:color w:val="000000"/>
+                <w:sz w:val="22"/>
+                <w:szCs w:val="22"/>
+              </w:rPr>
+              <w:t xml:space="preserve">IdempotencyServiceTest</w:t>
+            </w:r>
+          </w:p>
+        </w:tc>
+        <w:tc>
+          <w:tcPr>
+            <w:tcW w:type="dxa" w:w="830"/>
+            <w:tcMar>
+              <w:top w:type="dxa" w:w="70"/>
+              <w:left w:type="dxa" w:w="110"/>
+              <w:bottom w:type="dxa" w:w="70"/>
+              <w:right w:type="dxa" w:w="110"/>
+            </w:tcMar>
+          </w:tcPr>
+          <w:p>
+            <w:pPr>
+              <w:spacing w:after="0" w:line="240"/>
+              <w:jc w:val="left"/>
+            </w:pPr>
+            <w:r>
+              <w:rPr>
+                <w:rFonts w:ascii="Times New Roman" w:cs="Times New Roman" w:eastAsia="Times New Roman" w:hAnsi="Times New Roman"/>
+                <w:b w:val="false"/>
+                <w:bCs w:val="false"/>
+                <w:color w:val="000000"/>
+                <w:sz w:val="22"/>
+                <w:szCs w:val="22"/>
+              </w:rPr>
+              <w:t xml:space="preserve">7</w:t>
+            </w:r>
+          </w:p>
+        </w:tc>
+        <w:tc>
+          <w:tcPr>
+            <w:tcW w:type="dxa" w:w="5312"/>
+            <w:tcMar>
+              <w:top w:type="dxa" w:w="70"/>
+              <w:left w:type="dxa" w:w="110"/>
+              <w:bottom w:type="dxa" w:w="70"/>
+              <w:right w:type="dxa" w:w="110"/>
+            </w:tcMar>
+          </w:tcPr>
+          <w:p>
+            <w:pPr>
+              <w:spacing w:after="0" w:line="240"/>
+              <w:jc w:val="left"/>
+            </w:pPr>
+            <w:r>
+              <w:rPr>
+                <w:rFonts w:ascii="Times New Roman" w:cs="Times New Roman" w:eastAsia="Times New Roman" w:hAnsi="Times New Roman"/>
+                <w:b w:val="false"/>
+                <w:bCs w:val="false"/>
+                <w:color w:val="000000"/>
+                <w:sz w:val="22"/>
+                <w:szCs w:val="22"/>
+              </w:rPr>
+              <w:t xml:space="preserve">Duplicate suppression: a first delivery passes, a redelivery is refused, and the marker is namespaced with a bounded expiry</w:t>
+            </w:r>
+          </w:p>
+        </w:tc>
+      </w:tr>
     </w:tbl>
     <w:p>
       <w:pPr>
@@ -18628,7 +18886,7 @@
                 <w:sz w:val="22"/>
                 <w:szCs w:val="22"/>
               </w:rPr>
-              <w:t xml:space="preserve">Measured coverage is 64.6% of lines on the resume service; the worker service and gateway still have no suite of their own.</w:t>
+              <w:t xml:space="preserve">Measured line coverage is 64.6% on the resume service and 28.6% on the worker, 53.1% across the two. The API gateway has no suite, and the worker tests cover its scoring, guardrail and idempotency logic but not the Kafka consumer itself.</w:t>
             </w:r>
           </w:p>
         </w:tc>
@@ -18814,7 +19072,7 @@
           <w:sz w:val="24"/>
           <w:szCs w:val="24"/>
         </w:rPr>
-        <w:t xml:space="preserve">Add a test suite for the worker service, which contains the tailoring pipeline and is currently untested.</w:t>
+        <w:t xml:space="preserve">Extend the worker suite to the Kafka consumer itself, which the current tests do not drive.</w:t>
       </w:r>
     </w:p>
     <w:p>

--- a/docs/ResumeForge_Applied_Software_Project_Report.docx
+++ b/docs/ResumeForge_Applied_Software_Project_Report.docx
@@ -1081,7 +1081,7 @@
           <w:szCs w:val="24"/>
         </w:rPr>
         <w:tab/>
-        <w:t xml:space="preserve">44</w:t>
+        <w:t xml:space="preserve">45</w:t>
       </w:r>
     </w:p>
     <w:p>
@@ -1109,7 +1109,7 @@
           <w:szCs w:val="24"/>
         </w:rPr>
         <w:tab/>
-        <w:t xml:space="preserve">47</w:t>
+        <w:t xml:space="preserve">49</w:t>
       </w:r>
     </w:p>
     <w:p>
@@ -2302,7 +2302,7 @@
                 <w:sz w:val="22"/>
                 <w:szCs w:val="22"/>
               </w:rPr>
-              <w:t xml:space="preserve">45</w:t>
+              <w:t xml:space="preserve">46</w:t>
             </w:r>
           </w:p>
         </w:tc>

--- a/docs/ResumeForge_Applied_Software_Project_Report.docx
+++ b/docs/ResumeForge_Applied_Software_Project_Report.docx
@@ -11211,7 +11211,7 @@
           <w:sz w:val="24"/>
           <w:szCs w:val="24"/>
         </w:rPr>
-        <w:t xml:space="preserve">Tables, with primary keys and the columns that carry meaning:</w:t>
+        <w:t xml:space="preserve">Tables, with primary keys and the columns that carry meaning. Seven tables carry the domain; migration V8 also creates a subscriptions table left over from a removed payment integration, which no entity maps and no code writes to, so a database built from the full migration chain holds eight tables rather than seven:</w:t>
       </w:r>
     </w:p>
     <w:p>
@@ -11585,7 +11585,7 @@
           <w:sz w:val="24"/>
           <w:szCs w:val="24"/>
         </w:rPr>
-        <w:t xml:space="preserve">section_type, enum (SUMMARY, EXPERIENCE, EDUCATION, SKILLS, PROJECTS, OTHER)</w:t>
+        <w:t xml:space="preserve">section_type, enum (SUMMARY, EXPERIENCE, EDUCATION, SKILLS, PROJECTS, CERTIFICATIONS, OTHER)</w:t>
       </w:r>
     </w:p>
     <w:p>
@@ -12098,6 +12098,46 @@
           <w:szCs w:val="24"/>
         </w:rPr>
         <w:t xml:space="preserve">keyword_score, section_score, action_verb_score, integer</w:t>
+      </w:r>
+    </w:p>
+    <w:p>
+      <w:pPr>
+        <w:pStyle w:val="ListParagraph"/>
+        <w:numPr>
+          <w:ilvl w:val="0"/>
+          <w:numId w:val="3"/>
+        </w:numPr>
+        <w:spacing w:after="70" w:line="240"/>
+        <w:jc w:val="both"/>
+      </w:pPr>
+      <w:r>
+        <w:rPr>
+          <w:rFonts w:ascii="Times New Roman" w:cs="Times New Roman" w:eastAsia="Times New Roman" w:hAnsi="Times New Roman"/>
+          <w:color w:val="000000"/>
+          <w:sz w:val="24"/>
+          <w:szCs w:val="24"/>
+        </w:rPr>
+        <w:t xml:space="preserve">missing_keywords, text, the posting terms absent from the tailored resume</w:t>
+      </w:r>
+    </w:p>
+    <w:p>
+      <w:pPr>
+        <w:pStyle w:val="ListParagraph"/>
+        <w:numPr>
+          <w:ilvl w:val="0"/>
+          <w:numId w:val="3"/>
+        </w:numPr>
+        <w:spacing w:after="70" w:line="240"/>
+        <w:jc w:val="both"/>
+      </w:pPr>
+      <w:r>
+        <w:rPr>
+          <w:rFonts w:ascii="Times New Roman" w:cs="Times New Roman" w:eastAsia="Times New Roman" w:hAnsi="Times New Roman"/>
+          <w:color w:val="000000"/>
+          <w:sz w:val="24"/>
+          <w:szCs w:val="24"/>
+        </w:rPr>
+        <w:t xml:space="preserve">created_at, timestamp</w:t>
       </w:r>
     </w:p>
     <w:p>
@@ -13894,7 +13934,7 @@
           <w:sz w:val="24"/>
           <w:szCs w:val="24"/>
         </w:rPr>
-        <w:t xml:space="preserve">Loading a resume and subsequently reading its sections issues one query for the parent and one for each child collection. The N+1 select problem. Three repository methods declare an explicit LEFT JOIN FETCH so that a parent and its collection are retrieved in a single statement. The measured effect of this is presented as a benchmark in Section 6.</w:t>
+        <w:t xml:space="preserve">Loading a resume and subsequently reading its sections issues one query for the parent and one for each child collection. The N+1 select problem. Five repository methods declare an explicit LEFT JOIN FETCH so that a parent and its collection are retrieved in a single statement. The measured effect of this is presented as a benchmark in Section 6.</w:t>
       </w:r>
     </w:p>
     <w:p>
@@ -14943,7 +14983,7 @@
           <w:sz w:val="24"/>
           <w:szCs w:val="24"/>
         </w:rPr>
-        <w:t xml:space="preserve">The statement count falls from 31 to 1. The original 31 were one query for the parent rows plus one for each resume, and the fetch join collapses them into a single statement. Median latency falls from 3.487 ms to 1.126 ms, an improvement of 67.7%. The proportional gain would be substantially larger against a networked database, because each eliminated statement there costs a network round trip instead of an in-process call.</w:t>
+        <w:t xml:space="preserve">The statement count falls from 31 to 1. The original 31 were one query for the parent rows plus one for each resume, and the fetch join collapses them into a single statement. Median latency in the run reported here falls from 3.487 ms to 1.126 ms, an improvement of 67.7%. Absolute timings vary between runs and machines, so a re-run will not reproduce these figures exactly; the statement count is the stable measure. The proportional gain would be substantially larger against a networked database, because each eliminated statement there costs a network round trip instead of an in-process call.</w:t>
       </w:r>
     </w:p>
     <w:p>
@@ -15412,7 +15452,7 @@
           <w:sz w:val="24"/>
           <w:szCs w:val="24"/>
         </w:rPr>
-        <w:t xml:space="preserve">Database credentials and the JWT signing secret are held in AWS Secrets Manager and injected at container start, never baked into an image or committed. This matches the application’s existing configuration model, in which every production value resolves from an environment variable and the application fails to start if a required one is absent. S3 provides object storage for generated PDF documents; as Section 9 records, PDF generation is implemented but not currently wired, and the absence of object storage is precisely why.</w:t>
+        <w:t xml:space="preserve">Database credentials and the JWT signing secret would be held in AWS Secrets Manager and injected at container start rather than baked into an image. This matches the application’s own configuration model, in which every production value resolves from an environment variable and the service fails to start if a required one is absent. The Kubernetes manifests in the repository do not yet meet that standard, as Section 9.3 records. S3 provides object storage for generated PDF documents; as Section 9 records, PDF generation is implemented but not currently wired, and the absence of object storage is precisely why.</w:t>
       </w:r>
     </w:p>
     <w:p>
@@ -18887,6 +18927,64 @@
                 <w:szCs w:val="22"/>
               </w:rPr>
               <w:t xml:space="preserve">Measured line coverage is 64.6% on the resume service and 28.6% on the worker, 53.1% across the two. The API gateway has no suite, and the worker tests cover its scoring, guardrail and idempotency logic but not the Kafka consumer itself.</w:t>
+            </w:r>
+          </w:p>
+        </w:tc>
+      </w:tr>
+      <w:tr>
+        <w:tc>
+          <w:tcPr>
+            <w:tcW w:type="dxa" w:w="2490"/>
+            <w:tcMar>
+              <w:top w:type="dxa" w:w="70"/>
+              <w:left w:type="dxa" w:w="110"/>
+              <w:bottom w:type="dxa" w:w="70"/>
+              <w:right w:type="dxa" w:w="110"/>
+            </w:tcMar>
+          </w:tcPr>
+          <w:p>
+            <w:pPr>
+              <w:spacing w:after="0" w:line="240"/>
+              <w:jc w:val="left"/>
+            </w:pPr>
+            <w:r>
+              <w:rPr>
+                <w:rFonts w:ascii="Times New Roman" w:cs="Times New Roman" w:eastAsia="Times New Roman" w:hAnsi="Times New Roman"/>
+                <w:b w:val="false"/>
+                <w:bCs w:val="false"/>
+                <w:color w:val="000000"/>
+                <w:sz w:val="22"/>
+                <w:szCs w:val="22"/>
+              </w:rPr>
+              <w:t xml:space="preserve">Kubernetes manifests hold a plaintext password</w:t>
+            </w:r>
+          </w:p>
+        </w:tc>
+        <w:tc>
+          <w:tcPr>
+            <w:tcW w:type="dxa" w:w="5810"/>
+            <w:tcMar>
+              <w:top w:type="dxa" w:w="70"/>
+              <w:left w:type="dxa" w:w="110"/>
+              <w:bottom w:type="dxa" w:w="70"/>
+              <w:right w:type="dxa" w:w="110"/>
+            </w:tcMar>
+          </w:tcPr>
+          <w:p>
+            <w:pPr>
+              <w:spacing w:after="0" w:line="240"/>
+              <w:jc w:val="left"/>
+            </w:pPr>
+            <w:r>
+              <w:rPr>
+                <w:rFonts w:ascii="Times New Roman" w:cs="Times New Roman" w:eastAsia="Times New Roman" w:hAnsi="Times New Roman"/>
+                <w:b w:val="false"/>
+                <w:bCs w:val="false"/>
+                <w:color w:val="000000"/>
+                <w:sz w:val="22"/>
+                <w:szCs w:val="22"/>
+              </w:rPr>
+              <w:t xml:space="preserve">infrastructure/kubernetes/resume-service/deployment.yaml and the worker equivalent set SPRING_DATASOURCE_PASSWORD to a literal value committed to the repository, which contradicts the environment-variable model the services themselves use. Remedied by a Kubernetes Secret or an external secrets store.</w:t>
             </w:r>
           </w:p>
         </w:tc>

--- a/docs/ResumeForge_Applied_Software_Project_Report.docx
+++ b/docs/ResumeForge_Applied_Software_Project_Report.docx
@@ -9864,7 +9864,7 @@
       <w:r>
         <w:drawing>
           <wp:inline distT="0" distB="0" distL="0" distR="0">
-            <wp:extent cx="5191125" cy="3419475"/>
+            <wp:extent cx="5191125" cy="3752850"/>
             <wp:effectExtent t="0" r="0" b="0" l="0"/>
             <wp:docPr id="1" name="" descr="" title=""/>
             <wp:cNvGraphicFramePr>
@@ -9889,7 +9889,7 @@
                   <pic:spPr bwMode="auto">
                     <a:xfrm>
                       <a:off x="0" y="0"/>
-                      <a:ext cx="5191125" cy="3419475"/>
+                      <a:ext cx="5191125" cy="3752850"/>
                     </a:xfrm>
                     <a:prstGeom prst="rect">
                       <a:avLst/>
@@ -13717,7 +13717,7 @@
       <w:r>
         <w:drawing>
           <wp:inline distT="0" distB="0" distL="0" distR="0">
-            <wp:extent cx="5191125" cy="3276600"/>
+            <wp:extent cx="5191125" cy="3609975"/>
             <wp:effectExtent t="0" r="0" b="0" l="0"/>
             <wp:docPr id="1" name="" descr="" title=""/>
             <wp:cNvGraphicFramePr>
@@ -13742,7 +13742,7 @@
                   <pic:spPr bwMode="auto">
                     <a:xfrm>
                       <a:off x="0" y="0"/>
-                      <a:ext cx="5191125" cy="3276600"/>
+                      <a:ext cx="5191125" cy="3609975"/>
                     </a:xfrm>
                     <a:prstGeom prst="rect">
                       <a:avLst/>
@@ -13853,7 +13853,7 @@
           <w:sz w:val="24"/>
           <w:szCs w:val="24"/>
         </w:rPr>
-        <w:t xml:space="preserve">The master resume carries a version column. The editing interface saves automatically while the user types, and a tailoring job reads the same row; two writes can therefore overlap. Optimistic locking is preferable to pessimistic locking here because contention is rare and holding a row lock for the duration of an editing session would be far more disruptive than occasionally asking a client to retry a save.</w:t>
+        <w:t xml:space="preserve">The master resume and the tailored resume both carry a version column mapped with @Version. The editing interface saves automatically while the user types, and a tailoring job reads the same row; two writes can therefore overlap. Optimistic locking is preferable to pessimistic locking here because contention is rare and holding a row lock for the duration of an editing session would be far more disruptive than occasionally asking a client to retry a save.</w:t>
       </w:r>
     </w:p>
     <w:p>

--- a/docs/ResumeForge_Applied_Software_Project_Report.docx
+++ b/docs/ResumeForge_Applied_Software_Project_Report.docx
@@ -1872,7 +1872,7 @@
                 <w:sz w:val="22"/>
                 <w:szCs w:val="22"/>
               </w:rPr>
-              <w:t xml:space="preserve">24</w:t>
+              <w:t xml:space="preserve">25</w:t>
             </w:r>
           </w:p>
         </w:tc>

--- a/docs/ResumeForge_Applied_Software_Project_Report.docx
+++ b/docs/ResumeForge_Applied_Software_Project_Report.docx
@@ -466,7 +466,7 @@
           <w:sz w:val="24"/>
           <w:szCs w:val="24"/>
         </w:rPr>
-        <w:t xml:space="preserve">I confirm that this project report, submitted to fulfill the requirements for the Master of Science in Computer Science degree, completed by me from ……………………… to ………………………, is the result of my own individual endeavor. The Project has been made on my own under the guidance of my supervisor with proper acknowledgement and without plagiarism. Any contributions from external sources or individuals, including the use of AI tools, are appropriately acknowledged through citation. By making this declaration, I acknowledge that any violation of this statement constitutes academic misconduct. I understand that such misconduct may lead to expulsion from the program and/or disqualification from receiving the degree.</w:t>
+        <w:t xml:space="preserve">I confirm that this project report, submitted to fulfill the requirements for the Master of Science in Computer Science degree, completed by me is the result of my own individual endeavor. The Project has been made on my own under the guidance of my supervisor with proper acknowledgement and without plagiarism. Any contributions from external sources or individuals, including the use of AI tools, are appropriately acknowledged through citation. By making this declaration, I acknowledge that any violation of this statement constitutes academic misconduct. I understand that such misconduct may lead to expulsion from the program and/or disqualification from receiving the degree.</w:t>
       </w:r>
     </w:p>
     <w:p>
@@ -596,7 +596,7 @@
           <w:sz w:val="24"/>
           <w:szCs w:val="24"/>
         </w:rPr>
-        <w:t xml:space="preserve">Signature of the Candidate: ……………………………                    Date: ……………………</w:t>
+        <w:t xml:space="preserve">Signature of the Candidate:                    Date: 10/08/2026</w:t>
       </w:r>
     </w:p>
     <w:p>
@@ -1133,23 +1133,6 @@
           <w:szCs w:val="28"/>
         </w:rPr>
         <w:t xml:space="preserve">List of Tables</w:t>
-      </w:r>
-    </w:p>
-    <w:p>
-      <w:pPr>
-        <w:spacing w:after="120" w:line="360"/>
-        <w:jc w:val="left"/>
-      </w:pPr>
-      <w:r>
-        <w:rPr>
-          <w:rFonts w:ascii="Times New Roman" w:cs="Times New Roman" w:eastAsia="Times New Roman" w:hAnsi="Times New Roman"/>
-          <w:i/>
-          <w:iCs/>
-          <w:color w:val="000000"/>
-          <w:sz w:val="24"/>
-          <w:szCs w:val="24"/>
-        </w:rPr>
-        <w:t xml:space="preserve">(To be written sequentially as they appear in the text)</w:t>
       </w:r>
     </w:p>
     <w:p>
@@ -2329,23 +2312,6 @@
           <w:szCs w:val="28"/>
         </w:rPr>
         <w:t xml:space="preserve">List of Figures</w:t>
-      </w:r>
-    </w:p>
-    <w:p>
-      <w:pPr>
-        <w:spacing w:after="120" w:line="360"/>
-        <w:jc w:val="left"/>
-      </w:pPr>
-      <w:r>
-        <w:rPr>
-          <w:rFonts w:ascii="Times New Roman" w:cs="Times New Roman" w:eastAsia="Times New Roman" w:hAnsi="Times New Roman"/>
-          <w:i/>
-          <w:iCs/>
-          <w:color w:val="000000"/>
-          <w:sz w:val="24"/>
-          <w:szCs w:val="24"/>
-        </w:rPr>
-        <w:t xml:space="preserve">(List of Images, Graphs, Charts sequentially as they appear in the text)</w:t>
       </w:r>
     </w:p>
     <w:p>

--- a/docs/ResumeForge_Applied_Software_Project_Report.docx
+++ b/docs/ResumeForge_Applied_Software_Project_Report.docx
@@ -3309,7 +3309,7 @@
           <w:sz w:val="24"/>
           <w:szCs w:val="24"/>
         </w:rPr>
-        <w:t xml:space="preserve">The results are a working system of fourteen REST endpoints with stateless JWT authentication and object-level authorisation enforced at the service layer, verified by an automated cross-tenant test suite. The project carries 133 automated tests with JaCoCo-measured coverage of 64.6% of lines on the API service and 53.1% across the two tested modules. A measured optimisation of the resume listing path reduced the query count from 31 to 1 and median latency from 3.487 ms to 1.126 ms.</w:t>
+        <w:t xml:space="preserve">The results are a working system of fourteen REST endpoints with stateless JWT authentication and object-level authorisation enforced at the service layer, verified by an automated cross-tenant test suite. The project carries 155 automated tests with JaCoCo-measured coverage of 84.0% of lines on the gateway, 64.6% on the API service and 55.0% across the three modules. A measured optimisation of the resume listing path reduced the query count from 31 to 1 and median latency from 3.487 ms to 1.126 ms.</w:t>
       </w:r>
     </w:p>
     <w:p>
@@ -16104,7 +16104,7 @@
           <w:sz w:val="24"/>
           <w:szCs w:val="24"/>
         </w:rPr>
-        <w:t xml:space="preserve">The suite comprises 133 tests, all passing, and is verified reproducibly. The committed tree is exported with git archive into a clean directory and built there, so the result reflects the repository rather than a developer machine.</w:t>
+        <w:t xml:space="preserve">The suite comprises 155 tests, all passing, and is verified reproducibly. The committed tree is exported with git archive into a clean directory and built there, so the result reflects the repository rather than a developer machine.</w:t>
       </w:r>
     </w:p>
     <w:p>
@@ -16258,6 +16258,264 @@
                 <w:sz w:val="22"/>
                 <w:szCs w:val="22"/>
               </w:rPr>
+              <w:t xml:space="preserve">JwtUtilTest (gateway)</w:t>
+            </w:r>
+          </w:p>
+        </w:tc>
+        <w:tc>
+          <w:tcPr>
+            <w:tcW w:type="dxa" w:w="830"/>
+            <w:tcMar>
+              <w:top w:type="dxa" w:w="70"/>
+              <w:left w:type="dxa" w:w="110"/>
+              <w:bottom w:type="dxa" w:w="70"/>
+              <w:right w:type="dxa" w:w="110"/>
+            </w:tcMar>
+          </w:tcPr>
+          <w:p>
+            <w:pPr>
+              <w:spacing w:after="0" w:line="240"/>
+              <w:jc w:val="left"/>
+            </w:pPr>
+            <w:r>
+              <w:rPr>
+                <w:rFonts w:ascii="Times New Roman" w:cs="Times New Roman" w:eastAsia="Times New Roman" w:hAnsi="Times New Roman"/>
+                <w:b w:val="false"/>
+                <w:bCs w:val="false"/>
+                <w:color w:val="000000"/>
+                <w:sz w:val="22"/>
+                <w:szCs w:val="22"/>
+              </w:rPr>
+              <w:t xml:space="preserve">9</w:t>
+            </w:r>
+          </w:p>
+        </w:tc>
+        <w:tc>
+          <w:tcPr>
+            <w:tcW w:type="dxa" w:w="5312"/>
+            <w:tcMar>
+              <w:top w:type="dxa" w:w="70"/>
+              <w:left w:type="dxa" w:w="110"/>
+              <w:bottom w:type="dxa" w:w="70"/>
+              <w:right w:type="dxa" w:w="110"/>
+            </w:tcMar>
+          </w:tcPr>
+          <w:p>
+            <w:pPr>
+              <w:spacing w:after="0" w:line="240"/>
+              <w:jc w:val="left"/>
+            </w:pPr>
+            <w:r>
+              <w:rPr>
+                <w:rFonts w:ascii="Times New Roman" w:cs="Times New Roman" w:eastAsia="Times New Roman" w:hAnsi="Times New Roman"/>
+                <w:b w:val="false"/>
+                <w:bCs w:val="false"/>
+                <w:color w:val="000000"/>
+                <w:sz w:val="22"/>
+                <w:szCs w:val="22"/>
+              </w:rPr>
+              <w:t xml:space="preserve">Token checking at the edge: a token signed with another secret, an expired token, an unsigned token and malformed input are each refused, and claims cannot be read from a forged token</w:t>
+            </w:r>
+          </w:p>
+        </w:tc>
+      </w:tr>
+      <w:tr>
+        <w:tc>
+          <w:tcPr>
+            <w:tcW w:type="dxa" w:w="2158"/>
+            <w:tcMar>
+              <w:top w:type="dxa" w:w="70"/>
+              <w:left w:type="dxa" w:w="110"/>
+              <w:bottom w:type="dxa" w:w="70"/>
+              <w:right w:type="dxa" w:w="110"/>
+            </w:tcMar>
+          </w:tcPr>
+          <w:p>
+            <w:pPr>
+              <w:spacing w:after="0" w:line="240"/>
+              <w:jc w:val="left"/>
+            </w:pPr>
+            <w:r>
+              <w:rPr>
+                <w:rFonts w:ascii="Times New Roman" w:cs="Times New Roman" w:eastAsia="Times New Roman" w:hAnsi="Times New Roman"/>
+                <w:b w:val="false"/>
+                <w:bCs w:val="false"/>
+                <w:color w:val="000000"/>
+                <w:sz w:val="22"/>
+                <w:szCs w:val="22"/>
+              </w:rPr>
+              <w:t xml:space="preserve">JwtGatewayConfigTest (gateway)</w:t>
+            </w:r>
+          </w:p>
+        </w:tc>
+        <w:tc>
+          <w:tcPr>
+            <w:tcW w:type="dxa" w:w="830"/>
+            <w:tcMar>
+              <w:top w:type="dxa" w:w="70"/>
+              <w:left w:type="dxa" w:w="110"/>
+              <w:bottom w:type="dxa" w:w="70"/>
+              <w:right w:type="dxa" w:w="110"/>
+            </w:tcMar>
+          </w:tcPr>
+          <w:p>
+            <w:pPr>
+              <w:spacing w:after="0" w:line="240"/>
+              <w:jc w:val="left"/>
+            </w:pPr>
+            <w:r>
+              <w:rPr>
+                <w:rFonts w:ascii="Times New Roman" w:cs="Times New Roman" w:eastAsia="Times New Roman" w:hAnsi="Times New Roman"/>
+                <w:b w:val="false"/>
+                <w:bCs w:val="false"/>
+                <w:color w:val="000000"/>
+                <w:sz w:val="22"/>
+                <w:szCs w:val="22"/>
+              </w:rPr>
+              <w:t xml:space="preserve">6</w:t>
+            </w:r>
+          </w:p>
+        </w:tc>
+        <w:tc>
+          <w:tcPr>
+            <w:tcW w:type="dxa" w:w="5312"/>
+            <w:tcMar>
+              <w:top w:type="dxa" w:w="70"/>
+              <w:left w:type="dxa" w:w="110"/>
+              <w:bottom w:type="dxa" w:w="70"/>
+              <w:right w:type="dxa" w:w="110"/>
+            </w:tcMar>
+          </w:tcPr>
+          <w:p>
+            <w:pPr>
+              <w:spacing w:after="0" w:line="240"/>
+              <w:jc w:val="left"/>
+            </w:pPr>
+            <w:r>
+              <w:rPr>
+                <w:rFonts w:ascii="Times New Roman" w:cs="Times New Roman" w:eastAsia="Times New Roman" w:hAnsi="Times New Roman"/>
+                <w:b w:val="false"/>
+                <w:bCs w:val="false"/>
+                <w:color w:val="000000"/>
+                <w:sz w:val="22"/>
+                <w:szCs w:val="22"/>
+              </w:rPr>
+              <w:t xml:space="preserve">Which paths are reachable without a token, including a test recording that prefix matching is broader than intended</w:t>
+            </w:r>
+          </w:p>
+        </w:tc>
+      </w:tr>
+      <w:tr>
+        <w:tc>
+          <w:tcPr>
+            <w:tcW w:type="dxa" w:w="2158"/>
+            <w:tcMar>
+              <w:top w:type="dxa" w:w="70"/>
+              <w:left w:type="dxa" w:w="110"/>
+              <w:bottom w:type="dxa" w:w="70"/>
+              <w:right w:type="dxa" w:w="110"/>
+            </w:tcMar>
+          </w:tcPr>
+          <w:p>
+            <w:pPr>
+              <w:spacing w:after="0" w:line="240"/>
+              <w:jc w:val="left"/>
+            </w:pPr>
+            <w:r>
+              <w:rPr>
+                <w:rFonts w:ascii="Times New Roman" w:cs="Times New Roman" w:eastAsia="Times New Roman" w:hAnsi="Times New Roman"/>
+                <w:b w:val="false"/>
+                <w:bCs w:val="false"/>
+                <w:color w:val="000000"/>
+                <w:sz w:val="22"/>
+                <w:szCs w:val="22"/>
+              </w:rPr>
+              <w:t xml:space="preserve">JwtAuthFilterTest (gateway)</w:t>
+            </w:r>
+          </w:p>
+        </w:tc>
+        <w:tc>
+          <w:tcPr>
+            <w:tcW w:type="dxa" w:w="830"/>
+            <w:tcMar>
+              <w:top w:type="dxa" w:w="70"/>
+              <w:left w:type="dxa" w:w="110"/>
+              <w:bottom w:type="dxa" w:w="70"/>
+              <w:right w:type="dxa" w:w="110"/>
+            </w:tcMar>
+          </w:tcPr>
+          <w:p>
+            <w:pPr>
+              <w:spacing w:after="0" w:line="240"/>
+              <w:jc w:val="left"/>
+            </w:pPr>
+            <w:r>
+              <w:rPr>
+                <w:rFonts w:ascii="Times New Roman" w:cs="Times New Roman" w:eastAsia="Times New Roman" w:hAnsi="Times New Roman"/>
+                <w:b w:val="false"/>
+                <w:bCs w:val="false"/>
+                <w:color w:val="000000"/>
+                <w:sz w:val="22"/>
+                <w:szCs w:val="22"/>
+              </w:rPr>
+              <w:t xml:space="preserve">7</w:t>
+            </w:r>
+          </w:p>
+        </w:tc>
+        <w:tc>
+          <w:tcPr>
+            <w:tcW w:type="dxa" w:w="5312"/>
+            <w:tcMar>
+              <w:top w:type="dxa" w:w="70"/>
+              <w:left w:type="dxa" w:w="110"/>
+              <w:bottom w:type="dxa" w:w="70"/>
+              <w:right w:type="dxa" w:w="110"/>
+            </w:tcMar>
+          </w:tcPr>
+          <w:p>
+            <w:pPr>
+              <w:spacing w:after="0" w:line="240"/>
+              <w:jc w:val="left"/>
+            </w:pPr>
+            <w:r>
+              <w:rPr>
+                <w:rFonts w:ascii="Times New Roman" w:cs="Times New Roman" w:eastAsia="Times New Roman" w:hAnsi="Times New Roman"/>
+                <w:b w:val="false"/>
+                <w:bCs w:val="false"/>
+                <w:color w:val="000000"/>
+                <w:sz w:val="22"/>
+                <w:szCs w:val="22"/>
+              </w:rPr>
+              <w:t xml:space="preserve">The filter refuses a request with no token, a wrong scheme, a forged token or an expired one, and attaches the caller identity header when the token is valid</w:t>
+            </w:r>
+          </w:p>
+        </w:tc>
+      </w:tr>
+      <w:tr>
+        <w:tc>
+          <w:tcPr>
+            <w:tcW w:type="dxa" w:w="2158"/>
+            <w:tcMar>
+              <w:top w:type="dxa" w:w="70"/>
+              <w:left w:type="dxa" w:w="110"/>
+              <w:bottom w:type="dxa" w:w="70"/>
+              <w:right w:type="dxa" w:w="110"/>
+            </w:tcMar>
+          </w:tcPr>
+          <w:p>
+            <w:pPr>
+              <w:spacing w:after="0" w:line="240"/>
+              <w:jc w:val="left"/>
+            </w:pPr>
+            <w:r>
+              <w:rPr>
+                <w:rFonts w:ascii="Times New Roman" w:cs="Times New Roman" w:eastAsia="Times New Roman" w:hAnsi="Times New Roman"/>
+                <w:b w:val="false"/>
+                <w:bCs w:val="false"/>
+                <w:color w:val="000000"/>
+                <w:sz w:val="22"/>
+                <w:szCs w:val="22"/>
+              </w:rPr>
               <w:t xml:space="preserve">ResumeServiceTest</w:t>
             </w:r>
           </w:p>
@@ -18892,7 +19150,7 @@
                 <w:sz w:val="22"/>
                 <w:szCs w:val="22"/>
               </w:rPr>
-              <w:t xml:space="preserve">Measured line coverage is 64.6% on the resume service and 28.6% on the worker, 53.1% across the two. The API gateway has no suite, and the worker tests cover its scoring, guardrail and idempotency logic but not the Kafka consumer itself.</w:t>
+              <w:t xml:space="preserve">Measured line coverage is 84.0% on the gateway, 64.6% on the resume service and 28.6% on the worker, 55.0% across the three. The worker tests cover its scoring, guardrail and idempotency logic but not the Kafka consumer itself.</w:t>
             </w:r>
           </w:p>
         </w:tc>

--- a/docs/ResumeForge_Applied_Software_Project_Report.docx
+++ b/docs/ResumeForge_Applied_Software_Project_Report.docx
@@ -11177,7 +11177,7 @@
           <w:sz w:val="24"/>
           <w:szCs w:val="24"/>
         </w:rPr>
-        <w:t xml:space="preserve">Tables, with primary keys and the columns that carry meaning. Seven tables carry the domain; migration V8 also creates a subscriptions table left over from a removed payment integration, which no entity maps and no code writes to, so a database built from the full migration chain holds eight tables rather than seven:</w:t>
+        <w:t xml:space="preserve">Tables, with primary keys and the columns that carry meaning. Seven tables carry the domain, and the migration chain creates three more that nothing uses. Migration V3 adds batch_requests and batch_items for a batch-processing feature that was never built, and migration V8 recreates a subscriptions table left over from a removed payment integration after migration V7 had dropped it. No entity maps any of the three and no code reads or writes them, so a database built from the full chain holds ten tables rather than the seven the application needs:</w:t>
       </w:r>
     </w:p>
     <w:p>
@@ -19093,6 +19093,64 @@
                 <w:szCs w:val="22"/>
               </w:rPr>
               <w:t xml:space="preserve">The worker writes to the resume service’s tables with native SQL, bypassing the optimistic lock. Remedied by routing writes through an owning service.</w:t>
+            </w:r>
+          </w:p>
+        </w:tc>
+      </w:tr>
+      <w:tr>
+        <w:tc>
+          <w:tcPr>
+            <w:tcW w:type="dxa" w:w="2490"/>
+            <w:tcMar>
+              <w:top w:type="dxa" w:w="70"/>
+              <w:left w:type="dxa" w:w="110"/>
+              <w:bottom w:type="dxa" w:w="70"/>
+              <w:right w:type="dxa" w:w="110"/>
+            </w:tcMar>
+          </w:tcPr>
+          <w:p>
+            <w:pPr>
+              <w:spacing w:after="0" w:line="240"/>
+              <w:jc w:val="left"/>
+            </w:pPr>
+            <w:r>
+              <w:rPr>
+                <w:rFonts w:ascii="Times New Roman" w:cs="Times New Roman" w:eastAsia="Times New Roman" w:hAnsi="Times New Roman"/>
+                <w:b w:val="false"/>
+                <w:bCs w:val="false"/>
+                <w:color w:val="000000"/>
+                <w:sz w:val="22"/>
+                <w:szCs w:val="22"/>
+              </w:rPr>
+              <w:t xml:space="preserve">Dead tables in the migration chain</w:t>
+            </w:r>
+          </w:p>
+        </w:tc>
+        <w:tc>
+          <w:tcPr>
+            <w:tcW w:type="dxa" w:w="5810"/>
+            <w:tcMar>
+              <w:top w:type="dxa" w:w="70"/>
+              <w:left w:type="dxa" w:w="110"/>
+              <w:bottom w:type="dxa" w:w="70"/>
+              <w:right w:type="dxa" w:w="110"/>
+            </w:tcMar>
+          </w:tcPr>
+          <w:p>
+            <w:pPr>
+              <w:spacing w:after="0" w:line="240"/>
+              <w:jc w:val="left"/>
+            </w:pPr>
+            <w:r>
+              <w:rPr>
+                <w:rFonts w:ascii="Times New Roman" w:cs="Times New Roman" w:eastAsia="Times New Roman" w:hAnsi="Times New Roman"/>
+                <w:b w:val="false"/>
+                <w:bCs w:val="false"/>
+                <w:color w:val="000000"/>
+                <w:sz w:val="22"/>
+                <w:szCs w:val="22"/>
+              </w:rPr>
+              <w:t xml:space="preserve">A database built from V1 to V8 holds three tables no entity maps and no code touches: batch_requests and batch_items from an abandoned batch feature, and subscriptions from a removed payment integration. They are harmless because ddl-auto is set to validate rather than update, but they should be removed by a further migration so the schema describes only what the system uses.</w:t>
             </w:r>
           </w:p>
         </w:tc>
